--- a/templates/Packing_List.docx
+++ b/templates/Packing_List.docx
@@ -1,46 +1,46 @@
 
 <file path=word/document.xml><?xml version="1.0" encoding="utf-8"?>
-<w:document xmlns:mc="http://schemas.openxmlformats.org/markup-compatibility/2006" xmlns:ve="http://schemas.openxmlformats.org/markup-compatibility/2006" xmlns:o="urn:schemas-microsoft-com:office:office" xmlns:r="http://schemas.openxmlformats.org/officeDocument/2006/relationships" xmlns:m="http://schemas.openxmlformats.org/officeDocument/2006/math" xmlns:v="urn:schemas-microsoft-com:vml" xmlns:wp="http://schemas.openxmlformats.org/drawingml/2006/wordprocessingDrawing" xmlns:w10="urn:schemas-microsoft-com:office:word" xmlns:w="http://schemas.openxmlformats.org/wordprocessingml/2006/main" xmlns:wne="http://schemas.microsoft.com/office/word/2006/wordml" xmlns:a="http://schemas.openxmlformats.org/drawingml/2006/main" xmlns:pic="http://schemas.openxmlformats.org/drawingml/2006/picture" xmlns:wpg="http://schemas.microsoft.com/office/word/2010/wordprocessingGroup" xmlns:wps="http://schemas.microsoft.com/office/word/2010/wordprocessingShape" xmlns:w14="http://schemas.microsoft.com/office/word/2010/wordml" mc:Ignorable="w14" xml:space="preserve">
+<w:document xmlns:o="urn:schemas-microsoft-com:office:office" xmlns:r="http://schemas.openxmlformats.org/officeDocument/2006/relationships" xmlns:v="urn:schemas-microsoft-com:vml" xmlns:w="http://schemas.openxmlformats.org/wordprocessingml/2006/main" xmlns:w10="urn:schemas-microsoft-com:office:word" xmlns:wp="http://schemas.openxmlformats.org/drawingml/2006/wordprocessingDrawing" xmlns:wps="http://schemas.microsoft.com/office/word/2010/wordprocessingShape" xmlns:wpg="http://schemas.microsoft.com/office/word/2010/wordprocessingGroup" xmlns:mc="http://schemas.openxmlformats.org/markup-compatibility/2006" xmlns:wp14="http://schemas.microsoft.com/office/word/2010/wordprocessingDrawing" xmlns:w14="http://schemas.microsoft.com/office/word/2010/wordml" xmlns:w15="http://schemas.microsoft.com/office/word/2012/wordml" mc:Ignorable="w14 wp14 w15">
   <w:body>
     <w:p>
       <w:pPr>
-        <w:spacing w:line="240" w:lineRule="auto"/>
-        <w:ind w:left="5345" w:right="0" w:firstLine="0"/>
+        <w:pStyle w:val="Normal"/>
+        <w:spacing w:lineRule="auto" w:line="240"/>
+        <w:ind w:hanging="0" w:left="5345" w:right="0"/>
         <w:rPr>
-          <w:rFonts w:ascii="Times New Roman"/>
+          <w:rFonts w:ascii="Times New Roman" w:hAnsi="Times New Roman"/>
           <w:sz w:val="20"/>
         </w:rPr>
       </w:pPr>
       <w:r>
-        <w:rPr>
-          <w:rFonts w:ascii="Times New Roman"/>
-          <w:sz w:val="20"/>
-        </w:rPr>
+        <w:rPr/>
         <w:drawing>
           <wp:inline distT="0" distB="0" distL="0" distR="0">
-            <wp:extent cx="2577202" cy="668654"/>
+            <wp:extent cx="2577465" cy="668655"/>
             <wp:effectExtent l="0" t="0" r="0" b="0"/>
-            <wp:docPr id="1" name="Image 1"/>
+            <wp:docPr id="1" name="Image 1" descr=""/>
             <wp:cNvGraphicFramePr>
-              <a:graphicFrameLocks/>
+              <a:graphicFrameLocks xmlns:a="http://schemas.openxmlformats.org/drawingml/2006/main" noChangeAspect="1"/>
             </wp:cNvGraphicFramePr>
-            <a:graphic>
+            <a:graphic xmlns:a="http://schemas.openxmlformats.org/drawingml/2006/main">
               <a:graphicData uri="http://schemas.openxmlformats.org/drawingml/2006/picture">
-                <pic:pic>
+                <pic:pic xmlns:pic="http://schemas.openxmlformats.org/drawingml/2006/picture">
                   <pic:nvPicPr>
-                    <pic:cNvPr id="1" name="Image 1"/>
-                    <pic:cNvPicPr/>
+                    <pic:cNvPr id="1" name="Image 1" descr=""/>
+                    <pic:cNvPicPr>
+                      <a:picLocks noChangeAspect="1" noChangeArrowheads="1"/>
+                    </pic:cNvPicPr>
                   </pic:nvPicPr>
                   <pic:blipFill>
-                    <a:blip r:embed="rId5" cstate="print"/>
+                    <a:blip r:embed="rId2"/>
                     <a:stretch>
                       <a:fillRect/>
                     </a:stretch>
                   </pic:blipFill>
-                  <pic:spPr>
+                  <pic:spPr bwMode="auto">
                     <a:xfrm>
                       <a:off x="0" y="0"/>
-                      <a:ext cx="2577202" cy="668654"/>
+                      <a:ext cx="2577465" cy="668655"/>
                     </a:xfrm>
                     <a:prstGeom prst="rect">
                       <a:avLst/>
@@ -52,16 +52,11 @@
           </wp:inline>
         </w:drawing>
       </w:r>
-      <w:r>
-        <w:rPr>
-          <w:rFonts w:ascii="Times New Roman"/>
-          <w:sz w:val="20"/>
-        </w:rPr>
-      </w:r>
     </w:p>
     <w:p>
       <w:pPr>
         <w:pStyle w:val="Heading1"/>
+        <w:rPr/>
       </w:pPr>
       <w:r>
         <w:rPr>
@@ -73,7 +68,7 @@
         <w:rPr>
           <w:spacing w:val="48"/>
         </w:rPr>
-        <w:t> </w:t>
+        <w:t xml:space="preserve"> </w:t>
       </w:r>
       <w:r>
         <w:rPr>
@@ -85,37 +80,29 @@
     </w:p>
     <w:tbl>
       <w:tblPr>
-        <w:tblW w:w="0" w:type="auto"/>
+        <w:tblW w:w="9349" w:type="dxa"/>
         <w:jc w:val="left"/>
         <w:tblInd w:w="357" w:type="dxa"/>
-        <w:tblBorders>
-          <w:top w:val="single" w:sz="4" w:space="0" w:color="000000"/>
-          <w:left w:val="single" w:sz="4" w:space="0" w:color="000000"/>
-          <w:bottom w:val="single" w:sz="4" w:space="0" w:color="000000"/>
-          <w:right w:val="single" w:sz="4" w:space="0" w:color="000000"/>
-          <w:insideH w:val="single" w:sz="4" w:space="0" w:color="000000"/>
-          <w:insideV w:val="single" w:sz="4" w:space="0" w:color="000000"/>
-        </w:tblBorders>
         <w:tblLayout w:type="fixed"/>
         <w:tblCellMar>
           <w:top w:w="0" w:type="dxa"/>
-          <w:left w:w="0" w:type="dxa"/>
+          <w:left w:w="5" w:type="dxa"/>
           <w:bottom w:w="0" w:type="dxa"/>
-          <w:right w:w="0" w:type="dxa"/>
+          <w:right w:w="5" w:type="dxa"/>
         </w:tblCellMar>
-        <w:tblLook w:val="01E0"/>
+        <w:tblLook w:val="01e0"/>
       </w:tblPr>
       <w:tblGrid>
-        <w:gridCol w:w="1068"/>
-        <w:gridCol w:w="1198"/>
-        <w:gridCol w:w="393"/>
-        <w:gridCol w:w="650"/>
-        <w:gridCol w:w="825"/>
-        <w:gridCol w:w="952"/>
-        <w:gridCol w:w="170"/>
-        <w:gridCol w:w="751"/>
-        <w:gridCol w:w="1112"/>
-        <w:gridCol w:w="1300"/>
+        <w:gridCol w:w="1263"/>
+        <w:gridCol w:w="1003"/>
+        <w:gridCol w:w="391"/>
+        <w:gridCol w:w="651"/>
+        <w:gridCol w:w="826"/>
+        <w:gridCol w:w="951"/>
+        <w:gridCol w:w="171"/>
+        <w:gridCol w:w="750"/>
+        <w:gridCol w:w="1114"/>
+        <w:gridCol w:w="1298"/>
         <w:gridCol w:w="930"/>
       </w:tblGrid>
       <w:tr>
@@ -124,51 +111,57 @@
         </w:trPr>
         <w:tc>
           <w:tcPr>
-            <w:tcW w:w="3309" w:type="dxa"/>
+            <w:tcW w:w="3308" w:type="dxa"/>
             <w:gridSpan w:val="4"/>
             <w:vMerge w:val="restart"/>
-          </w:tcPr>
-          <w:p>
-            <w:pPr>
-              <w:pStyle w:val="TableParagraph"/>
-              <w:spacing w:line="194" w:lineRule="exact"/>
-              <w:ind w:left="67"/>
-              <w:rPr>
-                <w:sz w:val="17"/>
-              </w:rPr>
-            </w:pPr>
-            <w:r>
-              <w:rPr>
-                <w:sz w:val="17"/>
-              </w:rPr>
-              <w:t xml:space="preserve">EXPORTER / MANUFACTURER</w:t>
-            </w:r>
-          </w:p>
-          <w:p>
-            <w:pPr>
-              <w:pStyle w:val="TableParagraph"/>
-              <w:spacing w:before="20"/>
-              <w:ind w:left="54"/>
-              <w:rPr>
-                <w:rFonts w:ascii="Arial"/>
-                <w:b/>
-                <w:sz w:val="17"/>
-              </w:rPr>
-            </w:pPr>
-            <w:r>
-              <w:rPr>
-                <w:rFonts w:ascii="Arial"/>
+            <w:tcBorders>
+              <w:top w:val="single" w:sz="4" w:space="0" w:color="000000"/>
+              <w:left w:val="single" w:sz="4" w:space="0" w:color="000000"/>
+              <w:bottom w:val="single" w:sz="4" w:space="0" w:color="000000"/>
+              <w:right w:val="single" w:sz="4" w:space="0" w:color="000000"/>
+            </w:tcBorders>
+          </w:tcPr>
+          <w:p>
+            <w:pPr>
+              <w:pStyle w:val="TableParagraph"/>
+              <w:spacing w:lineRule="exact" w:line="194"/>
+              <w:ind w:left="67" w:right="0"/>
+              <w:rPr>
+                <w:sz w:val="17"/>
+              </w:rPr>
+            </w:pPr>
+            <w:r>
+              <w:rPr>
+                <w:sz w:val="17"/>
+              </w:rPr>
+              <w:t>EXPORTER / MANUFACTURER</w:t>
+            </w:r>
+          </w:p>
+          <w:p>
+            <w:pPr>
+              <w:pStyle w:val="TableParagraph"/>
+              <w:spacing w:before="20" w:after="0"/>
+              <w:ind w:left="54" w:right="0"/>
+              <w:rPr>
+                <w:rFonts w:ascii="Arial" w:hAnsi="Arial"/>
+                <w:b/>
+                <w:sz w:val="17"/>
+              </w:rPr>
+            </w:pPr>
+            <w:r>
+              <w:rPr>
+                <w:rFonts w:ascii="Arial" w:hAnsi="Arial"/>
                 <w:b/>
                 <w:spacing w:val="-2"/>
                 <w:sz w:val="17"/>
               </w:rPr>
-              <w:t xml:space="preserve">{{ exporter.company_name }}</w:t>
-            </w:r>
-          </w:p>
-          <w:p>
-            <w:pPr>
-              <w:pStyle w:val="TableParagraph"/>
-              <w:spacing w:line="283" w:lineRule="auto" w:before="33"/>
+              <w:t>{{ exporter.company_name }}</w:t>
+            </w:r>
+          </w:p>
+          <w:p>
+            <w:pPr>
+              <w:pStyle w:val="TableParagraph"/>
+              <w:spacing w:lineRule="auto" w:line="278" w:before="33" w:after="0"/>
               <w:ind w:left="54" w:right="825"/>
               <w:rPr>
                 <w:sz w:val="17"/>
@@ -178,14 +171,14 @@
               <w:rPr>
                 <w:sz w:val="17"/>
               </w:rPr>
-              <w:t xml:space="preserve">{{ exporter.address }}</w:t>
-            </w:r>
-          </w:p>
-          <w:p>
-            <w:pPr>
-              <w:pStyle w:val="TableParagraph"/>
-              <w:spacing w:line="175" w:lineRule="exact"/>
-              <w:ind w:left="62"/>
+              <w:t>{{ exporter.address }}</w:t>
+            </w:r>
+          </w:p>
+          <w:p>
+            <w:pPr>
+              <w:pStyle w:val="TableParagraph"/>
+              <w:spacing w:lineRule="exact" w:line="175"/>
+              <w:ind w:left="62" w:right="0"/>
               <w:rPr>
                 <w:sz w:val="17"/>
               </w:rPr>
@@ -195,14 +188,14 @@
                 <w:spacing w:val="-2"/>
                 <w:sz w:val="17"/>
               </w:rPr>
-              <w:t xml:space="preserve">INDIA</w:t>
-            </w:r>
-          </w:p>
-          <w:p>
-            <w:pPr>
-              <w:pStyle w:val="TableParagraph"/>
-              <w:spacing w:line="187" w:lineRule="exact" w:before="27"/>
-              <w:ind w:left="54"/>
+              <w:t>INDIA</w:t>
+            </w:r>
+          </w:p>
+          <w:p>
+            <w:pPr>
+              <w:pStyle w:val="TableParagraph"/>
+              <w:spacing w:lineRule="exact" w:line="187" w:before="27" w:after="0"/>
+              <w:ind w:left="54" w:right="0"/>
               <w:rPr>
                 <w:sz w:val="17"/>
               </w:rPr>
@@ -212,7 +205,7 @@
                 <w:spacing w:val="-2"/>
                 <w:sz w:val="17"/>
               </w:rPr>
-              <w:t xml:space="preserve">{{ exporter.phone }}</w:t>
+              <w:t>{{ exporter.phone }}</w:t>
             </w:r>
           </w:p>
         </w:tc>
@@ -220,36 +213,45 @@
           <w:tcPr>
             <w:tcW w:w="2698" w:type="dxa"/>
             <w:gridSpan w:val="4"/>
-          </w:tcPr>
-          <w:p>
-            <w:pPr>
-              <w:pStyle w:val="TableParagraph"/>
-              <w:spacing w:before="4"/>
-              <w:rPr>
-                <w:rFonts w:ascii="Times New Roman"/>
-                <w:sz w:val="17"/>
-              </w:rPr>
-            </w:pPr>
-            <w:r>
-              <w:t/>
-            </w:r>
-          </w:p>
-          <w:p>
-            <w:pPr>
-              <w:pStyle w:val="TableParagraph"/>
-              <w:spacing w:line="261" w:lineRule="auto" w:before="1"/>
-              <w:ind w:left="751" w:right="545" w:hanging="327"/>
-              <w:rPr>
-                <w:sz w:val="17"/>
-              </w:rPr>
-            </w:pPr>
-            <w:r>
-              <w:rPr>
-                <w:rFonts w:ascii="Arial"/>
-                <w:b/>
-                <w:sz w:val="17"/>
-              </w:rPr>
-              <w:t xml:space="preserve">INVOICE NO. &amp; DATE  {{ invoice_no }}  DT {{ invoice_date }}</w:t>
+            <w:tcBorders>
+              <w:top w:val="single" w:sz="4" w:space="0" w:color="000000"/>
+              <w:left w:val="single" w:sz="4" w:space="0" w:color="000000"/>
+              <w:bottom w:val="single" w:sz="4" w:space="0" w:color="000000"/>
+              <w:right w:val="single" w:sz="4" w:space="0" w:color="000000"/>
+            </w:tcBorders>
+          </w:tcPr>
+          <w:p>
+            <w:pPr>
+              <w:pStyle w:val="TableParagraph"/>
+              <w:spacing w:before="4" w:after="0"/>
+              <w:rPr>
+                <w:rFonts w:ascii="Times New Roman" w:hAnsi="Times New Roman"/>
+                <w:sz w:val="17"/>
+              </w:rPr>
+            </w:pPr>
+            <w:r>
+              <w:rPr>
+                <w:rFonts w:ascii="Times New Roman" w:hAnsi="Times New Roman"/>
+                <w:sz w:val="17"/>
+              </w:rPr>
+            </w:r>
+          </w:p>
+          <w:p>
+            <w:pPr>
+              <w:pStyle w:val="TableParagraph"/>
+              <w:spacing w:lineRule="auto" w:line="259" w:before="1" w:after="0"/>
+              <w:ind w:hanging="327" w:left="751" w:right="545"/>
+              <w:rPr>
+                <w:sz w:val="17"/>
+              </w:rPr>
+            </w:pPr>
+            <w:r>
+              <w:rPr>
+                <w:rFonts w:ascii="Arial" w:hAnsi="Arial"/>
+                <w:b/>
+                <w:sz w:val="17"/>
+              </w:rPr>
+              <w:t>INVOICE NO. &amp; DATE  {{ invoice_no }}  DT {{ invoice_date }}</w:t>
             </w:r>
           </w:p>
         </w:tc>
@@ -257,32 +259,38 @@
           <w:tcPr>
             <w:tcW w:w="3342" w:type="dxa"/>
             <w:gridSpan w:val="3"/>
-          </w:tcPr>
-          <w:p>
-            <w:pPr>
-              <w:pStyle w:val="TableParagraph"/>
-              <w:spacing w:before="54"/>
-              <w:ind w:left="55"/>
-              <w:rPr>
-                <w:rFonts w:ascii="Arial"/>
-                <w:b/>
-                <w:sz w:val="17"/>
-              </w:rPr>
-            </w:pPr>
-            <w:r>
-              <w:rPr>
-                <w:rFonts w:ascii="Arial"/>
+            <w:tcBorders>
+              <w:top w:val="single" w:sz="4" w:space="0" w:color="000000"/>
+              <w:left w:val="single" w:sz="4" w:space="0" w:color="000000"/>
+              <w:bottom w:val="single" w:sz="4" w:space="0" w:color="000000"/>
+              <w:right w:val="single" w:sz="4" w:space="0" w:color="000000"/>
+            </w:tcBorders>
+          </w:tcPr>
+          <w:p>
+            <w:pPr>
+              <w:pStyle w:val="TableParagraph"/>
+              <w:spacing w:before="54" w:after="0"/>
+              <w:ind w:left="55" w:right="0"/>
+              <w:rPr>
+                <w:rFonts w:ascii="Arial" w:hAnsi="Arial"/>
+                <w:b/>
+                <w:sz w:val="17"/>
+              </w:rPr>
+            </w:pPr>
+            <w:r>
+              <w:rPr>
+                <w:rFonts w:ascii="Arial" w:hAnsi="Arial"/>
                 <w:b/>
                 <w:spacing w:val="-2"/>
                 <w:sz w:val="17"/>
               </w:rPr>
-              <w:t xml:space="preserve">EXPORTER'S REF.</w:t>
-            </w:r>
-          </w:p>
-          <w:p>
-            <w:pPr>
-              <w:pStyle w:val="TableParagraph"/>
-              <w:spacing w:before="87"/>
+              <w:t>EXPORTER'S REF.</w:t>
+            </w:r>
+          </w:p>
+          <w:p>
+            <w:pPr>
+              <w:pStyle w:val="TableParagraph"/>
+              <w:spacing w:before="87" w:after="0"/>
               <w:ind w:left="62" w:right="1211"/>
               <w:rPr>
                 <w:sz w:val="17"/>
@@ -292,23 +300,23 @@
               <w:rPr>
                 <w:sz w:val="17"/>
               </w:rPr>
-              <w:t xml:space="preserve">IEC No: {{ exporter.iec }}  PAN No: {{ exporter.pan }}</w:t>
-            </w:r>
-          </w:p>
-          <w:p>
-            <w:pPr>
-              <w:pStyle w:val="TableParagraph"/>
-              <w:spacing w:before="82"/>
-              <w:ind w:left="62"/>
-              <w:rPr>
-                <w:sz w:val="17"/>
-              </w:rPr>
-            </w:pPr>
-            <w:r>
-              <w:rPr>
-                <w:sz w:val="17"/>
-              </w:rPr>
-              <w:t xml:space="preserve">GST No: {{ exporter.gstin }}</w:t>
+              <w:t>IEC No: {{ exporter.iec }}  PAN No: {{ exporter.pan }}</w:t>
+            </w:r>
+          </w:p>
+          <w:p>
+            <w:pPr>
+              <w:pStyle w:val="TableParagraph"/>
+              <w:spacing w:before="82" w:after="0"/>
+              <w:ind w:left="62" w:right="0"/>
+              <w:rPr>
+                <w:sz w:val="17"/>
+              </w:rPr>
+            </w:pPr>
+            <w:r>
+              <w:rPr>
+                <w:sz w:val="17"/>
+              </w:rPr>
+              <w:t>GST No: {{ exporter.gstin }}</w:t>
             </w:r>
           </w:p>
         </w:tc>
@@ -319,111 +327,132 @@
         </w:trPr>
         <w:tc>
           <w:tcPr>
-            <w:tcW w:w="3309" w:type="dxa"/>
+            <w:tcW w:w="3308" w:type="dxa"/>
             <w:gridSpan w:val="4"/>
-            <w:vMerge/>
-            <w:tcBorders>
-              <w:top w:val="nil"/>
-            </w:tcBorders>
-          </w:tcPr>
-          <w:p>
-            <w:pPr>
+            <w:vMerge w:val="continue"/>
+            <w:tcBorders>
+              <w:left w:val="single" w:sz="4" w:space="0" w:color="000000"/>
+              <w:bottom w:val="single" w:sz="4" w:space="0" w:color="000000"/>
+              <w:right w:val="single" w:sz="4" w:space="0" w:color="000000"/>
+            </w:tcBorders>
+          </w:tcPr>
+          <w:p>
+            <w:pPr>
+              <w:pStyle w:val="Normal"/>
               <w:rPr>
                 <w:sz w:val="2"/>
                 <w:szCs w:val="2"/>
               </w:rPr>
             </w:pPr>
-          </w:p>
-        </w:tc>
-        <w:tc>
-          <w:tcPr>
-            <w:tcW w:w="3810" w:type="dxa"/>
+            <w:r>
+              <w:rPr>
+                <w:sz w:val="2"/>
+                <w:szCs w:val="2"/>
+              </w:rPr>
+            </w:r>
+          </w:p>
+        </w:tc>
+        <w:tc>
+          <w:tcPr>
+            <w:tcW w:w="3812" w:type="dxa"/>
             <w:gridSpan w:val="5"/>
-          </w:tcPr>
-          <w:p>
-            <w:pPr>
-              <w:pStyle w:val="TableParagraph"/>
-              <w:spacing w:before="55"/>
-              <w:ind w:left="1053"/>
-              <w:rPr>
-                <w:rFonts w:ascii="Arial"/>
-                <w:b/>
-                <w:sz w:val="17"/>
-              </w:rPr>
-            </w:pPr>
-            <w:r>
-              <w:rPr>
-                <w:rFonts w:ascii="Arial"/>
-                <w:b/>
-                <w:sz w:val="17"/>
-              </w:rPr>
-              <w:t xml:space="preserve">BUYER'S ORDER NO:</w:t>
-            </w:r>
-          </w:p>
-          <w:p>
-            <w:pPr>
-              <w:pStyle w:val="TableParagraph"/>
-              <w:spacing w:before="55"/>
-              <w:ind w:left="1053"/>
-              <w:rPr>
-                <w:rFonts w:ascii="Arial"/>
-                <w:b/>
-                <w:sz w:val="17"/>
-              </w:rPr>
-            </w:pPr>
-            <w:r>
-              <w:rPr>
-                <w:rFonts w:ascii="Arial"/>
-                <w:b/>
-                <w:sz w:val="17"/>
-              </w:rPr>
-              <w:t xml:space="preserve">{{ buyers_order_no }}</w:t>
-            </w:r>
-          </w:p>
-        </w:tc>
-        <w:tc>
-          <w:tcPr>
-            <w:tcW w:w="2230" w:type="dxa"/>
+            <w:tcBorders>
+              <w:top w:val="single" w:sz="4" w:space="0" w:color="000000"/>
+              <w:left w:val="single" w:sz="4" w:space="0" w:color="000000"/>
+              <w:bottom w:val="single" w:sz="4" w:space="0" w:color="000000"/>
+              <w:right w:val="single" w:sz="4" w:space="0" w:color="000000"/>
+            </w:tcBorders>
+          </w:tcPr>
+          <w:p>
+            <w:pPr>
+              <w:pStyle w:val="TableParagraph"/>
+              <w:spacing w:before="55" w:after="0"/>
+              <w:ind w:left="1053" w:right="0"/>
+              <w:rPr>
+                <w:rFonts w:ascii="Arial" w:hAnsi="Arial"/>
+                <w:b/>
+                <w:sz w:val="17"/>
+              </w:rPr>
+            </w:pPr>
+            <w:r>
+              <w:rPr>
+                <w:rFonts w:ascii="Arial" w:hAnsi="Arial"/>
+                <w:b/>
+                <w:sz w:val="17"/>
+              </w:rPr>
+              <w:t>BUYER'S ORDER NO:</w:t>
+            </w:r>
+          </w:p>
+          <w:p>
+            <w:pPr>
+              <w:pStyle w:val="TableParagraph"/>
+              <w:spacing w:before="55" w:after="0"/>
+              <w:ind w:left="1053" w:right="0"/>
+              <w:rPr>
+                <w:rFonts w:ascii="Arial" w:hAnsi="Arial"/>
+                <w:b/>
+                <w:sz w:val="17"/>
+              </w:rPr>
+            </w:pPr>
+            <w:r>
+              <w:rPr>
+                <w:rFonts w:ascii="Arial" w:hAnsi="Arial"/>
+                <w:b/>
+                <w:sz w:val="17"/>
+              </w:rPr>
+              <w:t>{{ buyers_order_no }}</w:t>
+            </w:r>
+          </w:p>
+        </w:tc>
+        <w:tc>
+          <w:tcPr>
+            <w:tcW w:w="2228" w:type="dxa"/>
             <w:gridSpan w:val="2"/>
-          </w:tcPr>
-          <w:p>
-            <w:pPr>
-              <w:pStyle w:val="TableParagraph"/>
-              <w:spacing w:before="55"/>
-              <w:ind w:left="244"/>
-              <w:rPr>
-                <w:rFonts w:ascii="Arial"/>
-                <w:b/>
-                <w:sz w:val="17"/>
-              </w:rPr>
-            </w:pPr>
-            <w:r>
-              <w:rPr>
-                <w:rFonts w:ascii="Arial"/>
-                <w:b/>
-                <w:sz w:val="17"/>
-              </w:rPr>
-              <w:t xml:space="preserve">INSURANCE REF NO:</w:t>
-            </w:r>
-          </w:p>
-          <w:p>
-            <w:pPr>
-              <w:pStyle w:val="TableParagraph"/>
-              <w:spacing w:before="55"/>
-              <w:ind w:left="244"/>
-              <w:rPr>
-                <w:rFonts w:ascii="Arial"/>
-                <w:b/>
-                <w:sz w:val="17"/>
-              </w:rPr>
-            </w:pPr>
-            <w:r>
-              <w:rPr>
-                <w:rFonts w:ascii="Arial"/>
-                <w:b/>
-                <w:sz w:val="17"/>
-              </w:rPr>
-              <w:t xml:space="preserve">{{ insurance_ref_no }}</w:t>
+            <w:tcBorders>
+              <w:top w:val="single" w:sz="4" w:space="0" w:color="000000"/>
+              <w:left w:val="single" w:sz="4" w:space="0" w:color="000000"/>
+              <w:bottom w:val="single" w:sz="4" w:space="0" w:color="000000"/>
+              <w:right w:val="single" w:sz="4" w:space="0" w:color="000000"/>
+            </w:tcBorders>
+          </w:tcPr>
+          <w:p>
+            <w:pPr>
+              <w:pStyle w:val="TableParagraph"/>
+              <w:spacing w:before="55" w:after="0"/>
+              <w:ind w:left="244" w:right="0"/>
+              <w:rPr>
+                <w:rFonts w:ascii="Arial" w:hAnsi="Arial"/>
+                <w:b/>
+                <w:sz w:val="17"/>
+              </w:rPr>
+            </w:pPr>
+            <w:r>
+              <w:rPr>
+                <w:rFonts w:ascii="Arial" w:hAnsi="Arial"/>
+                <w:b/>
+                <w:sz w:val="17"/>
+              </w:rPr>
+              <w:t>INSURANCE REF NO:</w:t>
+            </w:r>
+          </w:p>
+          <w:p>
+            <w:pPr>
+              <w:pStyle w:val="TableParagraph"/>
+              <w:spacing w:before="55" w:after="0"/>
+              <w:ind w:left="244" w:right="0"/>
+              <w:rPr>
+                <w:rFonts w:ascii="Arial" w:hAnsi="Arial"/>
+                <w:b/>
+                <w:sz w:val="17"/>
+              </w:rPr>
+            </w:pPr>
+            <w:r>
+              <w:rPr>
+                <w:rFonts w:ascii="Arial" w:hAnsi="Arial"/>
+                <w:b/>
+                <w:sz w:val="17"/>
+              </w:rPr>
+              <w:t>{{ insurance_ref_no }}</w:t>
             </w:r>
           </w:p>
         </w:tc>
@@ -434,35 +463,41 @@
         </w:trPr>
         <w:tc>
           <w:tcPr>
-            <w:tcW w:w="9349" w:type="dxa"/>
+            <w:tcW w:w="9348" w:type="dxa"/>
             <w:gridSpan w:val="11"/>
-          </w:tcPr>
-          <w:p>
-            <w:pPr>
-              <w:pStyle w:val="TableParagraph"/>
-              <w:spacing w:before="39"/>
-              <w:ind w:left="50"/>
-              <w:rPr>
-                <w:rFonts w:ascii="Arial"/>
-                <w:b/>
-                <w:sz w:val="17"/>
-              </w:rPr>
-            </w:pPr>
-            <w:r>
-              <w:rPr>
-                <w:rFonts w:ascii="Arial"/>
+            <w:tcBorders>
+              <w:top w:val="single" w:sz="4" w:space="0" w:color="000000"/>
+              <w:left w:val="single" w:sz="4" w:space="0" w:color="000000"/>
+              <w:bottom w:val="single" w:sz="4" w:space="0" w:color="000000"/>
+              <w:right w:val="single" w:sz="4" w:space="0" w:color="000000"/>
+            </w:tcBorders>
+          </w:tcPr>
+          <w:p>
+            <w:pPr>
+              <w:pStyle w:val="TableParagraph"/>
+              <w:spacing w:before="39" w:after="0"/>
+              <w:ind w:left="50" w:right="0"/>
+              <w:rPr>
+                <w:rFonts w:ascii="Arial" w:hAnsi="Arial"/>
+                <w:b/>
+                <w:sz w:val="17"/>
+              </w:rPr>
+            </w:pPr>
+            <w:r>
+              <w:rPr>
+                <w:rFonts w:ascii="Arial" w:hAnsi="Arial"/>
                 <w:b/>
                 <w:spacing w:val="-2"/>
                 <w:sz w:val="17"/>
               </w:rPr>
-              <w:t xml:space="preserve">CONSIGNEE:</w:t>
-            </w:r>
-          </w:p>
-          <w:p>
-            <w:pPr>
-              <w:pStyle w:val="TableParagraph"/>
-              <w:spacing w:before="47"/>
-              <w:ind w:left="50"/>
+              <w:t>CONSIGNEE:</w:t>
+            </w:r>
+          </w:p>
+          <w:p>
+            <w:pPr>
+              <w:pStyle w:val="TableParagraph"/>
+              <w:spacing w:before="47" w:after="0"/>
+              <w:ind w:left="50" w:right="0"/>
               <w:rPr>
                 <w:sz w:val="18"/>
               </w:rPr>
@@ -472,14 +507,14 @@
                 <w:w w:val="105"/>
                 <w:sz w:val="18"/>
               </w:rPr>
-              <w:t xml:space="preserve">{{ buyer.name }}</w:t>
-            </w:r>
-          </w:p>
-          <w:p>
-            <w:pPr>
-              <w:pStyle w:val="TableParagraph"/>
-              <w:spacing w:line="189" w:lineRule="exact" w:before="50"/>
-              <w:ind w:left="50"/>
+              <w:t>{{ buyer.name }}</w:t>
+            </w:r>
+          </w:p>
+          <w:p>
+            <w:pPr>
+              <w:pStyle w:val="TableParagraph"/>
+              <w:spacing w:lineRule="exact" w:line="189" w:before="50" w:after="0"/>
+              <w:ind w:left="50" w:right="0"/>
               <w:rPr>
                 <w:sz w:val="18"/>
               </w:rPr>
@@ -488,7 +523,7 @@
               <w:rPr>
                 <w:sz w:val="18"/>
               </w:rPr>
-              <w:t xml:space="preserve">{{ buyer.address }}</w:t>
+              <w:t>{{ buyer.address }}</w:t>
             </w:r>
           </w:p>
         </w:tc>
@@ -499,24 +534,30 @@
         </w:trPr>
         <w:tc>
           <w:tcPr>
-            <w:tcW w:w="2659" w:type="dxa"/>
+            <w:tcW w:w="2657" w:type="dxa"/>
             <w:gridSpan w:val="3"/>
-          </w:tcPr>
-          <w:p>
-            <w:pPr>
-              <w:pStyle w:val="TableParagraph"/>
-              <w:spacing w:before="20"/>
+            <w:tcBorders>
+              <w:top w:val="single" w:sz="4" w:space="0" w:color="000000"/>
+              <w:left w:val="single" w:sz="4" w:space="0" w:color="000000"/>
+              <w:bottom w:val="single" w:sz="4" w:space="0" w:color="000000"/>
+              <w:right w:val="single" w:sz="4" w:space="0" w:color="000000"/>
+            </w:tcBorders>
+          </w:tcPr>
+          <w:p>
+            <w:pPr>
+              <w:pStyle w:val="TableParagraph"/>
+              <w:spacing w:before="20" w:after="0"/>
               <w:ind w:left="59" w:right="3"/>
               <w:jc w:val="center"/>
               <w:rPr>
-                <w:rFonts w:ascii="Arial"/>
-                <w:b/>
-                <w:sz w:val="17"/>
-              </w:rPr>
-            </w:pPr>
-            <w:r>
-              <w:rPr>
-                <w:rFonts w:ascii="Arial"/>
+                <w:rFonts w:ascii="Arial" w:hAnsi="Arial"/>
+                <w:b/>
+                <w:sz w:val="17"/>
+              </w:rPr>
+            </w:pPr>
+            <w:r>
+              <w:rPr>
+                <w:rFonts w:ascii="Arial" w:hAnsi="Arial"/>
                 <w:b/>
                 <w:spacing w:val="-2"/>
                 <w:sz w:val="17"/>
@@ -525,16 +566,16 @@
             </w:r>
             <w:r>
               <w:rPr>
-                <w:rFonts w:ascii="Arial"/>
+                <w:rFonts w:ascii="Arial" w:hAnsi="Arial"/>
                 <w:b/>
                 <w:spacing w:val="1"/>
                 <w:sz w:val="17"/>
               </w:rPr>
-              <w:t> </w:t>
-            </w:r>
-            <w:r>
-              <w:rPr>
-                <w:rFonts w:ascii="Arial"/>
+              <w:t xml:space="preserve"> </w:t>
+            </w:r>
+            <w:r>
+              <w:rPr>
+                <w:rFonts w:ascii="Arial" w:hAnsi="Arial"/>
                 <w:b/>
                 <w:spacing w:val="-5"/>
                 <w:sz w:val="17"/>
@@ -545,8 +586,8 @@
           <w:p>
             <w:pPr>
               <w:pStyle w:val="TableParagraph"/>
-              <w:spacing w:before="18"/>
-              <w:ind w:left="59"/>
+              <w:spacing w:before="18" w:after="0"/>
+              <w:ind w:left="59" w:right="0"/>
               <w:jc w:val="center"/>
               <w:rPr>
                 <w:sz w:val="17"/>
@@ -556,30 +597,36 @@
               <w:rPr>
                 <w:sz w:val="17"/>
               </w:rPr>
-              <w:t xml:space="preserve">{{ pre_carriage_by }}</w:t>
-            </w:r>
-          </w:p>
-        </w:tc>
-        <w:tc>
-          <w:tcPr>
-            <w:tcW w:w="2597" w:type="dxa"/>
+              <w:t>{{ pre_carriage_by }}</w:t>
+            </w:r>
+          </w:p>
+        </w:tc>
+        <w:tc>
+          <w:tcPr>
+            <w:tcW w:w="2599" w:type="dxa"/>
             <w:gridSpan w:val="4"/>
-          </w:tcPr>
-          <w:p>
-            <w:pPr>
-              <w:pStyle w:val="TableParagraph"/>
-              <w:spacing w:before="20"/>
-              <w:ind w:right="11"/>
+            <w:tcBorders>
+              <w:top w:val="single" w:sz="4" w:space="0" w:color="000000"/>
+              <w:left w:val="single" w:sz="4" w:space="0" w:color="000000"/>
+              <w:bottom w:val="single" w:sz="4" w:space="0" w:color="000000"/>
+              <w:right w:val="single" w:sz="4" w:space="0" w:color="000000"/>
+            </w:tcBorders>
+          </w:tcPr>
+          <w:p>
+            <w:pPr>
+              <w:pStyle w:val="TableParagraph"/>
+              <w:spacing w:before="20" w:after="0"/>
+              <w:ind w:left="0" w:right="11"/>
               <w:jc w:val="center"/>
               <w:rPr>
-                <w:rFonts w:ascii="Arial"/>
-                <w:b/>
-                <w:sz w:val="17"/>
-              </w:rPr>
-            </w:pPr>
-            <w:r>
-              <w:rPr>
-                <w:rFonts w:ascii="Arial"/>
+                <w:rFonts w:ascii="Arial" w:hAnsi="Arial"/>
+                <w:b/>
+                <w:sz w:val="17"/>
+              </w:rPr>
+            </w:pPr>
+            <w:r>
+              <w:rPr>
+                <w:rFonts w:ascii="Arial" w:hAnsi="Arial"/>
                 <w:b/>
                 <w:sz w:val="17"/>
               </w:rPr>
@@ -587,16 +634,16 @@
             </w:r>
             <w:r>
               <w:rPr>
-                <w:rFonts w:ascii="Arial"/>
+                <w:rFonts w:ascii="Arial" w:hAnsi="Arial"/>
                 <w:b/>
                 <w:spacing w:val="-5"/>
                 <w:sz w:val="17"/>
               </w:rPr>
-              <w:t> </w:t>
-            </w:r>
-            <w:r>
-              <w:rPr>
-                <w:rFonts w:ascii="Arial"/>
+              <w:t xml:space="preserve"> </w:t>
+            </w:r>
+            <w:r>
+              <w:rPr>
+                <w:rFonts w:ascii="Arial" w:hAnsi="Arial"/>
                 <w:b/>
                 <w:sz w:val="17"/>
               </w:rPr>
@@ -604,16 +651,16 @@
             </w:r>
             <w:r>
               <w:rPr>
-                <w:rFonts w:ascii="Arial"/>
+                <w:rFonts w:ascii="Arial" w:hAnsi="Arial"/>
                 <w:b/>
                 <w:spacing w:val="-5"/>
                 <w:sz w:val="17"/>
               </w:rPr>
-              <w:t> </w:t>
-            </w:r>
-            <w:r>
-              <w:rPr>
-                <w:rFonts w:ascii="Arial"/>
+              <w:t xml:space="preserve"> </w:t>
+            </w:r>
+            <w:r>
+              <w:rPr>
+                <w:rFonts w:ascii="Arial" w:hAnsi="Arial"/>
                 <w:b/>
                 <w:spacing w:val="-2"/>
                 <w:sz w:val="17"/>
@@ -624,7 +671,7 @@
           <w:p>
             <w:pPr>
               <w:pStyle w:val="TableParagraph"/>
-              <w:spacing w:before="37"/>
+              <w:spacing w:before="37" w:after="0"/>
               <w:ind w:left="3" w:right="11"/>
               <w:jc w:val="center"/>
               <w:rPr>
@@ -635,30 +682,36 @@
               <w:rPr>
                 <w:sz w:val="17"/>
               </w:rPr>
-              <w:t xml:space="preserve">{{ mode_of_transport }}</w:t>
-            </w:r>
-          </w:p>
-        </w:tc>
-        <w:tc>
-          <w:tcPr>
-            <w:tcW w:w="1863" w:type="dxa"/>
+              <w:t>{{ mode_of_transport }}</w:t>
+            </w:r>
+          </w:p>
+        </w:tc>
+        <w:tc>
+          <w:tcPr>
+            <w:tcW w:w="1864" w:type="dxa"/>
             <w:gridSpan w:val="2"/>
-          </w:tcPr>
-          <w:p>
-            <w:pPr>
-              <w:pStyle w:val="TableParagraph"/>
-              <w:spacing w:before="20"/>
-              <w:ind w:left="72"/>
+            <w:tcBorders>
+              <w:top w:val="single" w:sz="4" w:space="0" w:color="000000"/>
+              <w:left w:val="single" w:sz="4" w:space="0" w:color="000000"/>
+              <w:bottom w:val="single" w:sz="4" w:space="0" w:color="000000"/>
+              <w:right w:val="single" w:sz="4" w:space="0" w:color="000000"/>
+            </w:tcBorders>
+          </w:tcPr>
+          <w:p>
+            <w:pPr>
+              <w:pStyle w:val="TableParagraph"/>
+              <w:spacing w:before="20" w:after="0"/>
+              <w:ind w:left="72" w:right="0"/>
               <w:jc w:val="center"/>
               <w:rPr>
-                <w:rFonts w:ascii="Arial"/>
-                <w:b/>
-                <w:sz w:val="17"/>
-              </w:rPr>
-            </w:pPr>
-            <w:r>
-              <w:rPr>
-                <w:rFonts w:ascii="Arial"/>
+                <w:rFonts w:ascii="Arial" w:hAnsi="Arial"/>
+                <w:b/>
+                <w:sz w:val="17"/>
+              </w:rPr>
+            </w:pPr>
+            <w:r>
+              <w:rPr>
+                <w:rFonts w:ascii="Arial" w:hAnsi="Arial"/>
                 <w:b/>
                 <w:sz w:val="17"/>
               </w:rPr>
@@ -666,16 +719,16 @@
             </w:r>
             <w:r>
               <w:rPr>
-                <w:rFonts w:ascii="Arial"/>
+                <w:rFonts w:ascii="Arial" w:hAnsi="Arial"/>
                 <w:b/>
                 <w:spacing w:val="-9"/>
                 <w:sz w:val="17"/>
               </w:rPr>
-              <w:t> </w:t>
-            </w:r>
-            <w:r>
-              <w:rPr>
-                <w:rFonts w:ascii="Arial"/>
+              <w:t xml:space="preserve"> </w:t>
+            </w:r>
+            <w:r>
+              <w:rPr>
+                <w:rFonts w:ascii="Arial" w:hAnsi="Arial"/>
                 <w:b/>
                 <w:sz w:val="17"/>
               </w:rPr>
@@ -683,16 +736,16 @@
             </w:r>
             <w:r>
               <w:rPr>
-                <w:rFonts w:ascii="Arial"/>
+                <w:rFonts w:ascii="Arial" w:hAnsi="Arial"/>
                 <w:b/>
                 <w:spacing w:val="-4"/>
                 <w:sz w:val="17"/>
               </w:rPr>
-              <w:t> </w:t>
-            </w:r>
-            <w:r>
-              <w:rPr>
-                <w:rFonts w:ascii="Arial"/>
+              <w:t xml:space="preserve"> </w:t>
+            </w:r>
+            <w:r>
+              <w:rPr>
+                <w:rFonts w:ascii="Arial" w:hAnsi="Arial"/>
                 <w:b/>
                 <w:spacing w:val="-2"/>
                 <w:sz w:val="17"/>
@@ -703,8 +756,8 @@
           <w:p>
             <w:pPr>
               <w:pStyle w:val="TableParagraph"/>
-              <w:spacing w:before="35"/>
-              <w:ind w:left="75"/>
+              <w:spacing w:before="35" w:after="0"/>
+              <w:ind w:left="75" w:right="0"/>
               <w:jc w:val="center"/>
               <w:rPr>
                 <w:sz w:val="17"/>
@@ -715,30 +768,36 @@
                 <w:spacing w:val="-2"/>
                 <w:sz w:val="17"/>
               </w:rPr>
-              <w:t xml:space="preserve">{{ country_of_origin }}</w:t>
-            </w:r>
-          </w:p>
-        </w:tc>
-        <w:tc>
-          <w:tcPr>
-            <w:tcW w:w="2230" w:type="dxa"/>
+              <w:t>{{ country_of_origin }}</w:t>
+            </w:r>
+          </w:p>
+        </w:tc>
+        <w:tc>
+          <w:tcPr>
+            <w:tcW w:w="2228" w:type="dxa"/>
             <w:gridSpan w:val="2"/>
-          </w:tcPr>
-          <w:p>
-            <w:pPr>
-              <w:pStyle w:val="TableParagraph"/>
-              <w:spacing w:before="20"/>
+            <w:tcBorders>
+              <w:top w:val="single" w:sz="4" w:space="0" w:color="000000"/>
+              <w:left w:val="single" w:sz="4" w:space="0" w:color="000000"/>
+              <w:bottom w:val="single" w:sz="4" w:space="0" w:color="000000"/>
+              <w:right w:val="single" w:sz="4" w:space="0" w:color="000000"/>
+            </w:tcBorders>
+          </w:tcPr>
+          <w:p>
+            <w:pPr>
+              <w:pStyle w:val="TableParagraph"/>
+              <w:spacing w:before="20" w:after="0"/>
               <w:ind w:left="73" w:right="91"/>
               <w:jc w:val="center"/>
               <w:rPr>
-                <w:rFonts w:ascii="Arial"/>
-                <w:b/>
-                <w:sz w:val="17"/>
-              </w:rPr>
-            </w:pPr>
-            <w:r>
-              <w:rPr>
-                <w:rFonts w:ascii="Arial"/>
+                <w:rFonts w:ascii="Arial" w:hAnsi="Arial"/>
+                <w:b/>
+                <w:sz w:val="17"/>
+              </w:rPr>
+            </w:pPr>
+            <w:r>
+              <w:rPr>
+                <w:rFonts w:ascii="Arial" w:hAnsi="Arial"/>
                 <w:b/>
                 <w:sz w:val="17"/>
               </w:rPr>
@@ -746,16 +805,16 @@
             </w:r>
             <w:r>
               <w:rPr>
-                <w:rFonts w:ascii="Arial"/>
+                <w:rFonts w:ascii="Arial" w:hAnsi="Arial"/>
                 <w:b/>
                 <w:spacing w:val="-12"/>
                 <w:sz w:val="17"/>
               </w:rPr>
-              <w:t> </w:t>
-            </w:r>
-            <w:r>
-              <w:rPr>
-                <w:rFonts w:ascii="Arial"/>
+              <w:t xml:space="preserve"> </w:t>
+            </w:r>
+            <w:r>
+              <w:rPr>
+                <w:rFonts w:ascii="Arial" w:hAnsi="Arial"/>
                 <w:b/>
                 <w:sz w:val="17"/>
               </w:rPr>
@@ -763,24 +822,24 @@
             </w:r>
             <w:r>
               <w:rPr>
-                <w:rFonts w:ascii="Arial"/>
+                <w:rFonts w:ascii="Arial" w:hAnsi="Arial"/>
                 <w:b/>
                 <w:spacing w:val="-12"/>
                 <w:sz w:val="17"/>
               </w:rPr>
-              <w:t> </w:t>
-            </w:r>
-            <w:r>
-              <w:rPr>
-                <w:rFonts w:ascii="Arial"/>
-                <w:b/>
-                <w:sz w:val="17"/>
-              </w:rPr>
-              <w:t>FINAL </w:t>
-            </w:r>
-            <w:r>
-              <w:rPr>
-                <w:rFonts w:ascii="Arial"/>
+              <w:t xml:space="preserve"> </w:t>
+            </w:r>
+            <w:r>
+              <w:rPr>
+                <w:rFonts w:ascii="Arial" w:hAnsi="Arial"/>
+                <w:b/>
+                <w:sz w:val="17"/>
+              </w:rPr>
+              <w:t xml:space="preserve">FINAL </w:t>
+            </w:r>
+            <w:r>
+              <w:rPr>
+                <w:rFonts w:ascii="Arial" w:hAnsi="Arial"/>
                 <w:b/>
                 <w:spacing w:val="-2"/>
                 <w:sz w:val="17"/>
@@ -791,7 +850,7 @@
           <w:p>
             <w:pPr>
               <w:pStyle w:val="TableParagraph"/>
-              <w:spacing w:line="194" w:lineRule="exact" w:before="34"/>
+              <w:spacing w:lineRule="exact" w:line="194" w:before="34" w:after="0"/>
               <w:ind w:left="91" w:right="18"/>
               <w:jc w:val="center"/>
               <w:rPr>
@@ -803,7 +862,7 @@
                 <w:spacing w:val="-2"/>
                 <w:sz w:val="17"/>
               </w:rPr>
-              <w:t xml:space="preserve">{{ country_of_destination }}</w:t>
+              <w:t>{{ country_of_destination }}</w:t>
             </w:r>
           </w:p>
         </w:tc>
@@ -814,23 +873,29 @@
         </w:trPr>
         <w:tc>
           <w:tcPr>
-            <w:tcW w:w="2659" w:type="dxa"/>
+            <w:tcW w:w="2657" w:type="dxa"/>
             <w:gridSpan w:val="3"/>
-          </w:tcPr>
-          <w:p>
-            <w:pPr>
-              <w:pStyle w:val="TableParagraph"/>
-              <w:spacing w:before="42"/>
-              <w:ind w:left="350"/>
-              <w:rPr>
-                <w:rFonts w:ascii="Arial"/>
-                <w:b/>
-                <w:sz w:val="17"/>
-              </w:rPr>
-            </w:pPr>
-            <w:r>
-              <w:rPr>
-                <w:rFonts w:ascii="Arial"/>
+            <w:tcBorders>
+              <w:top w:val="single" w:sz="4" w:space="0" w:color="000000"/>
+              <w:left w:val="single" w:sz="4" w:space="0" w:color="000000"/>
+              <w:bottom w:val="single" w:sz="4" w:space="0" w:color="000000"/>
+              <w:right w:val="single" w:sz="4" w:space="0" w:color="000000"/>
+            </w:tcBorders>
+          </w:tcPr>
+          <w:p>
+            <w:pPr>
+              <w:pStyle w:val="TableParagraph"/>
+              <w:spacing w:before="42" w:after="0"/>
+              <w:ind w:left="350" w:right="0"/>
+              <w:rPr>
+                <w:rFonts w:ascii="Arial" w:hAnsi="Arial"/>
+                <w:b/>
+                <w:sz w:val="17"/>
+              </w:rPr>
+            </w:pPr>
+            <w:r>
+              <w:rPr>
+                <w:rFonts w:ascii="Arial" w:hAnsi="Arial"/>
                 <w:b/>
                 <w:spacing w:val="-2"/>
                 <w:sz w:val="17"/>
@@ -839,15 +904,15 @@
             </w:r>
             <w:r>
               <w:rPr>
-                <w:rFonts w:ascii="Arial"/>
-                <w:b/>
-                <w:sz w:val="17"/>
-              </w:rPr>
-              <w:t> </w:t>
-            </w:r>
-            <w:r>
-              <w:rPr>
-                <w:rFonts w:ascii="Arial"/>
+                <w:rFonts w:ascii="Arial" w:hAnsi="Arial"/>
+                <w:b/>
+                <w:sz w:val="17"/>
+              </w:rPr>
+              <w:t xml:space="preserve"> </w:t>
+            </w:r>
+            <w:r>
+              <w:rPr>
+                <w:rFonts w:ascii="Arial" w:hAnsi="Arial"/>
                 <w:b/>
                 <w:spacing w:val="-2"/>
                 <w:sz w:val="17"/>
@@ -858,24 +923,30 @@
         </w:tc>
         <w:tc>
           <w:tcPr>
-            <w:tcW w:w="2427" w:type="dxa"/>
+            <w:tcW w:w="2428" w:type="dxa"/>
             <w:gridSpan w:val="3"/>
-          </w:tcPr>
-          <w:p>
-            <w:pPr>
-              <w:pStyle w:val="TableParagraph"/>
-              <w:spacing w:before="42"/>
+            <w:tcBorders>
+              <w:top w:val="single" w:sz="4" w:space="0" w:color="000000"/>
+              <w:left w:val="single" w:sz="4" w:space="0" w:color="000000"/>
+              <w:bottom w:val="single" w:sz="4" w:space="0" w:color="000000"/>
+              <w:right w:val="single" w:sz="4" w:space="0" w:color="000000"/>
+            </w:tcBorders>
+          </w:tcPr>
+          <w:p>
+            <w:pPr>
+              <w:pStyle w:val="TableParagraph"/>
+              <w:spacing w:before="42" w:after="0"/>
               <w:ind w:left="9" w:right="9"/>
               <w:jc w:val="center"/>
               <w:rPr>
-                <w:rFonts w:ascii="Arial"/>
-                <w:b/>
-                <w:sz w:val="17"/>
-              </w:rPr>
-            </w:pPr>
-            <w:r>
-              <w:rPr>
-                <w:rFonts w:ascii="Arial"/>
+                <w:rFonts w:ascii="Arial" w:hAnsi="Arial"/>
+                <w:b/>
+                <w:sz w:val="17"/>
+              </w:rPr>
+            </w:pPr>
+            <w:r>
+              <w:rPr>
+                <w:rFonts w:ascii="Arial" w:hAnsi="Arial"/>
                 <w:b/>
                 <w:sz w:val="17"/>
               </w:rPr>
@@ -883,16 +954,16 @@
             </w:r>
             <w:r>
               <w:rPr>
-                <w:rFonts w:ascii="Arial"/>
+                <w:rFonts w:ascii="Arial" w:hAnsi="Arial"/>
                 <w:b/>
                 <w:spacing w:val="-6"/>
                 <w:sz w:val="17"/>
               </w:rPr>
-              <w:t> </w:t>
-            </w:r>
-            <w:r>
-              <w:rPr>
-                <w:rFonts w:ascii="Arial"/>
+              <w:t xml:space="preserve"> </w:t>
+            </w:r>
+            <w:r>
+              <w:rPr>
+                <w:rFonts w:ascii="Arial" w:hAnsi="Arial"/>
                 <w:b/>
                 <w:sz w:val="17"/>
               </w:rPr>
@@ -900,16 +971,16 @@
             </w:r>
             <w:r>
               <w:rPr>
-                <w:rFonts w:ascii="Arial"/>
+                <w:rFonts w:ascii="Arial" w:hAnsi="Arial"/>
                 <w:b/>
                 <w:spacing w:val="-6"/>
                 <w:sz w:val="17"/>
               </w:rPr>
-              <w:t> </w:t>
-            </w:r>
-            <w:r>
-              <w:rPr>
-                <w:rFonts w:ascii="Arial"/>
+              <w:t xml:space="preserve"> </w:t>
+            </w:r>
+            <w:r>
+              <w:rPr>
+                <w:rFonts w:ascii="Arial" w:hAnsi="Arial"/>
                 <w:b/>
                 <w:spacing w:val="-2"/>
                 <w:sz w:val="17"/>
@@ -920,8 +991,8 @@
           <w:p>
             <w:pPr>
               <w:pStyle w:val="TableParagraph"/>
-              <w:spacing w:line="181" w:lineRule="exact" w:before="56"/>
-              <w:ind w:right="9"/>
+              <w:spacing w:lineRule="exact" w:line="181" w:before="56" w:after="0"/>
+              <w:ind w:left="0" w:right="9"/>
               <w:jc w:val="center"/>
               <w:rPr>
                 <w:sz w:val="17"/>
@@ -932,7 +1003,7 @@
                 <w:spacing w:val="-2"/>
                 <w:sz w:val="17"/>
               </w:rPr>
-              <w:t xml:space="preserve">{{ port_of_loading }}</w:t>
+              <w:t>{{ port_of_loading }}</w:t>
             </w:r>
           </w:p>
         </w:tc>
@@ -941,22 +1012,28 @@
             <w:tcW w:w="4263" w:type="dxa"/>
             <w:gridSpan w:val="5"/>
             <w:vMerge w:val="restart"/>
-          </w:tcPr>
-          <w:p>
-            <w:pPr>
-              <w:pStyle w:val="TableParagraph"/>
-              <w:spacing w:line="194" w:lineRule="exact"/>
+            <w:tcBorders>
+              <w:top w:val="single" w:sz="4" w:space="0" w:color="000000"/>
+              <w:left w:val="single" w:sz="4" w:space="0" w:color="000000"/>
+              <w:bottom w:val="single" w:sz="4" w:space="0" w:color="000000"/>
+              <w:right w:val="single" w:sz="4" w:space="0" w:color="000000"/>
+            </w:tcBorders>
+          </w:tcPr>
+          <w:p>
+            <w:pPr>
+              <w:pStyle w:val="TableParagraph"/>
+              <w:spacing w:lineRule="exact" w:line="194"/>
               <w:ind w:left="3" w:right="7"/>
               <w:jc w:val="center"/>
               <w:rPr>
-                <w:rFonts w:ascii="Arial"/>
-                <w:b/>
-                <w:sz w:val="17"/>
-              </w:rPr>
-            </w:pPr>
-            <w:r>
-              <w:rPr>
-                <w:rFonts w:ascii="Arial"/>
+                <w:rFonts w:ascii="Arial" w:hAnsi="Arial"/>
+                <w:b/>
+                <w:sz w:val="17"/>
+              </w:rPr>
+            </w:pPr>
+            <w:r>
+              <w:rPr>
+                <w:rFonts w:ascii="Arial" w:hAnsi="Arial"/>
                 <w:b/>
                 <w:sz w:val="17"/>
               </w:rPr>
@@ -964,16 +1041,16 @@
             </w:r>
             <w:r>
               <w:rPr>
-                <w:rFonts w:ascii="Arial"/>
+                <w:rFonts w:ascii="Arial" w:hAnsi="Arial"/>
                 <w:b/>
                 <w:spacing w:val="-6"/>
                 <w:sz w:val="17"/>
               </w:rPr>
-              <w:t> </w:t>
-            </w:r>
-            <w:r>
-              <w:rPr>
-                <w:rFonts w:ascii="Arial"/>
+              <w:t xml:space="preserve"> </w:t>
+            </w:r>
+            <w:r>
+              <w:rPr>
+                <w:rFonts w:ascii="Arial" w:hAnsi="Arial"/>
                 <w:b/>
                 <w:sz w:val="17"/>
               </w:rPr>
@@ -981,16 +1058,16 @@
             </w:r>
             <w:r>
               <w:rPr>
-                <w:rFonts w:ascii="Arial"/>
+                <w:rFonts w:ascii="Arial" w:hAnsi="Arial"/>
                 <w:b/>
                 <w:spacing w:val="-4"/>
                 <w:sz w:val="17"/>
               </w:rPr>
-              <w:t> </w:t>
-            </w:r>
-            <w:r>
-              <w:rPr>
-                <w:rFonts w:ascii="Arial"/>
+              <w:t xml:space="preserve"> </w:t>
+            </w:r>
+            <w:r>
+              <w:rPr>
+                <w:rFonts w:ascii="Arial" w:hAnsi="Arial"/>
                 <w:b/>
                 <w:sz w:val="17"/>
               </w:rPr>
@@ -998,16 +1075,16 @@
             </w:r>
             <w:r>
               <w:rPr>
-                <w:rFonts w:ascii="Arial"/>
+                <w:rFonts w:ascii="Arial" w:hAnsi="Arial"/>
                 <w:b/>
                 <w:spacing w:val="-6"/>
                 <w:sz w:val="17"/>
               </w:rPr>
-              <w:t> </w:t>
-            </w:r>
-            <w:r>
-              <w:rPr>
-                <w:rFonts w:ascii="Arial"/>
+              <w:t xml:space="preserve"> </w:t>
+            </w:r>
+            <w:r>
+              <w:rPr>
+                <w:rFonts w:ascii="Arial" w:hAnsi="Arial"/>
                 <w:b/>
                 <w:sz w:val="17"/>
               </w:rPr>
@@ -1015,16 +1092,16 @@
             </w:r>
             <w:r>
               <w:rPr>
-                <w:rFonts w:ascii="Arial"/>
+                <w:rFonts w:ascii="Arial" w:hAnsi="Arial"/>
                 <w:b/>
                 <w:spacing w:val="-3"/>
                 <w:sz w:val="17"/>
               </w:rPr>
-              <w:t> </w:t>
-            </w:r>
-            <w:r>
-              <w:rPr>
-                <w:rFonts w:ascii="Arial"/>
+              <w:t xml:space="preserve"> </w:t>
+            </w:r>
+            <w:r>
+              <w:rPr>
+                <w:rFonts w:ascii="Arial" w:hAnsi="Arial"/>
                 <w:b/>
                 <w:spacing w:val="-2"/>
                 <w:sz w:val="17"/>
@@ -1035,8 +1112,8 @@
           <w:p>
             <w:pPr>
               <w:pStyle w:val="TableParagraph"/>
-              <w:spacing w:before="6"/>
-              <w:ind w:right="7"/>
+              <w:spacing w:before="6" w:after="0"/>
+              <w:ind w:left="0" w:right="7"/>
               <w:jc w:val="center"/>
               <w:rPr>
                 <w:sz w:val="18"/>
@@ -1046,7 +1123,7 @@
               <w:rPr>
                 <w:sz w:val="18"/>
               </w:rPr>
-              <w:t xml:space="preserve">{{ terms_of_payment }}</w:t>
+              <w:t>{{ terms_of_payment }}</w:t>
             </w:r>
           </w:p>
         </w:tc>
@@ -1057,23 +1134,29 @@
         </w:trPr>
         <w:tc>
           <w:tcPr>
-            <w:tcW w:w="2659" w:type="dxa"/>
+            <w:tcW w:w="2657" w:type="dxa"/>
             <w:gridSpan w:val="3"/>
-          </w:tcPr>
-          <w:p>
-            <w:pPr>
-              <w:pStyle w:val="TableParagraph"/>
-              <w:spacing w:before="19"/>
-              <w:ind w:left="462"/>
-              <w:rPr>
-                <w:rFonts w:ascii="Arial"/>
-                <w:b/>
-                <w:sz w:val="17"/>
-              </w:rPr>
-            </w:pPr>
-            <w:r>
-              <w:rPr>
-                <w:rFonts w:ascii="Arial"/>
+            <w:tcBorders>
+              <w:top w:val="single" w:sz="4" w:space="0" w:color="000000"/>
+              <w:left w:val="single" w:sz="4" w:space="0" w:color="000000"/>
+              <w:bottom w:val="single" w:sz="4" w:space="0" w:color="000000"/>
+              <w:right w:val="single" w:sz="4" w:space="0" w:color="000000"/>
+            </w:tcBorders>
+          </w:tcPr>
+          <w:p>
+            <w:pPr>
+              <w:pStyle w:val="TableParagraph"/>
+              <w:spacing w:before="19" w:after="0"/>
+              <w:ind w:left="462" w:right="0"/>
+              <w:rPr>
+                <w:rFonts w:ascii="Arial" w:hAnsi="Arial"/>
+                <w:b/>
+                <w:sz w:val="17"/>
+              </w:rPr>
+            </w:pPr>
+            <w:r>
+              <w:rPr>
+                <w:rFonts w:ascii="Arial" w:hAnsi="Arial"/>
                 <w:b/>
                 <w:sz w:val="17"/>
               </w:rPr>
@@ -1081,16 +1164,16 @@
             </w:r>
             <w:r>
               <w:rPr>
-                <w:rFonts w:ascii="Arial"/>
+                <w:rFonts w:ascii="Arial" w:hAnsi="Arial"/>
                 <w:b/>
                 <w:spacing w:val="-6"/>
                 <w:sz w:val="17"/>
               </w:rPr>
-              <w:t> </w:t>
-            </w:r>
-            <w:r>
-              <w:rPr>
-                <w:rFonts w:ascii="Arial"/>
+              <w:t xml:space="preserve"> </w:t>
+            </w:r>
+            <w:r>
+              <w:rPr>
+                <w:rFonts w:ascii="Arial" w:hAnsi="Arial"/>
                 <w:b/>
                 <w:sz w:val="17"/>
               </w:rPr>
@@ -1098,16 +1181,16 @@
             </w:r>
             <w:r>
               <w:rPr>
-                <w:rFonts w:ascii="Arial"/>
+                <w:rFonts w:ascii="Arial" w:hAnsi="Arial"/>
                 <w:b/>
                 <w:spacing w:val="-4"/>
                 <w:sz w:val="17"/>
               </w:rPr>
-              <w:t> </w:t>
-            </w:r>
-            <w:r>
-              <w:rPr>
-                <w:rFonts w:ascii="Arial"/>
+              <w:t xml:space="preserve"> </w:t>
+            </w:r>
+            <w:r>
+              <w:rPr>
+                <w:rFonts w:ascii="Arial" w:hAnsi="Arial"/>
                 <w:b/>
                 <w:spacing w:val="-2"/>
                 <w:sz w:val="17"/>
@@ -1118,8 +1201,8 @@
           <w:p>
             <w:pPr>
               <w:pStyle w:val="TableParagraph"/>
-              <w:spacing w:line="175" w:lineRule="exact" w:before="18"/>
-              <w:ind w:left="374"/>
+              <w:spacing w:lineRule="exact" w:line="175" w:before="18" w:after="0"/>
+              <w:ind w:left="374" w:right="0"/>
               <w:rPr>
                 <w:sz w:val="17"/>
               </w:rPr>
@@ -1129,29 +1212,35 @@
                 <w:spacing w:val="-2"/>
                 <w:sz w:val="17"/>
               </w:rPr>
-              <w:t xml:space="preserve">{{ port_of_discharge }}</w:t>
-            </w:r>
-          </w:p>
-        </w:tc>
-        <w:tc>
-          <w:tcPr>
-            <w:tcW w:w="2427" w:type="dxa"/>
+              <w:t>{{ port_of_discharge }}</w:t>
+            </w:r>
+          </w:p>
+        </w:tc>
+        <w:tc>
+          <w:tcPr>
+            <w:tcW w:w="2428" w:type="dxa"/>
             <w:gridSpan w:val="3"/>
-          </w:tcPr>
-          <w:p>
-            <w:pPr>
-              <w:pStyle w:val="TableParagraph"/>
-              <w:spacing w:before="19"/>
-              <w:ind w:left="415"/>
-              <w:rPr>
-                <w:rFonts w:ascii="Arial"/>
-                <w:b/>
-                <w:sz w:val="17"/>
-              </w:rPr>
-            </w:pPr>
-            <w:r>
-              <w:rPr>
-                <w:rFonts w:ascii="Arial"/>
+            <w:tcBorders>
+              <w:top w:val="single" w:sz="4" w:space="0" w:color="000000"/>
+              <w:left w:val="single" w:sz="4" w:space="0" w:color="000000"/>
+              <w:bottom w:val="single" w:sz="4" w:space="0" w:color="000000"/>
+              <w:right w:val="single" w:sz="4" w:space="0" w:color="000000"/>
+            </w:tcBorders>
+          </w:tcPr>
+          <w:p>
+            <w:pPr>
+              <w:pStyle w:val="TableParagraph"/>
+              <w:spacing w:before="19" w:after="0"/>
+              <w:ind w:left="415" w:right="0"/>
+              <w:rPr>
+                <w:rFonts w:ascii="Arial" w:hAnsi="Arial"/>
+                <w:b/>
+                <w:sz w:val="17"/>
+              </w:rPr>
+            </w:pPr>
+            <w:r>
+              <w:rPr>
+                <w:rFonts w:ascii="Arial" w:hAnsi="Arial"/>
                 <w:b/>
                 <w:sz w:val="17"/>
               </w:rPr>
@@ -1159,16 +1248,16 @@
             </w:r>
             <w:r>
               <w:rPr>
-                <w:rFonts w:ascii="Arial"/>
+                <w:rFonts w:ascii="Arial" w:hAnsi="Arial"/>
                 <w:b/>
                 <w:spacing w:val="-8"/>
                 <w:sz w:val="17"/>
               </w:rPr>
-              <w:t> </w:t>
-            </w:r>
-            <w:r>
-              <w:rPr>
-                <w:rFonts w:ascii="Arial"/>
+              <w:t xml:space="preserve"> </w:t>
+            </w:r>
+            <w:r>
+              <w:rPr>
+                <w:rFonts w:ascii="Arial" w:hAnsi="Arial"/>
                 <w:b/>
                 <w:spacing w:val="-2"/>
                 <w:sz w:val="17"/>
@@ -1179,8 +1268,8 @@
           <w:p>
             <w:pPr>
               <w:pStyle w:val="TableParagraph"/>
-              <w:spacing w:line="175" w:lineRule="exact" w:before="18"/>
-              <w:ind w:left="165"/>
+              <w:spacing w:lineRule="exact" w:line="175" w:before="18" w:after="0"/>
+              <w:ind w:left="165" w:right="0"/>
               <w:rPr>
                 <w:sz w:val="17"/>
               </w:rPr>
@@ -1190,7 +1279,7 @@
                 <w:spacing w:val="-2"/>
                 <w:sz w:val="17"/>
               </w:rPr>
-              <w:t xml:space="preserve">{{ final_destination }}</w:t>
+              <w:t>{{ final_destination }}</w:t>
             </w:r>
           </w:p>
         </w:tc>
@@ -1198,18 +1287,27 @@
           <w:tcPr>
             <w:tcW w:w="4263" w:type="dxa"/>
             <w:gridSpan w:val="5"/>
-            <w:vMerge/>
-            <w:tcBorders>
-              <w:top w:val="nil"/>
-            </w:tcBorders>
-          </w:tcPr>
-          <w:p>
-            <w:pPr>
+            <w:vMerge w:val="continue"/>
+            <w:tcBorders>
+              <w:left w:val="single" w:sz="4" w:space="0" w:color="000000"/>
+              <w:bottom w:val="single" w:sz="4" w:space="0" w:color="000000"/>
+              <w:right w:val="single" w:sz="4" w:space="0" w:color="000000"/>
+            </w:tcBorders>
+          </w:tcPr>
+          <w:p>
+            <w:pPr>
+              <w:pStyle w:val="Normal"/>
               <w:rPr>
                 <w:sz w:val="2"/>
                 <w:szCs w:val="2"/>
               </w:rPr>
             </w:pPr>
+            <w:r>
+              <w:rPr>
+                <w:sz w:val="2"/>
+                <w:szCs w:val="2"/>
+              </w:rPr>
+            </w:r>
           </w:p>
         </w:tc>
       </w:tr>
@@ -1219,23 +1317,29 @@
         </w:trPr>
         <w:tc>
           <w:tcPr>
-            <w:tcW w:w="1068" w:type="dxa"/>
-          </w:tcPr>
-          <w:p>
-            <w:pPr>
-              <w:pStyle w:val="TableParagraph"/>
-              <w:spacing w:line="194" w:lineRule="exact" w:before="1"/>
+            <w:tcW w:w="1263" w:type="dxa"/>
+            <w:tcBorders>
+              <w:top w:val="single" w:sz="4" w:space="0" w:color="000000"/>
+              <w:left w:val="single" w:sz="4" w:space="0" w:color="000000"/>
+              <w:bottom w:val="single" w:sz="4" w:space="0" w:color="000000"/>
+              <w:right w:val="single" w:sz="4" w:space="0" w:color="000000"/>
+            </w:tcBorders>
+          </w:tcPr>
+          <w:p>
+            <w:pPr>
+              <w:pStyle w:val="TableParagraph"/>
+              <w:spacing w:lineRule="exact" w:line="194" w:before="1" w:after="0"/>
               <w:ind w:left="37" w:right="5"/>
               <w:jc w:val="center"/>
               <w:rPr>
-                <w:rFonts w:ascii="Arial"/>
-                <w:b/>
-                <w:sz w:val="17"/>
-              </w:rPr>
-            </w:pPr>
-            <w:r>
-              <w:rPr>
-                <w:rFonts w:ascii="Arial"/>
+                <w:rFonts w:ascii="Arial" w:hAnsi="Arial"/>
+                <w:b/>
+                <w:sz w:val="17"/>
+              </w:rPr>
+            </w:pPr>
+            <w:r>
+              <w:rPr>
+                <w:rFonts w:ascii="Arial" w:hAnsi="Arial"/>
                 <w:b/>
                 <w:sz w:val="17"/>
               </w:rPr>
@@ -1243,16 +1347,16 @@
             </w:r>
             <w:r>
               <w:rPr>
-                <w:rFonts w:ascii="Arial"/>
+                <w:rFonts w:ascii="Arial" w:hAnsi="Arial"/>
                 <w:b/>
                 <w:spacing w:val="-8"/>
                 <w:sz w:val="17"/>
               </w:rPr>
-              <w:t> </w:t>
-            </w:r>
-            <w:r>
-              <w:rPr>
-                <w:rFonts w:ascii="Arial"/>
+              <w:t xml:space="preserve"> </w:t>
+            </w:r>
+            <w:r>
+              <w:rPr>
+                <w:rFonts w:ascii="Arial" w:hAnsi="Arial"/>
                 <w:b/>
                 <w:spacing w:val="-10"/>
                 <w:sz w:val="17"/>
@@ -1263,18 +1367,18 @@
           <w:p>
             <w:pPr>
               <w:pStyle w:val="TableParagraph"/>
-              <w:spacing w:line="174" w:lineRule="exact"/>
-              <w:ind w:left="37"/>
+              <w:spacing w:lineRule="exact" w:line="174"/>
+              <w:ind w:left="37" w:right="0"/>
               <w:jc w:val="center"/>
               <w:rPr>
-                <w:rFonts w:ascii="Arial"/>
-                <w:b/>
-                <w:sz w:val="17"/>
-              </w:rPr>
-            </w:pPr>
-            <w:r>
-              <w:rPr>
-                <w:rFonts w:ascii="Arial"/>
+                <w:rFonts w:ascii="Arial" w:hAnsi="Arial"/>
+                <w:b/>
+                <w:sz w:val="17"/>
+              </w:rPr>
+            </w:pPr>
+            <w:r>
+              <w:rPr>
+                <w:rFonts w:ascii="Arial" w:hAnsi="Arial"/>
                 <w:b/>
                 <w:spacing w:val="-4"/>
                 <w:sz w:val="17"/>
@@ -1285,23 +1389,29 @@
         </w:tc>
         <w:tc>
           <w:tcPr>
-            <w:tcW w:w="1198" w:type="dxa"/>
-          </w:tcPr>
-          <w:p>
-            <w:pPr>
-              <w:pStyle w:val="TableParagraph"/>
-              <w:spacing w:before="142"/>
+            <w:tcW w:w="1003" w:type="dxa"/>
+            <w:tcBorders>
+              <w:top w:val="single" w:sz="4" w:space="0" w:color="000000"/>
+              <w:left w:val="single" w:sz="4" w:space="0" w:color="000000"/>
+              <w:bottom w:val="single" w:sz="4" w:space="0" w:color="000000"/>
+              <w:right w:val="single" w:sz="4" w:space="0" w:color="000000"/>
+            </w:tcBorders>
+          </w:tcPr>
+          <w:p>
+            <w:pPr>
+              <w:pStyle w:val="TableParagraph"/>
+              <w:spacing w:before="142" w:after="0"/>
               <w:ind w:left="10" w:right="7"/>
               <w:jc w:val="center"/>
               <w:rPr>
-                <w:rFonts w:ascii="Arial"/>
-                <w:b/>
-                <w:sz w:val="17"/>
-              </w:rPr>
-            </w:pPr>
-            <w:r>
-              <w:rPr>
-                <w:rFonts w:ascii="Arial"/>
+                <w:rFonts w:ascii="Arial" w:hAnsi="Arial"/>
+                <w:b/>
+                <w:sz w:val="17"/>
+              </w:rPr>
+            </w:pPr>
+            <w:r>
+              <w:rPr>
+                <w:rFonts w:ascii="Arial" w:hAnsi="Arial"/>
                 <w:b/>
                 <w:sz w:val="17"/>
               </w:rPr>
@@ -1309,16 +1419,16 @@
             </w:r>
             <w:r>
               <w:rPr>
-                <w:rFonts w:ascii="Arial"/>
+                <w:rFonts w:ascii="Arial" w:hAnsi="Arial"/>
                 <w:b/>
                 <w:spacing w:val="-5"/>
                 <w:sz w:val="17"/>
               </w:rPr>
-              <w:t> </w:t>
-            </w:r>
-            <w:r>
-              <w:rPr>
-                <w:rFonts w:ascii="Arial"/>
+              <w:t xml:space="preserve"> </w:t>
+            </w:r>
+            <w:r>
+              <w:rPr>
+                <w:rFonts w:ascii="Arial" w:hAnsi="Arial"/>
                 <w:b/>
                 <w:spacing w:val="-4"/>
                 <w:sz w:val="17"/>
@@ -1329,24 +1439,30 @@
         </w:tc>
         <w:tc>
           <w:tcPr>
-            <w:tcW w:w="6153" w:type="dxa"/>
+            <w:tcW w:w="6152" w:type="dxa"/>
             <w:gridSpan w:val="8"/>
-          </w:tcPr>
-          <w:p>
-            <w:pPr>
-              <w:pStyle w:val="TableParagraph"/>
-              <w:spacing w:before="142"/>
-              <w:ind w:left="19"/>
+            <w:tcBorders>
+              <w:top w:val="single" w:sz="4" w:space="0" w:color="000000"/>
+              <w:left w:val="single" w:sz="4" w:space="0" w:color="000000"/>
+              <w:bottom w:val="single" w:sz="4" w:space="0" w:color="000000"/>
+              <w:right w:val="single" w:sz="4" w:space="0" w:color="000000"/>
+            </w:tcBorders>
+          </w:tcPr>
+          <w:p>
+            <w:pPr>
+              <w:pStyle w:val="TableParagraph"/>
+              <w:spacing w:before="142" w:after="0"/>
+              <w:ind w:left="19" w:right="0"/>
               <w:jc w:val="center"/>
               <w:rPr>
-                <w:rFonts w:ascii="Arial"/>
-                <w:b/>
-                <w:sz w:val="17"/>
-              </w:rPr>
-            </w:pPr>
-            <w:r>
-              <w:rPr>
-                <w:rFonts w:ascii="Arial"/>
+                <w:rFonts w:ascii="Arial" w:hAnsi="Arial"/>
+                <w:b/>
+                <w:sz w:val="17"/>
+              </w:rPr>
+            </w:pPr>
+            <w:r>
+              <w:rPr>
+                <w:rFonts w:ascii="Arial" w:hAnsi="Arial"/>
                 <w:b/>
                 <w:sz w:val="17"/>
               </w:rPr>
@@ -1354,16 +1470,16 @@
             </w:r>
             <w:r>
               <w:rPr>
-                <w:rFonts w:ascii="Arial"/>
+                <w:rFonts w:ascii="Arial" w:hAnsi="Arial"/>
                 <w:b/>
                 <w:spacing w:val="-4"/>
                 <w:sz w:val="17"/>
               </w:rPr>
-              <w:t> </w:t>
-            </w:r>
-            <w:r>
-              <w:rPr>
-                <w:rFonts w:ascii="Arial"/>
+              <w:t xml:space="preserve"> </w:t>
+            </w:r>
+            <w:r>
+              <w:rPr>
+                <w:rFonts w:ascii="Arial" w:hAnsi="Arial"/>
                 <w:b/>
                 <w:sz w:val="17"/>
               </w:rPr>
@@ -1371,16 +1487,16 @@
             </w:r>
             <w:r>
               <w:rPr>
-                <w:rFonts w:ascii="Arial"/>
+                <w:rFonts w:ascii="Arial" w:hAnsi="Arial"/>
                 <w:b/>
                 <w:spacing w:val="-1"/>
                 <w:sz w:val="17"/>
               </w:rPr>
-              <w:t> </w:t>
-            </w:r>
-            <w:r>
-              <w:rPr>
-                <w:rFonts w:ascii="Arial"/>
+              <w:t xml:space="preserve"> </w:t>
+            </w:r>
+            <w:r>
+              <w:rPr>
+                <w:rFonts w:ascii="Arial" w:hAnsi="Arial"/>
                 <w:b/>
                 <w:sz w:val="17"/>
               </w:rPr>
@@ -1388,24 +1504,24 @@
             </w:r>
             <w:r>
               <w:rPr>
-                <w:rFonts w:ascii="Arial"/>
+                <w:rFonts w:ascii="Arial" w:hAnsi="Arial"/>
                 <w:b/>
                 <w:spacing w:val="-3"/>
                 <w:sz w:val="17"/>
               </w:rPr>
-              <w:t> </w:t>
-            </w:r>
-            <w:r>
-              <w:rPr>
-                <w:rFonts w:ascii="Arial"/>
-                <w:b/>
-                <w:sz w:val="17"/>
-              </w:rPr>
-              <w:t>of </w:t>
-            </w:r>
-            <w:r>
-              <w:rPr>
-                <w:rFonts w:ascii="Arial"/>
+              <w:t xml:space="preserve"> </w:t>
+            </w:r>
+            <w:r>
+              <w:rPr>
+                <w:rFonts w:ascii="Arial" w:hAnsi="Arial"/>
+                <w:b/>
+                <w:sz w:val="17"/>
+              </w:rPr>
+              <w:t xml:space="preserve">of </w:t>
+            </w:r>
+            <w:r>
+              <w:rPr>
+                <w:rFonts w:ascii="Arial" w:hAnsi="Arial"/>
                 <w:b/>
                 <w:spacing w:val="-2"/>
                 <w:sz w:val="17"/>
@@ -1417,22 +1533,28 @@
         <w:tc>
           <w:tcPr>
             <w:tcW w:w="930" w:type="dxa"/>
-          </w:tcPr>
-          <w:p>
-            <w:pPr>
-              <w:pStyle w:val="TableParagraph"/>
-              <w:spacing w:before="164"/>
-              <w:ind w:right="323"/>
+            <w:tcBorders>
+              <w:top w:val="single" w:sz="4" w:space="0" w:color="000000"/>
+              <w:left w:val="single" w:sz="4" w:space="0" w:color="000000"/>
+              <w:bottom w:val="single" w:sz="4" w:space="0" w:color="000000"/>
+              <w:right w:val="single" w:sz="4" w:space="0" w:color="000000"/>
+            </w:tcBorders>
+          </w:tcPr>
+          <w:p>
+            <w:pPr>
+              <w:pStyle w:val="TableParagraph"/>
+              <w:spacing w:before="164" w:after="0"/>
+              <w:ind w:left="0" w:right="323"/>
               <w:jc w:val="right"/>
               <w:rPr>
-                <w:rFonts w:ascii="Arial"/>
-                <w:b/>
-                <w:sz w:val="17"/>
-              </w:rPr>
-            </w:pPr>
-            <w:r>
-              <w:rPr>
-                <w:rFonts w:ascii="Arial"/>
+                <w:rFonts w:ascii="Arial" w:hAnsi="Arial"/>
+                <w:b/>
+                <w:sz w:val="17"/>
+              </w:rPr>
+            </w:pPr>
+            <w:r>
+              <w:rPr>
+                <w:rFonts w:ascii="Arial" w:hAnsi="Arial"/>
                 <w:b/>
                 <w:spacing w:val="-5"/>
                 <w:sz w:val="17"/>
@@ -1448,58 +1570,76 @@
         </w:trPr>
         <w:tc>
           <w:tcPr>
-            <w:tcW w:w="1068" w:type="dxa"/>
-          </w:tcPr>
-          <w:p>
-            <w:pPr>
-              <w:pStyle w:val="TableParagraph"/>
-              <w:spacing w:line="194" w:lineRule="exact"/>
-              <w:ind w:left="177"/>
-              <w:rPr>
-                <w:sz w:val="17"/>
-              </w:rPr>
-            </w:pPr>
-            <w:r>
-              <w:rPr>
-                <w:sz w:val="17"/>
-              </w:rPr>
-              <w:t xml:space="preserve">{% for p in packages %}{{ "%02d" % p.sr_start }} TO {{ "%02d" % p.sr_end }}
-{% endfor %}</w:t>
-            </w:r>
-          </w:p>
-          <w:p>
-            <w:pPr>
-              <w:pStyle w:val="TableParagraph"/>
-              <w:rPr>
-                <w:rFonts w:ascii="Times New Roman"/>
-                <w:sz w:val="17"/>
-              </w:rPr>
-            </w:pPr>
-            <w:r>
-              <w:t/>
-            </w:r>
-          </w:p>
-          <w:p>
-            <w:pPr>
-              <w:pStyle w:val="TableParagraph"/>
-              <w:rPr>
-                <w:rFonts w:ascii="Times New Roman"/>
-                <w:sz w:val="17"/>
-              </w:rPr>
-            </w:pPr>
-            <w:r>
-              <w:t xml:space="preserve">Container No: {{ container_no }}</w:t>
-            </w:r>
-          </w:p>
-        </w:tc>
-        <w:tc>
-          <w:tcPr>
-            <w:tcW w:w="1198" w:type="dxa"/>
-          </w:tcPr>
-          <w:p>
-            <w:pPr>
-              <w:pStyle w:val="TableParagraph"/>
-              <w:spacing w:line="194" w:lineRule="exact"/>
+            <w:tcW w:w="1263" w:type="dxa"/>
+            <w:tcBorders>
+              <w:top w:val="single" w:sz="4" w:space="0" w:color="000000"/>
+              <w:left w:val="single" w:sz="4" w:space="0" w:color="000000"/>
+              <w:bottom w:val="single" w:sz="4" w:space="0" w:color="000000"/>
+              <w:right w:val="single" w:sz="4" w:space="0" w:color="000000"/>
+            </w:tcBorders>
+          </w:tcPr>
+          <w:p>
+            <w:pPr>
+              <w:pStyle w:val="TableParagraph"/>
+              <w:spacing w:lineRule="exact" w:line="194"/>
+              <w:ind w:left="177" w:right="0"/>
+              <w:rPr>
+                <w:sz w:val="17"/>
+              </w:rPr>
+            </w:pPr>
+            <w:r>
+              <w:rPr>
+                <w:sz w:val="17"/>
+              </w:rPr>
+              <w:t>{% for p in packages %}{{ "%02d" % p.sr_start }} TO {{ "%02d" % p.sr_end }} {% endfor %}</w:t>
+            </w:r>
+          </w:p>
+          <w:p>
+            <w:pPr>
+              <w:pStyle w:val="TableParagraph"/>
+              <w:rPr>
+                <w:rFonts w:ascii="Times New Roman" w:hAnsi="Times New Roman"/>
+                <w:sz w:val="17"/>
+              </w:rPr>
+            </w:pPr>
+            <w:r>
+              <w:rPr>
+                <w:rFonts w:ascii="Times New Roman" w:hAnsi="Times New Roman"/>
+                <w:sz w:val="17"/>
+              </w:rPr>
+            </w:r>
+          </w:p>
+          <w:p>
+            <w:pPr>
+              <w:pStyle w:val="TableParagraph"/>
+              <w:rPr>
+                <w:sz w:val="18"/>
+                <w:szCs w:val="18"/>
+              </w:rPr>
+            </w:pPr>
+            <w:r>
+              <w:rPr>
+                <w:sz w:val="18"/>
+                <w:szCs w:val="18"/>
+              </w:rPr>
+              <w:t>Container No: {{ container_no }}</w:t>
+            </w:r>
+          </w:p>
+        </w:tc>
+        <w:tc>
+          <w:tcPr>
+            <w:tcW w:w="1003" w:type="dxa"/>
+            <w:tcBorders>
+              <w:top w:val="single" w:sz="4" w:space="0" w:color="000000"/>
+              <w:left w:val="single" w:sz="4" w:space="0" w:color="000000"/>
+              <w:bottom w:val="single" w:sz="4" w:space="0" w:color="000000"/>
+              <w:right w:val="single" w:sz="4" w:space="0" w:color="000000"/>
+            </w:tcBorders>
+          </w:tcPr>
+          <w:p>
+            <w:pPr>
+              <w:pStyle w:val="TableParagraph"/>
+              <w:spacing w:lineRule="exact" w:line="194"/>
               <w:ind w:left="3" w:right="10"/>
               <w:jc w:val="center"/>
               <w:rPr>
@@ -1511,20 +1651,25 @@
                 <w:spacing w:val="-2"/>
                 <w:sz w:val="17"/>
               </w:rPr>
-              <w:t xml:space="preserve">{% for p in packages %}{{ p.hsn_code }}
-{% endfor %}</w:t>
-            </w:r>
-          </w:p>
-        </w:tc>
-        <w:tc>
-          <w:tcPr>
-            <w:tcW w:w="6153" w:type="dxa"/>
+              <w:t>{% for p in packages %}{{ p.hsn_code }} {% endfor %}</w:t>
+            </w:r>
+          </w:p>
+        </w:tc>
+        <w:tc>
+          <w:tcPr>
+            <w:tcW w:w="6152" w:type="dxa"/>
             <w:gridSpan w:val="8"/>
-          </w:tcPr>
-          <w:p>
-            <w:pPr>
-              <w:pStyle w:val="TableParagraph"/>
-              <w:spacing w:line="252" w:lineRule="auto" w:before="6"/>
+            <w:tcBorders>
+              <w:top w:val="single" w:sz="4" w:space="0" w:color="000000"/>
+              <w:left w:val="single" w:sz="4" w:space="0" w:color="000000"/>
+              <w:bottom w:val="single" w:sz="4" w:space="0" w:color="000000"/>
+              <w:right w:val="single" w:sz="4" w:space="0" w:color="000000"/>
+            </w:tcBorders>
+          </w:tcPr>
+          <w:p>
+            <w:pPr>
+              <w:pStyle w:val="TableParagraph"/>
+              <w:spacing w:lineRule="auto" w:line="252" w:before="6" w:after="0"/>
               <w:ind w:left="4" w:right="2561"/>
               <w:rPr>
                 <w:sz w:val="18"/>
@@ -1535,20 +1680,25 @@
                 <w:w w:val="105"/>
                 <w:sz w:val="18"/>
               </w:rPr>
-              <w:t xml:space="preserve">{% for p in packages %}{{ p.description }}
-{% endfor %}</w:t>
+              <w:t>{% for p in packages %}{{ p.description }} {% endfor %}</w:t>
             </w:r>
           </w:p>
         </w:tc>
         <w:tc>
           <w:tcPr>
             <w:tcW w:w="930" w:type="dxa"/>
-          </w:tcPr>
-          <w:p>
-            <w:pPr>
-              <w:pStyle w:val="TableParagraph"/>
-              <w:spacing w:line="194" w:lineRule="exact"/>
-              <w:ind w:right="353"/>
+            <w:tcBorders>
+              <w:top w:val="single" w:sz="4" w:space="0" w:color="000000"/>
+              <w:left w:val="single" w:sz="4" w:space="0" w:color="000000"/>
+              <w:bottom w:val="single" w:sz="4" w:space="0" w:color="000000"/>
+              <w:right w:val="single" w:sz="4" w:space="0" w:color="000000"/>
+            </w:tcBorders>
+          </w:tcPr>
+          <w:p>
+            <w:pPr>
+              <w:pStyle w:val="TableParagraph"/>
+              <w:spacing w:lineRule="exact" w:line="194"/>
+              <w:ind w:left="0" w:right="353"/>
               <w:jc w:val="right"/>
               <w:rPr>
                 <w:sz w:val="17"/>
@@ -1559,7 +1709,7 @@
                 <w:spacing w:val="-5"/>
                 <w:sz w:val="17"/>
               </w:rPr>
-              <w:t xml:space="preserve">{{ total_quantity }}</w:t>
+              <w:t>{{ total_quantity }}</w:t>
             </w:r>
           </w:p>
         </w:tc>
@@ -1570,14 +1720,20 @@
         </w:trPr>
         <w:tc>
           <w:tcPr>
-            <w:tcW w:w="9349" w:type="dxa"/>
+            <w:tcW w:w="9348" w:type="dxa"/>
             <w:gridSpan w:val="11"/>
-          </w:tcPr>
-          <w:p>
-            <w:pPr>
-              <w:pStyle w:val="TableParagraph"/>
-              <w:spacing w:before="27"/>
-              <w:ind w:left="152"/>
+            <w:tcBorders>
+              <w:top w:val="single" w:sz="4" w:space="0" w:color="000000"/>
+              <w:left w:val="single" w:sz="4" w:space="0" w:color="000000"/>
+              <w:bottom w:val="single" w:sz="4" w:space="0" w:color="000000"/>
+              <w:right w:val="single" w:sz="4" w:space="0" w:color="000000"/>
+            </w:tcBorders>
+          </w:tcPr>
+          <w:p>
+            <w:pPr>
+              <w:pStyle w:val="TableParagraph"/>
+              <w:spacing w:before="27" w:after="0"/>
+              <w:ind w:left="152" w:right="0"/>
               <w:rPr>
                 <w:sz w:val="17"/>
               </w:rPr>
@@ -1593,7 +1749,7 @@
                 <w:spacing w:val="-5"/>
                 <w:sz w:val="17"/>
               </w:rPr>
-              <w:t> </w:t>
+              <w:t xml:space="preserve"> </w:t>
             </w:r>
             <w:r>
               <w:rPr>
@@ -1606,7 +1762,7 @@
                 <w:spacing w:val="-7"/>
                 <w:sz w:val="17"/>
               </w:rPr>
-              <w:t> </w:t>
+              <w:t xml:space="preserve"> </w:t>
             </w:r>
             <w:r>
               <w:rPr>
@@ -1619,7 +1775,7 @@
                 <w:spacing w:val="-3"/>
                 <w:sz w:val="17"/>
               </w:rPr>
-              <w:t> </w:t>
+              <w:t xml:space="preserve"> </w:t>
             </w:r>
             <w:r>
               <w:rPr>
@@ -1632,7 +1788,7 @@
                 <w:spacing w:val="-8"/>
                 <w:sz w:val="17"/>
               </w:rPr>
-              <w:t> </w:t>
+              <w:t xml:space="preserve"> </w:t>
             </w:r>
             <w:r>
               <w:rPr>
@@ -1645,7 +1801,7 @@
                 <w:spacing w:val="-7"/>
                 <w:sz w:val="17"/>
               </w:rPr>
-              <w:t> </w:t>
+              <w:t xml:space="preserve"> </w:t>
             </w:r>
             <w:r>
               <w:rPr>
@@ -1658,7 +1814,7 @@
                 <w:spacing w:val="-5"/>
                 <w:sz w:val="17"/>
               </w:rPr>
-              <w:t> </w:t>
+              <w:t xml:space="preserve"> </w:t>
             </w:r>
             <w:r>
               <w:rPr>
@@ -1671,7 +1827,7 @@
                 <w:spacing w:val="-5"/>
                 <w:sz w:val="17"/>
               </w:rPr>
-              <w:t> </w:t>
+              <w:t xml:space="preserve"> </w:t>
             </w:r>
             <w:r>
               <w:rPr>
@@ -1689,38 +1845,56 @@
         </w:trPr>
         <w:tc>
           <w:tcPr>
-            <w:tcW w:w="2659" w:type="dxa"/>
+            <w:tcW w:w="2657" w:type="dxa"/>
             <w:gridSpan w:val="3"/>
-          </w:tcPr>
-          <w:p>
-            <w:pPr>
-              <w:pStyle w:val="TableParagraph"/>
-              <w:rPr>
-                <w:rFonts w:ascii="Times New Roman"/>
+            <w:tcBorders>
+              <w:top w:val="single" w:sz="4" w:space="0" w:color="000000"/>
+              <w:left w:val="single" w:sz="4" w:space="0" w:color="000000"/>
+              <w:bottom w:val="single" w:sz="4" w:space="0" w:color="000000"/>
+              <w:right w:val="single" w:sz="4" w:space="0" w:color="000000"/>
+            </w:tcBorders>
+          </w:tcPr>
+          <w:p>
+            <w:pPr>
+              <w:pStyle w:val="TableParagraph"/>
+              <w:rPr>
+                <w:rFonts w:ascii="Times New Roman" w:hAnsi="Times New Roman"/>
                 <w:sz w:val="18"/>
               </w:rPr>
             </w:pPr>
-          </w:p>
-        </w:tc>
-        <w:tc>
-          <w:tcPr>
-            <w:tcW w:w="1475" w:type="dxa"/>
+            <w:r>
+              <w:rPr>
+                <w:rFonts w:ascii="Times New Roman" w:hAnsi="Times New Roman"/>
+                <w:sz w:val="18"/>
+              </w:rPr>
+            </w:r>
+          </w:p>
+        </w:tc>
+        <w:tc>
+          <w:tcPr>
+            <w:tcW w:w="1477" w:type="dxa"/>
             <w:gridSpan w:val="2"/>
-          </w:tcPr>
-          <w:p>
-            <w:pPr>
-              <w:pStyle w:val="TableParagraph"/>
-              <w:spacing w:before="46"/>
-              <w:ind w:left="470"/>
-              <w:rPr>
-                <w:rFonts w:ascii="Arial"/>
-                <w:b/>
-                <w:sz w:val="17"/>
-              </w:rPr>
-            </w:pPr>
-            <w:r>
-              <w:rPr>
-                <w:rFonts w:ascii="Arial"/>
+            <w:tcBorders>
+              <w:top w:val="single" w:sz="4" w:space="0" w:color="000000"/>
+              <w:left w:val="single" w:sz="4" w:space="0" w:color="000000"/>
+              <w:bottom w:val="single" w:sz="4" w:space="0" w:color="000000"/>
+              <w:right w:val="single" w:sz="4" w:space="0" w:color="000000"/>
+            </w:tcBorders>
+          </w:tcPr>
+          <w:p>
+            <w:pPr>
+              <w:pStyle w:val="TableParagraph"/>
+              <w:spacing w:before="46" w:after="0"/>
+              <w:ind w:left="470" w:right="0"/>
+              <w:rPr>
+                <w:rFonts w:ascii="Arial" w:hAnsi="Arial"/>
+                <w:b/>
+                <w:sz w:val="17"/>
+              </w:rPr>
+            </w:pPr>
+            <w:r>
+              <w:rPr>
+                <w:rFonts w:ascii="Arial" w:hAnsi="Arial"/>
                 <w:b/>
                 <w:sz w:val="17"/>
               </w:rPr>
@@ -1728,16 +1902,16 @@
             </w:r>
             <w:r>
               <w:rPr>
-                <w:rFonts w:ascii="Arial"/>
+                <w:rFonts w:ascii="Arial" w:hAnsi="Arial"/>
                 <w:b/>
                 <w:spacing w:val="-2"/>
                 <w:sz w:val="17"/>
               </w:rPr>
-              <w:t> </w:t>
-            </w:r>
-            <w:r>
-              <w:rPr>
-                <w:rFonts w:ascii="Arial"/>
+              <w:t xml:space="preserve"> </w:t>
+            </w:r>
+            <w:r>
+              <w:rPr>
+                <w:rFonts w:ascii="Arial" w:hAnsi="Arial"/>
                 <w:b/>
                 <w:spacing w:val="-10"/>
                 <w:sz w:val="17"/>
@@ -1748,79 +1922,74 @@
         </w:tc>
         <w:tc>
           <w:tcPr>
-            <w:tcW w:w="5215" w:type="dxa"/>
+            <w:tcW w:w="5214" w:type="dxa"/>
             <w:gridSpan w:val="6"/>
             <w:vMerge w:val="restart"/>
             <w:tcBorders>
-              <w:bottom w:val="nil"/>
-            </w:tcBorders>
-          </w:tcPr>
-          <w:p>
-            <w:pPr>
-              <w:pStyle w:val="TableParagraph"/>
-              <w:spacing w:before="13"/>
-              <w:ind w:left="2004"/>
-              <w:rPr>
-                <w:rFonts w:ascii="Arial"/>
-                <w:b/>
-                <w:sz w:val="17"/>
-              </w:rPr>
-            </w:pPr>
-            <w:r>
-              <w:rPr>
-                <w:rFonts w:ascii="Arial"/>
-                <w:b/>
-                <w:sz w:val="17"/>
-              </w:rPr>
+              <w:top w:val="single" w:sz="4" w:space="0" w:color="000000"/>
+              <w:left w:val="single" w:sz="4" w:space="0" w:color="000000"/>
+              <w:right w:val="single" w:sz="4" w:space="0" w:color="000000"/>
+            </w:tcBorders>
+          </w:tcPr>
+          <w:p>
+            <w:pPr>
+              <w:pStyle w:val="TableParagraph"/>
+              <w:spacing w:before="13" w:after="0"/>
+              <w:ind w:left="2004" w:right="0"/>
+              <w:rPr>
+                <w:rFonts w:ascii="Arial" w:hAnsi="Arial"/>
+                <w:b/>
+                <w:sz w:val="17"/>
+              </w:rPr>
+            </w:pPr>
+            <w:r>
               <mc:AlternateContent>
-                <mc:Choice Requires="wps">
+                <mc:Choice Requires="wpg">
                   <w:drawing>
-                    <wp:anchor distT="0" distB="0" distL="0" distR="0" allowOverlap="1" layoutInCell="1" locked="0" behindDoc="1" simplePos="0" relativeHeight="487496704">
+                    <wp:anchor behindDoc="1" distT="0" distB="0" distL="0" distR="0" simplePos="0" locked="0" layoutInCell="1" allowOverlap="1" relativeHeight="3">
                       <wp:simplePos x="0" y="0"/>
                       <wp:positionH relativeFrom="column">
-                        <wp:posOffset>1270253</wp:posOffset>
+                        <wp:posOffset>1270000</wp:posOffset>
                       </wp:positionH>
                       <wp:positionV relativeFrom="paragraph">
-                        <wp:posOffset>133894</wp:posOffset>
+                        <wp:posOffset>133985</wp:posOffset>
                       </wp:positionV>
                       <wp:extent cx="1950720" cy="955675"/>
                       <wp:effectExtent l="0" t="0" r="0" b="0"/>
                       <wp:wrapNone/>
                       <wp:docPr id="2" name="Group 2"/>
-                      <wp:cNvGraphicFramePr>
-                        <a:graphicFrameLocks/>
-                      </wp:cNvGraphicFramePr>
-                      <a:graphic>
+                      <a:graphic xmlns:a="http://schemas.openxmlformats.org/drawingml/2006/main">
                         <a:graphicData uri="http://schemas.microsoft.com/office/word/2010/wordprocessingGroup">
                           <wpg:wgp>
-                            <wpg:cNvPr id="2" name="Group 2"/>
                             <wpg:cNvGrpSpPr/>
                             <wpg:grpSpPr>
                               <a:xfrm>
                                 <a:off x="0" y="0"/>
-                                <a:ext cx="1950720" cy="955675"/>
-                                <a:chExt cx="1950720" cy="955675"/>
+                                <a:ext cx="1950840" cy="955800"/>
+                                <a:chOff x="0" y="0"/>
+                                <a:chExt cx="1950840" cy="955800"/>
                               </a:xfrm>
                             </wpg:grpSpPr>
-                            <pic:pic>
+                            <pic:pic xmlns:pic="http://schemas.openxmlformats.org/drawingml/2006/picture">
                               <pic:nvPicPr>
-                                <pic:cNvPr id="3" name="Image 3"/>
+                                <pic:cNvPr id="3" name="Image 3" descr=""/>
                                 <pic:cNvPicPr/>
                               </pic:nvPicPr>
                               <pic:blipFill>
-                                <a:blip r:embed="rId6" cstate="print"/>
-                                <a:stretch>
-                                  <a:fillRect/>
-                                </a:stretch>
+                                <a:blip r:embed="rId3"/>
+                                <a:stretch/>
                               </pic:blipFill>
                               <pic:spPr>
                                 <a:xfrm>
                                   <a:off x="0" y="0"/>
-                                  <a:ext cx="1959578" cy="960119"/>
+                                  <a:ext cx="1950840" cy="955800"/>
                                 </a:xfrm>
                                 <a:prstGeom prst="rect">
                                   <a:avLst/>
                                 </a:prstGeom>
+                                <a:ln w="0">
+                                  <a:noFill/>
+                                </a:ln>
                               </pic:spPr>
                             </pic:pic>
                           </wpg:wgp>
@@ -1831,16 +2000,59 @@
                 </mc:Choice>
                 <mc:Fallback>
                   <w:pict>
-                    <v:group style="position:absolute;margin-left:100.019989pt;margin-top:10.542895pt;width:153.6pt;height:75.25pt;mso-position-horizontal-relative:column;mso-position-vertical-relative:paragraph;z-index:-15819776" id="docshapegroup1" coordorigin="2000,211" coordsize="3072,1505">
-                      <v:shape style="position:absolute;left:2000;top:210;width:3086;height:1512" type="#_x0000_t75" id="docshape2" stroked="false">
-                        <v:imagedata r:id="rId6" o:title=""/>
+                    <v:group id="shape_0" alt="Group 2" style="position:absolute;margin-left:100pt;margin-top:10.55pt;width:153.6pt;height:75.25pt" coordorigin="2000,211" coordsize="3072,1505">
+                      <v:shapetype id="_x0000_t75" coordsize="21600,21600" o:spt="75" o:preferrelative="t" path="m@4@5l@4@11@9@11@9@5xe" filled="f" stroked="f">
+                        <v:stroke joinstyle="miter"/>
+                        <v:formulas>
+                          <v:f eqn="if lineDrawn pixelLineWidth 0"/>
+                          <v:f eqn="sum @0 1 0"/>
+                          <v:f eqn="sum 0 0 @1"/>
+                          <v:f eqn="prod @2 1 2"/>
+                          <v:f eqn="prod @3 21600 pixelWidth"/>
+                          <v:f eqn="prod @3 21600 pixelHeight"/>
+                          <v:f eqn="sum @0 0 1"/>
+                          <v:f eqn="prod @6 1 2"/>
+                          <v:f eqn="prod @7 21600 pixelWidth"/>
+                          <v:f eqn="sum @8 21600 0"/>
+                          <v:f eqn="prod @7 21600 pixelHeight"/>
+                          <v:f eqn="sum @10 21600 0"/>
+                        </v:formulas>
+                        <v:path o:extrusionok="f" gradientshapeok="t" o:connecttype="rect"/>
+                        <o:lock v:ext="edit" aspectratio="t"/>
+                      </v:shapetype>
+                      <v:shape id="shape_0" ID="Image 3" stroked="f" o:allowincell="f" style="position:absolute;left:2000;top:211;width:3071;height:1504;mso-wrap-style:none;v-text-anchor:middle" type="_x0000_t75">
+                        <v:imagedata r:id="rId4" o:detectmouseclick="t"/>
+                        <v:stroke color="#3465a4" joinstyle="round" endcap="flat"/>
+                        <w10:wrap type="none"/>
                       </v:shape>
-                      <w10:wrap type="none"/>
                     </v:group>
                   </w:pict>
                 </mc:Fallback>
               </mc:AlternateContent>
-              <w:t xml:space="preserve">For {{ exporter.company_name }}</w:t>
+            </w:r>
+            <w:r>
+              <w:rPr>
+                <w:rFonts w:ascii="Arial" w:hAnsi="Arial"/>
+                <w:b/>
+                <w:sz w:val="17"/>
+              </w:rPr>
+              <w:t>F</w:t>
+            </w:r>
+            <w:r>
+              <w:rPr>
+                <w:rFonts w:ascii="Arial" w:hAnsi="Arial"/>
+                <w:b/>
+                <w:sz w:val="17"/>
+              </w:rPr>
+              <w:t>OR</w:t>
+            </w:r>
+            <w:r>
+              <w:rPr>
+                <w:rFonts w:ascii="Arial" w:hAnsi="Arial"/>
+                <w:b/>
+                <w:sz w:val="17"/>
+              </w:rPr>
+              <w:t xml:space="preserve"> {{ exporter.company_name }}</w:t>
             </w:r>
           </w:p>
         </w:tc>
@@ -1851,23 +2063,29 @@
         </w:trPr>
         <w:tc>
           <w:tcPr>
-            <w:tcW w:w="2659" w:type="dxa"/>
+            <w:tcW w:w="2657" w:type="dxa"/>
             <w:gridSpan w:val="3"/>
-          </w:tcPr>
-          <w:p>
-            <w:pPr>
-              <w:pStyle w:val="TableParagraph"/>
-              <w:spacing w:before="46"/>
-              <w:ind w:left="47"/>
-              <w:rPr>
-                <w:rFonts w:ascii="Arial"/>
-                <w:b/>
-                <w:sz w:val="17"/>
-              </w:rPr>
-            </w:pPr>
-            <w:r>
-              <w:rPr>
-                <w:rFonts w:ascii="Arial"/>
+            <w:tcBorders>
+              <w:top w:val="single" w:sz="4" w:space="0" w:color="000000"/>
+              <w:left w:val="single" w:sz="4" w:space="0" w:color="000000"/>
+              <w:bottom w:val="single" w:sz="4" w:space="0" w:color="000000"/>
+              <w:right w:val="single" w:sz="4" w:space="0" w:color="000000"/>
+            </w:tcBorders>
+          </w:tcPr>
+          <w:p>
+            <w:pPr>
+              <w:pStyle w:val="TableParagraph"/>
+              <w:spacing w:before="46" w:after="0"/>
+              <w:ind w:left="47" w:right="0"/>
+              <w:rPr>
+                <w:rFonts w:ascii="Arial" w:hAnsi="Arial"/>
+                <w:b/>
+                <w:sz w:val="17"/>
+              </w:rPr>
+            </w:pPr>
+            <w:r>
+              <w:rPr>
+                <w:rFonts w:ascii="Arial" w:hAnsi="Arial"/>
                 <w:b/>
                 <w:sz w:val="17"/>
               </w:rPr>
@@ -1875,16 +2093,16 @@
             </w:r>
             <w:r>
               <w:rPr>
-                <w:rFonts w:ascii="Arial"/>
+                <w:rFonts w:ascii="Arial" w:hAnsi="Arial"/>
                 <w:b/>
                 <w:spacing w:val="-6"/>
                 <w:sz w:val="17"/>
               </w:rPr>
-              <w:t> </w:t>
-            </w:r>
-            <w:r>
-              <w:rPr>
-                <w:rFonts w:ascii="Arial"/>
+              <w:t xml:space="preserve"> </w:t>
+            </w:r>
+            <w:r>
+              <w:rPr>
+                <w:rFonts w:ascii="Arial" w:hAnsi="Arial"/>
                 <w:b/>
                 <w:sz w:val="17"/>
               </w:rPr>
@@ -1892,16 +2110,16 @@
             </w:r>
             <w:r>
               <w:rPr>
-                <w:rFonts w:ascii="Arial"/>
+                <w:rFonts w:ascii="Arial" w:hAnsi="Arial"/>
                 <w:b/>
                 <w:spacing w:val="-3"/>
                 <w:sz w:val="17"/>
               </w:rPr>
-              <w:t> </w:t>
-            </w:r>
-            <w:r>
-              <w:rPr>
-                <w:rFonts w:ascii="Arial"/>
+              <w:t xml:space="preserve"> </w:t>
+            </w:r>
+            <w:r>
+              <w:rPr>
+                <w:rFonts w:ascii="Arial" w:hAnsi="Arial"/>
                 <w:b/>
                 <w:sz w:val="17"/>
               </w:rPr>
@@ -1909,16 +2127,16 @@
             </w:r>
             <w:r>
               <w:rPr>
-                <w:rFonts w:ascii="Arial"/>
+                <w:rFonts w:ascii="Arial" w:hAnsi="Arial"/>
                 <w:b/>
                 <w:spacing w:val="-3"/>
                 <w:sz w:val="17"/>
               </w:rPr>
-              <w:t> </w:t>
-            </w:r>
-            <w:r>
-              <w:rPr>
-                <w:rFonts w:ascii="Arial"/>
+              <w:t xml:space="preserve"> </w:t>
+            </w:r>
+            <w:r>
+              <w:rPr>
+                <w:rFonts w:ascii="Arial" w:hAnsi="Arial"/>
                 <w:b/>
                 <w:sz w:val="17"/>
               </w:rPr>
@@ -1926,16 +2144,16 @@
             </w:r>
             <w:r>
               <w:rPr>
-                <w:rFonts w:ascii="Arial"/>
+                <w:rFonts w:ascii="Arial" w:hAnsi="Arial"/>
                 <w:b/>
                 <w:spacing w:val="-6"/>
                 <w:sz w:val="17"/>
               </w:rPr>
-              <w:t> </w:t>
-            </w:r>
-            <w:r>
-              <w:rPr>
-                <w:rFonts w:ascii="Arial"/>
+              <w:t xml:space="preserve"> </w:t>
+            </w:r>
+            <w:r>
+              <w:rPr>
+                <w:rFonts w:ascii="Arial" w:hAnsi="Arial"/>
                 <w:b/>
                 <w:spacing w:val="-4"/>
                 <w:sz w:val="17"/>
@@ -1946,49 +2164,62 @@
         </w:tc>
         <w:tc>
           <w:tcPr>
-            <w:tcW w:w="1475" w:type="dxa"/>
+            <w:tcW w:w="1477" w:type="dxa"/>
             <w:gridSpan w:val="2"/>
-          </w:tcPr>
-          <w:p>
-            <w:pPr>
-              <w:pStyle w:val="TableParagraph"/>
-              <w:spacing w:before="46"/>
-              <w:ind w:left="1"/>
+            <w:tcBorders>
+              <w:top w:val="single" w:sz="4" w:space="0" w:color="000000"/>
+              <w:left w:val="single" w:sz="4" w:space="0" w:color="000000"/>
+              <w:bottom w:val="single" w:sz="4" w:space="0" w:color="000000"/>
+              <w:right w:val="single" w:sz="4" w:space="0" w:color="000000"/>
+            </w:tcBorders>
+          </w:tcPr>
+          <w:p>
+            <w:pPr>
+              <w:pStyle w:val="TableParagraph"/>
+              <w:spacing w:before="46" w:after="0"/>
+              <w:ind w:left="1" w:right="0"/>
               <w:jc w:val="center"/>
               <w:rPr>
-                <w:rFonts w:ascii="Arial"/>
-                <w:b/>
-                <w:sz w:val="17"/>
-              </w:rPr>
-            </w:pPr>
-            <w:r>
-              <w:rPr>
-                <w:rFonts w:ascii="Arial"/>
+                <w:rFonts w:ascii="Arial" w:hAnsi="Arial"/>
+                <w:b/>
+                <w:sz w:val="17"/>
+              </w:rPr>
+            </w:pPr>
+            <w:r>
+              <w:rPr>
+                <w:rFonts w:ascii="Arial" w:hAnsi="Arial"/>
                 <w:b/>
                 <w:spacing w:val="-4"/>
                 <w:sz w:val="17"/>
               </w:rPr>
-              <w:t xml:space="preserve">{{ total_net_weight }}</w:t>
-            </w:r>
-          </w:p>
-        </w:tc>
-        <w:tc>
-          <w:tcPr>
-            <w:tcW w:w="5215" w:type="dxa"/>
+              <w:t>{{ total_net_weight }}</w:t>
+            </w:r>
+          </w:p>
+        </w:tc>
+        <w:tc>
+          <w:tcPr>
+            <w:tcW w:w="5214" w:type="dxa"/>
             <w:gridSpan w:val="6"/>
-            <w:vMerge/>
-            <w:tcBorders>
-              <w:top w:val="nil"/>
-              <w:bottom w:val="nil"/>
-            </w:tcBorders>
-          </w:tcPr>
-          <w:p>
-            <w:pPr>
+            <w:vMerge w:val="continue"/>
+            <w:tcBorders>
+              <w:left w:val="single" w:sz="4" w:space="0" w:color="000000"/>
+              <w:right w:val="single" w:sz="4" w:space="0" w:color="000000"/>
+            </w:tcBorders>
+          </w:tcPr>
+          <w:p>
+            <w:pPr>
+              <w:pStyle w:val="Normal"/>
               <w:rPr>
                 <w:sz w:val="2"/>
                 <w:szCs w:val="2"/>
               </w:rPr>
             </w:pPr>
+            <w:r>
+              <w:rPr>
+                <w:sz w:val="2"/>
+                <w:szCs w:val="2"/>
+              </w:rPr>
+            </w:r>
           </w:p>
         </w:tc>
       </w:tr>
@@ -1998,23 +2229,29 @@
         </w:trPr>
         <w:tc>
           <w:tcPr>
-            <w:tcW w:w="2659" w:type="dxa"/>
+            <w:tcW w:w="2657" w:type="dxa"/>
             <w:gridSpan w:val="3"/>
-          </w:tcPr>
-          <w:p>
-            <w:pPr>
-              <w:pStyle w:val="TableParagraph"/>
-              <w:spacing w:before="48"/>
-              <w:ind w:left="47"/>
-              <w:rPr>
-                <w:rFonts w:ascii="Arial"/>
-                <w:b/>
-                <w:sz w:val="17"/>
-              </w:rPr>
-            </w:pPr>
-            <w:r>
-              <w:rPr>
-                <w:rFonts w:ascii="Arial"/>
+            <w:tcBorders>
+              <w:top w:val="single" w:sz="4" w:space="0" w:color="000000"/>
+              <w:left w:val="single" w:sz="4" w:space="0" w:color="000000"/>
+              <w:bottom w:val="single" w:sz="4" w:space="0" w:color="000000"/>
+              <w:right w:val="single" w:sz="4" w:space="0" w:color="000000"/>
+            </w:tcBorders>
+          </w:tcPr>
+          <w:p>
+            <w:pPr>
+              <w:pStyle w:val="TableParagraph"/>
+              <w:spacing w:before="48" w:after="0"/>
+              <w:ind w:left="47" w:right="0"/>
+              <w:rPr>
+                <w:rFonts w:ascii="Arial" w:hAnsi="Arial"/>
+                <w:b/>
+                <w:sz w:val="17"/>
+              </w:rPr>
+            </w:pPr>
+            <w:r>
+              <w:rPr>
+                <w:rFonts w:ascii="Arial" w:hAnsi="Arial"/>
                 <w:b/>
                 <w:sz w:val="17"/>
               </w:rPr>
@@ -2022,16 +2259,16 @@
             </w:r>
             <w:r>
               <w:rPr>
-                <w:rFonts w:ascii="Arial"/>
+                <w:rFonts w:ascii="Arial" w:hAnsi="Arial"/>
                 <w:b/>
                 <w:spacing w:val="-6"/>
                 <w:sz w:val="17"/>
               </w:rPr>
-              <w:t> </w:t>
-            </w:r>
-            <w:r>
-              <w:rPr>
-                <w:rFonts w:ascii="Arial"/>
+              <w:t xml:space="preserve"> </w:t>
+            </w:r>
+            <w:r>
+              <w:rPr>
+                <w:rFonts w:ascii="Arial" w:hAnsi="Arial"/>
                 <w:b/>
                 <w:sz w:val="17"/>
               </w:rPr>
@@ -2039,16 +2276,16 @@
             </w:r>
             <w:r>
               <w:rPr>
-                <w:rFonts w:ascii="Arial"/>
+                <w:rFonts w:ascii="Arial" w:hAnsi="Arial"/>
                 <w:b/>
                 <w:spacing w:val="-6"/>
                 <w:sz w:val="17"/>
               </w:rPr>
-              <w:t> </w:t>
-            </w:r>
-            <w:r>
-              <w:rPr>
-                <w:rFonts w:ascii="Arial"/>
+              <w:t xml:space="preserve"> </w:t>
+            </w:r>
+            <w:r>
+              <w:rPr>
+                <w:rFonts w:ascii="Arial" w:hAnsi="Arial"/>
                 <w:b/>
                 <w:sz w:val="17"/>
               </w:rPr>
@@ -2056,16 +2293,16 @@
             </w:r>
             <w:r>
               <w:rPr>
-                <w:rFonts w:ascii="Arial"/>
+                <w:rFonts w:ascii="Arial" w:hAnsi="Arial"/>
                 <w:b/>
                 <w:spacing w:val="-4"/>
                 <w:sz w:val="17"/>
               </w:rPr>
-              <w:t> </w:t>
-            </w:r>
-            <w:r>
-              <w:rPr>
-                <w:rFonts w:ascii="Arial"/>
+              <w:t xml:space="preserve"> </w:t>
+            </w:r>
+            <w:r>
+              <w:rPr>
+                <w:rFonts w:ascii="Arial" w:hAnsi="Arial"/>
                 <w:b/>
                 <w:sz w:val="17"/>
               </w:rPr>
@@ -2073,16 +2310,16 @@
             </w:r>
             <w:r>
               <w:rPr>
-                <w:rFonts w:ascii="Arial"/>
+                <w:rFonts w:ascii="Arial" w:hAnsi="Arial"/>
                 <w:b/>
                 <w:spacing w:val="-3"/>
                 <w:sz w:val="17"/>
               </w:rPr>
-              <w:t> </w:t>
-            </w:r>
-            <w:r>
-              <w:rPr>
-                <w:rFonts w:ascii="Arial"/>
+              <w:t xml:space="preserve"> </w:t>
+            </w:r>
+            <w:r>
+              <w:rPr>
+                <w:rFonts w:ascii="Arial" w:hAnsi="Arial"/>
                 <w:b/>
                 <w:spacing w:val="-4"/>
                 <w:sz w:val="17"/>
@@ -2093,49 +2330,62 @@
         </w:tc>
         <w:tc>
           <w:tcPr>
-            <w:tcW w:w="1475" w:type="dxa"/>
+            <w:tcW w:w="1477" w:type="dxa"/>
             <w:gridSpan w:val="2"/>
-          </w:tcPr>
-          <w:p>
-            <w:pPr>
-              <w:pStyle w:val="TableParagraph"/>
-              <w:spacing w:before="48"/>
+            <w:tcBorders>
+              <w:top w:val="single" w:sz="4" w:space="0" w:color="000000"/>
+              <w:left w:val="single" w:sz="4" w:space="0" w:color="000000"/>
+              <w:bottom w:val="single" w:sz="4" w:space="0" w:color="000000"/>
+              <w:right w:val="single" w:sz="4" w:space="0" w:color="000000"/>
+            </w:tcBorders>
+          </w:tcPr>
+          <w:p>
+            <w:pPr>
+              <w:pStyle w:val="TableParagraph"/>
+              <w:spacing w:before="48" w:after="0"/>
               <w:ind w:left="1" w:right="1"/>
               <w:jc w:val="center"/>
               <w:rPr>
-                <w:rFonts w:ascii="Arial"/>
-                <w:b/>
-                <w:sz w:val="17"/>
-              </w:rPr>
-            </w:pPr>
-            <w:r>
-              <w:rPr>
-                <w:rFonts w:ascii="Arial"/>
+                <w:rFonts w:ascii="Arial" w:hAnsi="Arial"/>
+                <w:b/>
+                <w:sz w:val="17"/>
+              </w:rPr>
+            </w:pPr>
+            <w:r>
+              <w:rPr>
+                <w:rFonts w:ascii="Arial" w:hAnsi="Arial"/>
                 <w:b/>
                 <w:spacing w:val="-4"/>
                 <w:sz w:val="17"/>
               </w:rPr>
-              <w:t xml:space="preserve">{{ total_gross_weight }}</w:t>
-            </w:r>
-          </w:p>
-        </w:tc>
-        <w:tc>
-          <w:tcPr>
-            <w:tcW w:w="5215" w:type="dxa"/>
+              <w:t>{{ total_gross_weight }}</w:t>
+            </w:r>
+          </w:p>
+        </w:tc>
+        <w:tc>
+          <w:tcPr>
+            <w:tcW w:w="5214" w:type="dxa"/>
             <w:gridSpan w:val="6"/>
-            <w:vMerge/>
-            <w:tcBorders>
-              <w:top w:val="nil"/>
-              <w:bottom w:val="nil"/>
-            </w:tcBorders>
-          </w:tcPr>
-          <w:p>
-            <w:pPr>
+            <w:vMerge w:val="continue"/>
+            <w:tcBorders>
+              <w:left w:val="single" w:sz="4" w:space="0" w:color="000000"/>
+              <w:right w:val="single" w:sz="4" w:space="0" w:color="000000"/>
+            </w:tcBorders>
+          </w:tcPr>
+          <w:p>
+            <w:pPr>
+              <w:pStyle w:val="Normal"/>
               <w:rPr>
                 <w:sz w:val="2"/>
                 <w:szCs w:val="2"/>
               </w:rPr>
             </w:pPr>
+            <w:r>
+              <w:rPr>
+                <w:sz w:val="2"/>
+                <w:szCs w:val="2"/>
+              </w:rPr>
+            </w:r>
           </w:p>
         </w:tc>
       </w:tr>
@@ -2145,23 +2395,29 @@
         </w:trPr>
         <w:tc>
           <w:tcPr>
-            <w:tcW w:w="2659" w:type="dxa"/>
+            <w:tcW w:w="2657" w:type="dxa"/>
             <w:gridSpan w:val="3"/>
-          </w:tcPr>
-          <w:p>
-            <w:pPr>
-              <w:pStyle w:val="TableParagraph"/>
-              <w:spacing w:before="46"/>
-              <w:ind w:left="47"/>
-              <w:rPr>
-                <w:rFonts w:ascii="Arial"/>
-                <w:b/>
-                <w:sz w:val="17"/>
-              </w:rPr>
-            </w:pPr>
-            <w:r>
-              <w:rPr>
-                <w:rFonts w:ascii="Arial"/>
+            <w:tcBorders>
+              <w:top w:val="single" w:sz="4" w:space="0" w:color="000000"/>
+              <w:left w:val="single" w:sz="4" w:space="0" w:color="000000"/>
+              <w:bottom w:val="single" w:sz="4" w:space="0" w:color="000000"/>
+              <w:right w:val="single" w:sz="4" w:space="0" w:color="000000"/>
+            </w:tcBorders>
+          </w:tcPr>
+          <w:p>
+            <w:pPr>
+              <w:pStyle w:val="TableParagraph"/>
+              <w:spacing w:before="46" w:after="0"/>
+              <w:ind w:left="47" w:right="0"/>
+              <w:rPr>
+                <w:rFonts w:ascii="Arial" w:hAnsi="Arial"/>
+                <w:b/>
+                <w:sz w:val="17"/>
+              </w:rPr>
+            </w:pPr>
+            <w:r>
+              <w:rPr>
+                <w:rFonts w:ascii="Arial" w:hAnsi="Arial"/>
                 <w:b/>
                 <w:sz w:val="17"/>
               </w:rPr>
@@ -2169,16 +2425,16 @@
             </w:r>
             <w:r>
               <w:rPr>
-                <w:rFonts w:ascii="Arial"/>
+                <w:rFonts w:ascii="Arial" w:hAnsi="Arial"/>
                 <w:b/>
                 <w:spacing w:val="-7"/>
                 <w:sz w:val="17"/>
               </w:rPr>
-              <w:t> </w:t>
-            </w:r>
-            <w:r>
-              <w:rPr>
-                <w:rFonts w:ascii="Arial"/>
+              <w:t xml:space="preserve"> </w:t>
+            </w:r>
+            <w:r>
+              <w:rPr>
+                <w:rFonts w:ascii="Arial" w:hAnsi="Arial"/>
                 <w:b/>
                 <w:sz w:val="17"/>
               </w:rPr>
@@ -2186,16 +2442,16 @@
             </w:r>
             <w:r>
               <w:rPr>
-                <w:rFonts w:ascii="Arial"/>
+                <w:rFonts w:ascii="Arial" w:hAnsi="Arial"/>
                 <w:b/>
                 <w:spacing w:val="-4"/>
                 <w:sz w:val="17"/>
               </w:rPr>
-              <w:t> </w:t>
-            </w:r>
-            <w:r>
-              <w:rPr>
-                <w:rFonts w:ascii="Arial"/>
+              <w:t xml:space="preserve"> </w:t>
+            </w:r>
+            <w:r>
+              <w:rPr>
+                <w:rFonts w:ascii="Arial" w:hAnsi="Arial"/>
                 <w:b/>
                 <w:sz w:val="17"/>
               </w:rPr>
@@ -2203,16 +2459,16 @@
             </w:r>
             <w:r>
               <w:rPr>
-                <w:rFonts w:ascii="Arial"/>
+                <w:rFonts w:ascii="Arial" w:hAnsi="Arial"/>
                 <w:b/>
                 <w:spacing w:val="-5"/>
                 <w:sz w:val="17"/>
               </w:rPr>
-              <w:t> </w:t>
-            </w:r>
-            <w:r>
-              <w:rPr>
-                <w:rFonts w:ascii="Arial"/>
+              <w:t xml:space="preserve"> </w:t>
+            </w:r>
+            <w:r>
+              <w:rPr>
+                <w:rFonts w:ascii="Arial" w:hAnsi="Arial"/>
                 <w:b/>
                 <w:spacing w:val="-2"/>
                 <w:sz w:val="17"/>
@@ -2223,49 +2479,62 @@
         </w:tc>
         <w:tc>
           <w:tcPr>
-            <w:tcW w:w="1475" w:type="dxa"/>
+            <w:tcW w:w="1477" w:type="dxa"/>
             <w:gridSpan w:val="2"/>
-          </w:tcPr>
-          <w:p>
-            <w:pPr>
-              <w:pStyle w:val="TableParagraph"/>
-              <w:spacing w:before="39"/>
-              <w:ind w:left="1"/>
+            <w:tcBorders>
+              <w:top w:val="single" w:sz="4" w:space="0" w:color="000000"/>
+              <w:left w:val="single" w:sz="4" w:space="0" w:color="000000"/>
+              <w:bottom w:val="single" w:sz="4" w:space="0" w:color="000000"/>
+              <w:right w:val="single" w:sz="4" w:space="0" w:color="000000"/>
+            </w:tcBorders>
+          </w:tcPr>
+          <w:p>
+            <w:pPr>
+              <w:pStyle w:val="TableParagraph"/>
+              <w:spacing w:before="39" w:after="0"/>
+              <w:ind w:left="1" w:right="0"/>
               <w:jc w:val="center"/>
               <w:rPr>
-                <w:rFonts w:ascii="Arial"/>
-                <w:b/>
-                <w:sz w:val="17"/>
-              </w:rPr>
-            </w:pPr>
-            <w:r>
-              <w:rPr>
-                <w:rFonts w:ascii="Arial"/>
+                <w:rFonts w:ascii="Arial" w:hAnsi="Arial"/>
+                <w:b/>
+                <w:sz w:val="17"/>
+              </w:rPr>
+            </w:pPr>
+            <w:r>
+              <w:rPr>
+                <w:rFonts w:ascii="Arial" w:hAnsi="Arial"/>
                 <w:b/>
                 <w:spacing w:val="-10"/>
                 <w:sz w:val="17"/>
               </w:rPr>
-              <w:t xml:space="preserve">{{ total_packages }}</w:t>
-            </w:r>
-          </w:p>
-        </w:tc>
-        <w:tc>
-          <w:tcPr>
-            <w:tcW w:w="5215" w:type="dxa"/>
+              <w:t>{{ total_packages }}</w:t>
+            </w:r>
+          </w:p>
+        </w:tc>
+        <w:tc>
+          <w:tcPr>
+            <w:tcW w:w="5214" w:type="dxa"/>
             <w:gridSpan w:val="6"/>
-            <w:vMerge/>
-            <w:tcBorders>
-              <w:top w:val="nil"/>
-              <w:bottom w:val="nil"/>
-            </w:tcBorders>
-          </w:tcPr>
-          <w:p>
-            <w:pPr>
+            <w:vMerge w:val="continue"/>
+            <w:tcBorders>
+              <w:left w:val="single" w:sz="4" w:space="0" w:color="000000"/>
+              <w:right w:val="single" w:sz="4" w:space="0" w:color="000000"/>
+            </w:tcBorders>
+          </w:tcPr>
+          <w:p>
+            <w:pPr>
+              <w:pStyle w:val="Normal"/>
               <w:rPr>
                 <w:sz w:val="2"/>
                 <w:szCs w:val="2"/>
               </w:rPr>
             </w:pPr>
+            <w:r>
+              <w:rPr>
+                <w:sz w:val="2"/>
+                <w:szCs w:val="2"/>
+              </w:rPr>
+            </w:r>
           </w:p>
         </w:tc>
       </w:tr>
@@ -2275,53 +2544,73 @@
         </w:trPr>
         <w:tc>
           <w:tcPr>
-            <w:tcW w:w="9349" w:type="dxa"/>
+            <w:tcW w:w="9348" w:type="dxa"/>
             <w:gridSpan w:val="11"/>
             <w:tcBorders>
-              <w:top w:val="nil"/>
-            </w:tcBorders>
-          </w:tcPr>
-          <w:p>
-            <w:pPr>
-              <w:pStyle w:val="TableParagraph"/>
-              <w:rPr>
-                <w:rFonts w:ascii="Times New Roman"/>
-                <w:sz w:val="17"/>
-              </w:rPr>
-            </w:pPr>
-          </w:p>
-          <w:p>
-            <w:pPr>
-              <w:pStyle w:val="TableParagraph"/>
-              <w:rPr>
-                <w:rFonts w:ascii="Times New Roman"/>
-                <w:sz w:val="17"/>
-              </w:rPr>
-            </w:pPr>
-          </w:p>
-          <w:p>
-            <w:pPr>
-              <w:pStyle w:val="TableParagraph"/>
-              <w:spacing w:before="17"/>
-              <w:rPr>
-                <w:rFonts w:ascii="Times New Roman"/>
-                <w:sz w:val="17"/>
-              </w:rPr>
-            </w:pPr>
-          </w:p>
-          <w:p>
-            <w:pPr>
-              <w:pStyle w:val="TableParagraph"/>
-              <w:ind w:left="6129"/>
-              <w:rPr>
-                <w:rFonts w:ascii="Arial"/>
-                <w:b/>
-                <w:sz w:val="17"/>
-              </w:rPr>
-            </w:pPr>
-            <w:r>
-              <w:rPr>
-                <w:rFonts w:ascii="Arial"/>
+              <w:left w:val="single" w:sz="4" w:space="0" w:color="000000"/>
+              <w:bottom w:val="single" w:sz="4" w:space="0" w:color="000000"/>
+              <w:right w:val="single" w:sz="4" w:space="0" w:color="000000"/>
+            </w:tcBorders>
+          </w:tcPr>
+          <w:p>
+            <w:pPr>
+              <w:pStyle w:val="TableParagraph"/>
+              <w:rPr>
+                <w:rFonts w:ascii="Times New Roman" w:hAnsi="Times New Roman"/>
+                <w:sz w:val="17"/>
+              </w:rPr>
+            </w:pPr>
+            <w:r>
+              <w:rPr>
+                <w:rFonts w:ascii="Times New Roman" w:hAnsi="Times New Roman"/>
+                <w:sz w:val="17"/>
+              </w:rPr>
+            </w:r>
+          </w:p>
+          <w:p>
+            <w:pPr>
+              <w:pStyle w:val="TableParagraph"/>
+              <w:rPr>
+                <w:rFonts w:ascii="Times New Roman" w:hAnsi="Times New Roman"/>
+                <w:sz w:val="17"/>
+              </w:rPr>
+            </w:pPr>
+            <w:r>
+              <w:rPr>
+                <w:rFonts w:ascii="Times New Roman" w:hAnsi="Times New Roman"/>
+                <w:sz w:val="17"/>
+              </w:rPr>
+            </w:r>
+          </w:p>
+          <w:p>
+            <w:pPr>
+              <w:pStyle w:val="TableParagraph"/>
+              <w:spacing w:before="17" w:after="0"/>
+              <w:rPr>
+                <w:rFonts w:ascii="Times New Roman" w:hAnsi="Times New Roman"/>
+                <w:sz w:val="17"/>
+              </w:rPr>
+            </w:pPr>
+            <w:r>
+              <w:rPr>
+                <w:rFonts w:ascii="Times New Roman" w:hAnsi="Times New Roman"/>
+                <w:sz w:val="17"/>
+              </w:rPr>
+            </w:r>
+          </w:p>
+          <w:p>
+            <w:pPr>
+              <w:pStyle w:val="TableParagraph"/>
+              <w:ind w:left="6129" w:right="0"/>
+              <w:rPr>
+                <w:rFonts w:ascii="Arial" w:hAnsi="Arial"/>
+                <w:b/>
+                <w:sz w:val="17"/>
+              </w:rPr>
+            </w:pPr>
+            <w:r>
+              <w:rPr>
+                <w:rFonts w:ascii="Arial" w:hAnsi="Arial"/>
                 <w:b/>
                 <w:sz w:val="17"/>
               </w:rPr>
@@ -2329,16 +2618,16 @@
             </w:r>
             <w:r>
               <w:rPr>
-                <w:rFonts w:ascii="Arial"/>
+                <w:rFonts w:ascii="Arial" w:hAnsi="Arial"/>
                 <w:b/>
                 <w:spacing w:val="-11"/>
                 <w:sz w:val="17"/>
               </w:rPr>
-              <w:t> </w:t>
-            </w:r>
-            <w:r>
-              <w:rPr>
-                <w:rFonts w:ascii="Arial"/>
+              <w:t xml:space="preserve"> </w:t>
+            </w:r>
+            <w:r>
+              <w:rPr>
+                <w:rFonts w:ascii="Arial" w:hAnsi="Arial"/>
                 <w:b/>
                 <w:spacing w:val="-2"/>
                 <w:sz w:val="17"/>
@@ -2356,6 +2645,11 @@
           <w:sz w:val="34"/>
         </w:rPr>
       </w:pPr>
+      <w:r>
+        <w:rPr>
+          <w:sz w:val="34"/>
+        </w:rPr>
+      </w:r>
     </w:p>
     <w:p>
       <w:pPr>
@@ -2364,6 +2658,11 @@
           <w:sz w:val="34"/>
         </w:rPr>
       </w:pPr>
+      <w:r>
+        <w:rPr>
+          <w:sz w:val="34"/>
+        </w:rPr>
+      </w:r>
     </w:p>
     <w:p>
       <w:pPr>
@@ -2372,6 +2671,11 @@
           <w:sz w:val="34"/>
         </w:rPr>
       </w:pPr>
+      <w:r>
+        <w:rPr>
+          <w:sz w:val="34"/>
+        </w:rPr>
+      </w:r>
     </w:p>
     <w:p>
       <w:pPr>
@@ -2380,6 +2684,11 @@
           <w:sz w:val="34"/>
         </w:rPr>
       </w:pPr>
+      <w:r>
+        <w:rPr>
+          <w:sz w:val="34"/>
+        </w:rPr>
+      </w:r>
     </w:p>
     <w:p>
       <w:pPr>
@@ -2388,6 +2697,11 @@
           <w:sz w:val="34"/>
         </w:rPr>
       </w:pPr>
+      <w:r>
+        <w:rPr>
+          <w:sz w:val="34"/>
+        </w:rPr>
+      </w:r>
     </w:p>
     <w:p>
       <w:pPr>
@@ -2396,19 +2710,30 @@
           <w:sz w:val="34"/>
         </w:rPr>
       </w:pPr>
+      <w:r>
+        <w:rPr>
+          <w:sz w:val="34"/>
+        </w:rPr>
+      </w:r>
     </w:p>
     <w:p>
       <w:pPr>
         <w:pStyle w:val="BodyText"/>
-        <w:spacing w:before="15"/>
+        <w:spacing w:before="15" w:after="0"/>
         <w:rPr>
           <w:sz w:val="34"/>
         </w:rPr>
       </w:pPr>
+      <w:r>
+        <w:rPr>
+          <w:sz w:val="34"/>
+        </w:rPr>
+      </w:r>
     </w:p>
     <w:p>
       <w:pPr>
         <w:pStyle w:val="Heading2"/>
+        <w:rPr/>
       </w:pPr>
       <w:r>
         <w:rPr>
@@ -2421,7 +2746,7 @@
           <w:color w:val="AE1DA3"/>
           <w:spacing w:val="10"/>
         </w:rPr>
-        <w:t> </w:t>
+        <w:t xml:space="preserve"> </w:t>
       </w:r>
       <w:r>
         <w:rPr>
@@ -2434,15 +2759,16 @@
     <w:p>
       <w:pPr>
         <w:pStyle w:val="BodyText"/>
-        <w:spacing w:line="247" w:lineRule="auto" w:before="44"/>
-        <w:ind w:left="1502" w:right="1241" w:firstLine="1"/>
+        <w:spacing w:lineRule="auto" w:line="247" w:before="44" w:after="0"/>
+        <w:ind w:firstLine="1" w:left="1502" w:right="1241"/>
         <w:jc w:val="center"/>
+        <w:rPr/>
       </w:pPr>
       <w:r>
         <w:rPr>
           <w:color w:val="151616"/>
         </w:rPr>
-        <w:t>E-802, Safal Parisar-1, Safal Parisar Road, South Bopal, Ahmedabad-380058 </w:t>
+        <w:t xml:space="preserve">E-802, Safal Parisar-1, Safal Parisar Road, South Bopal, Ahmedabad-380058 </w:t>
       </w:r>
       <w:r>
         <w:rPr/>
@@ -2452,11 +2778,13 @@
         <w:rPr>
           <w:spacing w:val="24"/>
         </w:rPr>
-        <w:t> </w:t>
+        <w:t xml:space="preserve"> </w:t>
       </w:r>
-      <w:hyperlink r:id="rId7">
+      <w:hyperlink r:id="rId5">
         <w:r>
-          <w:rPr/>
+          <w:rPr>
+            <w:rStyle w:val="ListLabel1"/>
+          </w:rPr>
           <w:t>sales@horizonenterprise.co.in</w:t>
         </w:r>
       </w:hyperlink>
@@ -2468,7 +2796,7 @@
         <w:rPr>
           <w:spacing w:val="28"/>
         </w:rPr>
-        <w:t> </w:t>
+        <w:t xml:space="preserve"> </w:t>
       </w:r>
       <w:r>
         <w:rPr/>
@@ -2478,11 +2806,12 @@
         <w:rPr>
           <w:spacing w:val="24"/>
         </w:rPr>
-        <w:t> </w:t>
+        <w:t xml:space="preserve"> </w:t>
       </w:r>
-      <w:hyperlink r:id="rId8">
+      <w:hyperlink r:id="rId6">
         <w:r>
           <w:rPr>
+            <w:rStyle w:val="ListLabel2"/>
             <w:spacing w:val="-2"/>
           </w:rPr>
           <w:t>www.horizonenterprise.co.in</w:t>
@@ -2490,88 +2819,57 @@
       </w:hyperlink>
     </w:p>
     <w:sectPr>
-      <w:type w:val="continuous"/>
+      <w:type w:val="nextPage"/>
       <w:pgSz w:w="12240" w:h="15840"/>
-      <w:pgMar w:top="780" w:bottom="280" w:left="1440" w:right="1080"/>
+      <w:pgMar w:left="1440" w:right="1080" w:gutter="0" w:header="0" w:top="780" w:footer="0" w:bottom="280"/>
+      <w:pgNumType w:fmt="decimal"/>
+      <w:formProt w:val="false"/>
+      <w:textDirection w:val="lrTb"/>
+      <w:docGrid w:type="default" w:linePitch="100" w:charSpace="4096"/>
     </w:sectPr>
   </w:body>
 </w:document>
 </file>
 
 <file path=word/styles.xml><?xml version="1.0" encoding="utf-8"?>
-<w:styles xmlns:r="http://schemas.openxmlformats.org/officeDocument/2006/relationships" xmlns:w="http://schemas.openxmlformats.org/wordprocessingml/2006/main">
+<w:styles xmlns:w="http://schemas.openxmlformats.org/wordprocessingml/2006/main" xmlns:w14="http://schemas.microsoft.com/office/word/2010/wordml" xmlns:mc="http://schemas.openxmlformats.org/markup-compatibility/2006" mc:Ignorable="w14">
   <w:docDefaults>
     <w:rPrDefault>
       <w:rPr>
-        <w:rFonts w:cstheme="minorBidi" w:hAnsiTheme="minorHAnsi" w:eastAsiaTheme="minorHAnsi" w:asciiTheme="minorHAnsi"/>
+        <w:rFonts w:ascii="Calibri" w:hAnsi="Calibri" w:eastAsia="Calibri" w:cs="" w:asciiTheme="minorHAnsi" w:cstheme="minorBidi" w:eastAsiaTheme="minorHAnsi" w:hAnsiTheme="minorHAnsi"/>
         <w:sz w:val="22"/>
         <w:szCs w:val="22"/>
-        <w:lang w:val="en-US" w:bidi="ar-SA" w:eastAsia="en-US"/>
+        <w:lang w:val="en-US" w:eastAsia="en-US" w:bidi="ar-SA"/>
       </w:rPr>
     </w:rPrDefault>
     <w:pPrDefault>
       <w:pPr>
-        <w:widowControl w:val="0"/>
-        <w:autoSpaceDE w:val="0"/>
-        <w:autoSpaceDN w:val="0"/>
-        <w:spacing w:lineRule="auto" w:line="240" w:before="0" w:after="0"/>
-        <w:ind w:left="0" w:right="0"/>
-        <w:jc w:val="left"/>
+        <w:suppressAutoHyphens w:val="true"/>
       </w:pPr>
     </w:pPrDefault>
   </w:docDefaults>
-  <w:style w:styleId="DefaultParagraphFont" w:default="1" w:type="character">
-    <w:name w:val="Default Paragraph Font"/>
-    <w:uiPriority w:val="1"/>
-    <w:semiHidden/>
-    <w:unhideWhenUsed/>
-  </w:style>
-  <w:style w:styleId="TableNormal" w:default="1" w:type="table">
-    <w:name w:val="Table Normal"/>
-    <w:uiPriority w:val="2"/>
-    <w:semiHidden/>
-    <w:unhideWhenUsed/>
-    <w:qFormat/>
-    <w:tblPr>
-      <w:tblInd w:w="0" w:type="dxa"/>
-      <w:tblCellMar>
-        <w:top w:w="0" w:type="dxa"/>
-        <w:left w:w="0" w:type="dxa"/>
-        <w:bottom w:w="0" w:type="dxa"/>
-        <w:right w:w="0" w:type="dxa"/>
-      </w:tblCellMar>
-    </w:tblPr>
-  </w:style>
-  <w:style w:styleId="NoList" w:default="1" w:type="numbering">
-    <w:name w:val="No List"/>
-    <w:uiPriority w:val="99"/>
-    <w:semiHidden/>
-    <w:unhideWhenUsed/>
-  </w:style>
-  <w:style w:default="1" w:styleId="Normal" w:type="paragraph">
+  <w:style w:type="paragraph" w:styleId="Normal" w:default="1">
     <w:name w:val="Normal"/>
     <w:uiPriority w:val="1"/>
     <w:qFormat/>
-    <w:pPr/>
+    <w:pPr>
+      <w:widowControl w:val="false"/>
+      <w:suppressAutoHyphens w:val="true"/>
+      <w:bidi w:val="0"/>
+      <w:spacing w:lineRule="auto" w:line="240" w:before="0" w:after="0"/>
+      <w:ind w:left="0" w:right="0"/>
+      <w:jc w:val="left"/>
+    </w:pPr>
     <w:rPr>
       <w:rFonts w:ascii="Arial MT" w:hAnsi="Arial MT" w:eastAsia="Arial MT" w:cs="Arial MT"/>
-      <w:lang w:val="en-US" w:eastAsia="en-US" w:bidi="ar-SA"/>
-    </w:rPr>
-  </w:style>
-  <w:style w:styleId="BodyText" w:type="paragraph">
-    <w:name w:val="Body Text"/>
-    <w:basedOn w:val="Normal"/>
-    <w:uiPriority w:val="1"/>
-    <w:qFormat/>
-    <w:pPr/>
-    <w:rPr>
-      <w:rFonts w:ascii="Times New Roman" w:hAnsi="Times New Roman" w:eastAsia="Times New Roman" w:cs="Times New Roman"/>
+      <w:color w:val="auto"/>
+      <w:kern w:val="0"/>
       <w:sz w:val="22"/>
       <w:szCs w:val="22"/>
       <w:lang w:val="en-US" w:eastAsia="en-US" w:bidi="ar-SA"/>
     </w:rPr>
   </w:style>
-  <w:style w:styleId="Heading1" w:type="paragraph">
+  <w:style w:type="paragraph" w:styleId="Heading1">
     <w:name w:val="Heading 1"/>
     <w:basedOn w:val="Normal"/>
     <w:uiPriority w:val="1"/>
@@ -2588,7 +2886,7 @@
       <w:lang w:val="en-US" w:eastAsia="en-US" w:bidi="ar-SA"/>
     </w:rPr>
   </w:style>
-  <w:style w:styleId="Heading2" w:type="paragraph">
+  <w:style w:type="paragraph" w:styleId="Heading2">
     <w:name w:val="Heading 2"/>
     <w:basedOn w:val="Normal"/>
     <w:uiPriority w:val="1"/>
@@ -2605,7 +2903,85 @@
       <w:lang w:val="en-US" w:eastAsia="en-US" w:bidi="ar-SA"/>
     </w:rPr>
   </w:style>
-  <w:style w:styleId="ListParagraph" w:type="paragraph">
+  <w:style w:type="character" w:styleId="DefaultParagraphFont" w:default="1">
+    <w:name w:val="Default Paragraph Font"/>
+    <w:uiPriority w:val="1"/>
+    <w:semiHidden/>
+    <w:unhideWhenUsed/>
+    <w:qFormat/>
+    <w:rPr/>
+  </w:style>
+  <w:style w:type="character" w:styleId="Hyperlink">
+    <w:name w:val="Hyperlink"/>
+    <w:rPr>
+      <w:color w:val="000080"/>
+      <w:u w:val="single"/>
+    </w:rPr>
+  </w:style>
+  <w:style w:type="paragraph" w:styleId="Heading">
+    <w:name w:val="Heading"/>
+    <w:basedOn w:val="Normal"/>
+    <w:next w:val="BodyText"/>
+    <w:qFormat/>
+    <w:pPr>
+      <w:keepNext w:val="true"/>
+      <w:spacing w:before="240" w:after="120"/>
+    </w:pPr>
+    <w:rPr>
+      <w:rFonts w:ascii="Liberation Sans" w:hAnsi="Liberation Sans" w:eastAsia="Noto Sans CJK SC" w:cs="Noto Sans Devanagari"/>
+      <w:sz w:val="28"/>
+      <w:szCs w:val="28"/>
+    </w:rPr>
+  </w:style>
+  <w:style w:type="paragraph" w:styleId="BodyText">
+    <w:name w:val="Body Text"/>
+    <w:basedOn w:val="Normal"/>
+    <w:uiPriority w:val="1"/>
+    <w:qFormat/>
+    <w:pPr/>
+    <w:rPr>
+      <w:rFonts w:ascii="Times New Roman" w:hAnsi="Times New Roman" w:eastAsia="Times New Roman" w:cs="Times New Roman"/>
+      <w:sz w:val="22"/>
+      <w:szCs w:val="22"/>
+      <w:lang w:val="en-US" w:eastAsia="en-US" w:bidi="ar-SA"/>
+    </w:rPr>
+  </w:style>
+  <w:style w:type="paragraph" w:styleId="List">
+    <w:name w:val="List"/>
+    <w:basedOn w:val="BodyText"/>
+    <w:pPr/>
+    <w:rPr>
+      <w:rFonts w:cs="Noto Sans Devanagari"/>
+    </w:rPr>
+  </w:style>
+  <w:style w:type="paragraph" w:styleId="Caption">
+    <w:name w:val="Caption"/>
+    <w:basedOn w:val="Normal"/>
+    <w:qFormat/>
+    <w:pPr>
+      <w:suppressLineNumbers/>
+      <w:spacing w:before="120" w:after="120"/>
+    </w:pPr>
+    <w:rPr>
+      <w:rFonts w:cs="Noto Sans Devanagari"/>
+      <w:i/>
+      <w:iCs/>
+      <w:sz w:val="24"/>
+      <w:szCs w:val="24"/>
+    </w:rPr>
+  </w:style>
+  <w:style w:type="paragraph" w:styleId="Index">
+    <w:name w:val="Index"/>
+    <w:basedOn w:val="Normal"/>
+    <w:qFormat/>
+    <w:pPr>
+      <w:suppressLineNumbers/>
+    </w:pPr>
+    <w:rPr>
+      <w:rFonts w:cs="Noto Sans Devanagari"/>
+    </w:rPr>
+  </w:style>
+  <w:style w:type="paragraph" w:styleId="ListParagraph">
     <w:name w:val="List Paragraph"/>
     <w:basedOn w:val="Normal"/>
     <w:uiPriority w:val="1"/>
@@ -2615,7 +2991,7 @@
       <w:lang w:val="en-US" w:eastAsia="en-US" w:bidi="ar-SA"/>
     </w:rPr>
   </w:style>
-  <w:style w:styleId="TableParagraph" w:type="paragraph">
+  <w:style w:type="paragraph" w:styleId="TableParagraph">
     <w:name w:val="Table Paragraph"/>
     <w:basedOn w:val="Normal"/>
     <w:uiPriority w:val="1"/>
@@ -2626,45 +3002,67 @@
       <w:lang w:val="en-US" w:eastAsia="en-US" w:bidi="ar-SA"/>
     </w:rPr>
   </w:style>
+  <w:style w:type="numbering" w:styleId="NoList" w:default="1">
+    <w:name w:val="No List"/>
+    <w:uiPriority w:val="99"/>
+    <w:semiHidden/>
+    <w:unhideWhenUsed/>
+    <w:qFormat/>
+  </w:style>
+  <w:style w:type="table" w:default="1" w:styleId="TableNormal">
+    <w:name w:val="Table Normal"/>
+    <w:uiPriority w:val="2"/>
+    <w:semiHidden/>
+    <w:unhideWhenUsed/>
+    <w:qFormat/>
+    <w:tblPr>
+      <w:tblCellMar>
+        <w:top w:w="0" w:type="dxa"/>
+        <w:left w:w="0" w:type="dxa"/>
+        <w:bottom w:w="0" w:type="dxa"/>
+        <w:right w:w="0" w:type="dxa"/>
+      </w:tblCellMar>
+    </w:tblPr>
+  </w:style>
 </w:styles>
 </file>
 
 <file path=word/theme/theme1.xml><?xml version="1.0" encoding="utf-8"?>
-<a:theme xmlns:a="http://schemas.openxmlformats.org/drawingml/2006/main" name="Office Theme">
+<a:theme xmlns:a="http://schemas.openxmlformats.org/drawingml/2006/main" xmlns:r="http://schemas.openxmlformats.org/officeDocument/2006/relationships" name="Office Theme">
   <a:themeElements>
     <a:clrScheme name="Office">
       <a:dk1>
-        <a:sysClr val="windowText" lastClr="000000"/>
+        <a:srgbClr val="000000"/>
       </a:dk1>
       <a:lt1>
-        <a:sysClr val="window" lastClr="FFFFFF"/>
+        <a:srgbClr val="ffffff"/>
       </a:lt1>
       <a:dk2>
-        <a:srgbClr val="1F497D"/>
+        <a:srgbClr val="1f497d"/>
       </a:dk2>
       <a:lt2>
-        <a:srgbClr val="EEECE1"/>
+        <a:srgbClr val="eeece1"/>
       </a:lt2>
       <a:accent1>
-        <a:srgbClr val="4F81BD"/>
+        <a:srgbClr val="4f81bd"/>
       </a:accent1>
       <a:accent2>
-        <a:srgbClr val="C0504D"/>
+        <a:srgbClr val="c0504d"/>
       </a:accent2>
       <a:accent3>
-        <a:srgbClr val="9BBB59"/>
+        <a:srgbClr val="9bbb59"/>
       </a:accent3>
       <a:accent4>
-        <a:srgbClr val="8064A2"/>
+        <a:srgbClr val="8064a2"/>
       </a:accent4>
       <a:accent5>
-        <a:srgbClr val="4BACC6"/>
+        <a:srgbClr val="4bacc6"/>
       </a:accent5>
       <a:accent6>
-        <a:srgbClr val="F79646"/>
+        <a:srgbClr val="f79646"/>
       </a:accent6>
       <a:hlink>
-        <a:srgbClr val="0000FF"/>
+        <a:srgbClr val="0000ff"/>
       </a:hlink>
       <a:folHlink>
         <a:srgbClr val="800080"/>
@@ -2672,242 +3070,134 @@
     </a:clrScheme>
     <a:fontScheme name="Office">
       <a:majorFont>
-        <a:latin typeface="Cambria"/>
+        <a:latin typeface="Cambria" pitchFamily="0" charset="1"/>
         <a:ea typeface=""/>
         <a:cs typeface=""/>
-        <a:font script="Jpan" typeface="ＭＳ ゴシック"/>
-        <a:font script="Hang" typeface="맑은 고딕"/>
-        <a:font script="Hans" typeface="宋体"/>
-        <a:font script="Hant" typeface="新細明體"/>
-        <a:font script="Arab" typeface="Times New Roman"/>
-        <a:font script="Hebr" typeface="Times New Roman"/>
-        <a:font script="Thai" typeface="Angsana New"/>
-        <a:font script="Ethi" typeface="Nyala"/>
-        <a:font script="Beng" typeface="Vrinda"/>
-        <a:font script="Gujr" typeface="Shruti"/>
-        <a:font script="Khmr" typeface="MoolBoran"/>
-        <a:font script="Knda" typeface="Tunga"/>
-        <a:font script="Guru" typeface="Raavi"/>
-        <a:font script="Cans" typeface="Euphemia"/>
-        <a:font script="Cher" typeface="Plantagenet Cherokee"/>
-        <a:font script="Yiii" typeface="Microsoft Yi Baiti"/>
-        <a:font script="Tibt" typeface="Microsoft Himalaya"/>
-        <a:font script="Thaa" typeface="MV Boli"/>
-        <a:font script="Deva" typeface="Mangal"/>
-        <a:font script="Telu" typeface="Gautami"/>
-        <a:font script="Taml" typeface="Latha"/>
-        <a:font script="Syrc" typeface="Estrangelo Edessa"/>
-        <a:font script="Orya" typeface="Kalinga"/>
-        <a:font script="Mlym" typeface="Kartika"/>
-        <a:font script="Laoo" typeface="DokChampa"/>
-        <a:font script="Sinh" typeface="Iskoola Pota"/>
-        <a:font script="Mong" typeface="Mongolian Baiti"/>
-        <a:font script="Viet" typeface="Times New Roman"/>
-        <a:font script="Uigh" typeface="Microsoft Uighur"/>
       </a:majorFont>
       <a:minorFont>
-        <a:latin typeface="Calibri"/>
+        <a:latin typeface="Calibri" pitchFamily="0" charset="1"/>
         <a:ea typeface=""/>
         <a:cs typeface=""/>
-        <a:font script="Jpan" typeface="ＭＳ 明朝"/>
-        <a:font script="Hang" typeface="맑은 고딕"/>
-        <a:font script="Hans" typeface="宋体"/>
-        <a:font script="Hant" typeface="新細明體"/>
-        <a:font script="Arab" typeface="Arial"/>
-        <a:font script="Hebr" typeface="Arial"/>
-        <a:font script="Thai" typeface="Cordia New"/>
-        <a:font script="Ethi" typeface="Nyala"/>
-        <a:font script="Beng" typeface="Vrinda"/>
-        <a:font script="Gujr" typeface="Shruti"/>
-        <a:font script="Khmr" typeface="DaunPenh"/>
-        <a:font script="Knda" typeface="Tunga"/>
-        <a:font script="Guru" typeface="Raavi"/>
-        <a:font script="Cans" typeface="Euphemia"/>
-        <a:font script="Cher" typeface="Plantagenet Cherokee"/>
-        <a:font script="Yiii" typeface="Microsoft Yi Baiti"/>
-        <a:font script="Tibt" typeface="Microsoft Himalaya"/>
-        <a:font script="Thaa" typeface="MV Boli"/>
-        <a:font script="Deva" typeface="Mangal"/>
-        <a:font script="Telu" typeface="Gautami"/>
-        <a:font script="Taml" typeface="Latha"/>
-        <a:font script="Syrc" typeface="Estrangelo Edessa"/>
-        <a:font script="Orya" typeface="Kalinga"/>
-        <a:font script="Mlym" typeface="Kartika"/>
-        <a:font script="Laoo" typeface="DokChampa"/>
-        <a:font script="Sinh" typeface="Iskoola Pota"/>
-        <a:font script="Mong" typeface="Mongolian Baiti"/>
-        <a:font script="Viet" typeface="Arial"/>
-        <a:font script="Uigh" typeface="Microsoft Uighur"/>
       </a:minorFont>
     </a:fontScheme>
-    <a:fmtScheme name="Office">
+    <a:fmtScheme>
       <a:fillStyleLst>
         <a:solidFill>
           <a:schemeClr val="phClr"/>
         </a:solidFill>
-        <a:gradFill rotWithShape="1">
+        <a:gradFill>
           <a:gsLst>
             <a:gs pos="0">
               <a:schemeClr val="phClr">
                 <a:tint val="50000"/>
-                <a:satMod val="300000"/>
               </a:schemeClr>
             </a:gs>
             <a:gs pos="35000">
               <a:schemeClr val="phClr">
                 <a:tint val="37000"/>
-                <a:satMod val="300000"/>
               </a:schemeClr>
             </a:gs>
             <a:gs pos="100000">
               <a:schemeClr val="phClr">
                 <a:tint val="15000"/>
-                <a:satMod val="350000"/>
               </a:schemeClr>
             </a:gs>
           </a:gsLst>
           <a:lin ang="16200000" scaled="1"/>
+          <a:tileRect l="0" t="0" r="0" b="0"/>
         </a:gradFill>
-        <a:gradFill rotWithShape="1">
+        <a:gradFill>
           <a:gsLst>
             <a:gs pos="0">
               <a:schemeClr val="phClr">
                 <a:shade val="51000"/>
-                <a:satMod val="130000"/>
               </a:schemeClr>
             </a:gs>
             <a:gs pos="80000">
               <a:schemeClr val="phClr">
                 <a:shade val="93000"/>
-                <a:satMod val="130000"/>
               </a:schemeClr>
             </a:gs>
             <a:gs pos="100000">
               <a:schemeClr val="phClr">
                 <a:shade val="94000"/>
-                <a:satMod val="135000"/>
               </a:schemeClr>
             </a:gs>
           </a:gsLst>
           <a:lin ang="16200000" scaled="0"/>
+          <a:tileRect l="0" t="0" r="0" b="0"/>
         </a:gradFill>
       </a:fillStyleLst>
       <a:lnStyleLst>
         <a:ln w="9525" cap="flat" cmpd="sng" algn="ctr">
-          <a:solidFill>
-            <a:schemeClr val="phClr">
-              <a:shade val="95000"/>
-              <a:satMod val="105000"/>
-            </a:schemeClr>
-          </a:solidFill>
           <a:prstDash val="solid"/>
         </a:ln>
         <a:ln w="25400" cap="flat" cmpd="sng" algn="ctr">
-          <a:solidFill>
-            <a:schemeClr val="phClr"/>
-          </a:solidFill>
           <a:prstDash val="solid"/>
         </a:ln>
         <a:ln w="38100" cap="flat" cmpd="sng" algn="ctr">
-          <a:solidFill>
-            <a:schemeClr val="phClr"/>
-          </a:solidFill>
           <a:prstDash val="solid"/>
         </a:ln>
       </a:lnStyleLst>
       <a:effectStyleLst>
         <a:effectStyle>
-          <a:effectLst>
-            <a:outerShdw blurRad="40000" dist="20000" dir="5400000" rotWithShape="0">
-              <a:srgbClr val="000000">
-                <a:alpha val="38000"/>
-              </a:srgbClr>
-            </a:outerShdw>
-          </a:effectLst>
+          <a:effectLst/>
         </a:effectStyle>
         <a:effectStyle>
-          <a:effectLst>
-            <a:outerShdw blurRad="40000" dist="23000" dir="5400000" rotWithShape="0">
-              <a:srgbClr val="000000">
-                <a:alpha val="35000"/>
-              </a:srgbClr>
-            </a:outerShdw>
-          </a:effectLst>
+          <a:effectLst/>
         </a:effectStyle>
         <a:effectStyle>
-          <a:effectLst>
-            <a:outerShdw blurRad="40000" dist="23000" dir="5400000" rotWithShape="0">
-              <a:srgbClr val="000000">
-                <a:alpha val="35000"/>
-              </a:srgbClr>
-            </a:outerShdw>
-          </a:effectLst>
-          <a:scene3d>
-            <a:camera prst="orthographicFront">
-              <a:rot lat="0" lon="0" rev="0"/>
-            </a:camera>
-            <a:lightRig rig="threePt" dir="t">
-              <a:rot lat="0" lon="0" rev="1200000"/>
-            </a:lightRig>
-          </a:scene3d>
-          <a:sp3d>
-            <a:bevelT w="63500" h="25400"/>
-          </a:sp3d>
+          <a:effectLst/>
         </a:effectStyle>
       </a:effectStyleLst>
       <a:bgFillStyleLst>
         <a:solidFill>
           <a:schemeClr val="phClr"/>
         </a:solidFill>
-        <a:gradFill rotWithShape="1">
+        <a:gradFill>
           <a:gsLst>
             <a:gs pos="0">
               <a:schemeClr val="phClr">
                 <a:tint val="40000"/>
-                <a:satMod val="350000"/>
               </a:schemeClr>
             </a:gs>
             <a:gs pos="40000">
               <a:schemeClr val="phClr">
                 <a:tint val="45000"/>
                 <a:shade val="99000"/>
-                <a:satMod val="350000"/>
               </a:schemeClr>
             </a:gs>
             <a:gs pos="100000">
               <a:schemeClr val="phClr">
                 <a:shade val="20000"/>
-                <a:satMod val="255000"/>
               </a:schemeClr>
             </a:gs>
           </a:gsLst>
           <a:path path="circle">
             <a:fillToRect l="50000" t="-80000" r="50000" b="180000"/>
           </a:path>
+          <a:tileRect l="0" t="0" r="0" b="0"/>
         </a:gradFill>
-        <a:gradFill rotWithShape="1">
+        <a:gradFill>
           <a:gsLst>
             <a:gs pos="0">
               <a:schemeClr val="phClr">
                 <a:tint val="80000"/>
-                <a:satMod val="300000"/>
               </a:schemeClr>
             </a:gs>
             <a:gs pos="100000">
               <a:schemeClr val="phClr">
                 <a:shade val="30000"/>
-                <a:satMod val="200000"/>
               </a:schemeClr>
             </a:gs>
           </a:gsLst>
           <a:path path="circle">
             <a:fillToRect l="50000" t="50000" r="50000" b="50000"/>
           </a:path>
+          <a:tileRect l="0" t="0" r="0" b="0"/>
         </a:gradFill>
       </a:bgFillStyleLst>
     </a:fmtScheme>
   </a:themeElements>
-  <a:objectDefaults/>
-  <a:extraClrSchemeLst/>
 </a:theme>
 </file>
--- a/templates/Packing_List.docx
+++ b/templates/Packing_List.docx
@@ -83,14 +83,14 @@
       <w:tblGrid>
         <w:gridCol w:w="1261"/>
         <w:gridCol w:w="1004"/>
-        <w:gridCol w:w="389"/>
+        <w:gridCol w:w="388"/>
         <w:gridCol w:w="329"/>
-        <w:gridCol w:w="1150"/>
+        <w:gridCol w:w="1151"/>
         <w:gridCol w:w="952"/>
         <w:gridCol w:w="171"/>
         <w:gridCol w:w="327"/>
-        <w:gridCol w:w="1540"/>
-        <w:gridCol w:w="1294"/>
+        <w:gridCol w:w="1541"/>
+        <w:gridCol w:w="1293"/>
         <w:gridCol w:w="930"/>
       </w:tblGrid>
       <w:tr>
@@ -99,7 +99,7 @@
         </w:trPr>
         <w:tc>
           <w:tcPr>
-            <w:tcW w:w="2983" w:type="dxa"/>
+            <w:tcW w:w="2982" w:type="dxa"/>
             <w:gridSpan w:val="4"/>
             <w:vMerge w:val="restart"/>
             <w:tcBorders>
@@ -120,42 +120,49 @@
               <w:ind w:hanging="0" w:left="67" w:right="0"/>
               <w:jc w:val="left"/>
               <w:rPr>
-                <w:rFonts w:ascii="Arial" w:hAnsi="Arial" w:eastAsia="Arial" w:cs="Arial"/>
+                <w:rFonts w:ascii="Arial " w:hAnsi="Arial "/>
+                <w:sz w:val="20"/>
+                <w:szCs w:val="20"/>
+              </w:rPr>
+            </w:pPr>
+            <w:r>
+              <w:rPr>
+                <w:rFonts w:ascii="Arial " w:hAnsi="Arial "/>
+                <w:sz w:val="20"/>
+                <w:szCs w:val="20"/>
+              </w:rPr>
+            </w:r>
+          </w:p>
+          <w:p>
+            <w:pPr>
+              <w:pStyle w:val="normal1"/>
+              <w:widowControl w:val="false"/>
+              <w:shd w:val="clear" w:fill="auto"/>
+              <w:spacing w:lineRule="auto" w:line="192" w:before="0" w:after="0"/>
+              <w:ind w:hanging="0" w:left="67" w:right="0"/>
+              <w:jc w:val="left"/>
+              <w:rPr>
+                <w:rFonts w:ascii="Arial " w:hAnsi="Arial "/>
+                <w:sz w:val="20"/>
+                <w:szCs w:val="20"/>
+              </w:rPr>
+            </w:pPr>
+            <w:r>
+              <w:rPr>
+                <w:rFonts w:eastAsia="Arial" w:cs="Arial" w:ascii="Arial " w:hAnsi="Arial "/>
                 <w:b w:val="false"/>
                 <w:bCs w:val="false"/>
                 <w:i w:val="false"/>
-                <w:i w:val="false"/>
-                <w:iCs w:val="false"/>
-                <w:caps w:val="false"/>
-                <w:smallCaps w:val="false"/>
-                <w:strike w:val="false"/>
-                <w:dstrike w:val="false"/>
-                <w:color w:val="000000"/>
-                <w:position w:val="0"/>
-                <w:sz w:val="17"/>
-                <w:sz w:val="17"/>
-                <w:szCs w:val="17"/>
-                <w:u w:val="none"/>
-                <w:shd w:fill="auto" w:val="clear"/>
-                <w:vertAlign w:val="baseline"/>
-              </w:rPr>
-            </w:pPr>
-            <w:r>
-              <w:rPr>
-                <w:rFonts w:eastAsia="Arial" w:cs="Arial"/>
-                <w:b w:val="false"/>
-                <w:bCs w:val="false"/>
-                <w:i w:val="false"/>
-                <w:iCs w:val="false"/>
-                <w:caps w:val="false"/>
-                <w:smallCaps w:val="false"/>
-                <w:strike w:val="false"/>
-                <w:dstrike w:val="false"/>
-                <w:color w:val="000000"/>
-                <w:position w:val="0"/>
-                <w:sz w:val="17"/>
-                <w:sz w:val="17"/>
-                <w:szCs w:val="17"/>
+                <w:iCs w:val="false"/>
+                <w:caps w:val="false"/>
+                <w:smallCaps w:val="false"/>
+                <w:strike w:val="false"/>
+                <w:dstrike w:val="false"/>
+                <w:color w:val="000000"/>
+                <w:position w:val="0"/>
+                <w:sz w:val="20"/>
+                <w:sz w:val="20"/>
+                <w:szCs w:val="20"/>
                 <w:u w:val="none"/>
                 <w:shd w:fill="auto" w:val="clear"/>
                 <w:vertAlign w:val="baseline"/>
@@ -174,42 +181,27 @@
               <w:ind w:hanging="0" w:left="54" w:right="0"/>
               <w:jc w:val="left"/>
               <w:rPr>
-                <w:rFonts w:ascii="Arial" w:hAnsi="Arial" w:eastAsia="Arial" w:cs="Arial"/>
+                <w:rFonts w:ascii="Arial " w:hAnsi="Arial "/>
+                <w:sz w:val="20"/>
+                <w:szCs w:val="20"/>
+              </w:rPr>
+            </w:pPr>
+            <w:r>
+              <w:rPr>
+                <w:rFonts w:eastAsia="Arial" w:cs="Arial" w:ascii="Arial " w:hAnsi="Arial "/>
                 <w:b/>
                 <w:bCs/>
                 <w:i w:val="false"/>
-                <w:i w:val="false"/>
-                <w:iCs w:val="false"/>
-                <w:caps w:val="false"/>
-                <w:smallCaps w:val="false"/>
-                <w:strike w:val="false"/>
-                <w:dstrike w:val="false"/>
-                <w:color w:val="000000"/>
-                <w:position w:val="0"/>
-                <w:sz w:val="17"/>
-                <w:sz w:val="17"/>
-                <w:szCs w:val="17"/>
-                <w:u w:val="none"/>
-                <w:shd w:fill="auto" w:val="clear"/>
-                <w:vertAlign w:val="baseline"/>
-              </w:rPr>
-            </w:pPr>
-            <w:r>
-              <w:rPr>
-                <w:rFonts w:eastAsia="Arial" w:cs="Arial"/>
-                <w:b/>
-                <w:bCs/>
-                <w:i w:val="false"/>
-                <w:iCs w:val="false"/>
-                <w:caps w:val="false"/>
-                <w:smallCaps w:val="false"/>
-                <w:strike w:val="false"/>
-                <w:dstrike w:val="false"/>
-                <w:color w:val="000000"/>
-                <w:position w:val="0"/>
-                <w:sz w:val="17"/>
-                <w:sz w:val="17"/>
-                <w:szCs w:val="17"/>
+                <w:iCs w:val="false"/>
+                <w:caps w:val="false"/>
+                <w:smallCaps w:val="false"/>
+                <w:strike w:val="false"/>
+                <w:dstrike w:val="false"/>
+                <w:color w:val="000000"/>
+                <w:position w:val="0"/>
+                <w:sz w:val="20"/>
+                <w:sz w:val="20"/>
+                <w:szCs w:val="20"/>
                 <w:u w:val="none"/>
                 <w:shd w:fill="auto" w:val="clear"/>
                 <w:vertAlign w:val="baseline"/>
@@ -228,42 +220,27 @@
               <w:ind w:hanging="0" w:left="54" w:right="825"/>
               <w:jc w:val="left"/>
               <w:rPr>
-                <w:rFonts w:ascii="Arial" w:hAnsi="Arial" w:eastAsia="Arial" w:cs="Arial"/>
+                <w:rFonts w:ascii="Arial " w:hAnsi="Arial "/>
+                <w:sz w:val="20"/>
+                <w:szCs w:val="20"/>
+              </w:rPr>
+            </w:pPr>
+            <w:r>
+              <w:rPr>
+                <w:rFonts w:eastAsia="Arial" w:cs="Arial" w:ascii="Arial " w:hAnsi="Arial "/>
                 <w:b w:val="false"/>
                 <w:bCs w:val="false"/>
                 <w:i w:val="false"/>
-                <w:i w:val="false"/>
-                <w:iCs w:val="false"/>
-                <w:caps w:val="false"/>
-                <w:smallCaps w:val="false"/>
-                <w:strike w:val="false"/>
-                <w:dstrike w:val="false"/>
-                <w:color w:val="000000"/>
-                <w:position w:val="0"/>
-                <w:sz w:val="17"/>
-                <w:sz w:val="17"/>
-                <w:szCs w:val="17"/>
-                <w:u w:val="none"/>
-                <w:shd w:fill="auto" w:val="clear"/>
-                <w:vertAlign w:val="baseline"/>
-              </w:rPr>
-            </w:pPr>
-            <w:r>
-              <w:rPr>
-                <w:rFonts w:eastAsia="Arial" w:cs="Arial"/>
-                <w:b w:val="false"/>
-                <w:bCs w:val="false"/>
-                <w:i w:val="false"/>
-                <w:iCs w:val="false"/>
-                <w:caps w:val="false"/>
-                <w:smallCaps w:val="false"/>
-                <w:strike w:val="false"/>
-                <w:dstrike w:val="false"/>
-                <w:color w:val="000000"/>
-                <w:position w:val="0"/>
-                <w:sz w:val="17"/>
-                <w:sz w:val="17"/>
-                <w:szCs w:val="17"/>
+                <w:iCs w:val="false"/>
+                <w:caps w:val="false"/>
+                <w:smallCaps w:val="false"/>
+                <w:strike w:val="false"/>
+                <w:dstrike w:val="false"/>
+                <w:color w:val="000000"/>
+                <w:position w:val="0"/>
+                <w:sz w:val="20"/>
+                <w:sz w:val="20"/>
+                <w:szCs w:val="20"/>
                 <w:u w:val="none"/>
                 <w:shd w:fill="auto" w:val="clear"/>
                 <w:vertAlign w:val="baseline"/>
@@ -282,42 +259,27 @@
               <w:ind w:hanging="0" w:left="54" w:right="0"/>
               <w:jc w:val="left"/>
               <w:rPr>
-                <w:rFonts w:ascii="Arial" w:hAnsi="Arial" w:eastAsia="Arial" w:cs="Arial"/>
+                <w:rFonts w:ascii="Arial " w:hAnsi="Arial "/>
+                <w:sz w:val="20"/>
+                <w:szCs w:val="20"/>
+              </w:rPr>
+            </w:pPr>
+            <w:r>
+              <w:rPr>
+                <w:rFonts w:eastAsia="Arial" w:cs="Arial" w:ascii="Arial " w:hAnsi="Arial "/>
                 <w:b w:val="false"/>
                 <w:bCs w:val="false"/>
                 <w:i w:val="false"/>
-                <w:i w:val="false"/>
-                <w:iCs w:val="false"/>
-                <w:caps w:val="false"/>
-                <w:smallCaps w:val="false"/>
-                <w:strike w:val="false"/>
-                <w:dstrike w:val="false"/>
-                <w:color w:val="000000"/>
-                <w:position w:val="0"/>
-                <w:sz w:val="17"/>
-                <w:sz w:val="17"/>
-                <w:szCs w:val="17"/>
-                <w:u w:val="none"/>
-                <w:shd w:fill="auto" w:val="clear"/>
-                <w:vertAlign w:val="baseline"/>
-              </w:rPr>
-            </w:pPr>
-            <w:r>
-              <w:rPr>
-                <w:rFonts w:eastAsia="Arial" w:cs="Arial"/>
-                <w:b w:val="false"/>
-                <w:bCs w:val="false"/>
-                <w:i w:val="false"/>
-                <w:iCs w:val="false"/>
-                <w:caps w:val="false"/>
-                <w:smallCaps w:val="false"/>
-                <w:strike w:val="false"/>
-                <w:dstrike w:val="false"/>
-                <w:color w:val="000000"/>
-                <w:position w:val="0"/>
-                <w:sz w:val="17"/>
-                <w:sz w:val="17"/>
-                <w:szCs w:val="17"/>
+                <w:iCs w:val="false"/>
+                <w:caps w:val="false"/>
+                <w:smallCaps w:val="false"/>
+                <w:strike w:val="false"/>
+                <w:dstrike w:val="false"/>
+                <w:color w:val="000000"/>
+                <w:position w:val="0"/>
+                <w:sz w:val="20"/>
+                <w:sz w:val="20"/>
+                <w:szCs w:val="20"/>
                 <w:u w:val="none"/>
                 <w:shd w:fill="auto" w:val="clear"/>
                 <w:vertAlign w:val="baseline"/>
@@ -328,7 +290,7 @@
         </w:tc>
         <w:tc>
           <w:tcPr>
-            <w:tcW w:w="2600" w:type="dxa"/>
+            <w:tcW w:w="2601" w:type="dxa"/>
             <w:gridSpan w:val="4"/>
             <w:tcBorders>
               <w:top w:val="single" w:sz="4" w:space="0" w:color="000000"/>
@@ -348,7 +310,7 @@
               <w:ind w:hanging="0" w:left="0" w:right="0"/>
               <w:jc w:val="left"/>
               <w:rPr>
-                <w:rFonts w:ascii="Times New Roman" w:hAnsi="Times New Roman" w:eastAsia="Times New Roman" w:cs="Times New Roman"/>
+                <w:rFonts w:ascii="Arial " w:hAnsi="Arial " w:eastAsia="Times New Roman" w:cs="Times New Roman"/>
                 <w:b w:val="false"/>
                 <w:bCs w:val="false"/>
                 <w:i w:val="false"/>
@@ -360,17 +322,17 @@
                 <w:dstrike w:val="false"/>
                 <w:color w:val="000000"/>
                 <w:position w:val="0"/>
-                <w:sz w:val="17"/>
-                <w:sz w:val="17"/>
-                <w:szCs w:val="17"/>
-                <w:u w:val="none"/>
-                <w:shd w:fill="auto" w:val="clear"/>
-                <w:vertAlign w:val="baseline"/>
-              </w:rPr>
-            </w:pPr>
-            <w:r>
-              <w:rPr>
-                <w:rFonts w:eastAsia="Times New Roman" w:cs="Times New Roman" w:ascii="Times New Roman" w:hAnsi="Times New Roman"/>
+                <w:sz w:val="20"/>
+                <w:sz w:val="20"/>
+                <w:szCs w:val="20"/>
+                <w:u w:val="none"/>
+                <w:shd w:fill="auto" w:val="clear"/>
+                <w:vertAlign w:val="baseline"/>
+              </w:rPr>
+            </w:pPr>
+            <w:r>
+              <w:rPr>
+                <w:rFonts w:eastAsia="Times New Roman" w:cs="Times New Roman" w:ascii="Arial " w:hAnsi="Arial "/>
                 <w:b w:val="false"/>
                 <w:bCs w:val="false"/>
                 <w:i w:val="false"/>
@@ -381,9 +343,9 @@
                 <w:dstrike w:val="false"/>
                 <w:color w:val="000000"/>
                 <w:position w:val="0"/>
-                <w:sz w:val="17"/>
-                <w:sz w:val="17"/>
-                <w:szCs w:val="17"/>
+                <w:sz w:val="20"/>
+                <w:sz w:val="20"/>
+                <w:szCs w:val="20"/>
                 <w:u w:val="none"/>
                 <w:shd w:fill="auto" w:val="clear"/>
                 <w:vertAlign w:val="baseline"/>
@@ -401,29 +363,14 @@
               <w:ind w:hanging="327" w:left="751" w:right="545"/>
               <w:jc w:val="left"/>
               <w:rPr>
-                <w:rFonts w:ascii="Arial" w:hAnsi="Arial" w:eastAsia="Arial" w:cs="Arial"/>
-                <w:b w:val="false"/>
-                <w:bCs w:val="false"/>
-                <w:i w:val="false"/>
-                <w:i w:val="false"/>
-                <w:iCs w:val="false"/>
-                <w:caps w:val="false"/>
-                <w:smallCaps w:val="false"/>
-                <w:strike w:val="false"/>
-                <w:dstrike w:val="false"/>
-                <w:color w:val="000000"/>
-                <w:position w:val="0"/>
-                <w:sz w:val="17"/>
-                <w:sz w:val="17"/>
-                <w:szCs w:val="17"/>
-                <w:u w:val="none"/>
-                <w:shd w:fill="auto" w:val="clear"/>
-                <w:vertAlign w:val="baseline"/>
-              </w:rPr>
-            </w:pPr>
-            <w:r>
-              <w:rPr>
-                <w:rFonts w:eastAsia="Arial" w:cs="Arial"/>
+                <w:rFonts w:ascii="Arial " w:hAnsi="Arial "/>
+                <w:sz w:val="20"/>
+                <w:szCs w:val="20"/>
+              </w:rPr>
+            </w:pPr>
+            <w:r>
+              <w:rPr>
+                <w:rFonts w:eastAsia="Arial" w:cs="Arial" w:ascii="Arial " w:hAnsi="Arial "/>
                 <w:b/>
                 <w:bCs/>
                 <w:i w:val="false"/>
@@ -434,9 +381,9 @@
                 <w:dstrike w:val="false"/>
                 <w:color w:val="000000"/>
                 <w:position w:val="0"/>
-                <w:sz w:val="17"/>
-                <w:sz w:val="17"/>
-                <w:szCs w:val="17"/>
+                <w:sz w:val="20"/>
+                <w:sz w:val="20"/>
+                <w:szCs w:val="20"/>
                 <w:u w:val="none"/>
                 <w:shd w:fill="auto" w:val="clear"/>
                 <w:vertAlign w:val="baseline"/>
@@ -467,42 +414,27 @@
               <w:ind w:hanging="0" w:left="55" w:right="0"/>
               <w:jc w:val="left"/>
               <w:rPr>
-                <w:rFonts w:ascii="Arial" w:hAnsi="Arial" w:eastAsia="Arial" w:cs="Arial"/>
+                <w:rFonts w:ascii="Arial " w:hAnsi="Arial "/>
+                <w:sz w:val="20"/>
+                <w:szCs w:val="20"/>
+              </w:rPr>
+            </w:pPr>
+            <w:r>
+              <w:rPr>
+                <w:rFonts w:eastAsia="Arial" w:cs="Arial" w:ascii="Arial " w:hAnsi="Arial "/>
                 <w:b/>
                 <w:bCs/>
                 <w:i w:val="false"/>
-                <w:i w:val="false"/>
-                <w:iCs w:val="false"/>
-                <w:caps w:val="false"/>
-                <w:smallCaps w:val="false"/>
-                <w:strike w:val="false"/>
-                <w:dstrike w:val="false"/>
-                <w:color w:val="000000"/>
-                <w:position w:val="0"/>
-                <w:sz w:val="17"/>
-                <w:sz w:val="17"/>
-                <w:szCs w:val="17"/>
-                <w:u w:val="none"/>
-                <w:shd w:fill="auto" w:val="clear"/>
-                <w:vertAlign w:val="baseline"/>
-              </w:rPr>
-            </w:pPr>
-            <w:r>
-              <w:rPr>
-                <w:rFonts w:eastAsia="Arial" w:cs="Arial"/>
-                <w:b/>
-                <w:bCs/>
-                <w:i w:val="false"/>
-                <w:iCs w:val="false"/>
-                <w:caps w:val="false"/>
-                <w:smallCaps w:val="false"/>
-                <w:strike w:val="false"/>
-                <w:dstrike w:val="false"/>
-                <w:color w:val="000000"/>
-                <w:position w:val="0"/>
-                <w:sz w:val="17"/>
-                <w:sz w:val="17"/>
-                <w:szCs w:val="17"/>
+                <w:iCs w:val="false"/>
+                <w:caps w:val="false"/>
+                <w:smallCaps w:val="false"/>
+                <w:strike w:val="false"/>
+                <w:dstrike w:val="false"/>
+                <w:color w:val="000000"/>
+                <w:position w:val="0"/>
+                <w:sz w:val="20"/>
+                <w:sz w:val="20"/>
+                <w:szCs w:val="20"/>
                 <w:u w:val="none"/>
                 <w:shd w:fill="auto" w:val="clear"/>
                 <w:vertAlign w:val="baseline"/>
@@ -521,42 +453,27 @@
               <w:ind w:hanging="0" w:left="62" w:right="1211"/>
               <w:jc w:val="left"/>
               <w:rPr>
-                <w:rFonts w:ascii="Arial" w:hAnsi="Arial" w:eastAsia="Arial" w:cs="Arial"/>
+                <w:rFonts w:ascii="Arial " w:hAnsi="Arial "/>
+                <w:sz w:val="20"/>
+                <w:szCs w:val="20"/>
+              </w:rPr>
+            </w:pPr>
+            <w:r>
+              <w:rPr>
+                <w:rFonts w:eastAsia="Arial" w:cs="Arial" w:ascii="Arial " w:hAnsi="Arial "/>
                 <w:b w:val="false"/>
                 <w:bCs w:val="false"/>
                 <w:i w:val="false"/>
-                <w:i w:val="false"/>
-                <w:iCs w:val="false"/>
-                <w:caps w:val="false"/>
-                <w:smallCaps w:val="false"/>
-                <w:strike w:val="false"/>
-                <w:dstrike w:val="false"/>
-                <w:color w:val="000000"/>
-                <w:position w:val="0"/>
-                <w:sz w:val="17"/>
-                <w:sz w:val="17"/>
-                <w:szCs w:val="17"/>
-                <w:u w:val="none"/>
-                <w:shd w:fill="auto" w:val="clear"/>
-                <w:vertAlign w:val="baseline"/>
-              </w:rPr>
-            </w:pPr>
-            <w:r>
-              <w:rPr>
-                <w:rFonts w:eastAsia="Arial" w:cs="Arial"/>
-                <w:b w:val="false"/>
-                <w:bCs w:val="false"/>
-                <w:i w:val="false"/>
-                <w:iCs w:val="false"/>
-                <w:caps w:val="false"/>
-                <w:smallCaps w:val="false"/>
-                <w:strike w:val="false"/>
-                <w:dstrike w:val="false"/>
-                <w:color w:val="000000"/>
-                <w:position w:val="0"/>
-                <w:sz w:val="17"/>
-                <w:sz w:val="17"/>
-                <w:szCs w:val="17"/>
+                <w:iCs w:val="false"/>
+                <w:caps w:val="false"/>
+                <w:smallCaps w:val="false"/>
+                <w:strike w:val="false"/>
+                <w:dstrike w:val="false"/>
+                <w:color w:val="000000"/>
+                <w:position w:val="0"/>
+                <w:sz w:val="20"/>
+                <w:sz w:val="20"/>
+                <w:szCs w:val="20"/>
                 <w:u w:val="none"/>
                 <w:shd w:fill="auto" w:val="clear"/>
                 <w:vertAlign w:val="baseline"/>
@@ -574,7 +491,7 @@
         </w:trPr>
         <w:tc>
           <w:tcPr>
-            <w:tcW w:w="2983" w:type="dxa"/>
+            <w:tcW w:w="2982" w:type="dxa"/>
             <w:gridSpan w:val="4"/>
             <w:vMerge w:val="continue"/>
             <w:tcBorders>
@@ -595,7 +512,7 @@
               <w:ind w:hanging="0" w:left="0" w:right="0"/>
               <w:jc w:val="left"/>
               <w:rPr>
-                <w:rFonts w:ascii="Arial" w:hAnsi="Arial" w:eastAsia="Arial" w:cs="Arial"/>
+                <w:rFonts w:ascii="Arial " w:hAnsi="Arial " w:eastAsia="Arial" w:cs="Arial"/>
                 <w:b w:val="false"/>
                 <w:bCs w:val="false"/>
                 <w:i w:val="false"/>
@@ -607,17 +524,17 @@
                 <w:dstrike w:val="false"/>
                 <w:color w:val="000000"/>
                 <w:position w:val="0"/>
-                <w:sz w:val="17"/>
-                <w:sz w:val="17"/>
-                <w:szCs w:val="17"/>
-                <w:u w:val="none"/>
-                <w:shd w:fill="auto" w:val="clear"/>
-                <w:vertAlign w:val="baseline"/>
-              </w:rPr>
-            </w:pPr>
-            <w:r>
-              <w:rPr>
-                <w:rFonts w:eastAsia="Arial" w:cs="Arial"/>
+                <w:sz w:val="20"/>
+                <w:sz w:val="20"/>
+                <w:szCs w:val="20"/>
+                <w:u w:val="none"/>
+                <w:shd w:fill="auto" w:val="clear"/>
+                <w:vertAlign w:val="baseline"/>
+              </w:rPr>
+            </w:pPr>
+            <w:r>
+              <w:rPr>
+                <w:rFonts w:eastAsia="Arial" w:cs="Arial" w:ascii="Arial " w:hAnsi="Arial "/>
                 <w:b w:val="false"/>
                 <w:bCs w:val="false"/>
                 <w:i w:val="false"/>
@@ -628,9 +545,9 @@
                 <w:dstrike w:val="false"/>
                 <w:color w:val="000000"/>
                 <w:position w:val="0"/>
-                <w:sz w:val="17"/>
-                <w:sz w:val="17"/>
-                <w:szCs w:val="17"/>
+                <w:sz w:val="20"/>
+                <w:sz w:val="20"/>
+                <w:szCs w:val="20"/>
                 <w:u w:val="none"/>
                 <w:shd w:fill="auto" w:val="clear"/>
                 <w:vertAlign w:val="baseline"/>
@@ -640,7 +557,7 @@
         </w:tc>
         <w:tc>
           <w:tcPr>
-            <w:tcW w:w="4140" w:type="dxa"/>
+            <w:tcW w:w="4142" w:type="dxa"/>
             <w:gridSpan w:val="5"/>
             <w:tcBorders>
               <w:top w:val="single" w:sz="4" w:space="0" w:color="000000"/>
@@ -660,42 +577,27 @@
               <w:ind w:hanging="0" w:left="1053" w:right="0"/>
               <w:jc w:val="left"/>
               <w:rPr>
-                <w:rFonts w:ascii="Arial" w:hAnsi="Arial" w:eastAsia="Arial" w:cs="Arial"/>
+                <w:rFonts w:ascii="Arial " w:hAnsi="Arial "/>
+                <w:sz w:val="20"/>
+                <w:szCs w:val="20"/>
+              </w:rPr>
+            </w:pPr>
+            <w:r>
+              <w:rPr>
+                <w:rFonts w:eastAsia="Arial" w:cs="Arial" w:ascii="Arial " w:hAnsi="Arial "/>
                 <w:b/>
                 <w:bCs/>
                 <w:i w:val="false"/>
-                <w:i w:val="false"/>
-                <w:iCs w:val="false"/>
-                <w:caps w:val="false"/>
-                <w:smallCaps w:val="false"/>
-                <w:strike w:val="false"/>
-                <w:dstrike w:val="false"/>
-                <w:color w:val="000000"/>
-                <w:position w:val="0"/>
-                <w:sz w:val="17"/>
-                <w:sz w:val="17"/>
-                <w:szCs w:val="17"/>
-                <w:u w:val="none"/>
-                <w:shd w:fill="auto" w:val="clear"/>
-                <w:vertAlign w:val="baseline"/>
-              </w:rPr>
-            </w:pPr>
-            <w:r>
-              <w:rPr>
-                <w:rFonts w:eastAsia="Arial" w:cs="Arial"/>
-                <w:b/>
-                <w:bCs/>
-                <w:i w:val="false"/>
-                <w:iCs w:val="false"/>
-                <w:caps w:val="false"/>
-                <w:smallCaps w:val="false"/>
-                <w:strike w:val="false"/>
-                <w:dstrike w:val="false"/>
-                <w:color w:val="000000"/>
-                <w:position w:val="0"/>
-                <w:sz w:val="17"/>
-                <w:sz w:val="17"/>
-                <w:szCs w:val="17"/>
+                <w:iCs w:val="false"/>
+                <w:caps w:val="false"/>
+                <w:smallCaps w:val="false"/>
+                <w:strike w:val="false"/>
+                <w:dstrike w:val="false"/>
+                <w:color w:val="000000"/>
+                <w:position w:val="0"/>
+                <w:sz w:val="20"/>
+                <w:sz w:val="20"/>
+                <w:szCs w:val="20"/>
                 <w:u w:val="none"/>
                 <w:shd w:fill="auto" w:val="clear"/>
                 <w:vertAlign w:val="baseline"/>
@@ -714,42 +616,27 @@
               <w:ind w:hanging="0" w:left="1053" w:right="0"/>
               <w:jc w:val="left"/>
               <w:rPr>
-                <w:rFonts w:ascii="Arial" w:hAnsi="Arial" w:eastAsia="Arial" w:cs="Arial"/>
+                <w:rFonts w:ascii="Arial " w:hAnsi="Arial "/>
+                <w:sz w:val="20"/>
+                <w:szCs w:val="20"/>
+              </w:rPr>
+            </w:pPr>
+            <w:r>
+              <w:rPr>
+                <w:rFonts w:eastAsia="Arial" w:cs="Arial" w:ascii="Arial " w:hAnsi="Arial "/>
                 <w:b/>
                 <w:bCs/>
                 <w:i w:val="false"/>
-                <w:i w:val="false"/>
-                <w:iCs w:val="false"/>
-                <w:caps w:val="false"/>
-                <w:smallCaps w:val="false"/>
-                <w:strike w:val="false"/>
-                <w:dstrike w:val="false"/>
-                <w:color w:val="000000"/>
-                <w:position w:val="0"/>
-                <w:sz w:val="17"/>
-                <w:sz w:val="17"/>
-                <w:szCs w:val="17"/>
-                <w:u w:val="none"/>
-                <w:shd w:fill="auto" w:val="clear"/>
-                <w:vertAlign w:val="baseline"/>
-              </w:rPr>
-            </w:pPr>
-            <w:r>
-              <w:rPr>
-                <w:rFonts w:eastAsia="Arial" w:cs="Arial"/>
-                <w:b/>
-                <w:bCs/>
-                <w:i w:val="false"/>
-                <w:iCs w:val="false"/>
-                <w:caps w:val="false"/>
-                <w:smallCaps w:val="false"/>
-                <w:strike w:val="false"/>
-                <w:dstrike w:val="false"/>
-                <w:color w:val="000000"/>
-                <w:position w:val="0"/>
-                <w:sz w:val="17"/>
-                <w:sz w:val="17"/>
-                <w:szCs w:val="17"/>
+                <w:iCs w:val="false"/>
+                <w:caps w:val="false"/>
+                <w:smallCaps w:val="false"/>
+                <w:strike w:val="false"/>
+                <w:dstrike w:val="false"/>
+                <w:color w:val="000000"/>
+                <w:position w:val="0"/>
+                <w:sz w:val="20"/>
+                <w:sz w:val="20"/>
+                <w:szCs w:val="20"/>
                 <w:u w:val="none"/>
                 <w:shd w:fill="auto" w:val="clear"/>
                 <w:vertAlign w:val="baseline"/>
@@ -760,7 +647,7 @@
         </w:tc>
         <w:tc>
           <w:tcPr>
-            <w:tcW w:w="2224" w:type="dxa"/>
+            <w:tcW w:w="2223" w:type="dxa"/>
             <w:gridSpan w:val="2"/>
             <w:tcBorders>
               <w:top w:val="single" w:sz="4" w:space="0" w:color="000000"/>
@@ -780,42 +667,27 @@
               <w:ind w:hanging="0" w:left="244" w:right="0"/>
               <w:jc w:val="left"/>
               <w:rPr>
-                <w:rFonts w:ascii="Arial" w:hAnsi="Arial" w:eastAsia="Arial" w:cs="Arial"/>
+                <w:rFonts w:ascii="Arial " w:hAnsi="Arial "/>
+                <w:sz w:val="20"/>
+                <w:szCs w:val="20"/>
+              </w:rPr>
+            </w:pPr>
+            <w:r>
+              <w:rPr>
+                <w:rFonts w:eastAsia="Arial" w:cs="Arial" w:ascii="Arial " w:hAnsi="Arial "/>
                 <w:b/>
                 <w:bCs/>
                 <w:i w:val="false"/>
-                <w:i w:val="false"/>
-                <w:iCs w:val="false"/>
-                <w:caps w:val="false"/>
-                <w:smallCaps w:val="false"/>
-                <w:strike w:val="false"/>
-                <w:dstrike w:val="false"/>
-                <w:color w:val="000000"/>
-                <w:position w:val="0"/>
-                <w:sz w:val="17"/>
-                <w:sz w:val="17"/>
-                <w:szCs w:val="17"/>
-                <w:u w:val="none"/>
-                <w:shd w:fill="auto" w:val="clear"/>
-                <w:vertAlign w:val="baseline"/>
-              </w:rPr>
-            </w:pPr>
-            <w:r>
-              <w:rPr>
-                <w:rFonts w:eastAsia="Arial" w:cs="Arial"/>
-                <w:b/>
-                <w:bCs/>
-                <w:i w:val="false"/>
-                <w:iCs w:val="false"/>
-                <w:caps w:val="false"/>
-                <w:smallCaps w:val="false"/>
-                <w:strike w:val="false"/>
-                <w:dstrike w:val="false"/>
-                <w:color w:val="000000"/>
-                <w:position w:val="0"/>
-                <w:sz w:val="17"/>
-                <w:sz w:val="17"/>
-                <w:szCs w:val="17"/>
+                <w:iCs w:val="false"/>
+                <w:caps w:val="false"/>
+                <w:smallCaps w:val="false"/>
+                <w:strike w:val="false"/>
+                <w:dstrike w:val="false"/>
+                <w:color w:val="000000"/>
+                <w:position w:val="0"/>
+                <w:sz w:val="20"/>
+                <w:sz w:val="20"/>
+                <w:szCs w:val="20"/>
                 <w:u w:val="none"/>
                 <w:shd w:fill="auto" w:val="clear"/>
                 <w:vertAlign w:val="baseline"/>
@@ -834,42 +706,27 @@
               <w:ind w:hanging="0" w:left="244" w:right="0"/>
               <w:jc w:val="left"/>
               <w:rPr>
-                <w:rFonts w:ascii="Arial" w:hAnsi="Arial" w:eastAsia="Arial" w:cs="Arial"/>
+                <w:rFonts w:ascii="Arial " w:hAnsi="Arial "/>
+                <w:sz w:val="20"/>
+                <w:szCs w:val="20"/>
+              </w:rPr>
+            </w:pPr>
+            <w:r>
+              <w:rPr>
+                <w:rFonts w:eastAsia="Arial" w:cs="Arial" w:ascii="Arial " w:hAnsi="Arial "/>
                 <w:b/>
                 <w:bCs/>
                 <w:i w:val="false"/>
-                <w:i w:val="false"/>
-                <w:iCs w:val="false"/>
-                <w:caps w:val="false"/>
-                <w:smallCaps w:val="false"/>
-                <w:strike w:val="false"/>
-                <w:dstrike w:val="false"/>
-                <w:color w:val="000000"/>
-                <w:position w:val="0"/>
-                <w:sz w:val="17"/>
-                <w:sz w:val="17"/>
-                <w:szCs w:val="17"/>
-                <w:u w:val="none"/>
-                <w:shd w:fill="auto" w:val="clear"/>
-                <w:vertAlign w:val="baseline"/>
-              </w:rPr>
-            </w:pPr>
-            <w:r>
-              <w:rPr>
-                <w:rFonts w:eastAsia="Arial" w:cs="Arial"/>
-                <w:b/>
-                <w:bCs/>
-                <w:i w:val="false"/>
-                <w:iCs w:val="false"/>
-                <w:caps w:val="false"/>
-                <w:smallCaps w:val="false"/>
-                <w:strike w:val="false"/>
-                <w:dstrike w:val="false"/>
-                <w:color w:val="000000"/>
-                <w:position w:val="0"/>
-                <w:sz w:val="17"/>
-                <w:sz w:val="17"/>
-                <w:szCs w:val="17"/>
+                <w:iCs w:val="false"/>
+                <w:caps w:val="false"/>
+                <w:smallCaps w:val="false"/>
+                <w:strike w:val="false"/>
+                <w:dstrike w:val="false"/>
+                <w:color w:val="000000"/>
+                <w:position w:val="0"/>
+                <w:sz w:val="20"/>
+                <w:sz w:val="20"/>
+                <w:szCs w:val="20"/>
                 <w:u w:val="none"/>
                 <w:shd w:fill="auto" w:val="clear"/>
                 <w:vertAlign w:val="baseline"/>
@@ -905,42 +762,27 @@
               <w:ind w:hanging="0" w:left="50" w:right="0"/>
               <w:jc w:val="left"/>
               <w:rPr>
-                <w:rFonts w:ascii="Arial" w:hAnsi="Arial" w:eastAsia="Arial" w:cs="Arial"/>
+                <w:rFonts w:ascii="Arial " w:hAnsi="Arial "/>
+                <w:sz w:val="20"/>
+                <w:szCs w:val="20"/>
+              </w:rPr>
+            </w:pPr>
+            <w:r>
+              <w:rPr>
+                <w:rFonts w:eastAsia="Arial" w:cs="Arial" w:ascii="Arial " w:hAnsi="Arial "/>
                 <w:b/>
                 <w:bCs/>
                 <w:i w:val="false"/>
-                <w:i w:val="false"/>
-                <w:iCs w:val="false"/>
-                <w:caps w:val="false"/>
-                <w:smallCaps w:val="false"/>
-                <w:strike w:val="false"/>
-                <w:dstrike w:val="false"/>
-                <w:color w:val="000000"/>
-                <w:position w:val="0"/>
-                <w:sz w:val="17"/>
-                <w:sz w:val="17"/>
-                <w:szCs w:val="17"/>
-                <w:u w:val="none"/>
-                <w:shd w:fill="auto" w:val="clear"/>
-                <w:vertAlign w:val="baseline"/>
-              </w:rPr>
-            </w:pPr>
-            <w:r>
-              <w:rPr>
-                <w:rFonts w:eastAsia="Arial" w:cs="Arial"/>
-                <w:b/>
-                <w:bCs/>
-                <w:i w:val="false"/>
-                <w:iCs w:val="false"/>
-                <w:caps w:val="false"/>
-                <w:smallCaps w:val="false"/>
-                <w:strike w:val="false"/>
-                <w:dstrike w:val="false"/>
-                <w:color w:val="000000"/>
-                <w:position w:val="0"/>
-                <w:sz w:val="17"/>
-                <w:sz w:val="17"/>
-                <w:szCs w:val="17"/>
+                <w:iCs w:val="false"/>
+                <w:caps w:val="false"/>
+                <w:smallCaps w:val="false"/>
+                <w:strike w:val="false"/>
+                <w:dstrike w:val="false"/>
+                <w:color w:val="000000"/>
+                <w:position w:val="0"/>
+                <w:sz w:val="20"/>
+                <w:sz w:val="20"/>
+                <w:szCs w:val="20"/>
                 <w:u w:val="none"/>
                 <w:shd w:fill="auto" w:val="clear"/>
                 <w:vertAlign w:val="baseline"/>
@@ -959,42 +801,27 @@
               <w:ind w:hanging="0" w:left="50" w:right="0"/>
               <w:jc w:val="left"/>
               <w:rPr>
-                <w:rFonts w:ascii="Arial" w:hAnsi="Arial" w:eastAsia="Arial" w:cs="Arial"/>
+                <w:rFonts w:ascii="Arial " w:hAnsi="Arial "/>
+                <w:sz w:val="20"/>
+                <w:szCs w:val="20"/>
+              </w:rPr>
+            </w:pPr>
+            <w:r>
+              <w:rPr>
+                <w:rFonts w:eastAsia="Arial" w:cs="Arial" w:ascii="Arial " w:hAnsi="Arial "/>
                 <w:b w:val="false"/>
                 <w:bCs w:val="false"/>
                 <w:i w:val="false"/>
-                <w:i w:val="false"/>
-                <w:iCs w:val="false"/>
-                <w:caps w:val="false"/>
-                <w:smallCaps w:val="false"/>
-                <w:strike w:val="false"/>
-                <w:dstrike w:val="false"/>
-                <w:color w:val="000000"/>
-                <w:position w:val="0"/>
-                <w:sz w:val="18"/>
-                <w:sz w:val="18"/>
-                <w:szCs w:val="18"/>
-                <w:u w:val="none"/>
-                <w:shd w:fill="auto" w:val="clear"/>
-                <w:vertAlign w:val="baseline"/>
-              </w:rPr>
-            </w:pPr>
-            <w:r>
-              <w:rPr>
-                <w:rFonts w:eastAsia="Arial" w:cs="Arial"/>
-                <w:b w:val="false"/>
-                <w:bCs w:val="false"/>
-                <w:i w:val="false"/>
-                <w:iCs w:val="false"/>
-                <w:caps w:val="false"/>
-                <w:smallCaps w:val="false"/>
-                <w:strike w:val="false"/>
-                <w:dstrike w:val="false"/>
-                <w:color w:val="000000"/>
-                <w:position w:val="0"/>
-                <w:sz w:val="18"/>
-                <w:sz w:val="18"/>
-                <w:szCs w:val="18"/>
+                <w:iCs w:val="false"/>
+                <w:caps w:val="false"/>
+                <w:smallCaps w:val="false"/>
+                <w:strike w:val="false"/>
+                <w:dstrike w:val="false"/>
+                <w:color w:val="000000"/>
+                <w:position w:val="0"/>
+                <w:sz w:val="20"/>
+                <w:sz w:val="20"/>
+                <w:szCs w:val="20"/>
                 <w:u w:val="none"/>
                 <w:shd w:fill="auto" w:val="clear"/>
                 <w:vertAlign w:val="baseline"/>
@@ -1013,42 +840,27 @@
               <w:ind w:hanging="0" w:left="50" w:right="0"/>
               <w:jc w:val="left"/>
               <w:rPr>
-                <w:rFonts w:ascii="Arial" w:hAnsi="Arial" w:eastAsia="Arial" w:cs="Arial"/>
+                <w:rFonts w:ascii="Arial " w:hAnsi="Arial "/>
+                <w:sz w:val="20"/>
+                <w:szCs w:val="20"/>
+              </w:rPr>
+            </w:pPr>
+            <w:r>
+              <w:rPr>
+                <w:rFonts w:eastAsia="Arial" w:cs="Arial" w:ascii="Arial " w:hAnsi="Arial "/>
                 <w:b w:val="false"/>
                 <w:bCs w:val="false"/>
                 <w:i w:val="false"/>
-                <w:i w:val="false"/>
-                <w:iCs w:val="false"/>
-                <w:caps w:val="false"/>
-                <w:smallCaps w:val="false"/>
-                <w:strike w:val="false"/>
-                <w:dstrike w:val="false"/>
-                <w:color w:val="000000"/>
-                <w:position w:val="0"/>
-                <w:sz w:val="18"/>
-                <w:sz w:val="18"/>
-                <w:szCs w:val="18"/>
-                <w:u w:val="none"/>
-                <w:shd w:fill="auto" w:val="clear"/>
-                <w:vertAlign w:val="baseline"/>
-              </w:rPr>
-            </w:pPr>
-            <w:r>
-              <w:rPr>
-                <w:rFonts w:eastAsia="Arial" w:cs="Arial"/>
-                <w:b w:val="false"/>
-                <w:bCs w:val="false"/>
-                <w:i w:val="false"/>
-                <w:iCs w:val="false"/>
-                <w:caps w:val="false"/>
-                <w:smallCaps w:val="false"/>
-                <w:strike w:val="false"/>
-                <w:dstrike w:val="false"/>
-                <w:color w:val="000000"/>
-                <w:position w:val="0"/>
-                <w:sz w:val="18"/>
-                <w:sz w:val="18"/>
-                <w:szCs w:val="18"/>
+                <w:iCs w:val="false"/>
+                <w:caps w:val="false"/>
+                <w:smallCaps w:val="false"/>
+                <w:strike w:val="false"/>
+                <w:dstrike w:val="false"/>
+                <w:color w:val="000000"/>
+                <w:position w:val="0"/>
+                <w:sz w:val="20"/>
+                <w:sz w:val="20"/>
+                <w:szCs w:val="20"/>
                 <w:u w:val="none"/>
                 <w:shd w:fill="auto" w:val="clear"/>
                 <w:vertAlign w:val="baseline"/>
@@ -1064,7 +876,7 @@
         </w:trPr>
         <w:tc>
           <w:tcPr>
-            <w:tcW w:w="2654" w:type="dxa"/>
+            <w:tcW w:w="2653" w:type="dxa"/>
             <w:gridSpan w:val="3"/>
             <w:tcBorders>
               <w:top w:val="single" w:sz="4" w:space="0" w:color="000000"/>
@@ -1084,42 +896,27 @@
               <w:ind w:hanging="0" w:left="59" w:right="3"/>
               <w:jc w:val="center"/>
               <w:rPr>
-                <w:rFonts w:ascii="Arial" w:hAnsi="Arial" w:eastAsia="Arial" w:cs="Arial"/>
+                <w:rFonts w:ascii="Arial " w:hAnsi="Arial "/>
+                <w:sz w:val="20"/>
+                <w:szCs w:val="20"/>
+              </w:rPr>
+            </w:pPr>
+            <w:r>
+              <w:rPr>
+                <w:rFonts w:eastAsia="Arial" w:cs="Arial" w:ascii="Arial " w:hAnsi="Arial "/>
                 <w:b/>
                 <w:bCs/>
                 <w:i w:val="false"/>
-                <w:i w:val="false"/>
-                <w:iCs w:val="false"/>
-                <w:caps w:val="false"/>
-                <w:smallCaps w:val="false"/>
-                <w:strike w:val="false"/>
-                <w:dstrike w:val="false"/>
-                <w:color w:val="000000"/>
-                <w:position w:val="0"/>
-                <w:sz w:val="17"/>
-                <w:sz w:val="17"/>
-                <w:szCs w:val="17"/>
-                <w:u w:val="none"/>
-                <w:shd w:fill="auto" w:val="clear"/>
-                <w:vertAlign w:val="baseline"/>
-              </w:rPr>
-            </w:pPr>
-            <w:r>
-              <w:rPr>
-                <w:rFonts w:eastAsia="Arial" w:cs="Arial"/>
-                <w:b/>
-                <w:bCs/>
-                <w:i w:val="false"/>
-                <w:iCs w:val="false"/>
-                <w:caps w:val="false"/>
-                <w:smallCaps w:val="false"/>
-                <w:strike w:val="false"/>
-                <w:dstrike w:val="false"/>
-                <w:color w:val="000000"/>
-                <w:position w:val="0"/>
-                <w:sz w:val="17"/>
-                <w:sz w:val="17"/>
-                <w:szCs w:val="17"/>
+                <w:iCs w:val="false"/>
+                <w:caps w:val="false"/>
+                <w:smallCaps w:val="false"/>
+                <w:strike w:val="false"/>
+                <w:dstrike w:val="false"/>
+                <w:color w:val="000000"/>
+                <w:position w:val="0"/>
+                <w:sz w:val="20"/>
+                <w:sz w:val="20"/>
+                <w:szCs w:val="20"/>
                 <w:u w:val="none"/>
                 <w:shd w:fill="auto" w:val="clear"/>
                 <w:vertAlign w:val="baseline"/>
@@ -1138,42 +935,27 @@
               <w:ind w:hanging="0" w:left="59" w:right="0"/>
               <w:jc w:val="center"/>
               <w:rPr>
-                <w:rFonts w:ascii="Arial" w:hAnsi="Arial" w:eastAsia="Arial" w:cs="Arial"/>
+                <w:rFonts w:ascii="Arial " w:hAnsi="Arial "/>
+                <w:sz w:val="20"/>
+                <w:szCs w:val="20"/>
+              </w:rPr>
+            </w:pPr>
+            <w:r>
+              <w:rPr>
+                <w:rFonts w:eastAsia="Arial" w:cs="Arial" w:ascii="Arial " w:hAnsi="Arial "/>
                 <w:b w:val="false"/>
                 <w:bCs w:val="false"/>
                 <w:i w:val="false"/>
-                <w:i w:val="false"/>
-                <w:iCs w:val="false"/>
-                <w:caps w:val="false"/>
-                <w:smallCaps w:val="false"/>
-                <w:strike w:val="false"/>
-                <w:dstrike w:val="false"/>
-                <w:color w:val="000000"/>
-                <w:position w:val="0"/>
-                <w:sz w:val="17"/>
-                <w:sz w:val="17"/>
-                <w:szCs w:val="17"/>
-                <w:u w:val="none"/>
-                <w:shd w:fill="auto" w:val="clear"/>
-                <w:vertAlign w:val="baseline"/>
-              </w:rPr>
-            </w:pPr>
-            <w:r>
-              <w:rPr>
-                <w:rFonts w:eastAsia="Arial" w:cs="Arial"/>
-                <w:b w:val="false"/>
-                <w:bCs w:val="false"/>
-                <w:i w:val="false"/>
-                <w:iCs w:val="false"/>
-                <w:caps w:val="false"/>
-                <w:smallCaps w:val="false"/>
-                <w:strike w:val="false"/>
-                <w:dstrike w:val="false"/>
-                <w:color w:val="000000"/>
-                <w:position w:val="0"/>
-                <w:sz w:val="17"/>
-                <w:sz w:val="17"/>
-                <w:szCs w:val="17"/>
+                <w:iCs w:val="false"/>
+                <w:caps w:val="false"/>
+                <w:smallCaps w:val="false"/>
+                <w:strike w:val="false"/>
+                <w:dstrike w:val="false"/>
+                <w:color w:val="000000"/>
+                <w:position w:val="0"/>
+                <w:sz w:val="20"/>
+                <w:sz w:val="20"/>
+                <w:szCs w:val="20"/>
                 <w:u w:val="none"/>
                 <w:shd w:fill="auto" w:val="clear"/>
                 <w:vertAlign w:val="baseline"/>
@@ -1184,7 +966,7 @@
         </w:tc>
         <w:tc>
           <w:tcPr>
-            <w:tcW w:w="2602" w:type="dxa"/>
+            <w:tcW w:w="2603" w:type="dxa"/>
             <w:gridSpan w:val="4"/>
             <w:tcBorders>
               <w:top w:val="single" w:sz="4" w:space="0" w:color="000000"/>
@@ -1204,42 +986,27 @@
               <w:ind w:hanging="0" w:left="0" w:right="11"/>
               <w:jc w:val="center"/>
               <w:rPr>
-                <w:rFonts w:ascii="Arial" w:hAnsi="Arial" w:eastAsia="Arial" w:cs="Arial"/>
+                <w:rFonts w:ascii="Arial " w:hAnsi="Arial "/>
+                <w:sz w:val="20"/>
+                <w:szCs w:val="20"/>
+              </w:rPr>
+            </w:pPr>
+            <w:r>
+              <w:rPr>
+                <w:rFonts w:eastAsia="Arial" w:cs="Arial" w:ascii="Arial " w:hAnsi="Arial "/>
                 <w:b/>
                 <w:bCs/>
                 <w:i w:val="false"/>
-                <w:i w:val="false"/>
-                <w:iCs w:val="false"/>
-                <w:caps w:val="false"/>
-                <w:smallCaps w:val="false"/>
-                <w:strike w:val="false"/>
-                <w:dstrike w:val="false"/>
-                <w:color w:val="000000"/>
-                <w:position w:val="0"/>
-                <w:sz w:val="17"/>
-                <w:sz w:val="17"/>
-                <w:szCs w:val="17"/>
-                <w:u w:val="none"/>
-                <w:shd w:fill="auto" w:val="clear"/>
-                <w:vertAlign w:val="baseline"/>
-              </w:rPr>
-            </w:pPr>
-            <w:r>
-              <w:rPr>
-                <w:rFonts w:eastAsia="Arial" w:cs="Arial"/>
-                <w:b/>
-                <w:bCs/>
-                <w:i w:val="false"/>
-                <w:iCs w:val="false"/>
-                <w:caps w:val="false"/>
-                <w:smallCaps w:val="false"/>
-                <w:strike w:val="false"/>
-                <w:dstrike w:val="false"/>
-                <w:color w:val="000000"/>
-                <w:position w:val="0"/>
-                <w:sz w:val="17"/>
-                <w:sz w:val="17"/>
-                <w:szCs w:val="17"/>
+                <w:iCs w:val="false"/>
+                <w:caps w:val="false"/>
+                <w:smallCaps w:val="false"/>
+                <w:strike w:val="false"/>
+                <w:dstrike w:val="false"/>
+                <w:color w:val="000000"/>
+                <w:position w:val="0"/>
+                <w:sz w:val="20"/>
+                <w:sz w:val="20"/>
+                <w:szCs w:val="20"/>
                 <w:u w:val="none"/>
                 <w:shd w:fill="auto" w:val="clear"/>
                 <w:vertAlign w:val="baseline"/>
@@ -1258,42 +1025,27 @@
               <w:ind w:hanging="0" w:left="3" w:right="11"/>
               <w:jc w:val="center"/>
               <w:rPr>
-                <w:rFonts w:ascii="Arial" w:hAnsi="Arial" w:eastAsia="Arial" w:cs="Arial"/>
+                <w:rFonts w:ascii="Arial " w:hAnsi="Arial "/>
+                <w:sz w:val="20"/>
+                <w:szCs w:val="20"/>
+              </w:rPr>
+            </w:pPr>
+            <w:r>
+              <w:rPr>
+                <w:rFonts w:eastAsia="Arial" w:cs="Arial" w:ascii="Arial " w:hAnsi="Arial "/>
                 <w:b w:val="false"/>
                 <w:bCs w:val="false"/>
                 <w:i w:val="false"/>
-                <w:i w:val="false"/>
-                <w:iCs w:val="false"/>
-                <w:caps w:val="false"/>
-                <w:smallCaps w:val="false"/>
-                <w:strike w:val="false"/>
-                <w:dstrike w:val="false"/>
-                <w:color w:val="000000"/>
-                <w:position w:val="0"/>
-                <w:sz w:val="17"/>
-                <w:sz w:val="17"/>
-                <w:szCs w:val="17"/>
-                <w:u w:val="none"/>
-                <w:shd w:fill="auto" w:val="clear"/>
-                <w:vertAlign w:val="baseline"/>
-              </w:rPr>
-            </w:pPr>
-            <w:r>
-              <w:rPr>
-                <w:rFonts w:eastAsia="Arial" w:cs="Arial"/>
-                <w:b w:val="false"/>
-                <w:bCs w:val="false"/>
-                <w:i w:val="false"/>
-                <w:iCs w:val="false"/>
-                <w:caps w:val="false"/>
-                <w:smallCaps w:val="false"/>
-                <w:strike w:val="false"/>
-                <w:dstrike w:val="false"/>
-                <w:color w:val="000000"/>
-                <w:position w:val="0"/>
-                <w:sz w:val="17"/>
-                <w:sz w:val="17"/>
-                <w:szCs w:val="17"/>
+                <w:iCs w:val="false"/>
+                <w:caps w:val="false"/>
+                <w:smallCaps w:val="false"/>
+                <w:strike w:val="false"/>
+                <w:dstrike w:val="false"/>
+                <w:color w:val="000000"/>
+                <w:position w:val="0"/>
+                <w:sz w:val="20"/>
+                <w:sz w:val="20"/>
+                <w:szCs w:val="20"/>
                 <w:u w:val="none"/>
                 <w:shd w:fill="auto" w:val="clear"/>
                 <w:vertAlign w:val="baseline"/>
@@ -1304,7 +1056,7 @@
         </w:tc>
         <w:tc>
           <w:tcPr>
-            <w:tcW w:w="1867" w:type="dxa"/>
+            <w:tcW w:w="1868" w:type="dxa"/>
             <w:gridSpan w:val="2"/>
             <w:tcBorders>
               <w:top w:val="single" w:sz="4" w:space="0" w:color="000000"/>
@@ -1324,42 +1076,27 @@
               <w:ind w:hanging="0" w:left="72" w:right="0"/>
               <w:jc w:val="center"/>
               <w:rPr>
-                <w:rFonts w:ascii="Arial" w:hAnsi="Arial" w:eastAsia="Arial" w:cs="Arial"/>
+                <w:rFonts w:ascii="Arial " w:hAnsi="Arial "/>
+                <w:sz w:val="20"/>
+                <w:szCs w:val="20"/>
+              </w:rPr>
+            </w:pPr>
+            <w:r>
+              <w:rPr>
+                <w:rFonts w:eastAsia="Arial" w:cs="Arial" w:ascii="Arial " w:hAnsi="Arial "/>
                 <w:b/>
                 <w:bCs/>
                 <w:i w:val="false"/>
-                <w:i w:val="false"/>
-                <w:iCs w:val="false"/>
-                <w:caps w:val="false"/>
-                <w:smallCaps w:val="false"/>
-                <w:strike w:val="false"/>
-                <w:dstrike w:val="false"/>
-                <w:color w:val="000000"/>
-                <w:position w:val="0"/>
-                <w:sz w:val="17"/>
-                <w:sz w:val="17"/>
-                <w:szCs w:val="17"/>
-                <w:u w:val="none"/>
-                <w:shd w:fill="auto" w:val="clear"/>
-                <w:vertAlign w:val="baseline"/>
-              </w:rPr>
-            </w:pPr>
-            <w:r>
-              <w:rPr>
-                <w:rFonts w:eastAsia="Arial" w:cs="Arial"/>
-                <w:b/>
-                <w:bCs/>
-                <w:i w:val="false"/>
-                <w:iCs w:val="false"/>
-                <w:caps w:val="false"/>
-                <w:smallCaps w:val="false"/>
-                <w:strike w:val="false"/>
-                <w:dstrike w:val="false"/>
-                <w:color w:val="000000"/>
-                <w:position w:val="0"/>
-                <w:sz w:val="17"/>
-                <w:sz w:val="17"/>
-                <w:szCs w:val="17"/>
+                <w:iCs w:val="false"/>
+                <w:caps w:val="false"/>
+                <w:smallCaps w:val="false"/>
+                <w:strike w:val="false"/>
+                <w:dstrike w:val="false"/>
+                <w:color w:val="000000"/>
+                <w:position w:val="0"/>
+                <w:sz w:val="20"/>
+                <w:sz w:val="20"/>
+                <w:szCs w:val="20"/>
                 <w:u w:val="none"/>
                 <w:shd w:fill="auto" w:val="clear"/>
                 <w:vertAlign w:val="baseline"/>
@@ -1378,42 +1115,27 @@
               <w:ind w:hanging="0" w:left="75" w:right="0"/>
               <w:jc w:val="center"/>
               <w:rPr>
-                <w:rFonts w:ascii="Arial" w:hAnsi="Arial" w:eastAsia="Arial" w:cs="Arial"/>
+                <w:rFonts w:ascii="Arial " w:hAnsi="Arial "/>
+                <w:sz w:val="20"/>
+                <w:szCs w:val="20"/>
+              </w:rPr>
+            </w:pPr>
+            <w:r>
+              <w:rPr>
+                <w:rFonts w:eastAsia="Arial" w:cs="Arial" w:ascii="Arial " w:hAnsi="Arial "/>
                 <w:b w:val="false"/>
                 <w:bCs w:val="false"/>
                 <w:i w:val="false"/>
-                <w:i w:val="false"/>
-                <w:iCs w:val="false"/>
-                <w:caps w:val="false"/>
-                <w:smallCaps w:val="false"/>
-                <w:strike w:val="false"/>
-                <w:dstrike w:val="false"/>
-                <w:color w:val="000000"/>
-                <w:position w:val="0"/>
-                <w:sz w:val="17"/>
-                <w:sz w:val="17"/>
-                <w:szCs w:val="17"/>
-                <w:u w:val="none"/>
-                <w:shd w:fill="auto" w:val="clear"/>
-                <w:vertAlign w:val="baseline"/>
-              </w:rPr>
-            </w:pPr>
-            <w:r>
-              <w:rPr>
-                <w:rFonts w:eastAsia="Arial" w:cs="Arial"/>
-                <w:b w:val="false"/>
-                <w:bCs w:val="false"/>
-                <w:i w:val="false"/>
-                <w:iCs w:val="false"/>
-                <w:caps w:val="false"/>
-                <w:smallCaps w:val="false"/>
-                <w:strike w:val="false"/>
-                <w:dstrike w:val="false"/>
-                <w:color w:val="000000"/>
-                <w:position w:val="0"/>
-                <w:sz w:val="17"/>
-                <w:sz w:val="17"/>
-                <w:szCs w:val="17"/>
+                <w:iCs w:val="false"/>
+                <w:caps w:val="false"/>
+                <w:smallCaps w:val="false"/>
+                <w:strike w:val="false"/>
+                <w:dstrike w:val="false"/>
+                <w:color w:val="000000"/>
+                <w:position w:val="0"/>
+                <w:sz w:val="20"/>
+                <w:sz w:val="20"/>
+                <w:szCs w:val="20"/>
                 <w:u w:val="none"/>
                 <w:shd w:fill="auto" w:val="clear"/>
                 <w:vertAlign w:val="baseline"/>
@@ -1424,7 +1146,7 @@
         </w:tc>
         <w:tc>
           <w:tcPr>
-            <w:tcW w:w="2224" w:type="dxa"/>
+            <w:tcW w:w="2223" w:type="dxa"/>
             <w:gridSpan w:val="2"/>
             <w:tcBorders>
               <w:top w:val="single" w:sz="4" w:space="0" w:color="000000"/>
@@ -1444,42 +1166,27 @@
               <w:ind w:hanging="0" w:left="73" w:right="91"/>
               <w:jc w:val="center"/>
               <w:rPr>
-                <w:rFonts w:ascii="Arial" w:hAnsi="Arial" w:eastAsia="Arial" w:cs="Arial"/>
+                <w:rFonts w:ascii="Arial " w:hAnsi="Arial "/>
+                <w:sz w:val="20"/>
+                <w:szCs w:val="20"/>
+              </w:rPr>
+            </w:pPr>
+            <w:r>
+              <w:rPr>
+                <w:rFonts w:eastAsia="Arial" w:cs="Arial" w:ascii="Arial " w:hAnsi="Arial "/>
                 <w:b/>
                 <w:bCs/>
                 <w:i w:val="false"/>
-                <w:i w:val="false"/>
-                <w:iCs w:val="false"/>
-                <w:caps w:val="false"/>
-                <w:smallCaps w:val="false"/>
-                <w:strike w:val="false"/>
-                <w:dstrike w:val="false"/>
-                <w:color w:val="000000"/>
-                <w:position w:val="0"/>
-                <w:sz w:val="17"/>
-                <w:sz w:val="17"/>
-                <w:szCs w:val="17"/>
-                <w:u w:val="none"/>
-                <w:shd w:fill="auto" w:val="clear"/>
-                <w:vertAlign w:val="baseline"/>
-              </w:rPr>
-            </w:pPr>
-            <w:r>
-              <w:rPr>
-                <w:rFonts w:eastAsia="Arial" w:cs="Arial"/>
-                <w:b/>
-                <w:bCs/>
-                <w:i w:val="false"/>
-                <w:iCs w:val="false"/>
-                <w:caps w:val="false"/>
-                <w:smallCaps w:val="false"/>
-                <w:strike w:val="false"/>
-                <w:dstrike w:val="false"/>
-                <w:color w:val="000000"/>
-                <w:position w:val="0"/>
-                <w:sz w:val="17"/>
-                <w:sz w:val="17"/>
-                <w:szCs w:val="17"/>
+                <w:iCs w:val="false"/>
+                <w:caps w:val="false"/>
+                <w:smallCaps w:val="false"/>
+                <w:strike w:val="false"/>
+                <w:dstrike w:val="false"/>
+                <w:color w:val="000000"/>
+                <w:position w:val="0"/>
+                <w:sz w:val="20"/>
+                <w:sz w:val="20"/>
+                <w:szCs w:val="20"/>
                 <w:u w:val="none"/>
                 <w:shd w:fill="auto" w:val="clear"/>
                 <w:vertAlign w:val="baseline"/>
@@ -1498,42 +1205,27 @@
               <w:ind w:hanging="0" w:left="91" w:right="18"/>
               <w:jc w:val="center"/>
               <w:rPr>
-                <w:rFonts w:ascii="Arial" w:hAnsi="Arial" w:eastAsia="Arial" w:cs="Arial"/>
+                <w:rFonts w:ascii="Arial " w:hAnsi="Arial "/>
+                <w:sz w:val="20"/>
+                <w:szCs w:val="20"/>
+              </w:rPr>
+            </w:pPr>
+            <w:r>
+              <w:rPr>
+                <w:rFonts w:eastAsia="Arial" w:cs="Arial" w:ascii="Arial " w:hAnsi="Arial "/>
                 <w:b w:val="false"/>
                 <w:bCs w:val="false"/>
                 <w:i w:val="false"/>
-                <w:i w:val="false"/>
-                <w:iCs w:val="false"/>
-                <w:caps w:val="false"/>
-                <w:smallCaps w:val="false"/>
-                <w:strike w:val="false"/>
-                <w:dstrike w:val="false"/>
-                <w:color w:val="000000"/>
-                <w:position w:val="0"/>
-                <w:sz w:val="17"/>
-                <w:sz w:val="17"/>
-                <w:szCs w:val="17"/>
-                <w:u w:val="none"/>
-                <w:shd w:fill="auto" w:val="clear"/>
-                <w:vertAlign w:val="baseline"/>
-              </w:rPr>
-            </w:pPr>
-            <w:r>
-              <w:rPr>
-                <w:rFonts w:eastAsia="Arial" w:cs="Arial"/>
-                <w:b w:val="false"/>
-                <w:bCs w:val="false"/>
-                <w:i w:val="false"/>
-                <w:iCs w:val="false"/>
-                <w:caps w:val="false"/>
-                <w:smallCaps w:val="false"/>
-                <w:strike w:val="false"/>
-                <w:dstrike w:val="false"/>
-                <w:color w:val="000000"/>
-                <w:position w:val="0"/>
-                <w:sz w:val="17"/>
-                <w:sz w:val="17"/>
-                <w:szCs w:val="17"/>
+                <w:iCs w:val="false"/>
+                <w:caps w:val="false"/>
+                <w:smallCaps w:val="false"/>
+                <w:strike w:val="false"/>
+                <w:dstrike w:val="false"/>
+                <w:color w:val="000000"/>
+                <w:position w:val="0"/>
+                <w:sz w:val="20"/>
+                <w:sz w:val="20"/>
+                <w:szCs w:val="20"/>
                 <w:u w:val="none"/>
                 <w:shd w:fill="auto" w:val="clear"/>
                 <w:vertAlign w:val="baseline"/>
@@ -1549,7 +1241,7 @@
         </w:trPr>
         <w:tc>
           <w:tcPr>
-            <w:tcW w:w="2654" w:type="dxa"/>
+            <w:tcW w:w="2653" w:type="dxa"/>
             <w:gridSpan w:val="3"/>
             <w:tcBorders>
               <w:top w:val="single" w:sz="4" w:space="0" w:color="000000"/>
@@ -1569,42 +1261,27 @@
               <w:ind w:hanging="0" w:left="350" w:right="0"/>
               <w:jc w:val="left"/>
               <w:rPr>
-                <w:rFonts w:ascii="Arial" w:hAnsi="Arial" w:eastAsia="Arial" w:cs="Arial"/>
+                <w:rFonts w:ascii="Arial " w:hAnsi="Arial "/>
+                <w:sz w:val="20"/>
+                <w:szCs w:val="20"/>
+              </w:rPr>
+            </w:pPr>
+            <w:r>
+              <w:rPr>
+                <w:rFonts w:eastAsia="Arial" w:cs="Arial" w:ascii="Arial " w:hAnsi="Arial "/>
                 <w:b/>
                 <w:bCs/>
                 <w:i w:val="false"/>
-                <w:i w:val="false"/>
-                <w:iCs w:val="false"/>
-                <w:caps w:val="false"/>
-                <w:smallCaps w:val="false"/>
-                <w:strike w:val="false"/>
-                <w:dstrike w:val="false"/>
-                <w:color w:val="000000"/>
-                <w:position w:val="0"/>
-                <w:sz w:val="17"/>
-                <w:sz w:val="17"/>
-                <w:szCs w:val="17"/>
-                <w:u w:val="none"/>
-                <w:shd w:fill="auto" w:val="clear"/>
-                <w:vertAlign w:val="baseline"/>
-              </w:rPr>
-            </w:pPr>
-            <w:r>
-              <w:rPr>
-                <w:rFonts w:eastAsia="Arial" w:cs="Arial"/>
-                <w:b/>
-                <w:bCs/>
-                <w:i w:val="false"/>
-                <w:iCs w:val="false"/>
-                <w:caps w:val="false"/>
-                <w:smallCaps w:val="false"/>
-                <w:strike w:val="false"/>
-                <w:dstrike w:val="false"/>
-                <w:color w:val="000000"/>
-                <w:position w:val="0"/>
-                <w:sz w:val="17"/>
-                <w:sz w:val="17"/>
-                <w:szCs w:val="17"/>
+                <w:iCs w:val="false"/>
+                <w:caps w:val="false"/>
+                <w:smallCaps w:val="false"/>
+                <w:strike w:val="false"/>
+                <w:dstrike w:val="false"/>
+                <w:color w:val="000000"/>
+                <w:position w:val="0"/>
+                <w:sz w:val="20"/>
+                <w:sz w:val="20"/>
+                <w:szCs w:val="20"/>
                 <w:u w:val="none"/>
                 <w:shd w:fill="auto" w:val="clear"/>
                 <w:vertAlign w:val="baseline"/>
@@ -1615,7 +1292,7 @@
         </w:tc>
         <w:tc>
           <w:tcPr>
-            <w:tcW w:w="2431" w:type="dxa"/>
+            <w:tcW w:w="2432" w:type="dxa"/>
             <w:gridSpan w:val="3"/>
             <w:tcBorders>
               <w:top w:val="single" w:sz="4" w:space="0" w:color="000000"/>
@@ -1635,42 +1312,27 @@
               <w:ind w:hanging="0" w:left="9" w:right="9"/>
               <w:jc w:val="center"/>
               <w:rPr>
-                <w:rFonts w:ascii="Arial" w:hAnsi="Arial" w:eastAsia="Arial" w:cs="Arial"/>
+                <w:rFonts w:ascii="Arial " w:hAnsi="Arial "/>
+                <w:sz w:val="20"/>
+                <w:szCs w:val="20"/>
+              </w:rPr>
+            </w:pPr>
+            <w:r>
+              <w:rPr>
+                <w:rFonts w:eastAsia="Arial" w:cs="Arial" w:ascii="Arial " w:hAnsi="Arial "/>
                 <w:b/>
                 <w:bCs/>
                 <w:i w:val="false"/>
-                <w:i w:val="false"/>
-                <w:iCs w:val="false"/>
-                <w:caps w:val="false"/>
-                <w:smallCaps w:val="false"/>
-                <w:strike w:val="false"/>
-                <w:dstrike w:val="false"/>
-                <w:color w:val="000000"/>
-                <w:position w:val="0"/>
-                <w:sz w:val="17"/>
-                <w:sz w:val="17"/>
-                <w:szCs w:val="17"/>
-                <w:u w:val="none"/>
-                <w:shd w:fill="auto" w:val="clear"/>
-                <w:vertAlign w:val="baseline"/>
-              </w:rPr>
-            </w:pPr>
-            <w:r>
-              <w:rPr>
-                <w:rFonts w:eastAsia="Arial" w:cs="Arial"/>
-                <w:b/>
-                <w:bCs/>
-                <w:i w:val="false"/>
-                <w:iCs w:val="false"/>
-                <w:caps w:val="false"/>
-                <w:smallCaps w:val="false"/>
-                <w:strike w:val="false"/>
-                <w:dstrike w:val="false"/>
-                <w:color w:val="000000"/>
-                <w:position w:val="0"/>
-                <w:sz w:val="17"/>
-                <w:sz w:val="17"/>
-                <w:szCs w:val="17"/>
+                <w:iCs w:val="false"/>
+                <w:caps w:val="false"/>
+                <w:smallCaps w:val="false"/>
+                <w:strike w:val="false"/>
+                <w:dstrike w:val="false"/>
+                <w:color w:val="000000"/>
+                <w:position w:val="0"/>
+                <w:sz w:val="20"/>
+                <w:sz w:val="20"/>
+                <w:szCs w:val="20"/>
                 <w:u w:val="none"/>
                 <w:shd w:fill="auto" w:val="clear"/>
                 <w:vertAlign w:val="baseline"/>
@@ -1689,42 +1351,27 @@
               <w:ind w:hanging="0" w:left="0" w:right="9"/>
               <w:jc w:val="center"/>
               <w:rPr>
-                <w:rFonts w:ascii="Arial" w:hAnsi="Arial" w:eastAsia="Arial" w:cs="Arial"/>
+                <w:rFonts w:ascii="Arial " w:hAnsi="Arial "/>
+                <w:sz w:val="20"/>
+                <w:szCs w:val="20"/>
+              </w:rPr>
+            </w:pPr>
+            <w:r>
+              <w:rPr>
+                <w:rFonts w:eastAsia="Arial" w:cs="Arial" w:ascii="Arial " w:hAnsi="Arial "/>
                 <w:b w:val="false"/>
                 <w:bCs w:val="false"/>
                 <w:i w:val="false"/>
-                <w:i w:val="false"/>
-                <w:iCs w:val="false"/>
-                <w:caps w:val="false"/>
-                <w:smallCaps w:val="false"/>
-                <w:strike w:val="false"/>
-                <w:dstrike w:val="false"/>
-                <w:color w:val="000000"/>
-                <w:position w:val="0"/>
-                <w:sz w:val="17"/>
-                <w:sz w:val="17"/>
-                <w:szCs w:val="17"/>
-                <w:u w:val="none"/>
-                <w:shd w:fill="auto" w:val="clear"/>
-                <w:vertAlign w:val="baseline"/>
-              </w:rPr>
-            </w:pPr>
-            <w:r>
-              <w:rPr>
-                <w:rFonts w:eastAsia="Arial" w:cs="Arial"/>
-                <w:b w:val="false"/>
-                <w:bCs w:val="false"/>
-                <w:i w:val="false"/>
-                <w:iCs w:val="false"/>
-                <w:caps w:val="false"/>
-                <w:smallCaps w:val="false"/>
-                <w:strike w:val="false"/>
-                <w:dstrike w:val="false"/>
-                <w:color w:val="000000"/>
-                <w:position w:val="0"/>
-                <w:sz w:val="17"/>
-                <w:sz w:val="17"/>
-                <w:szCs w:val="17"/>
+                <w:iCs w:val="false"/>
+                <w:caps w:val="false"/>
+                <w:smallCaps w:val="false"/>
+                <w:strike w:val="false"/>
+                <w:dstrike w:val="false"/>
+                <w:color w:val="000000"/>
+                <w:position w:val="0"/>
+                <w:sz w:val="20"/>
+                <w:sz w:val="20"/>
+                <w:szCs w:val="20"/>
                 <w:u w:val="none"/>
                 <w:shd w:fill="auto" w:val="clear"/>
                 <w:vertAlign w:val="baseline"/>
@@ -1756,42 +1403,27 @@
               <w:ind w:hanging="0" w:left="3" w:right="7"/>
               <w:jc w:val="center"/>
               <w:rPr>
-                <w:rFonts w:ascii="Arial" w:hAnsi="Arial" w:eastAsia="Arial" w:cs="Arial"/>
+                <w:rFonts w:ascii="Arial " w:hAnsi="Arial "/>
+                <w:sz w:val="20"/>
+                <w:szCs w:val="20"/>
+              </w:rPr>
+            </w:pPr>
+            <w:r>
+              <w:rPr>
+                <w:rFonts w:eastAsia="Arial" w:cs="Arial" w:ascii="Arial " w:hAnsi="Arial "/>
                 <w:b/>
                 <w:bCs/>
                 <w:i w:val="false"/>
-                <w:i w:val="false"/>
-                <w:iCs w:val="false"/>
-                <w:caps w:val="false"/>
-                <w:smallCaps w:val="false"/>
-                <w:strike w:val="false"/>
-                <w:dstrike w:val="false"/>
-                <w:color w:val="000000"/>
-                <w:position w:val="0"/>
-                <w:sz w:val="17"/>
-                <w:sz w:val="17"/>
-                <w:szCs w:val="17"/>
-                <w:u w:val="none"/>
-                <w:shd w:fill="auto" w:val="clear"/>
-                <w:vertAlign w:val="baseline"/>
-              </w:rPr>
-            </w:pPr>
-            <w:r>
-              <w:rPr>
-                <w:rFonts w:eastAsia="Arial" w:cs="Arial"/>
-                <w:b/>
-                <w:bCs/>
-                <w:i w:val="false"/>
-                <w:iCs w:val="false"/>
-                <w:caps w:val="false"/>
-                <w:smallCaps w:val="false"/>
-                <w:strike w:val="false"/>
-                <w:dstrike w:val="false"/>
-                <w:color w:val="000000"/>
-                <w:position w:val="0"/>
-                <w:sz w:val="17"/>
-                <w:sz w:val="17"/>
-                <w:szCs w:val="17"/>
+                <w:iCs w:val="false"/>
+                <w:caps w:val="false"/>
+                <w:smallCaps w:val="false"/>
+                <w:strike w:val="false"/>
+                <w:dstrike w:val="false"/>
+                <w:color w:val="000000"/>
+                <w:position w:val="0"/>
+                <w:sz w:val="20"/>
+                <w:sz w:val="20"/>
+                <w:szCs w:val="20"/>
                 <w:u w:val="none"/>
                 <w:shd w:fill="auto" w:val="clear"/>
                 <w:vertAlign w:val="baseline"/>
@@ -1810,42 +1442,27 @@
               <w:ind w:hanging="0" w:left="0" w:right="7"/>
               <w:jc w:val="center"/>
               <w:rPr>
-                <w:rFonts w:ascii="Arial" w:hAnsi="Arial" w:eastAsia="Arial" w:cs="Arial"/>
+                <w:rFonts w:ascii="Arial " w:hAnsi="Arial "/>
+                <w:sz w:val="20"/>
+                <w:szCs w:val="20"/>
+              </w:rPr>
+            </w:pPr>
+            <w:r>
+              <w:rPr>
+                <w:rFonts w:eastAsia="Arial" w:cs="Arial" w:ascii="Arial " w:hAnsi="Arial "/>
                 <w:b w:val="false"/>
                 <w:bCs w:val="false"/>
                 <w:i w:val="false"/>
-                <w:i w:val="false"/>
-                <w:iCs w:val="false"/>
-                <w:caps w:val="false"/>
-                <w:smallCaps w:val="false"/>
-                <w:strike w:val="false"/>
-                <w:dstrike w:val="false"/>
-                <w:color w:val="000000"/>
-                <w:position w:val="0"/>
-                <w:sz w:val="18"/>
-                <w:sz w:val="18"/>
-                <w:szCs w:val="18"/>
-                <w:u w:val="none"/>
-                <w:shd w:fill="auto" w:val="clear"/>
-                <w:vertAlign w:val="baseline"/>
-              </w:rPr>
-            </w:pPr>
-            <w:r>
-              <w:rPr>
-                <w:rFonts w:eastAsia="Arial" w:cs="Arial"/>
-                <w:b w:val="false"/>
-                <w:bCs w:val="false"/>
-                <w:i w:val="false"/>
-                <w:iCs w:val="false"/>
-                <w:caps w:val="false"/>
-                <w:smallCaps w:val="false"/>
-                <w:strike w:val="false"/>
-                <w:dstrike w:val="false"/>
-                <w:color w:val="000000"/>
-                <w:position w:val="0"/>
-                <w:sz w:val="18"/>
-                <w:sz w:val="18"/>
-                <w:szCs w:val="18"/>
+                <w:iCs w:val="false"/>
+                <w:caps w:val="false"/>
+                <w:smallCaps w:val="false"/>
+                <w:strike w:val="false"/>
+                <w:dstrike w:val="false"/>
+                <w:color w:val="000000"/>
+                <w:position w:val="0"/>
+                <w:sz w:val="20"/>
+                <w:sz w:val="20"/>
+                <w:szCs w:val="20"/>
                 <w:u w:val="none"/>
                 <w:shd w:fill="auto" w:val="clear"/>
                 <w:vertAlign w:val="baseline"/>
@@ -1861,7 +1478,7 @@
         </w:trPr>
         <w:tc>
           <w:tcPr>
-            <w:tcW w:w="2654" w:type="dxa"/>
+            <w:tcW w:w="2653" w:type="dxa"/>
             <w:gridSpan w:val="3"/>
             <w:tcBorders>
               <w:top w:val="single" w:sz="4" w:space="0" w:color="000000"/>
@@ -1881,42 +1498,27 @@
               <w:ind w:hanging="0" w:left="462" w:right="0"/>
               <w:jc w:val="left"/>
               <w:rPr>
-                <w:rFonts w:ascii="Arial" w:hAnsi="Arial" w:eastAsia="Arial" w:cs="Arial"/>
+                <w:rFonts w:ascii="Arial " w:hAnsi="Arial "/>
+                <w:sz w:val="20"/>
+                <w:szCs w:val="20"/>
+              </w:rPr>
+            </w:pPr>
+            <w:r>
+              <w:rPr>
+                <w:rFonts w:eastAsia="Arial" w:cs="Arial" w:ascii="Arial " w:hAnsi="Arial "/>
                 <w:b/>
                 <w:bCs/>
                 <w:i w:val="false"/>
-                <w:i w:val="false"/>
-                <w:iCs w:val="false"/>
-                <w:caps w:val="false"/>
-                <w:smallCaps w:val="false"/>
-                <w:strike w:val="false"/>
-                <w:dstrike w:val="false"/>
-                <w:color w:val="000000"/>
-                <w:position w:val="0"/>
-                <w:sz w:val="17"/>
-                <w:sz w:val="17"/>
-                <w:szCs w:val="17"/>
-                <w:u w:val="none"/>
-                <w:shd w:fill="auto" w:val="clear"/>
-                <w:vertAlign w:val="baseline"/>
-              </w:rPr>
-            </w:pPr>
-            <w:r>
-              <w:rPr>
-                <w:rFonts w:eastAsia="Arial" w:cs="Arial"/>
-                <w:b/>
-                <w:bCs/>
-                <w:i w:val="false"/>
-                <w:iCs w:val="false"/>
-                <w:caps w:val="false"/>
-                <w:smallCaps w:val="false"/>
-                <w:strike w:val="false"/>
-                <w:dstrike w:val="false"/>
-                <w:color w:val="000000"/>
-                <w:position w:val="0"/>
-                <w:sz w:val="17"/>
-                <w:sz w:val="17"/>
-                <w:szCs w:val="17"/>
+                <w:iCs w:val="false"/>
+                <w:caps w:val="false"/>
+                <w:smallCaps w:val="false"/>
+                <w:strike w:val="false"/>
+                <w:dstrike w:val="false"/>
+                <w:color w:val="000000"/>
+                <w:position w:val="0"/>
+                <w:sz w:val="20"/>
+                <w:sz w:val="20"/>
+                <w:szCs w:val="20"/>
                 <w:u w:val="none"/>
                 <w:shd w:fill="auto" w:val="clear"/>
                 <w:vertAlign w:val="baseline"/>
@@ -1935,42 +1537,27 @@
               <w:ind w:hanging="0" w:left="374" w:right="0"/>
               <w:jc w:val="left"/>
               <w:rPr>
-                <w:rFonts w:ascii="Arial" w:hAnsi="Arial" w:eastAsia="Arial" w:cs="Arial"/>
+                <w:rFonts w:ascii="Arial " w:hAnsi="Arial "/>
+                <w:sz w:val="20"/>
+                <w:szCs w:val="20"/>
+              </w:rPr>
+            </w:pPr>
+            <w:r>
+              <w:rPr>
+                <w:rFonts w:eastAsia="Arial" w:cs="Arial" w:ascii="Arial " w:hAnsi="Arial "/>
                 <w:b w:val="false"/>
                 <w:bCs w:val="false"/>
                 <w:i w:val="false"/>
-                <w:i w:val="false"/>
-                <w:iCs w:val="false"/>
-                <w:caps w:val="false"/>
-                <w:smallCaps w:val="false"/>
-                <w:strike w:val="false"/>
-                <w:dstrike w:val="false"/>
-                <w:color w:val="000000"/>
-                <w:position w:val="0"/>
-                <w:sz w:val="17"/>
-                <w:sz w:val="17"/>
-                <w:szCs w:val="17"/>
-                <w:u w:val="none"/>
-                <w:shd w:fill="auto" w:val="clear"/>
-                <w:vertAlign w:val="baseline"/>
-              </w:rPr>
-            </w:pPr>
-            <w:r>
-              <w:rPr>
-                <w:rFonts w:eastAsia="Arial" w:cs="Arial"/>
-                <w:b w:val="false"/>
-                <w:bCs w:val="false"/>
-                <w:i w:val="false"/>
-                <w:iCs w:val="false"/>
-                <w:caps w:val="false"/>
-                <w:smallCaps w:val="false"/>
-                <w:strike w:val="false"/>
-                <w:dstrike w:val="false"/>
-                <w:color w:val="000000"/>
-                <w:position w:val="0"/>
-                <w:sz w:val="17"/>
-                <w:sz w:val="17"/>
-                <w:szCs w:val="17"/>
+                <w:iCs w:val="false"/>
+                <w:caps w:val="false"/>
+                <w:smallCaps w:val="false"/>
+                <w:strike w:val="false"/>
+                <w:dstrike w:val="false"/>
+                <w:color w:val="000000"/>
+                <w:position w:val="0"/>
+                <w:sz w:val="20"/>
+                <w:sz w:val="20"/>
+                <w:szCs w:val="20"/>
                 <w:u w:val="none"/>
                 <w:shd w:fill="auto" w:val="clear"/>
                 <w:vertAlign w:val="baseline"/>
@@ -1981,7 +1568,7 @@
         </w:tc>
         <w:tc>
           <w:tcPr>
-            <w:tcW w:w="2431" w:type="dxa"/>
+            <w:tcW w:w="2432" w:type="dxa"/>
             <w:gridSpan w:val="3"/>
             <w:tcBorders>
               <w:top w:val="single" w:sz="4" w:space="0" w:color="000000"/>
@@ -2001,42 +1588,27 @@
               <w:ind w:hanging="0" w:left="415" w:right="0"/>
               <w:jc w:val="left"/>
               <w:rPr>
-                <w:rFonts w:ascii="Arial" w:hAnsi="Arial" w:eastAsia="Arial" w:cs="Arial"/>
+                <w:rFonts w:ascii="Arial " w:hAnsi="Arial "/>
+                <w:sz w:val="20"/>
+                <w:szCs w:val="20"/>
+              </w:rPr>
+            </w:pPr>
+            <w:r>
+              <w:rPr>
+                <w:rFonts w:eastAsia="Arial" w:cs="Arial" w:ascii="Arial " w:hAnsi="Arial "/>
                 <w:b/>
                 <w:bCs/>
                 <w:i w:val="false"/>
-                <w:i w:val="false"/>
-                <w:iCs w:val="false"/>
-                <w:caps w:val="false"/>
-                <w:smallCaps w:val="false"/>
-                <w:strike w:val="false"/>
-                <w:dstrike w:val="false"/>
-                <w:color w:val="000000"/>
-                <w:position w:val="0"/>
-                <w:sz w:val="17"/>
-                <w:sz w:val="17"/>
-                <w:szCs w:val="17"/>
-                <w:u w:val="none"/>
-                <w:shd w:fill="auto" w:val="clear"/>
-                <w:vertAlign w:val="baseline"/>
-              </w:rPr>
-            </w:pPr>
-            <w:r>
-              <w:rPr>
-                <w:rFonts w:eastAsia="Arial" w:cs="Arial"/>
-                <w:b/>
-                <w:bCs/>
-                <w:i w:val="false"/>
-                <w:iCs w:val="false"/>
-                <w:caps w:val="false"/>
-                <w:smallCaps w:val="false"/>
-                <w:strike w:val="false"/>
-                <w:dstrike w:val="false"/>
-                <w:color w:val="000000"/>
-                <w:position w:val="0"/>
-                <w:sz w:val="17"/>
-                <w:sz w:val="17"/>
-                <w:szCs w:val="17"/>
+                <w:iCs w:val="false"/>
+                <w:caps w:val="false"/>
+                <w:smallCaps w:val="false"/>
+                <w:strike w:val="false"/>
+                <w:dstrike w:val="false"/>
+                <w:color w:val="000000"/>
+                <w:position w:val="0"/>
+                <w:sz w:val="20"/>
+                <w:sz w:val="20"/>
+                <w:szCs w:val="20"/>
                 <w:u w:val="none"/>
                 <w:shd w:fill="auto" w:val="clear"/>
                 <w:vertAlign w:val="baseline"/>
@@ -2055,42 +1627,27 @@
               <w:ind w:hanging="0" w:left="165" w:right="0"/>
               <w:jc w:val="center"/>
               <w:rPr>
-                <w:rFonts w:ascii="Arial" w:hAnsi="Arial" w:eastAsia="Arial" w:cs="Arial"/>
+                <w:rFonts w:ascii="Arial " w:hAnsi="Arial "/>
+                <w:sz w:val="20"/>
+                <w:szCs w:val="20"/>
+              </w:rPr>
+            </w:pPr>
+            <w:r>
+              <w:rPr>
+                <w:rFonts w:eastAsia="Arial" w:cs="Arial" w:ascii="Arial " w:hAnsi="Arial "/>
                 <w:b w:val="false"/>
                 <w:bCs w:val="false"/>
                 <w:i w:val="false"/>
-                <w:i w:val="false"/>
-                <w:iCs w:val="false"/>
-                <w:caps w:val="false"/>
-                <w:smallCaps w:val="false"/>
-                <w:strike w:val="false"/>
-                <w:dstrike w:val="false"/>
-                <w:color w:val="000000"/>
-                <w:position w:val="0"/>
-                <w:sz w:val="17"/>
-                <w:sz w:val="17"/>
-                <w:szCs w:val="17"/>
-                <w:u w:val="none"/>
-                <w:shd w:fill="auto" w:val="clear"/>
-                <w:vertAlign w:val="baseline"/>
-              </w:rPr>
-            </w:pPr>
-            <w:r>
-              <w:rPr>
-                <w:rFonts w:eastAsia="Arial" w:cs="Arial"/>
-                <w:b w:val="false"/>
-                <w:bCs w:val="false"/>
-                <w:i w:val="false"/>
-                <w:iCs w:val="false"/>
-                <w:caps w:val="false"/>
-                <w:smallCaps w:val="false"/>
-                <w:strike w:val="false"/>
-                <w:dstrike w:val="false"/>
-                <w:color w:val="000000"/>
-                <w:position w:val="0"/>
-                <w:sz w:val="17"/>
-                <w:sz w:val="17"/>
-                <w:szCs w:val="17"/>
+                <w:iCs w:val="false"/>
+                <w:caps w:val="false"/>
+                <w:smallCaps w:val="false"/>
+                <w:strike w:val="false"/>
+                <w:dstrike w:val="false"/>
+                <w:color w:val="000000"/>
+                <w:position w:val="0"/>
+                <w:sz w:val="20"/>
+                <w:sz w:val="20"/>
+                <w:szCs w:val="20"/>
                 <w:u w:val="none"/>
                 <w:shd w:fill="auto" w:val="clear"/>
                 <w:vertAlign w:val="baseline"/>
@@ -2122,7 +1679,7 @@
               <w:ind w:hanging="0" w:left="0" w:right="0"/>
               <w:jc w:val="left"/>
               <w:rPr>
-                <w:rFonts w:ascii="Arial" w:hAnsi="Arial" w:eastAsia="Arial" w:cs="Arial"/>
+                <w:rFonts w:ascii="Arial " w:hAnsi="Arial " w:eastAsia="Arial" w:cs="Arial"/>
                 <w:b w:val="false"/>
                 <w:bCs w:val="false"/>
                 <w:i w:val="false"/>
@@ -2134,17 +1691,17 @@
                 <w:dstrike w:val="false"/>
                 <w:color w:val="000000"/>
                 <w:position w:val="0"/>
-                <w:sz w:val="17"/>
-                <w:sz w:val="17"/>
-                <w:szCs w:val="17"/>
-                <w:u w:val="none"/>
-                <w:shd w:fill="auto" w:val="clear"/>
-                <w:vertAlign w:val="baseline"/>
-              </w:rPr>
-            </w:pPr>
-            <w:r>
-              <w:rPr>
-                <w:rFonts w:eastAsia="Arial" w:cs="Arial"/>
+                <w:sz w:val="20"/>
+                <w:sz w:val="20"/>
+                <w:szCs w:val="20"/>
+                <w:u w:val="none"/>
+                <w:shd w:fill="auto" w:val="clear"/>
+                <w:vertAlign w:val="baseline"/>
+              </w:rPr>
+            </w:pPr>
+            <w:r>
+              <w:rPr>
+                <w:rFonts w:eastAsia="Arial" w:cs="Arial" w:ascii="Arial " w:hAnsi="Arial "/>
                 <w:b w:val="false"/>
                 <w:bCs w:val="false"/>
                 <w:i w:val="false"/>
@@ -2155,9 +1712,9 @@
                 <w:dstrike w:val="false"/>
                 <w:color w:val="000000"/>
                 <w:position w:val="0"/>
-                <w:sz w:val="17"/>
-                <w:sz w:val="17"/>
-                <w:szCs w:val="17"/>
+                <w:sz w:val="20"/>
+                <w:sz w:val="20"/>
+                <w:szCs w:val="20"/>
                 <w:u w:val="none"/>
                 <w:shd w:fill="auto" w:val="clear"/>
                 <w:vertAlign w:val="baseline"/>
@@ -2191,29 +1748,53 @@
               <w:ind w:hanging="0" w:left="37" w:right="5"/>
               <w:jc w:val="center"/>
               <w:rPr>
-                <w:rFonts w:ascii="Arial" w:hAnsi="Arial" w:eastAsia="Arial" w:cs="Arial"/>
+                <w:rFonts w:ascii="Arial " w:hAnsi="Arial "/>
+                <w:sz w:val="20"/>
+                <w:szCs w:val="20"/>
+              </w:rPr>
+            </w:pPr>
+            <w:r>
+              <w:rPr>
+                <w:rFonts w:eastAsia="Arial" w:cs="Arial" w:ascii="Arial " w:hAnsi="Arial "/>
                 <w:b/>
                 <w:bCs/>
                 <w:i w:val="false"/>
-                <w:i w:val="false"/>
-                <w:iCs w:val="false"/>
-                <w:caps w:val="false"/>
-                <w:smallCaps w:val="false"/>
-                <w:strike w:val="false"/>
-                <w:dstrike w:val="false"/>
-                <w:color w:val="000000"/>
-                <w:position w:val="0"/>
-                <w:sz w:val="17"/>
-                <w:sz w:val="17"/>
-                <w:szCs w:val="17"/>
-                <w:u w:val="none"/>
-                <w:shd w:fill="auto" w:val="clear"/>
-                <w:vertAlign w:val="baseline"/>
-              </w:rPr>
-            </w:pPr>
-            <w:r>
-              <w:rPr>
-                <w:rFonts w:eastAsia="Arial" w:cs="Arial"/>
+                <w:iCs w:val="false"/>
+                <w:caps w:val="false"/>
+                <w:smallCaps w:val="false"/>
+                <w:strike w:val="false"/>
+                <w:dstrike w:val="false"/>
+                <w:color w:val="000000"/>
+                <w:position w:val="0"/>
+                <w:sz w:val="20"/>
+                <w:sz w:val="20"/>
+                <w:szCs w:val="20"/>
+                <w:u w:val="none"/>
+                <w:shd w:fill="auto" w:val="clear"/>
+                <w:vertAlign w:val="baseline"/>
+              </w:rPr>
+              <w:t>MARKS &amp;</w:t>
+            </w:r>
+          </w:p>
+          <w:p>
+            <w:pPr>
+              <w:pStyle w:val="normal1"/>
+              <w:keepNext w:val="false"/>
+              <w:keepLines w:val="false"/>
+              <w:widowControl w:val="false"/>
+              <w:shd w:val="clear" w:fill="auto"/>
+              <w:spacing w:lineRule="auto" w:line="168" w:before="0" w:after="0"/>
+              <w:ind w:hanging="0" w:left="37" w:right="0"/>
+              <w:jc w:val="center"/>
+              <w:rPr>
+                <w:rFonts w:ascii="Arial " w:hAnsi="Arial "/>
+                <w:sz w:val="20"/>
+                <w:szCs w:val="20"/>
+              </w:rPr>
+            </w:pPr>
+            <w:r>
+              <w:rPr>
+                <w:rFonts w:eastAsia="Arial" w:cs="Arial" w:ascii="Arial " w:hAnsi="Arial "/>
                 <w:b/>
                 <w:bCs/>
                 <w:i w:val="false"/>
@@ -2224,63 +1805,9 @@
                 <w:dstrike w:val="false"/>
                 <w:color w:val="000000"/>
                 <w:position w:val="0"/>
-                <w:sz w:val="17"/>
-                <w:sz w:val="17"/>
-                <w:szCs w:val="17"/>
-                <w:u w:val="none"/>
-                <w:shd w:fill="auto" w:val="clear"/>
-                <w:vertAlign w:val="baseline"/>
-              </w:rPr>
-              <w:t>MARKS &amp;</w:t>
-            </w:r>
-          </w:p>
-          <w:p>
-            <w:pPr>
-              <w:pStyle w:val="normal1"/>
-              <w:keepNext w:val="false"/>
-              <w:keepLines w:val="false"/>
-              <w:widowControl w:val="false"/>
-              <w:shd w:val="clear" w:fill="auto"/>
-              <w:spacing w:lineRule="auto" w:line="170" w:before="0" w:after="0"/>
-              <w:ind w:hanging="0" w:left="37" w:right="0"/>
-              <w:jc w:val="center"/>
-              <w:rPr>
-                <w:rFonts w:ascii="Arial" w:hAnsi="Arial" w:eastAsia="Arial" w:cs="Arial"/>
-                <w:b/>
-                <w:bCs/>
-                <w:i w:val="false"/>
-                <w:i w:val="false"/>
-                <w:iCs w:val="false"/>
-                <w:caps w:val="false"/>
-                <w:smallCaps w:val="false"/>
-                <w:strike w:val="false"/>
-                <w:dstrike w:val="false"/>
-                <w:color w:val="000000"/>
-                <w:position w:val="0"/>
-                <w:sz w:val="17"/>
-                <w:sz w:val="17"/>
-                <w:szCs w:val="17"/>
-                <w:u w:val="none"/>
-                <w:shd w:fill="auto" w:val="clear"/>
-                <w:vertAlign w:val="baseline"/>
-              </w:rPr>
-            </w:pPr>
-            <w:r>
-              <w:rPr>
-                <w:rFonts w:eastAsia="Arial" w:cs="Arial"/>
-                <w:b/>
-                <w:bCs/>
-                <w:i w:val="false"/>
-                <w:iCs w:val="false"/>
-                <w:caps w:val="false"/>
-                <w:smallCaps w:val="false"/>
-                <w:strike w:val="false"/>
-                <w:dstrike w:val="false"/>
-                <w:color w:val="000000"/>
-                <w:position w:val="0"/>
-                <w:sz w:val="17"/>
-                <w:sz w:val="17"/>
-                <w:szCs w:val="17"/>
+                <w:sz w:val="20"/>
+                <w:sz w:val="20"/>
+                <w:szCs w:val="20"/>
                 <w:u w:val="none"/>
                 <w:shd w:fill="auto" w:val="clear"/>
                 <w:vertAlign w:val="baseline"/>
@@ -2310,42 +1837,27 @@
               <w:ind w:hanging="0" w:left="10" w:right="7"/>
               <w:jc w:val="center"/>
               <w:rPr>
-                <w:rFonts w:ascii="Arial" w:hAnsi="Arial" w:eastAsia="Arial" w:cs="Arial"/>
+                <w:rFonts w:ascii="Arial " w:hAnsi="Arial "/>
+                <w:sz w:val="20"/>
+                <w:szCs w:val="20"/>
+              </w:rPr>
+            </w:pPr>
+            <w:r>
+              <w:rPr>
+                <w:rFonts w:eastAsia="Arial" w:cs="Arial" w:ascii="Arial " w:hAnsi="Arial "/>
                 <w:b/>
                 <w:bCs/>
                 <w:i w:val="false"/>
-                <w:i w:val="false"/>
-                <w:iCs w:val="false"/>
-                <w:caps w:val="false"/>
-                <w:smallCaps w:val="false"/>
-                <w:strike w:val="false"/>
-                <w:dstrike w:val="false"/>
-                <w:color w:val="000000"/>
-                <w:position w:val="0"/>
-                <w:sz w:val="17"/>
-                <w:sz w:val="17"/>
-                <w:szCs w:val="17"/>
-                <w:u w:val="none"/>
-                <w:shd w:fill="auto" w:val="clear"/>
-                <w:vertAlign w:val="baseline"/>
-              </w:rPr>
-            </w:pPr>
-            <w:r>
-              <w:rPr>
-                <w:rFonts w:eastAsia="Arial" w:cs="Arial"/>
-                <w:b/>
-                <w:bCs/>
-                <w:i w:val="false"/>
-                <w:iCs w:val="false"/>
-                <w:caps w:val="false"/>
-                <w:smallCaps w:val="false"/>
-                <w:strike w:val="false"/>
-                <w:dstrike w:val="false"/>
-                <w:color w:val="000000"/>
-                <w:position w:val="0"/>
-                <w:sz w:val="17"/>
-                <w:sz w:val="17"/>
-                <w:szCs w:val="17"/>
+                <w:iCs w:val="false"/>
+                <w:caps w:val="false"/>
+                <w:smallCaps w:val="false"/>
+                <w:strike w:val="false"/>
+                <w:dstrike w:val="false"/>
+                <w:color w:val="000000"/>
+                <w:position w:val="0"/>
+                <w:sz w:val="20"/>
+                <w:sz w:val="20"/>
+                <w:szCs w:val="20"/>
                 <w:u w:val="none"/>
                 <w:shd w:fill="auto" w:val="clear"/>
                 <w:vertAlign w:val="baseline"/>
@@ -2376,42 +1888,27 @@
               <w:ind w:hanging="0" w:left="19" w:right="0"/>
               <w:jc w:val="center"/>
               <w:rPr>
-                <w:rFonts w:ascii="Arial" w:hAnsi="Arial" w:eastAsia="Arial" w:cs="Arial"/>
+                <w:rFonts w:ascii="Arial " w:hAnsi="Arial "/>
+                <w:sz w:val="20"/>
+                <w:szCs w:val="20"/>
+              </w:rPr>
+            </w:pPr>
+            <w:r>
+              <w:rPr>
+                <w:rFonts w:eastAsia="Arial" w:cs="Arial" w:ascii="Arial " w:hAnsi="Arial "/>
                 <w:b/>
                 <w:bCs/>
                 <w:i w:val="false"/>
-                <w:i w:val="false"/>
-                <w:iCs w:val="false"/>
-                <w:caps w:val="false"/>
-                <w:smallCaps w:val="false"/>
-                <w:strike w:val="false"/>
-                <w:dstrike w:val="false"/>
-                <w:color w:val="000000"/>
-                <w:position w:val="0"/>
-                <w:sz w:val="17"/>
-                <w:sz w:val="17"/>
-                <w:szCs w:val="17"/>
-                <w:u w:val="none"/>
-                <w:shd w:fill="auto" w:val="clear"/>
-                <w:vertAlign w:val="baseline"/>
-              </w:rPr>
-            </w:pPr>
-            <w:r>
-              <w:rPr>
-                <w:rFonts w:eastAsia="Arial" w:cs="Arial"/>
-                <w:b/>
-                <w:bCs/>
-                <w:i w:val="false"/>
-                <w:iCs w:val="false"/>
-                <w:caps w:val="false"/>
-                <w:smallCaps w:val="false"/>
-                <w:strike w:val="false"/>
-                <w:dstrike w:val="false"/>
-                <w:color w:val="000000"/>
-                <w:position w:val="0"/>
-                <w:sz w:val="17"/>
-                <w:sz w:val="17"/>
-                <w:szCs w:val="17"/>
+                <w:iCs w:val="false"/>
+                <w:caps w:val="false"/>
+                <w:smallCaps w:val="false"/>
+                <w:strike w:val="false"/>
+                <w:dstrike w:val="false"/>
+                <w:color w:val="000000"/>
+                <w:position w:val="0"/>
+                <w:sz w:val="20"/>
+                <w:sz w:val="20"/>
+                <w:szCs w:val="20"/>
                 <w:u w:val="none"/>
                 <w:shd w:fill="auto" w:val="clear"/>
                 <w:vertAlign w:val="baseline"/>
@@ -2441,42 +1938,27 @@
               <w:ind w:hanging="0" w:left="0" w:right="323"/>
               <w:jc w:val="right"/>
               <w:rPr>
-                <w:rFonts w:ascii="Arial" w:hAnsi="Arial" w:eastAsia="Arial" w:cs="Arial"/>
+                <w:rFonts w:ascii="Arial " w:hAnsi="Arial "/>
+                <w:sz w:val="20"/>
+                <w:szCs w:val="20"/>
+              </w:rPr>
+            </w:pPr>
+            <w:r>
+              <w:rPr>
+                <w:rFonts w:eastAsia="Arial" w:cs="Arial" w:ascii="Arial " w:hAnsi="Arial "/>
                 <w:b/>
                 <w:bCs/>
                 <w:i w:val="false"/>
-                <w:i w:val="false"/>
-                <w:iCs w:val="false"/>
-                <w:caps w:val="false"/>
-                <w:smallCaps w:val="false"/>
-                <w:strike w:val="false"/>
-                <w:dstrike w:val="false"/>
-                <w:color w:val="000000"/>
-                <w:position w:val="0"/>
-                <w:sz w:val="17"/>
-                <w:sz w:val="17"/>
-                <w:szCs w:val="17"/>
-                <w:u w:val="none"/>
-                <w:shd w:fill="auto" w:val="clear"/>
-                <w:vertAlign w:val="baseline"/>
-              </w:rPr>
-            </w:pPr>
-            <w:r>
-              <w:rPr>
-                <w:rFonts w:eastAsia="Arial" w:cs="Arial"/>
-                <w:b/>
-                <w:bCs/>
-                <w:i w:val="false"/>
-                <w:iCs w:val="false"/>
-                <w:caps w:val="false"/>
-                <w:smallCaps w:val="false"/>
-                <w:strike w:val="false"/>
-                <w:dstrike w:val="false"/>
-                <w:color w:val="000000"/>
-                <w:position w:val="0"/>
-                <w:sz w:val="17"/>
-                <w:sz w:val="17"/>
-                <w:szCs w:val="17"/>
+                <w:iCs w:val="false"/>
+                <w:caps w:val="false"/>
+                <w:smallCaps w:val="false"/>
+                <w:strike w:val="false"/>
+                <w:dstrike w:val="false"/>
+                <w:color w:val="000000"/>
+                <w:position w:val="0"/>
+                <w:sz w:val="20"/>
+                <w:sz w:val="20"/>
+                <w:szCs w:val="20"/>
                 <w:u w:val="none"/>
                 <w:shd w:fill="auto" w:val="clear"/>
                 <w:vertAlign w:val="baseline"/>
@@ -2511,42 +1993,27 @@
               <w:ind w:hanging="0" w:left="177" w:right="0"/>
               <w:jc w:val="left"/>
               <w:rPr>
-                <w:rFonts w:ascii="Arial" w:hAnsi="Arial" w:eastAsia="Arial" w:cs="Arial"/>
+                <w:rFonts w:ascii="Arial " w:hAnsi="Arial "/>
+                <w:sz w:val="20"/>
+                <w:szCs w:val="20"/>
+              </w:rPr>
+            </w:pPr>
+            <w:r>
+              <w:rPr>
+                <w:rFonts w:eastAsia="Arial" w:cs="Arial" w:ascii="Arial " w:hAnsi="Arial "/>
                 <w:b w:val="false"/>
                 <w:bCs w:val="false"/>
                 <w:i w:val="false"/>
-                <w:i w:val="false"/>
-                <w:iCs w:val="false"/>
-                <w:caps w:val="false"/>
-                <w:smallCaps w:val="false"/>
-                <w:strike w:val="false"/>
-                <w:dstrike w:val="false"/>
-                <w:color w:val="000000"/>
-                <w:position w:val="0"/>
-                <w:sz w:val="17"/>
-                <w:sz w:val="17"/>
-                <w:szCs w:val="17"/>
-                <w:u w:val="none"/>
-                <w:shd w:fill="auto" w:val="clear"/>
-                <w:vertAlign w:val="baseline"/>
-              </w:rPr>
-            </w:pPr>
-            <w:r>
-              <w:rPr>
-                <w:rFonts w:eastAsia="Arial" w:cs="Arial"/>
-                <w:b w:val="false"/>
-                <w:bCs w:val="false"/>
-                <w:i w:val="false"/>
-                <w:iCs w:val="false"/>
-                <w:caps w:val="false"/>
-                <w:smallCaps w:val="false"/>
-                <w:strike w:val="false"/>
-                <w:dstrike w:val="false"/>
-                <w:color w:val="000000"/>
-                <w:position w:val="0"/>
-                <w:sz w:val="17"/>
-                <w:sz w:val="17"/>
-                <w:szCs w:val="17"/>
+                <w:iCs w:val="false"/>
+                <w:caps w:val="false"/>
+                <w:smallCaps w:val="false"/>
+                <w:strike w:val="false"/>
+                <w:dstrike w:val="false"/>
+                <w:color w:val="000000"/>
+                <w:position w:val="0"/>
+                <w:sz w:val="20"/>
+                <w:sz w:val="20"/>
+                <w:szCs w:val="20"/>
                 <w:u w:val="none"/>
                 <w:shd w:fill="auto" w:val="clear"/>
                 <w:vertAlign w:val="baseline"/>
@@ -2567,7 +2034,7 @@
               <w:ind w:hanging="0" w:left="0" w:right="0"/>
               <w:jc w:val="left"/>
               <w:rPr>
-                <w:rFonts w:ascii="Times New Roman" w:hAnsi="Times New Roman" w:eastAsia="Times New Roman" w:cs="Times New Roman"/>
+                <w:rFonts w:ascii="Arial " w:hAnsi="Arial " w:eastAsia="Times New Roman" w:cs="Times New Roman"/>
                 <w:b w:val="false"/>
                 <w:bCs w:val="false"/>
                 <w:i w:val="false"/>
@@ -2579,17 +2046,17 @@
                 <w:dstrike w:val="false"/>
                 <w:color w:val="000000"/>
                 <w:position w:val="0"/>
-                <w:sz w:val="17"/>
-                <w:sz w:val="17"/>
-                <w:szCs w:val="17"/>
-                <w:u w:val="none"/>
-                <w:shd w:fill="auto" w:val="clear"/>
-                <w:vertAlign w:val="baseline"/>
-              </w:rPr>
-            </w:pPr>
-            <w:r>
-              <w:rPr>
-                <w:rFonts w:eastAsia="Times New Roman" w:cs="Times New Roman" w:ascii="Times New Roman" w:hAnsi="Times New Roman"/>
+                <w:sz w:val="20"/>
+                <w:sz w:val="20"/>
+                <w:szCs w:val="20"/>
+                <w:u w:val="none"/>
+                <w:shd w:fill="auto" w:val="clear"/>
+                <w:vertAlign w:val="baseline"/>
+              </w:rPr>
+            </w:pPr>
+            <w:r>
+              <w:rPr>
+                <w:rFonts w:eastAsia="Times New Roman" w:cs="Times New Roman" w:ascii="Arial " w:hAnsi="Arial "/>
                 <w:b w:val="false"/>
                 <w:bCs w:val="false"/>
                 <w:i w:val="false"/>
@@ -2600,9 +2067,9 @@
                 <w:dstrike w:val="false"/>
                 <w:color w:val="000000"/>
                 <w:position w:val="0"/>
-                <w:sz w:val="17"/>
-                <w:sz w:val="17"/>
-                <w:szCs w:val="17"/>
+                <w:sz w:val="20"/>
+                <w:sz w:val="20"/>
+                <w:szCs w:val="20"/>
                 <w:u w:val="none"/>
                 <w:shd w:fill="auto" w:val="clear"/>
                 <w:vertAlign w:val="baseline"/>
@@ -2620,47 +2087,32 @@
               <w:ind w:hanging="0" w:left="0" w:right="0"/>
               <w:jc w:val="left"/>
               <w:rPr>
-                <w:rFonts w:ascii="Arial" w:hAnsi="Arial" w:eastAsia="Arial" w:cs="Arial"/>
+                <w:rFonts w:ascii="Arial " w:hAnsi="Arial "/>
+                <w:sz w:val="20"/>
+                <w:szCs w:val="20"/>
+              </w:rPr>
+            </w:pPr>
+            <w:r>
+              <w:rPr>
+                <w:rFonts w:eastAsia="Arial" w:cs="Arial" w:ascii="Arial " w:hAnsi="Arial "/>
                 <w:b w:val="false"/>
                 <w:bCs w:val="false"/>
                 <w:i w:val="false"/>
-                <w:i w:val="false"/>
-                <w:iCs w:val="false"/>
-                <w:caps w:val="false"/>
-                <w:smallCaps w:val="false"/>
-                <w:strike w:val="false"/>
-                <w:dstrike w:val="false"/>
-                <w:color w:val="000000"/>
-                <w:position w:val="0"/>
-                <w:sz w:val="18"/>
-                <w:sz w:val="18"/>
-                <w:szCs w:val="18"/>
-                <w:u w:val="none"/>
-                <w:shd w:fill="auto" w:val="clear"/>
-                <w:vertAlign w:val="baseline"/>
-              </w:rPr>
-            </w:pPr>
-            <w:r>
-              <w:rPr>
-                <w:rFonts w:eastAsia="Arial" w:cs="Arial"/>
-                <w:b w:val="false"/>
-                <w:bCs w:val="false"/>
-                <w:i w:val="false"/>
-                <w:iCs w:val="false"/>
-                <w:caps w:val="false"/>
-                <w:smallCaps w:val="false"/>
-                <w:strike w:val="false"/>
-                <w:dstrike w:val="false"/>
-                <w:color w:val="000000"/>
-                <w:position w:val="0"/>
-                <w:sz w:val="18"/>
-                <w:sz w:val="18"/>
-                <w:szCs w:val="18"/>
-                <w:u w:val="none"/>
-                <w:shd w:fill="auto" w:val="clear"/>
-                <w:vertAlign w:val="baseline"/>
-              </w:rPr>
-              <w:t xml:space="preserve">CONT NO: </w:t>
+                <w:iCs w:val="false"/>
+                <w:caps w:val="false"/>
+                <w:smallCaps w:val="false"/>
+                <w:strike w:val="false"/>
+                <w:dstrike w:val="false"/>
+                <w:color w:val="000000"/>
+                <w:position w:val="0"/>
+                <w:sz w:val="20"/>
+                <w:sz w:val="20"/>
+                <w:szCs w:val="20"/>
+                <w:u w:val="none"/>
+                <w:shd w:fill="auto" w:val="clear"/>
+                <w:vertAlign w:val="baseline"/>
+              </w:rPr>
+              <w:t>CONT NO:</w:t>
             </w:r>
           </w:p>
         </w:tc>
@@ -2685,42 +2137,27 @@
               <w:ind w:hanging="0" w:left="3" w:right="10"/>
               <w:jc w:val="center"/>
               <w:rPr>
-                <w:rFonts w:ascii="Arial" w:hAnsi="Arial" w:eastAsia="Arial" w:cs="Arial"/>
+                <w:rFonts w:ascii="Arial " w:hAnsi="Arial "/>
+                <w:sz w:val="20"/>
+                <w:szCs w:val="20"/>
+              </w:rPr>
+            </w:pPr>
+            <w:r>
+              <w:rPr>
+                <w:rFonts w:eastAsia="Arial" w:cs="Arial" w:ascii="Arial " w:hAnsi="Arial "/>
                 <w:b w:val="false"/>
                 <w:bCs w:val="false"/>
                 <w:i w:val="false"/>
-                <w:i w:val="false"/>
-                <w:iCs w:val="false"/>
-                <w:caps w:val="false"/>
-                <w:smallCaps w:val="false"/>
-                <w:strike w:val="false"/>
-                <w:dstrike w:val="false"/>
-                <w:color w:val="000000"/>
-                <w:position w:val="0"/>
-                <w:sz w:val="17"/>
-                <w:sz w:val="17"/>
-                <w:szCs w:val="17"/>
-                <w:u w:val="none"/>
-                <w:shd w:fill="auto" w:val="clear"/>
-                <w:vertAlign w:val="baseline"/>
-              </w:rPr>
-            </w:pPr>
-            <w:r>
-              <w:rPr>
-                <w:rFonts w:eastAsia="Arial" w:cs="Arial"/>
-                <w:b w:val="false"/>
-                <w:bCs w:val="false"/>
-                <w:i w:val="false"/>
-                <w:iCs w:val="false"/>
-                <w:caps w:val="false"/>
-                <w:smallCaps w:val="false"/>
-                <w:strike w:val="false"/>
-                <w:dstrike w:val="false"/>
-                <w:color w:val="000000"/>
-                <w:position w:val="0"/>
-                <w:sz w:val="17"/>
-                <w:sz w:val="17"/>
-                <w:szCs w:val="17"/>
+                <w:iCs w:val="false"/>
+                <w:caps w:val="false"/>
+                <w:smallCaps w:val="false"/>
+                <w:strike w:val="false"/>
+                <w:dstrike w:val="false"/>
+                <w:color w:val="000000"/>
+                <w:position w:val="0"/>
+                <w:sz w:val="20"/>
+                <w:sz w:val="20"/>
+                <w:szCs w:val="20"/>
                 <w:u w:val="none"/>
                 <w:shd w:fill="auto" w:val="clear"/>
                 <w:vertAlign w:val="baseline"/>
@@ -2753,42 +2190,27 @@
               <w:ind w:hanging="0" w:left="4" w:right="2561"/>
               <w:jc w:val="left"/>
               <w:rPr>
-                <w:rFonts w:ascii="Arial" w:hAnsi="Arial" w:eastAsia="Arial" w:cs="Arial"/>
+                <w:rFonts w:ascii="Arial " w:hAnsi="Arial "/>
+                <w:sz w:val="20"/>
+                <w:szCs w:val="20"/>
+              </w:rPr>
+            </w:pPr>
+            <w:r>
+              <w:rPr>
+                <w:rFonts w:eastAsia="Arial" w:cs="Arial" w:ascii="Arial " w:hAnsi="Arial "/>
                 <w:b w:val="false"/>
                 <w:bCs w:val="false"/>
                 <w:i w:val="false"/>
-                <w:i w:val="false"/>
-                <w:iCs w:val="false"/>
-                <w:caps w:val="false"/>
-                <w:smallCaps w:val="false"/>
-                <w:strike w:val="false"/>
-                <w:dstrike w:val="false"/>
-                <w:color w:val="000000"/>
-                <w:position w:val="0"/>
-                <w:sz w:val="18"/>
-                <w:sz w:val="18"/>
-                <w:szCs w:val="18"/>
-                <w:u w:val="none"/>
-                <w:shd w:fill="auto" w:val="clear"/>
-                <w:vertAlign w:val="baseline"/>
-              </w:rPr>
-            </w:pPr>
-            <w:r>
-              <w:rPr>
-                <w:rFonts w:eastAsia="Arial" w:cs="Arial"/>
-                <w:b w:val="false"/>
-                <w:bCs w:val="false"/>
-                <w:i w:val="false"/>
-                <w:iCs w:val="false"/>
-                <w:caps w:val="false"/>
-                <w:smallCaps w:val="false"/>
-                <w:strike w:val="false"/>
-                <w:dstrike w:val="false"/>
-                <w:color w:val="000000"/>
-                <w:position w:val="0"/>
-                <w:sz w:val="18"/>
-                <w:sz w:val="18"/>
-                <w:szCs w:val="18"/>
+                <w:iCs w:val="false"/>
+                <w:caps w:val="false"/>
+                <w:smallCaps w:val="false"/>
+                <w:strike w:val="false"/>
+                <w:dstrike w:val="false"/>
+                <w:color w:val="000000"/>
+                <w:position w:val="0"/>
+                <w:sz w:val="20"/>
+                <w:sz w:val="20"/>
+                <w:szCs w:val="20"/>
                 <w:u w:val="none"/>
                 <w:shd w:fill="auto" w:val="clear"/>
                 <w:vertAlign w:val="baseline"/>
@@ -2820,42 +2242,27 @@
               <w:ind w:hanging="0" w:left="0" w:right="353"/>
               <w:jc w:val="right"/>
               <w:rPr>
-                <w:rFonts w:ascii="Arial" w:hAnsi="Arial" w:eastAsia="Arial" w:cs="Arial"/>
+                <w:rFonts w:ascii="Arial " w:hAnsi="Arial "/>
+                <w:sz w:val="20"/>
+                <w:szCs w:val="20"/>
+              </w:rPr>
+            </w:pPr>
+            <w:r>
+              <w:rPr>
+                <w:rFonts w:eastAsia="Arial" w:cs="Arial" w:ascii="Arial " w:hAnsi="Arial "/>
                 <w:b w:val="false"/>
                 <w:bCs w:val="false"/>
                 <w:i w:val="false"/>
-                <w:i w:val="false"/>
-                <w:iCs w:val="false"/>
-                <w:caps w:val="false"/>
-                <w:smallCaps w:val="false"/>
-                <w:strike w:val="false"/>
-                <w:dstrike w:val="false"/>
-                <w:color w:val="000000"/>
-                <w:position w:val="0"/>
-                <w:sz w:val="17"/>
-                <w:sz w:val="17"/>
-                <w:szCs w:val="17"/>
-                <w:u w:val="none"/>
-                <w:shd w:fill="auto" w:val="clear"/>
-                <w:vertAlign w:val="baseline"/>
-              </w:rPr>
-            </w:pPr>
-            <w:r>
-              <w:rPr>
-                <w:rFonts w:eastAsia="Arial" w:cs="Arial"/>
-                <w:b w:val="false"/>
-                <w:bCs w:val="false"/>
-                <w:i w:val="false"/>
-                <w:iCs w:val="false"/>
-                <w:caps w:val="false"/>
-                <w:smallCaps w:val="false"/>
-                <w:strike w:val="false"/>
-                <w:dstrike w:val="false"/>
-                <w:color w:val="000000"/>
-                <w:position w:val="0"/>
-                <w:sz w:val="17"/>
-                <w:sz w:val="17"/>
-                <w:szCs w:val="17"/>
+                <w:iCs w:val="false"/>
+                <w:caps w:val="false"/>
+                <w:smallCaps w:val="false"/>
+                <w:strike w:val="false"/>
+                <w:dstrike w:val="false"/>
+                <w:color w:val="000000"/>
+                <w:position w:val="0"/>
+                <w:sz w:val="20"/>
+                <w:sz w:val="20"/>
+                <w:szCs w:val="20"/>
                 <w:u w:val="none"/>
                 <w:shd w:fill="auto" w:val="clear"/>
                 <w:vertAlign w:val="baseline"/>
@@ -2891,42 +2298,27 @@
               <w:ind w:hanging="0" w:left="152" w:right="0"/>
               <w:jc w:val="left"/>
               <w:rPr>
-                <w:rFonts w:ascii="Arial" w:hAnsi="Arial" w:eastAsia="Arial" w:cs="Arial"/>
+                <w:rFonts w:ascii="Arial " w:hAnsi="Arial "/>
+                <w:sz w:val="20"/>
+                <w:szCs w:val="20"/>
+              </w:rPr>
+            </w:pPr>
+            <w:r>
+              <w:rPr>
+                <w:rFonts w:eastAsia="Arial" w:cs="Arial" w:ascii="Arial " w:hAnsi="Arial "/>
                 <w:b w:val="false"/>
                 <w:bCs w:val="false"/>
                 <w:i w:val="false"/>
-                <w:i w:val="false"/>
-                <w:iCs w:val="false"/>
-                <w:caps w:val="false"/>
-                <w:smallCaps w:val="false"/>
-                <w:strike w:val="false"/>
-                <w:dstrike w:val="false"/>
-                <w:color w:val="000000"/>
-                <w:position w:val="0"/>
-                <w:sz w:val="17"/>
-                <w:sz w:val="17"/>
-                <w:szCs w:val="17"/>
-                <w:u w:val="none"/>
-                <w:shd w:fill="auto" w:val="clear"/>
-                <w:vertAlign w:val="baseline"/>
-              </w:rPr>
-            </w:pPr>
-            <w:r>
-              <w:rPr>
-                <w:rFonts w:eastAsia="Arial" w:cs="Arial"/>
-                <w:b w:val="false"/>
-                <w:bCs w:val="false"/>
-                <w:i w:val="false"/>
-                <w:iCs w:val="false"/>
-                <w:caps w:val="false"/>
-                <w:smallCaps w:val="false"/>
-                <w:strike w:val="false"/>
-                <w:dstrike w:val="false"/>
-                <w:color w:val="000000"/>
-                <w:position w:val="0"/>
-                <w:sz w:val="17"/>
-                <w:sz w:val="17"/>
-                <w:szCs w:val="17"/>
+                <w:iCs w:val="false"/>
+                <w:caps w:val="false"/>
+                <w:smallCaps w:val="false"/>
+                <w:strike w:val="false"/>
+                <w:dstrike w:val="false"/>
+                <w:color w:val="000000"/>
+                <w:position w:val="0"/>
+                <w:sz w:val="20"/>
+                <w:sz w:val="20"/>
+                <w:szCs w:val="20"/>
                 <w:u w:val="none"/>
                 <w:shd w:fill="auto" w:val="clear"/>
                 <w:vertAlign w:val="baseline"/>
@@ -2942,7 +2334,7 @@
         </w:trPr>
         <w:tc>
           <w:tcPr>
-            <w:tcW w:w="2654" w:type="dxa"/>
+            <w:tcW w:w="2653" w:type="dxa"/>
             <w:gridSpan w:val="3"/>
             <w:tcBorders>
               <w:top w:val="single" w:sz="4" w:space="0" w:color="000000"/>
@@ -2962,7 +2354,7 @@
               <w:ind w:hanging="0" w:left="0" w:right="0"/>
               <w:jc w:val="left"/>
               <w:rPr>
-                <w:rFonts w:ascii="Times New Roman" w:hAnsi="Times New Roman" w:eastAsia="Times New Roman" w:cs="Times New Roman"/>
+                <w:rFonts w:ascii="Arial " w:hAnsi="Arial " w:eastAsia="Times New Roman" w:cs="Times New Roman"/>
                 <w:b w:val="false"/>
                 <w:bCs w:val="false"/>
                 <w:i w:val="false"/>
@@ -2974,17 +2366,17 @@
                 <w:dstrike w:val="false"/>
                 <w:color w:val="000000"/>
                 <w:position w:val="0"/>
-                <w:sz w:val="18"/>
-                <w:sz w:val="18"/>
-                <w:szCs w:val="18"/>
-                <w:u w:val="none"/>
-                <w:shd w:fill="auto" w:val="clear"/>
-                <w:vertAlign w:val="baseline"/>
-              </w:rPr>
-            </w:pPr>
-            <w:r>
-              <w:rPr>
-                <w:rFonts w:eastAsia="Times New Roman" w:cs="Times New Roman" w:ascii="Times New Roman" w:hAnsi="Times New Roman"/>
+                <w:sz w:val="20"/>
+                <w:sz w:val="20"/>
+                <w:szCs w:val="20"/>
+                <w:u w:val="none"/>
+                <w:shd w:fill="auto" w:val="clear"/>
+                <w:vertAlign w:val="baseline"/>
+              </w:rPr>
+            </w:pPr>
+            <w:r>
+              <w:rPr>
+                <w:rFonts w:eastAsia="Times New Roman" w:cs="Times New Roman" w:ascii="Arial " w:hAnsi="Arial "/>
                 <w:b w:val="false"/>
                 <w:bCs w:val="false"/>
                 <w:i w:val="false"/>
@@ -2995,9 +2387,9 @@
                 <w:dstrike w:val="false"/>
                 <w:color w:val="000000"/>
                 <w:position w:val="0"/>
-                <w:sz w:val="18"/>
-                <w:sz w:val="18"/>
-                <w:szCs w:val="18"/>
+                <w:sz w:val="20"/>
+                <w:sz w:val="20"/>
+                <w:szCs w:val="20"/>
                 <w:u w:val="none"/>
                 <w:shd w:fill="auto" w:val="clear"/>
                 <w:vertAlign w:val="baseline"/>
@@ -3007,7 +2399,7 @@
         </w:tc>
         <w:tc>
           <w:tcPr>
-            <w:tcW w:w="1479" w:type="dxa"/>
+            <w:tcW w:w="1480" w:type="dxa"/>
             <w:gridSpan w:val="2"/>
             <w:tcBorders>
               <w:top w:val="single" w:sz="4" w:space="0" w:color="000000"/>
@@ -3027,42 +2419,27 @@
               <w:ind w:hanging="0" w:left="470" w:right="0"/>
               <w:jc w:val="left"/>
               <w:rPr>
-                <w:rFonts w:ascii="Arial" w:hAnsi="Arial" w:eastAsia="Arial" w:cs="Arial"/>
+                <w:rFonts w:ascii="Arial " w:hAnsi="Arial "/>
+                <w:sz w:val="20"/>
+                <w:szCs w:val="20"/>
+              </w:rPr>
+            </w:pPr>
+            <w:r>
+              <w:rPr>
+                <w:rFonts w:eastAsia="Arial" w:cs="Arial" w:ascii="Arial " w:hAnsi="Arial "/>
                 <w:b/>
                 <w:bCs/>
                 <w:i w:val="false"/>
-                <w:i w:val="false"/>
-                <w:iCs w:val="false"/>
-                <w:caps w:val="false"/>
-                <w:smallCaps w:val="false"/>
-                <w:strike w:val="false"/>
-                <w:dstrike w:val="false"/>
-                <w:color w:val="000000"/>
-                <w:position w:val="0"/>
-                <w:sz w:val="17"/>
-                <w:sz w:val="17"/>
-                <w:szCs w:val="17"/>
-                <w:u w:val="none"/>
-                <w:shd w:fill="auto" w:val="clear"/>
-                <w:vertAlign w:val="baseline"/>
-              </w:rPr>
-            </w:pPr>
-            <w:r>
-              <w:rPr>
-                <w:rFonts w:eastAsia="Arial" w:cs="Arial"/>
-                <w:b/>
-                <w:bCs/>
-                <w:i w:val="false"/>
-                <w:iCs w:val="false"/>
-                <w:caps w:val="false"/>
-                <w:smallCaps w:val="false"/>
-                <w:strike w:val="false"/>
-                <w:dstrike w:val="false"/>
-                <w:color w:val="000000"/>
-                <w:position w:val="0"/>
-                <w:sz w:val="17"/>
-                <w:sz w:val="17"/>
-                <w:szCs w:val="17"/>
+                <w:iCs w:val="false"/>
+                <w:caps w:val="false"/>
+                <w:smallCaps w:val="false"/>
+                <w:strike w:val="false"/>
+                <w:dstrike w:val="false"/>
+                <w:color w:val="000000"/>
+                <w:position w:val="0"/>
+                <w:sz w:val="20"/>
+                <w:sz w:val="20"/>
+                <w:szCs w:val="20"/>
                 <w:u w:val="none"/>
                 <w:shd w:fill="auto" w:val="clear"/>
                 <w:vertAlign w:val="baseline"/>
@@ -3093,42 +2470,27 @@
               <w:ind w:hanging="0" w:left="2004" w:right="0"/>
               <w:jc w:val="left"/>
               <w:rPr>
-                <w:rFonts w:ascii="Arial" w:hAnsi="Arial" w:eastAsia="Arial" w:cs="Arial"/>
+                <w:rFonts w:ascii="Arial " w:hAnsi="Arial "/>
+                <w:sz w:val="20"/>
+                <w:szCs w:val="20"/>
+              </w:rPr>
+            </w:pPr>
+            <w:r>
+              <w:rPr>
+                <w:rFonts w:eastAsia="Arial" w:cs="Arial" w:ascii="Arial " w:hAnsi="Arial "/>
                 <w:b/>
                 <w:bCs/>
                 <w:i w:val="false"/>
-                <w:i w:val="false"/>
-                <w:iCs w:val="false"/>
-                <w:caps w:val="false"/>
-                <w:smallCaps w:val="false"/>
-                <w:strike w:val="false"/>
-                <w:dstrike w:val="false"/>
-                <w:color w:val="000000"/>
-                <w:position w:val="0"/>
-                <w:sz w:val="17"/>
-                <w:sz w:val="17"/>
-                <w:szCs w:val="17"/>
-                <w:u w:val="none"/>
-                <w:shd w:fill="auto" w:val="clear"/>
-                <w:vertAlign w:val="baseline"/>
-              </w:rPr>
-            </w:pPr>
-            <w:r>
-              <w:rPr>
-                <w:rFonts w:eastAsia="Arial" w:cs="Arial"/>
-                <w:b/>
-                <w:bCs/>
-                <w:i w:val="false"/>
-                <w:iCs w:val="false"/>
-                <w:caps w:val="false"/>
-                <w:smallCaps w:val="false"/>
-                <w:strike w:val="false"/>
-                <w:dstrike w:val="false"/>
-                <w:color w:val="000000"/>
-                <w:position w:val="0"/>
-                <w:sz w:val="17"/>
-                <w:sz w:val="17"/>
-                <w:szCs w:val="17"/>
+                <w:iCs w:val="false"/>
+                <w:caps w:val="false"/>
+                <w:smallCaps w:val="false"/>
+                <w:strike w:val="false"/>
+                <w:dstrike w:val="false"/>
+                <w:color w:val="000000"/>
+                <w:position w:val="0"/>
+                <w:sz w:val="20"/>
+                <w:sz w:val="20"/>
+                <w:szCs w:val="20"/>
                 <w:u w:val="none"/>
                 <w:shd w:fill="auto" w:val="clear"/>
                 <w:vertAlign w:val="baseline"/>
@@ -3140,10 +2502,18 @@
             <w:pPr>
               <w:pStyle w:val="normal1"/>
               <w:jc w:val="right"/>
-              <w:rPr/>
-            </w:pPr>
-            <w:r>
-              <w:rPr/>
+              <w:rPr>
+                <w:rFonts w:ascii="Arial " w:hAnsi="Arial "/>
+                <w:sz w:val="20"/>
+                <w:szCs w:val="20"/>
+              </w:rPr>
+            </w:pPr>
+            <w:r>
+              <w:rPr>
+                <w:rFonts w:ascii="Arial " w:hAnsi="Arial "/>
+                <w:sz w:val="20"/>
+                <w:szCs w:val="20"/>
+              </w:rPr>
               <w:drawing>
                 <wp:inline distT="0" distB="0" distL="0" distR="0">
                   <wp:extent cx="1950720" cy="955675"/>
@@ -3191,7 +2561,7 @@
         </w:trPr>
         <w:tc>
           <w:tcPr>
-            <w:tcW w:w="2654" w:type="dxa"/>
+            <w:tcW w:w="2653" w:type="dxa"/>
             <w:gridSpan w:val="3"/>
             <w:tcBorders>
               <w:top w:val="single" w:sz="4" w:space="0" w:color="000000"/>
@@ -3211,42 +2581,27 @@
               <w:ind w:hanging="0" w:left="47" w:right="0"/>
               <w:jc w:val="left"/>
               <w:rPr>
-                <w:rFonts w:ascii="Arial" w:hAnsi="Arial" w:eastAsia="Arial" w:cs="Arial"/>
+                <w:rFonts w:ascii="Arial " w:hAnsi="Arial "/>
+                <w:sz w:val="20"/>
+                <w:szCs w:val="20"/>
+              </w:rPr>
+            </w:pPr>
+            <w:r>
+              <w:rPr>
+                <w:rFonts w:eastAsia="Arial" w:cs="Arial" w:ascii="Arial " w:hAnsi="Arial "/>
                 <w:b/>
                 <w:bCs/>
                 <w:i w:val="false"/>
-                <w:i w:val="false"/>
-                <w:iCs w:val="false"/>
-                <w:caps w:val="false"/>
-                <w:smallCaps w:val="false"/>
-                <w:strike w:val="false"/>
-                <w:dstrike w:val="false"/>
-                <w:color w:val="000000"/>
-                <w:position w:val="0"/>
-                <w:sz w:val="17"/>
-                <w:sz w:val="17"/>
-                <w:szCs w:val="17"/>
-                <w:u w:val="none"/>
-                <w:shd w:fill="auto" w:val="clear"/>
-                <w:vertAlign w:val="baseline"/>
-              </w:rPr>
-            </w:pPr>
-            <w:r>
-              <w:rPr>
-                <w:rFonts w:eastAsia="Arial" w:cs="Arial"/>
-                <w:b/>
-                <w:bCs/>
-                <w:i w:val="false"/>
-                <w:iCs w:val="false"/>
-                <w:caps w:val="false"/>
-                <w:smallCaps w:val="false"/>
-                <w:strike w:val="false"/>
-                <w:dstrike w:val="false"/>
-                <w:color w:val="000000"/>
-                <w:position w:val="0"/>
-                <w:sz w:val="17"/>
-                <w:sz w:val="17"/>
-                <w:szCs w:val="17"/>
+                <w:iCs w:val="false"/>
+                <w:caps w:val="false"/>
+                <w:smallCaps w:val="false"/>
+                <w:strike w:val="false"/>
+                <w:dstrike w:val="false"/>
+                <w:color w:val="000000"/>
+                <w:position w:val="0"/>
+                <w:sz w:val="20"/>
+                <w:sz w:val="20"/>
+                <w:szCs w:val="20"/>
                 <w:u w:val="none"/>
                 <w:shd w:fill="auto" w:val="clear"/>
                 <w:vertAlign w:val="baseline"/>
@@ -3257,7 +2612,7 @@
         </w:tc>
         <w:tc>
           <w:tcPr>
-            <w:tcW w:w="1479" w:type="dxa"/>
+            <w:tcW w:w="1480" w:type="dxa"/>
             <w:gridSpan w:val="2"/>
             <w:tcBorders>
               <w:top w:val="single" w:sz="4" w:space="0" w:color="000000"/>
@@ -3277,42 +2632,27 @@
               <w:ind w:hanging="0" w:left="1" w:right="0"/>
               <w:jc w:val="center"/>
               <w:rPr>
-                <w:rFonts w:ascii="Arial" w:hAnsi="Arial" w:eastAsia="Arial" w:cs="Arial"/>
+                <w:rFonts w:ascii="Arial " w:hAnsi="Arial "/>
+                <w:sz w:val="20"/>
+                <w:szCs w:val="20"/>
+              </w:rPr>
+            </w:pPr>
+            <w:r>
+              <w:rPr>
+                <w:rFonts w:eastAsia="Arial" w:cs="Arial" w:ascii="Arial " w:hAnsi="Arial "/>
                 <w:b/>
                 <w:bCs/>
                 <w:i w:val="false"/>
-                <w:i w:val="false"/>
-                <w:iCs w:val="false"/>
-                <w:caps w:val="false"/>
-                <w:smallCaps w:val="false"/>
-                <w:strike w:val="false"/>
-                <w:dstrike w:val="false"/>
-                <w:color w:val="000000"/>
-                <w:position w:val="0"/>
-                <w:sz w:val="17"/>
-                <w:sz w:val="17"/>
-                <w:szCs w:val="17"/>
-                <w:u w:val="none"/>
-                <w:shd w:fill="auto" w:val="clear"/>
-                <w:vertAlign w:val="baseline"/>
-              </w:rPr>
-            </w:pPr>
-            <w:r>
-              <w:rPr>
-                <w:rFonts w:eastAsia="Arial" w:cs="Arial"/>
-                <w:b/>
-                <w:bCs/>
-                <w:i w:val="false"/>
-                <w:iCs w:val="false"/>
-                <w:caps w:val="false"/>
-                <w:smallCaps w:val="false"/>
-                <w:strike w:val="false"/>
-                <w:dstrike w:val="false"/>
-                <w:color w:val="000000"/>
-                <w:position w:val="0"/>
-                <w:sz w:val="17"/>
-                <w:sz w:val="17"/>
-                <w:szCs w:val="17"/>
+                <w:iCs w:val="false"/>
+                <w:caps w:val="false"/>
+                <w:smallCaps w:val="false"/>
+                <w:strike w:val="false"/>
+                <w:dstrike w:val="false"/>
+                <w:color w:val="000000"/>
+                <w:position w:val="0"/>
+                <w:sz w:val="20"/>
+                <w:sz w:val="20"/>
+                <w:szCs w:val="20"/>
                 <w:u w:val="none"/>
                 <w:shd w:fill="auto" w:val="clear"/>
                 <w:vertAlign w:val="baseline"/>
@@ -3343,7 +2683,7 @@
               <w:ind w:hanging="0" w:left="0" w:right="0"/>
               <w:jc w:val="left"/>
               <w:rPr>
-                <w:rFonts w:ascii="Arial" w:hAnsi="Arial" w:eastAsia="Arial" w:cs="Arial"/>
+                <w:rFonts w:ascii="Arial " w:hAnsi="Arial " w:eastAsia="Arial" w:cs="Arial"/>
                 <w:b/>
                 <w:bCs/>
                 <w:i w:val="false"/>
@@ -3355,17 +2695,17 @@
                 <w:dstrike w:val="false"/>
                 <w:color w:val="000000"/>
                 <w:position w:val="0"/>
-                <w:sz w:val="17"/>
-                <w:sz w:val="17"/>
-                <w:szCs w:val="17"/>
-                <w:u w:val="none"/>
-                <w:shd w:fill="auto" w:val="clear"/>
-                <w:vertAlign w:val="baseline"/>
-              </w:rPr>
-            </w:pPr>
-            <w:r>
-              <w:rPr>
-                <w:rFonts w:eastAsia="Arial" w:cs="Arial"/>
+                <w:sz w:val="20"/>
+                <w:sz w:val="20"/>
+                <w:szCs w:val="20"/>
+                <w:u w:val="none"/>
+                <w:shd w:fill="auto" w:val="clear"/>
+                <w:vertAlign w:val="baseline"/>
+              </w:rPr>
+            </w:pPr>
+            <w:r>
+              <w:rPr>
+                <w:rFonts w:eastAsia="Arial" w:cs="Arial" w:ascii="Arial " w:hAnsi="Arial "/>
                 <w:b/>
                 <w:bCs/>
                 <w:i w:val="false"/>
@@ -3376,9 +2716,9 @@
                 <w:dstrike w:val="false"/>
                 <w:color w:val="000000"/>
                 <w:position w:val="0"/>
-                <w:sz w:val="17"/>
-                <w:sz w:val="17"/>
-                <w:szCs w:val="17"/>
+                <w:sz w:val="20"/>
+                <w:sz w:val="20"/>
+                <w:szCs w:val="20"/>
                 <w:u w:val="none"/>
                 <w:shd w:fill="auto" w:val="clear"/>
                 <w:vertAlign w:val="baseline"/>
@@ -3393,7 +2733,7 @@
         </w:trPr>
         <w:tc>
           <w:tcPr>
-            <w:tcW w:w="2654" w:type="dxa"/>
+            <w:tcW w:w="2653" w:type="dxa"/>
             <w:gridSpan w:val="3"/>
             <w:tcBorders>
               <w:top w:val="single" w:sz="4" w:space="0" w:color="000000"/>
@@ -3413,42 +2753,27 @@
               <w:ind w:hanging="0" w:left="47" w:right="0"/>
               <w:jc w:val="left"/>
               <w:rPr>
-                <w:rFonts w:ascii="Arial" w:hAnsi="Arial" w:eastAsia="Arial" w:cs="Arial"/>
+                <w:rFonts w:ascii="Arial " w:hAnsi="Arial "/>
+                <w:sz w:val="20"/>
+                <w:szCs w:val="20"/>
+              </w:rPr>
+            </w:pPr>
+            <w:r>
+              <w:rPr>
+                <w:rFonts w:eastAsia="Arial" w:cs="Arial" w:ascii="Arial " w:hAnsi="Arial "/>
                 <w:b/>
                 <w:bCs/>
                 <w:i w:val="false"/>
-                <w:i w:val="false"/>
-                <w:iCs w:val="false"/>
-                <w:caps w:val="false"/>
-                <w:smallCaps w:val="false"/>
-                <w:strike w:val="false"/>
-                <w:dstrike w:val="false"/>
-                <w:color w:val="000000"/>
-                <w:position w:val="0"/>
-                <w:sz w:val="17"/>
-                <w:sz w:val="17"/>
-                <w:szCs w:val="17"/>
-                <w:u w:val="none"/>
-                <w:shd w:fill="auto" w:val="clear"/>
-                <w:vertAlign w:val="baseline"/>
-              </w:rPr>
-            </w:pPr>
-            <w:r>
-              <w:rPr>
-                <w:rFonts w:eastAsia="Arial" w:cs="Arial"/>
-                <w:b/>
-                <w:bCs/>
-                <w:i w:val="false"/>
-                <w:iCs w:val="false"/>
-                <w:caps w:val="false"/>
-                <w:smallCaps w:val="false"/>
-                <w:strike w:val="false"/>
-                <w:dstrike w:val="false"/>
-                <w:color w:val="000000"/>
-                <w:position w:val="0"/>
-                <w:sz w:val="17"/>
-                <w:sz w:val="17"/>
-                <w:szCs w:val="17"/>
+                <w:iCs w:val="false"/>
+                <w:caps w:val="false"/>
+                <w:smallCaps w:val="false"/>
+                <w:strike w:val="false"/>
+                <w:dstrike w:val="false"/>
+                <w:color w:val="000000"/>
+                <w:position w:val="0"/>
+                <w:sz w:val="20"/>
+                <w:sz w:val="20"/>
+                <w:szCs w:val="20"/>
                 <w:u w:val="none"/>
                 <w:shd w:fill="auto" w:val="clear"/>
                 <w:vertAlign w:val="baseline"/>
@@ -3459,7 +2784,7 @@
         </w:tc>
         <w:tc>
           <w:tcPr>
-            <w:tcW w:w="1479" w:type="dxa"/>
+            <w:tcW w:w="1480" w:type="dxa"/>
             <w:gridSpan w:val="2"/>
             <w:tcBorders>
               <w:top w:val="single" w:sz="4" w:space="0" w:color="000000"/>
@@ -3479,42 +2804,27 @@
               <w:ind w:hanging="0" w:left="1" w:right="1"/>
               <w:jc w:val="center"/>
               <w:rPr>
-                <w:rFonts w:ascii="Arial" w:hAnsi="Arial" w:eastAsia="Arial" w:cs="Arial"/>
+                <w:rFonts w:ascii="Arial " w:hAnsi="Arial "/>
+                <w:sz w:val="20"/>
+                <w:szCs w:val="20"/>
+              </w:rPr>
+            </w:pPr>
+            <w:r>
+              <w:rPr>
+                <w:rFonts w:eastAsia="Arial" w:cs="Arial" w:ascii="Arial " w:hAnsi="Arial "/>
                 <w:b/>
                 <w:bCs/>
                 <w:i w:val="false"/>
-                <w:i w:val="false"/>
-                <w:iCs w:val="false"/>
-                <w:caps w:val="false"/>
-                <w:smallCaps w:val="false"/>
-                <w:strike w:val="false"/>
-                <w:dstrike w:val="false"/>
-                <w:color w:val="000000"/>
-                <w:position w:val="0"/>
-                <w:sz w:val="17"/>
-                <w:sz w:val="17"/>
-                <w:szCs w:val="17"/>
-                <w:u w:val="none"/>
-                <w:shd w:fill="auto" w:val="clear"/>
-                <w:vertAlign w:val="baseline"/>
-              </w:rPr>
-            </w:pPr>
-            <w:r>
-              <w:rPr>
-                <w:rFonts w:eastAsia="Arial" w:cs="Arial"/>
-                <w:b/>
-                <w:bCs/>
-                <w:i w:val="false"/>
-                <w:iCs w:val="false"/>
-                <w:caps w:val="false"/>
-                <w:smallCaps w:val="false"/>
-                <w:strike w:val="false"/>
-                <w:dstrike w:val="false"/>
-                <w:color w:val="000000"/>
-                <w:position w:val="0"/>
-                <w:sz w:val="17"/>
-                <w:sz w:val="17"/>
-                <w:szCs w:val="17"/>
+                <w:iCs w:val="false"/>
+                <w:caps w:val="false"/>
+                <w:smallCaps w:val="false"/>
+                <w:strike w:val="false"/>
+                <w:dstrike w:val="false"/>
+                <w:color w:val="000000"/>
+                <w:position w:val="0"/>
+                <w:sz w:val="20"/>
+                <w:sz w:val="20"/>
+                <w:szCs w:val="20"/>
                 <w:u w:val="none"/>
                 <w:shd w:fill="auto" w:val="clear"/>
                 <w:vertAlign w:val="baseline"/>
@@ -3545,7 +2855,7 @@
               <w:ind w:hanging="0" w:left="0" w:right="0"/>
               <w:jc w:val="left"/>
               <w:rPr>
-                <w:rFonts w:ascii="Arial" w:hAnsi="Arial" w:eastAsia="Arial" w:cs="Arial"/>
+                <w:rFonts w:ascii="Arial " w:hAnsi="Arial " w:eastAsia="Arial" w:cs="Arial"/>
                 <w:b/>
                 <w:bCs/>
                 <w:i w:val="false"/>
@@ -3557,17 +2867,17 @@
                 <w:dstrike w:val="false"/>
                 <w:color w:val="000000"/>
                 <w:position w:val="0"/>
-                <w:sz w:val="17"/>
-                <w:sz w:val="17"/>
-                <w:szCs w:val="17"/>
-                <w:u w:val="none"/>
-                <w:shd w:fill="auto" w:val="clear"/>
-                <w:vertAlign w:val="baseline"/>
-              </w:rPr>
-            </w:pPr>
-            <w:r>
-              <w:rPr>
-                <w:rFonts w:eastAsia="Arial" w:cs="Arial"/>
+                <w:sz w:val="20"/>
+                <w:sz w:val="20"/>
+                <w:szCs w:val="20"/>
+                <w:u w:val="none"/>
+                <w:shd w:fill="auto" w:val="clear"/>
+                <w:vertAlign w:val="baseline"/>
+              </w:rPr>
+            </w:pPr>
+            <w:r>
+              <w:rPr>
+                <w:rFonts w:eastAsia="Arial" w:cs="Arial" w:ascii="Arial " w:hAnsi="Arial "/>
                 <w:b/>
                 <w:bCs/>
                 <w:i w:val="false"/>
@@ -3578,9 +2888,9 @@
                 <w:dstrike w:val="false"/>
                 <w:color w:val="000000"/>
                 <w:position w:val="0"/>
-                <w:sz w:val="17"/>
-                <w:sz w:val="17"/>
-                <w:szCs w:val="17"/>
+                <w:sz w:val="20"/>
+                <w:sz w:val="20"/>
+                <w:szCs w:val="20"/>
                 <w:u w:val="none"/>
                 <w:shd w:fill="auto" w:val="clear"/>
                 <w:vertAlign w:val="baseline"/>
@@ -3595,7 +2905,7 @@
         </w:trPr>
         <w:tc>
           <w:tcPr>
-            <w:tcW w:w="2654" w:type="dxa"/>
+            <w:tcW w:w="2653" w:type="dxa"/>
             <w:gridSpan w:val="3"/>
             <w:tcBorders>
               <w:top w:val="single" w:sz="4" w:space="0" w:color="000000"/>
@@ -3615,42 +2925,27 @@
               <w:ind w:hanging="0" w:left="47" w:right="0"/>
               <w:jc w:val="left"/>
               <w:rPr>
-                <w:rFonts w:ascii="Arial" w:hAnsi="Arial" w:eastAsia="Arial" w:cs="Arial"/>
+                <w:rFonts w:ascii="Arial " w:hAnsi="Arial "/>
+                <w:sz w:val="20"/>
+                <w:szCs w:val="20"/>
+              </w:rPr>
+            </w:pPr>
+            <w:r>
+              <w:rPr>
+                <w:rFonts w:eastAsia="Arial" w:cs="Arial" w:ascii="Arial " w:hAnsi="Arial "/>
                 <w:b/>
                 <w:bCs/>
                 <w:i w:val="false"/>
-                <w:i w:val="false"/>
-                <w:iCs w:val="false"/>
-                <w:caps w:val="false"/>
-                <w:smallCaps w:val="false"/>
-                <w:strike w:val="false"/>
-                <w:dstrike w:val="false"/>
-                <w:color w:val="000000"/>
-                <w:position w:val="0"/>
-                <w:sz w:val="17"/>
-                <w:sz w:val="17"/>
-                <w:szCs w:val="17"/>
-                <w:u w:val="none"/>
-                <w:shd w:fill="auto" w:val="clear"/>
-                <w:vertAlign w:val="baseline"/>
-              </w:rPr>
-            </w:pPr>
-            <w:r>
-              <w:rPr>
-                <w:rFonts w:eastAsia="Arial" w:cs="Arial"/>
-                <w:b/>
-                <w:bCs/>
-                <w:i w:val="false"/>
-                <w:iCs w:val="false"/>
-                <w:caps w:val="false"/>
-                <w:smallCaps w:val="false"/>
-                <w:strike w:val="false"/>
-                <w:dstrike w:val="false"/>
-                <w:color w:val="000000"/>
-                <w:position w:val="0"/>
-                <w:sz w:val="17"/>
-                <w:sz w:val="17"/>
-                <w:szCs w:val="17"/>
+                <w:iCs w:val="false"/>
+                <w:caps w:val="false"/>
+                <w:smallCaps w:val="false"/>
+                <w:strike w:val="false"/>
+                <w:dstrike w:val="false"/>
+                <w:color w:val="000000"/>
+                <w:position w:val="0"/>
+                <w:sz w:val="20"/>
+                <w:sz w:val="20"/>
+                <w:szCs w:val="20"/>
                 <w:u w:val="none"/>
                 <w:shd w:fill="auto" w:val="clear"/>
                 <w:vertAlign w:val="baseline"/>
@@ -3661,7 +2956,7 @@
         </w:tc>
         <w:tc>
           <w:tcPr>
-            <w:tcW w:w="1479" w:type="dxa"/>
+            <w:tcW w:w="1480" w:type="dxa"/>
             <w:gridSpan w:val="2"/>
             <w:tcBorders>
               <w:top w:val="single" w:sz="4" w:space="0" w:color="000000"/>
@@ -3681,42 +2976,27 @@
               <w:ind w:hanging="0" w:left="1" w:right="0"/>
               <w:jc w:val="center"/>
               <w:rPr>
-                <w:rFonts w:ascii="Arial" w:hAnsi="Arial" w:eastAsia="Arial" w:cs="Arial"/>
+                <w:rFonts w:ascii="Arial " w:hAnsi="Arial "/>
+                <w:sz w:val="20"/>
+                <w:szCs w:val="20"/>
+              </w:rPr>
+            </w:pPr>
+            <w:r>
+              <w:rPr>
+                <w:rFonts w:eastAsia="Arial" w:cs="Arial" w:ascii="Arial " w:hAnsi="Arial "/>
                 <w:b/>
                 <w:bCs/>
                 <w:i w:val="false"/>
-                <w:i w:val="false"/>
-                <w:iCs w:val="false"/>
-                <w:caps w:val="false"/>
-                <w:smallCaps w:val="false"/>
-                <w:strike w:val="false"/>
-                <w:dstrike w:val="false"/>
-                <w:color w:val="000000"/>
-                <w:position w:val="0"/>
-                <w:sz w:val="17"/>
-                <w:sz w:val="17"/>
-                <w:szCs w:val="17"/>
-                <w:u w:val="none"/>
-                <w:shd w:fill="auto" w:val="clear"/>
-                <w:vertAlign w:val="baseline"/>
-              </w:rPr>
-            </w:pPr>
-            <w:r>
-              <w:rPr>
-                <w:rFonts w:eastAsia="Arial" w:cs="Arial"/>
-                <w:b/>
-                <w:bCs/>
-                <w:i w:val="false"/>
-                <w:iCs w:val="false"/>
-                <w:caps w:val="false"/>
-                <w:smallCaps w:val="false"/>
-                <w:strike w:val="false"/>
-                <w:dstrike w:val="false"/>
-                <w:color w:val="000000"/>
-                <w:position w:val="0"/>
-                <w:sz w:val="17"/>
-                <w:sz w:val="17"/>
-                <w:szCs w:val="17"/>
+                <w:iCs w:val="false"/>
+                <w:caps w:val="false"/>
+                <w:smallCaps w:val="false"/>
+                <w:strike w:val="false"/>
+                <w:dstrike w:val="false"/>
+                <w:color w:val="000000"/>
+                <w:position w:val="0"/>
+                <w:sz w:val="20"/>
+                <w:sz w:val="20"/>
+                <w:szCs w:val="20"/>
                 <w:u w:val="none"/>
                 <w:shd w:fill="auto" w:val="clear"/>
                 <w:vertAlign w:val="baseline"/>
@@ -3747,7 +3027,7 @@
               <w:ind w:hanging="0" w:left="0" w:right="0"/>
               <w:jc w:val="left"/>
               <w:rPr>
-                <w:rFonts w:ascii="Arial" w:hAnsi="Arial" w:eastAsia="Arial" w:cs="Arial"/>
+                <w:rFonts w:ascii="Arial " w:hAnsi="Arial " w:eastAsia="Arial" w:cs="Arial"/>
                 <w:b/>
                 <w:bCs/>
                 <w:i w:val="false"/>
@@ -3759,17 +3039,17 @@
                 <w:dstrike w:val="false"/>
                 <w:color w:val="000000"/>
                 <w:position w:val="0"/>
-                <w:sz w:val="17"/>
-                <w:sz w:val="17"/>
-                <w:szCs w:val="17"/>
-                <w:u w:val="none"/>
-                <w:shd w:fill="auto" w:val="clear"/>
-                <w:vertAlign w:val="baseline"/>
-              </w:rPr>
-            </w:pPr>
-            <w:r>
-              <w:rPr>
-                <w:rFonts w:eastAsia="Arial" w:cs="Arial"/>
+                <w:sz w:val="20"/>
+                <w:sz w:val="20"/>
+                <w:szCs w:val="20"/>
+                <w:u w:val="none"/>
+                <w:shd w:fill="auto" w:val="clear"/>
+                <w:vertAlign w:val="baseline"/>
+              </w:rPr>
+            </w:pPr>
+            <w:r>
+              <w:rPr>
+                <w:rFonts w:eastAsia="Arial" w:cs="Arial" w:ascii="Arial " w:hAnsi="Arial "/>
                 <w:b/>
                 <w:bCs/>
                 <w:i w:val="false"/>
@@ -3780,9 +3060,9 @@
                 <w:dstrike w:val="false"/>
                 <w:color w:val="000000"/>
                 <w:position w:val="0"/>
-                <w:sz w:val="17"/>
-                <w:sz w:val="17"/>
-                <w:szCs w:val="17"/>
+                <w:sz w:val="20"/>
+                <w:sz w:val="20"/>
+                <w:szCs w:val="20"/>
                 <w:u w:val="none"/>
                 <w:shd w:fill="auto" w:val="clear"/>
                 <w:vertAlign w:val="baseline"/>
@@ -3816,7 +3096,7 @@
               <w:ind w:hanging="0" w:left="6129" w:right="0"/>
               <w:jc w:val="left"/>
               <w:rPr>
-                <w:rFonts w:ascii="Arial" w:hAnsi="Arial" w:eastAsia="Arial" w:cs="Arial"/>
+                <w:rFonts w:ascii="Arial " w:hAnsi="Arial " w:eastAsia="Arial" w:cs="Arial"/>
                 <w:b/>
                 <w:bCs/>
                 <w:i w:val="false"/>
@@ -3828,17 +3108,17 @@
                 <w:dstrike w:val="false"/>
                 <w:color w:val="000000"/>
                 <w:position w:val="0"/>
-                <w:sz w:val="17"/>
-                <w:sz w:val="17"/>
-                <w:szCs w:val="17"/>
-                <w:u w:val="none"/>
-                <w:shd w:fill="auto" w:val="clear"/>
-                <w:vertAlign w:val="baseline"/>
-              </w:rPr>
-            </w:pPr>
-            <w:r>
-              <w:rPr>
-                <w:rFonts w:eastAsia="Arial" w:cs="Arial"/>
+                <w:sz w:val="20"/>
+                <w:sz w:val="20"/>
+                <w:szCs w:val="20"/>
+                <w:u w:val="none"/>
+                <w:shd w:fill="auto" w:val="clear"/>
+                <w:vertAlign w:val="baseline"/>
+              </w:rPr>
+            </w:pPr>
+            <w:r>
+              <w:rPr>
+                <w:rFonts w:eastAsia="Arial" w:cs="Arial" w:ascii="Arial " w:hAnsi="Arial "/>
                 <w:b/>
                 <w:bCs/>
                 <w:i w:val="false"/>
@@ -3849,9 +3129,9 @@
                 <w:dstrike w:val="false"/>
                 <w:color w:val="000000"/>
                 <w:position w:val="0"/>
-                <w:sz w:val="17"/>
-                <w:sz w:val="17"/>
-                <w:szCs w:val="17"/>
+                <w:sz w:val="20"/>
+                <w:sz w:val="20"/>
+                <w:szCs w:val="20"/>
                 <w:u w:val="none"/>
                 <w:shd w:fill="auto" w:val="clear"/>
                 <w:vertAlign w:val="baseline"/>
@@ -3867,29 +3147,36 @@
               <w:ind w:hanging="0" w:left="6129" w:right="0"/>
               <w:jc w:val="left"/>
               <w:rPr>
-                <w:rFonts w:ascii="Arial" w:hAnsi="Arial" w:eastAsia="Arial" w:cs="Arial"/>
+                <w:rFonts w:ascii="Arial " w:hAnsi="Arial "/>
+                <w:sz w:val="20"/>
+                <w:szCs w:val="20"/>
+              </w:rPr>
+            </w:pPr>
+            <w:r>
+              <w:rPr>
+                <w:rFonts w:eastAsia="Arial" w:cs="Arial" w:ascii="Arial " w:hAnsi="Arial "/>
                 <w:b/>
                 <w:bCs/>
                 <w:i w:val="false"/>
-                <w:i w:val="false"/>
-                <w:iCs w:val="false"/>
-                <w:caps w:val="false"/>
-                <w:smallCaps w:val="false"/>
-                <w:strike w:val="false"/>
-                <w:dstrike w:val="false"/>
-                <w:color w:val="000000"/>
-                <w:position w:val="0"/>
-                <w:sz w:val="17"/>
-                <w:sz w:val="17"/>
-                <w:szCs w:val="17"/>
-                <w:u w:val="none"/>
-                <w:shd w:fill="auto" w:val="clear"/>
-                <w:vertAlign w:val="baseline"/>
-              </w:rPr>
-            </w:pPr>
-            <w:r>
-              <w:rPr>
-                <w:rFonts w:eastAsia="Arial" w:cs="Arial"/>
+                <w:iCs w:val="false"/>
+                <w:caps w:val="false"/>
+                <w:smallCaps w:val="false"/>
+                <w:strike w:val="false"/>
+                <w:dstrike w:val="false"/>
+                <w:color w:val="000000"/>
+                <w:position w:val="0"/>
+                <w:sz w:val="20"/>
+                <w:sz w:val="20"/>
+                <w:szCs w:val="20"/>
+                <w:u w:val="none"/>
+                <w:shd w:fill="auto" w:val="clear"/>
+                <w:vertAlign w:val="baseline"/>
+              </w:rPr>
+              <w:t xml:space="preserve"> </w:t>
+            </w:r>
+            <w:r>
+              <w:rPr>
+                <w:rFonts w:eastAsia="Arial" w:cs="Arial" w:ascii="Arial " w:hAnsi="Arial "/>
                 <w:b/>
                 <w:bCs/>
                 <w:i w:val="false"/>
@@ -3900,31 +3187,9 @@
                 <w:dstrike w:val="false"/>
                 <w:color w:val="000000"/>
                 <w:position w:val="0"/>
-                <w:sz w:val="17"/>
-                <w:sz w:val="17"/>
-                <w:szCs w:val="17"/>
-                <w:u w:val="none"/>
-                <w:shd w:fill="auto" w:val="clear"/>
-                <w:vertAlign w:val="baseline"/>
-              </w:rPr>
-              <w:t xml:space="preserve"> </w:t>
-            </w:r>
-            <w:r>
-              <w:rPr>
-                <w:rFonts w:eastAsia="Arial" w:cs="Arial"/>
-                <w:b/>
-                <w:bCs/>
-                <w:i w:val="false"/>
-                <w:iCs w:val="false"/>
-                <w:caps w:val="false"/>
-                <w:smallCaps w:val="false"/>
-                <w:strike w:val="false"/>
-                <w:dstrike w:val="false"/>
-                <w:color w:val="000000"/>
-                <w:position w:val="0"/>
-                <w:sz w:val="17"/>
-                <w:sz w:val="17"/>
-                <w:szCs w:val="17"/>
+                <w:sz w:val="20"/>
+                <w:sz w:val="20"/>
+                <w:szCs w:val="20"/>
                 <w:u w:val="none"/>
                 <w:shd w:fill="auto" w:val="clear"/>
                 <w:vertAlign w:val="baseline"/>
@@ -4024,7 +3289,7 @@
         <w:pageBreakBefore w:val="false"/>
         <w:widowControl w:val="false"/>
         <w:shd w:val="clear" w:fill="auto"/>
-        <w:spacing w:lineRule="auto" w:line="242" w:before="44" w:after="0"/>
+        <w:spacing w:lineRule="auto" w:line="240" w:before="44" w:after="0"/>
         <w:ind w:hanging="0" w:left="1502" w:right="1241"/>
         <w:jc w:val="center"/>
         <w:rPr>

--- a/templates/Packing_List.docx
+++ b/templates/Packing_List.docx
@@ -82,16 +82,15 @@
       </w:tblPr>
       <w:tblGrid>
         <w:gridCol w:w="1261"/>
-        <w:gridCol w:w="1004"/>
-        <w:gridCol w:w="388"/>
-        <w:gridCol w:w="329"/>
+        <w:gridCol w:w="1172"/>
+        <w:gridCol w:w="219"/>
+        <w:gridCol w:w="330"/>
         <w:gridCol w:w="1151"/>
-        <w:gridCol w:w="952"/>
-        <w:gridCol w:w="171"/>
-        <w:gridCol w:w="327"/>
-        <w:gridCol w:w="1541"/>
-        <w:gridCol w:w="1293"/>
-        <w:gridCol w:w="930"/>
+        <w:gridCol w:w="1184"/>
+        <w:gridCol w:w="266"/>
+        <w:gridCol w:w="1184"/>
+        <w:gridCol w:w="1250"/>
+        <w:gridCol w:w="1330"/>
       </w:tblGrid>
       <w:tr>
         <w:trPr>
@@ -120,14 +119,14 @@
               <w:ind w:hanging="0" w:left="67" w:right="0"/>
               <w:jc w:val="left"/>
               <w:rPr>
-                <w:rFonts w:ascii="Arial " w:hAnsi="Arial "/>
-                <w:sz w:val="20"/>
-                <w:szCs w:val="20"/>
-              </w:rPr>
-            </w:pPr>
-            <w:r>
-              <w:rPr>
-                <w:rFonts w:ascii="Arial " w:hAnsi="Arial "/>
+                <w:rFonts w:ascii="Arial" w:hAnsi="Arial"/>
+                <w:sz w:val="20"/>
+                <w:szCs w:val="20"/>
+              </w:rPr>
+            </w:pPr>
+            <w:r>
+              <w:rPr>
+                <w:rFonts w:ascii="Arial" w:hAnsi="Arial"/>
                 <w:sz w:val="20"/>
                 <w:szCs w:val="20"/>
               </w:rPr>
@@ -142,14 +141,14 @@
               <w:ind w:hanging="0" w:left="67" w:right="0"/>
               <w:jc w:val="left"/>
               <w:rPr>
-                <w:rFonts w:ascii="Arial " w:hAnsi="Arial "/>
-                <w:sz w:val="20"/>
-                <w:szCs w:val="20"/>
-              </w:rPr>
-            </w:pPr>
-            <w:r>
-              <w:rPr>
-                <w:rFonts w:eastAsia="Arial" w:cs="Arial" w:ascii="Arial " w:hAnsi="Arial "/>
+                <w:rFonts w:ascii="Arial" w:hAnsi="Arial"/>
+                <w:sz w:val="20"/>
+                <w:szCs w:val="20"/>
+              </w:rPr>
+            </w:pPr>
+            <w:r>
+              <w:rPr>
+                <w:rFonts w:eastAsia="Arial" w:cs="Arial" w:ascii="Arial" w:hAnsi="Arial"/>
                 <w:b w:val="false"/>
                 <w:bCs w:val="false"/>
                 <w:i w:val="false"/>
@@ -181,14 +180,14 @@
               <w:ind w:hanging="0" w:left="54" w:right="0"/>
               <w:jc w:val="left"/>
               <w:rPr>
-                <w:rFonts w:ascii="Arial " w:hAnsi="Arial "/>
-                <w:sz w:val="20"/>
-                <w:szCs w:val="20"/>
-              </w:rPr>
-            </w:pPr>
-            <w:r>
-              <w:rPr>
-                <w:rFonts w:eastAsia="Arial" w:cs="Arial" w:ascii="Arial " w:hAnsi="Arial "/>
+                <w:rFonts w:ascii="Arial" w:hAnsi="Arial"/>
+                <w:sz w:val="20"/>
+                <w:szCs w:val="20"/>
+              </w:rPr>
+            </w:pPr>
+            <w:r>
+              <w:rPr>
+                <w:rFonts w:eastAsia="Arial" w:cs="Arial" w:ascii="Arial" w:hAnsi="Arial"/>
                 <w:b/>
                 <w:bCs/>
                 <w:i w:val="false"/>
@@ -220,14 +219,14 @@
               <w:ind w:hanging="0" w:left="54" w:right="825"/>
               <w:jc w:val="left"/>
               <w:rPr>
-                <w:rFonts w:ascii="Arial " w:hAnsi="Arial "/>
-                <w:sz w:val="20"/>
-                <w:szCs w:val="20"/>
-              </w:rPr>
-            </w:pPr>
-            <w:r>
-              <w:rPr>
-                <w:rFonts w:eastAsia="Arial" w:cs="Arial" w:ascii="Arial " w:hAnsi="Arial "/>
+                <w:rFonts w:ascii="Arial" w:hAnsi="Arial"/>
+                <w:sz w:val="20"/>
+                <w:szCs w:val="20"/>
+              </w:rPr>
+            </w:pPr>
+            <w:r>
+              <w:rPr>
+                <w:rFonts w:eastAsia="Arial" w:cs="Arial" w:ascii="Arial" w:hAnsi="Arial"/>
                 <w:b w:val="false"/>
                 <w:bCs w:val="false"/>
                 <w:i w:val="false"/>
@@ -259,14 +258,14 @@
               <w:ind w:hanging="0" w:left="54" w:right="0"/>
               <w:jc w:val="left"/>
               <w:rPr>
-                <w:rFonts w:ascii="Arial " w:hAnsi="Arial "/>
-                <w:sz w:val="20"/>
-                <w:szCs w:val="20"/>
-              </w:rPr>
-            </w:pPr>
-            <w:r>
-              <w:rPr>
-                <w:rFonts w:eastAsia="Arial" w:cs="Arial" w:ascii="Arial " w:hAnsi="Arial "/>
+                <w:rFonts w:ascii="Arial" w:hAnsi="Arial"/>
+                <w:sz w:val="20"/>
+                <w:szCs w:val="20"/>
+              </w:rPr>
+            </w:pPr>
+            <w:r>
+              <w:rPr>
+                <w:rFonts w:eastAsia="Arial" w:cs="Arial" w:ascii="Arial" w:hAnsi="Arial"/>
                 <w:b w:val="false"/>
                 <w:bCs w:val="false"/>
                 <w:i w:val="false"/>
@@ -291,7 +290,7 @@
         <w:tc>
           <w:tcPr>
             <w:tcW w:w="2601" w:type="dxa"/>
-            <w:gridSpan w:val="4"/>
+            <w:gridSpan w:val="3"/>
             <w:tcBorders>
               <w:top w:val="single" w:sz="4" w:space="0" w:color="000000"/>
               <w:left w:val="single" w:sz="4" w:space="0" w:color="000000"/>
@@ -310,7 +309,7 @@
               <w:ind w:hanging="0" w:left="0" w:right="0"/>
               <w:jc w:val="left"/>
               <w:rPr>
-                <w:rFonts w:ascii="Arial " w:hAnsi="Arial " w:eastAsia="Times New Roman" w:cs="Times New Roman"/>
+                <w:rFonts w:ascii="Arial" w:hAnsi="Arial" w:eastAsia="Times New Roman" w:cs="Times New Roman"/>
                 <w:b w:val="false"/>
                 <w:bCs w:val="false"/>
                 <w:i w:val="false"/>
@@ -332,7 +331,7 @@
             </w:pPr>
             <w:r>
               <w:rPr>
-                <w:rFonts w:eastAsia="Times New Roman" w:cs="Times New Roman" w:ascii="Arial " w:hAnsi="Arial "/>
+                <w:rFonts w:eastAsia="Times New Roman" w:cs="Times New Roman" w:ascii="Arial" w:hAnsi="Arial"/>
                 <w:b w:val="false"/>
                 <w:bCs w:val="false"/>
                 <w:i w:val="false"/>
@@ -363,14 +362,14 @@
               <w:ind w:hanging="327" w:left="751" w:right="545"/>
               <w:jc w:val="left"/>
               <w:rPr>
-                <w:rFonts w:ascii="Arial " w:hAnsi="Arial "/>
-                <w:sz w:val="20"/>
-                <w:szCs w:val="20"/>
-              </w:rPr>
-            </w:pPr>
-            <w:r>
-              <w:rPr>
-                <w:rFonts w:eastAsia="Arial" w:cs="Arial" w:ascii="Arial " w:hAnsi="Arial "/>
+                <w:rFonts w:ascii="Arial" w:hAnsi="Arial"/>
+                <w:sz w:val="20"/>
+                <w:szCs w:val="20"/>
+              </w:rPr>
+            </w:pPr>
+            <w:r>
+              <w:rPr>
+                <w:rFonts w:eastAsia="Arial" w:cs="Arial" w:ascii="Arial" w:hAnsi="Arial"/>
                 <w:b/>
                 <w:bCs/>
                 <w:i w:val="false"/>
@@ -414,14 +413,14 @@
               <w:ind w:hanging="0" w:left="55" w:right="0"/>
               <w:jc w:val="left"/>
               <w:rPr>
-                <w:rFonts w:ascii="Arial " w:hAnsi="Arial "/>
-                <w:sz w:val="20"/>
-                <w:szCs w:val="20"/>
-              </w:rPr>
-            </w:pPr>
-            <w:r>
-              <w:rPr>
-                <w:rFonts w:eastAsia="Arial" w:cs="Arial" w:ascii="Arial " w:hAnsi="Arial "/>
+                <w:rFonts w:ascii="Arial" w:hAnsi="Arial"/>
+                <w:sz w:val="20"/>
+                <w:szCs w:val="20"/>
+              </w:rPr>
+            </w:pPr>
+            <w:r>
+              <w:rPr>
+                <w:rFonts w:eastAsia="Arial" w:cs="Arial" w:ascii="Arial" w:hAnsi="Arial"/>
                 <w:b/>
                 <w:bCs/>
                 <w:i w:val="false"/>
@@ -453,14 +452,14 @@
               <w:ind w:hanging="0" w:left="62" w:right="1211"/>
               <w:jc w:val="left"/>
               <w:rPr>
-                <w:rFonts w:ascii="Arial " w:hAnsi="Arial "/>
-                <w:sz w:val="20"/>
-                <w:szCs w:val="20"/>
-              </w:rPr>
-            </w:pPr>
-            <w:r>
-              <w:rPr>
-                <w:rFonts w:eastAsia="Arial" w:cs="Arial" w:ascii="Arial " w:hAnsi="Arial "/>
+                <w:rFonts w:ascii="Arial" w:hAnsi="Arial"/>
+                <w:sz w:val="20"/>
+                <w:szCs w:val="20"/>
+              </w:rPr>
+            </w:pPr>
+            <w:r>
+              <w:rPr>
+                <w:rFonts w:eastAsia="Arial" w:cs="Arial" w:ascii="Arial" w:hAnsi="Arial"/>
                 <w:b w:val="false"/>
                 <w:bCs w:val="false"/>
                 <w:i w:val="false"/>
@@ -487,7 +486,7 @@
       </w:tr>
       <w:tr>
         <w:trPr>
-          <w:trHeight w:val="500" w:hRule="atLeast"/>
+          <w:trHeight w:val="617" w:hRule="atLeast"/>
         </w:trPr>
         <w:tc>
           <w:tcPr>
@@ -512,7 +511,7 @@
               <w:ind w:hanging="0" w:left="0" w:right="0"/>
               <w:jc w:val="left"/>
               <w:rPr>
-                <w:rFonts w:ascii="Arial " w:hAnsi="Arial " w:eastAsia="Arial" w:cs="Arial"/>
+                <w:rFonts w:ascii="Arial" w:hAnsi="Arial" w:eastAsia="Arial" w:cs="Arial"/>
                 <w:b w:val="false"/>
                 <w:bCs w:val="false"/>
                 <w:i w:val="false"/>
@@ -534,7 +533,7 @@
             </w:pPr>
             <w:r>
               <w:rPr>
-                <w:rFonts w:eastAsia="Arial" w:cs="Arial" w:ascii="Arial " w:hAnsi="Arial "/>
+                <w:rFonts w:eastAsia="Arial" w:cs="Arial" w:ascii="Arial" w:hAnsi="Arial"/>
                 <w:b w:val="false"/>
                 <w:bCs w:val="false"/>
                 <w:i w:val="false"/>
@@ -557,8 +556,8 @@
         </w:tc>
         <w:tc>
           <w:tcPr>
-            <w:tcW w:w="4142" w:type="dxa"/>
-            <w:gridSpan w:val="5"/>
+            <w:tcW w:w="3785" w:type="dxa"/>
+            <w:gridSpan w:val="4"/>
             <w:tcBorders>
               <w:top w:val="single" w:sz="4" w:space="0" w:color="000000"/>
               <w:left w:val="single" w:sz="4" w:space="0" w:color="000000"/>
@@ -577,14 +576,14 @@
               <w:ind w:hanging="0" w:left="1053" w:right="0"/>
               <w:jc w:val="left"/>
               <w:rPr>
-                <w:rFonts w:ascii="Arial " w:hAnsi="Arial "/>
-                <w:sz w:val="20"/>
-                <w:szCs w:val="20"/>
-              </w:rPr>
-            </w:pPr>
-            <w:r>
-              <w:rPr>
-                <w:rFonts w:eastAsia="Arial" w:cs="Arial" w:ascii="Arial " w:hAnsi="Arial "/>
+                <w:rFonts w:ascii="Arial" w:hAnsi="Arial"/>
+                <w:sz w:val="20"/>
+                <w:szCs w:val="20"/>
+              </w:rPr>
+            </w:pPr>
+            <w:r>
+              <w:rPr>
+                <w:rFonts w:eastAsia="Arial" w:cs="Arial" w:ascii="Arial" w:hAnsi="Arial"/>
                 <w:b/>
                 <w:bCs/>
                 <w:i w:val="false"/>
@@ -616,14 +615,14 @@
               <w:ind w:hanging="0" w:left="1053" w:right="0"/>
               <w:jc w:val="left"/>
               <w:rPr>
-                <w:rFonts w:ascii="Arial " w:hAnsi="Arial "/>
-                <w:sz w:val="20"/>
-                <w:szCs w:val="20"/>
-              </w:rPr>
-            </w:pPr>
-            <w:r>
-              <w:rPr>
-                <w:rFonts w:eastAsia="Arial" w:cs="Arial" w:ascii="Arial " w:hAnsi="Arial "/>
+                <w:rFonts w:ascii="Arial" w:hAnsi="Arial"/>
+                <w:sz w:val="20"/>
+                <w:szCs w:val="20"/>
+              </w:rPr>
+            </w:pPr>
+            <w:r>
+              <w:rPr>
+                <w:rFonts w:eastAsia="Arial" w:cs="Arial" w:ascii="Arial" w:hAnsi="Arial"/>
                 <w:b/>
                 <w:bCs/>
                 <w:i w:val="false"/>
@@ -647,7 +646,7 @@
         </w:tc>
         <w:tc>
           <w:tcPr>
-            <w:tcW w:w="2223" w:type="dxa"/>
+            <w:tcW w:w="2580" w:type="dxa"/>
             <w:gridSpan w:val="2"/>
             <w:tcBorders>
               <w:top w:val="single" w:sz="4" w:space="0" w:color="000000"/>
@@ -667,14 +666,14 @@
               <w:ind w:hanging="0" w:left="244" w:right="0"/>
               <w:jc w:val="left"/>
               <w:rPr>
-                <w:rFonts w:ascii="Arial " w:hAnsi="Arial "/>
-                <w:sz w:val="20"/>
-                <w:szCs w:val="20"/>
-              </w:rPr>
-            </w:pPr>
-            <w:r>
-              <w:rPr>
-                <w:rFonts w:eastAsia="Arial" w:cs="Arial" w:ascii="Arial " w:hAnsi="Arial "/>
+                <w:rFonts w:ascii="Arial" w:hAnsi="Arial"/>
+                <w:sz w:val="20"/>
+                <w:szCs w:val="20"/>
+              </w:rPr>
+            </w:pPr>
+            <w:r>
+              <w:rPr>
+                <w:rFonts w:eastAsia="Arial" w:cs="Arial" w:ascii="Arial" w:hAnsi="Arial"/>
                 <w:b/>
                 <w:bCs/>
                 <w:i w:val="false"/>
@@ -706,14 +705,14 @@
               <w:ind w:hanging="0" w:left="244" w:right="0"/>
               <w:jc w:val="left"/>
               <w:rPr>
-                <w:rFonts w:ascii="Arial " w:hAnsi="Arial "/>
-                <w:sz w:val="20"/>
-                <w:szCs w:val="20"/>
-              </w:rPr>
-            </w:pPr>
-            <w:r>
-              <w:rPr>
-                <w:rFonts w:eastAsia="Arial" w:cs="Arial" w:ascii="Arial " w:hAnsi="Arial "/>
+                <w:rFonts w:ascii="Arial" w:hAnsi="Arial"/>
+                <w:sz w:val="20"/>
+                <w:szCs w:val="20"/>
+              </w:rPr>
+            </w:pPr>
+            <w:r>
+              <w:rPr>
+                <w:rFonts w:eastAsia="Arial" w:cs="Arial" w:ascii="Arial" w:hAnsi="Arial"/>
                 <w:b/>
                 <w:bCs/>
                 <w:i w:val="false"/>
@@ -743,7 +742,7 @@
         <w:tc>
           <w:tcPr>
             <w:tcW w:w="9347" w:type="dxa"/>
-            <w:gridSpan w:val="11"/>
+            <w:gridSpan w:val="10"/>
             <w:tcBorders>
               <w:top w:val="single" w:sz="4" w:space="0" w:color="000000"/>
               <w:left w:val="single" w:sz="4" w:space="0" w:color="000000"/>
@@ -762,14 +761,14 @@
               <w:ind w:hanging="0" w:left="50" w:right="0"/>
               <w:jc w:val="left"/>
               <w:rPr>
-                <w:rFonts w:ascii="Arial " w:hAnsi="Arial "/>
-                <w:sz w:val="20"/>
-                <w:szCs w:val="20"/>
-              </w:rPr>
-            </w:pPr>
-            <w:r>
-              <w:rPr>
-                <w:rFonts w:eastAsia="Arial" w:cs="Arial" w:ascii="Arial " w:hAnsi="Arial "/>
+                <w:rFonts w:ascii="Arial" w:hAnsi="Arial"/>
+                <w:sz w:val="20"/>
+                <w:szCs w:val="20"/>
+              </w:rPr>
+            </w:pPr>
+            <w:r>
+              <w:rPr>
+                <w:rFonts w:eastAsia="Arial" w:cs="Arial" w:ascii="Arial" w:hAnsi="Arial"/>
                 <w:b/>
                 <w:bCs/>
                 <w:i w:val="false"/>
@@ -801,14 +800,14 @@
               <w:ind w:hanging="0" w:left="50" w:right="0"/>
               <w:jc w:val="left"/>
               <w:rPr>
-                <w:rFonts w:ascii="Arial " w:hAnsi="Arial "/>
-                <w:sz w:val="20"/>
-                <w:szCs w:val="20"/>
-              </w:rPr>
-            </w:pPr>
-            <w:r>
-              <w:rPr>
-                <w:rFonts w:eastAsia="Arial" w:cs="Arial" w:ascii="Arial " w:hAnsi="Arial "/>
+                <w:rFonts w:ascii="Arial" w:hAnsi="Arial"/>
+                <w:sz w:val="20"/>
+                <w:szCs w:val="20"/>
+              </w:rPr>
+            </w:pPr>
+            <w:r>
+              <w:rPr>
+                <w:rFonts w:eastAsia="Arial" w:cs="Arial" w:ascii="Arial" w:hAnsi="Arial"/>
                 <w:b w:val="false"/>
                 <w:bCs w:val="false"/>
                 <w:i w:val="false"/>
@@ -840,14 +839,14 @@
               <w:ind w:hanging="0" w:left="50" w:right="0"/>
               <w:jc w:val="left"/>
               <w:rPr>
-                <w:rFonts w:ascii="Arial " w:hAnsi="Arial "/>
-                <w:sz w:val="20"/>
-                <w:szCs w:val="20"/>
-              </w:rPr>
-            </w:pPr>
-            <w:r>
-              <w:rPr>
-                <w:rFonts w:eastAsia="Arial" w:cs="Arial" w:ascii="Arial " w:hAnsi="Arial "/>
+                <w:rFonts w:ascii="Arial" w:hAnsi="Arial"/>
+                <w:sz w:val="20"/>
+                <w:szCs w:val="20"/>
+              </w:rPr>
+            </w:pPr>
+            <w:r>
+              <w:rPr>
+                <w:rFonts w:eastAsia="Arial" w:cs="Arial" w:ascii="Arial" w:hAnsi="Arial"/>
                 <w:b w:val="false"/>
                 <w:bCs w:val="false"/>
                 <w:i w:val="false"/>
@@ -876,7 +875,7 @@
         </w:trPr>
         <w:tc>
           <w:tcPr>
-            <w:tcW w:w="2653" w:type="dxa"/>
+            <w:tcW w:w="2652" w:type="dxa"/>
             <w:gridSpan w:val="3"/>
             <w:tcBorders>
               <w:top w:val="single" w:sz="4" w:space="0" w:color="000000"/>
@@ -896,14 +895,14 @@
               <w:ind w:hanging="0" w:left="59" w:right="3"/>
               <w:jc w:val="center"/>
               <w:rPr>
-                <w:rFonts w:ascii="Arial " w:hAnsi="Arial "/>
-                <w:sz w:val="20"/>
-                <w:szCs w:val="20"/>
-              </w:rPr>
-            </w:pPr>
-            <w:r>
-              <w:rPr>
-                <w:rFonts w:eastAsia="Arial" w:cs="Arial" w:ascii="Arial " w:hAnsi="Arial "/>
+                <w:rFonts w:ascii="Arial" w:hAnsi="Arial"/>
+                <w:sz w:val="20"/>
+                <w:szCs w:val="20"/>
+              </w:rPr>
+            </w:pPr>
+            <w:r>
+              <w:rPr>
+                <w:rFonts w:eastAsia="Arial" w:cs="Arial" w:ascii="Arial" w:hAnsi="Arial"/>
                 <w:b/>
                 <w:bCs/>
                 <w:i w:val="false"/>
@@ -935,14 +934,14 @@
               <w:ind w:hanging="0" w:left="59" w:right="0"/>
               <w:jc w:val="center"/>
               <w:rPr>
-                <w:rFonts w:ascii="Arial " w:hAnsi="Arial "/>
-                <w:sz w:val="20"/>
-                <w:szCs w:val="20"/>
-              </w:rPr>
-            </w:pPr>
-            <w:r>
-              <w:rPr>
-                <w:rFonts w:eastAsia="Arial" w:cs="Arial" w:ascii="Arial " w:hAnsi="Arial "/>
+                <w:rFonts w:ascii="Arial" w:hAnsi="Arial"/>
+                <w:sz w:val="20"/>
+                <w:szCs w:val="20"/>
+              </w:rPr>
+            </w:pPr>
+            <w:r>
+              <w:rPr>
+                <w:rFonts w:eastAsia="Arial" w:cs="Arial" w:ascii="Arial" w:hAnsi="Arial"/>
                 <w:b w:val="false"/>
                 <w:bCs w:val="false"/>
                 <w:i w:val="false"/>
@@ -966,8 +965,8 @@
         </w:tc>
         <w:tc>
           <w:tcPr>
-            <w:tcW w:w="2603" w:type="dxa"/>
-            <w:gridSpan w:val="4"/>
+            <w:tcW w:w="2665" w:type="dxa"/>
+            <w:gridSpan w:val="3"/>
             <w:tcBorders>
               <w:top w:val="single" w:sz="4" w:space="0" w:color="000000"/>
               <w:left w:val="single" w:sz="4" w:space="0" w:color="000000"/>
@@ -986,14 +985,14 @@
               <w:ind w:hanging="0" w:left="0" w:right="11"/>
               <w:jc w:val="center"/>
               <w:rPr>
-                <w:rFonts w:ascii="Arial " w:hAnsi="Arial "/>
-                <w:sz w:val="20"/>
-                <w:szCs w:val="20"/>
-              </w:rPr>
-            </w:pPr>
-            <w:r>
-              <w:rPr>
-                <w:rFonts w:eastAsia="Arial" w:cs="Arial" w:ascii="Arial " w:hAnsi="Arial "/>
+                <w:rFonts w:ascii="Arial" w:hAnsi="Arial"/>
+                <w:sz w:val="20"/>
+                <w:szCs w:val="20"/>
+              </w:rPr>
+            </w:pPr>
+            <w:r>
+              <w:rPr>
+                <w:rFonts w:eastAsia="Arial" w:cs="Arial" w:ascii="Arial" w:hAnsi="Arial"/>
                 <w:b/>
                 <w:bCs/>
                 <w:i w:val="false"/>
@@ -1025,14 +1024,14 @@
               <w:ind w:hanging="0" w:left="3" w:right="11"/>
               <w:jc w:val="center"/>
               <w:rPr>
-                <w:rFonts w:ascii="Arial " w:hAnsi="Arial "/>
-                <w:sz w:val="20"/>
-                <w:szCs w:val="20"/>
-              </w:rPr>
-            </w:pPr>
-            <w:r>
-              <w:rPr>
-                <w:rFonts w:eastAsia="Arial" w:cs="Arial" w:ascii="Arial " w:hAnsi="Arial "/>
+                <w:rFonts w:ascii="Arial" w:hAnsi="Arial"/>
+                <w:sz w:val="20"/>
+                <w:szCs w:val="20"/>
+              </w:rPr>
+            </w:pPr>
+            <w:r>
+              <w:rPr>
+                <w:rFonts w:eastAsia="Arial" w:cs="Arial" w:ascii="Arial" w:hAnsi="Arial"/>
                 <w:b w:val="false"/>
                 <w:bCs w:val="false"/>
                 <w:i w:val="false"/>
@@ -1050,13 +1049,13 @@
                 <w:shd w:fill="auto" w:val="clear"/>
                 <w:vertAlign w:val="baseline"/>
               </w:rPr>
-              <w:t>{{ mode_of_transport }}</w:t>
+              <w:t>BY SEA/ROAD</w:t>
             </w:r>
           </w:p>
         </w:tc>
         <w:tc>
           <w:tcPr>
-            <w:tcW w:w="1868" w:type="dxa"/>
+            <w:tcW w:w="1450" w:type="dxa"/>
             <w:gridSpan w:val="2"/>
             <w:tcBorders>
               <w:top w:val="single" w:sz="4" w:space="0" w:color="000000"/>
@@ -1076,14 +1075,14 @@
               <w:ind w:hanging="0" w:left="72" w:right="0"/>
               <w:jc w:val="center"/>
               <w:rPr>
-                <w:rFonts w:ascii="Arial " w:hAnsi="Arial "/>
-                <w:sz w:val="20"/>
-                <w:szCs w:val="20"/>
-              </w:rPr>
-            </w:pPr>
-            <w:r>
-              <w:rPr>
-                <w:rFonts w:eastAsia="Arial" w:cs="Arial" w:ascii="Arial " w:hAnsi="Arial "/>
+                <w:rFonts w:ascii="Arial" w:hAnsi="Arial"/>
+                <w:sz w:val="20"/>
+                <w:szCs w:val="20"/>
+              </w:rPr>
+            </w:pPr>
+            <w:r>
+              <w:rPr>
+                <w:rFonts w:eastAsia="Arial" w:cs="Arial" w:ascii="Arial" w:hAnsi="Arial"/>
                 <w:b/>
                 <w:bCs/>
                 <w:i w:val="false"/>
@@ -1115,14 +1114,14 @@
               <w:ind w:hanging="0" w:left="75" w:right="0"/>
               <w:jc w:val="center"/>
               <w:rPr>
-                <w:rFonts w:ascii="Arial " w:hAnsi="Arial "/>
-                <w:sz w:val="20"/>
-                <w:szCs w:val="20"/>
-              </w:rPr>
-            </w:pPr>
-            <w:r>
-              <w:rPr>
-                <w:rFonts w:eastAsia="Arial" w:cs="Arial" w:ascii="Arial " w:hAnsi="Arial "/>
+                <w:rFonts w:ascii="Arial" w:hAnsi="Arial"/>
+                <w:sz w:val="20"/>
+                <w:szCs w:val="20"/>
+              </w:rPr>
+            </w:pPr>
+            <w:r>
+              <w:rPr>
+                <w:rFonts w:eastAsia="Arial" w:cs="Arial" w:ascii="Arial" w:hAnsi="Arial"/>
                 <w:b w:val="false"/>
                 <w:bCs w:val="false"/>
                 <w:i w:val="false"/>
@@ -1146,7 +1145,7 @@
         </w:tc>
         <w:tc>
           <w:tcPr>
-            <w:tcW w:w="2223" w:type="dxa"/>
+            <w:tcW w:w="2580" w:type="dxa"/>
             <w:gridSpan w:val="2"/>
             <w:tcBorders>
               <w:top w:val="single" w:sz="4" w:space="0" w:color="000000"/>
@@ -1166,14 +1165,14 @@
               <w:ind w:hanging="0" w:left="73" w:right="91"/>
               <w:jc w:val="center"/>
               <w:rPr>
-                <w:rFonts w:ascii="Arial " w:hAnsi="Arial "/>
-                <w:sz w:val="20"/>
-                <w:szCs w:val="20"/>
-              </w:rPr>
-            </w:pPr>
-            <w:r>
-              <w:rPr>
-                <w:rFonts w:eastAsia="Arial" w:cs="Arial" w:ascii="Arial " w:hAnsi="Arial "/>
+                <w:rFonts w:ascii="Arial" w:hAnsi="Arial"/>
+                <w:sz w:val="20"/>
+                <w:szCs w:val="20"/>
+              </w:rPr>
+            </w:pPr>
+            <w:r>
+              <w:rPr>
+                <w:rFonts w:eastAsia="Arial" w:cs="Arial" w:ascii="Arial" w:hAnsi="Arial"/>
                 <w:b/>
                 <w:bCs/>
                 <w:i w:val="false"/>
@@ -1205,14 +1204,14 @@
               <w:ind w:hanging="0" w:left="91" w:right="18"/>
               <w:jc w:val="center"/>
               <w:rPr>
-                <w:rFonts w:ascii="Arial " w:hAnsi="Arial "/>
-                <w:sz w:val="20"/>
-                <w:szCs w:val="20"/>
-              </w:rPr>
-            </w:pPr>
-            <w:r>
-              <w:rPr>
-                <w:rFonts w:eastAsia="Arial" w:cs="Arial" w:ascii="Arial " w:hAnsi="Arial "/>
+                <w:rFonts w:ascii="Arial" w:hAnsi="Arial"/>
+                <w:sz w:val="20"/>
+                <w:szCs w:val="20"/>
+              </w:rPr>
+            </w:pPr>
+            <w:r>
+              <w:rPr>
+                <w:rFonts w:eastAsia="Arial" w:cs="Arial" w:ascii="Arial" w:hAnsi="Arial"/>
                 <w:b w:val="false"/>
                 <w:bCs w:val="false"/>
                 <w:i w:val="false"/>
@@ -1241,7 +1240,7 @@
         </w:trPr>
         <w:tc>
           <w:tcPr>
-            <w:tcW w:w="2653" w:type="dxa"/>
+            <w:tcW w:w="2652" w:type="dxa"/>
             <w:gridSpan w:val="3"/>
             <w:tcBorders>
               <w:top w:val="single" w:sz="4" w:space="0" w:color="000000"/>
@@ -1261,14 +1260,14 @@
               <w:ind w:hanging="0" w:left="350" w:right="0"/>
               <w:jc w:val="left"/>
               <w:rPr>
-                <w:rFonts w:ascii="Arial " w:hAnsi="Arial "/>
-                <w:sz w:val="20"/>
-                <w:szCs w:val="20"/>
-              </w:rPr>
-            </w:pPr>
-            <w:r>
-              <w:rPr>
-                <w:rFonts w:eastAsia="Arial" w:cs="Arial" w:ascii="Arial " w:hAnsi="Arial "/>
+                <w:rFonts w:ascii="Arial" w:hAnsi="Arial"/>
+                <w:sz w:val="20"/>
+                <w:szCs w:val="20"/>
+              </w:rPr>
+            </w:pPr>
+            <w:r>
+              <w:rPr>
+                <w:rFonts w:eastAsia="Arial" w:cs="Arial" w:ascii="Arial" w:hAnsi="Arial"/>
                 <w:b/>
                 <w:bCs/>
                 <w:i w:val="false"/>
@@ -1292,7 +1291,7 @@
         </w:tc>
         <w:tc>
           <w:tcPr>
-            <w:tcW w:w="2432" w:type="dxa"/>
+            <w:tcW w:w="2665" w:type="dxa"/>
             <w:gridSpan w:val="3"/>
             <w:tcBorders>
               <w:top w:val="single" w:sz="4" w:space="0" w:color="000000"/>
@@ -1312,14 +1311,14 @@
               <w:ind w:hanging="0" w:left="9" w:right="9"/>
               <w:jc w:val="center"/>
               <w:rPr>
-                <w:rFonts w:ascii="Arial " w:hAnsi="Arial "/>
-                <w:sz w:val="20"/>
-                <w:szCs w:val="20"/>
-              </w:rPr>
-            </w:pPr>
-            <w:r>
-              <w:rPr>
-                <w:rFonts w:eastAsia="Arial" w:cs="Arial" w:ascii="Arial " w:hAnsi="Arial "/>
+                <w:rFonts w:ascii="Arial" w:hAnsi="Arial"/>
+                <w:sz w:val="20"/>
+                <w:szCs w:val="20"/>
+              </w:rPr>
+            </w:pPr>
+            <w:r>
+              <w:rPr>
+                <w:rFonts w:eastAsia="Arial" w:cs="Arial" w:ascii="Arial" w:hAnsi="Arial"/>
                 <w:b/>
                 <w:bCs/>
                 <w:i w:val="false"/>
@@ -1351,14 +1350,14 @@
               <w:ind w:hanging="0" w:left="0" w:right="9"/>
               <w:jc w:val="center"/>
               <w:rPr>
-                <w:rFonts w:ascii="Arial " w:hAnsi="Arial "/>
-                <w:sz w:val="20"/>
-                <w:szCs w:val="20"/>
-              </w:rPr>
-            </w:pPr>
-            <w:r>
-              <w:rPr>
-                <w:rFonts w:eastAsia="Arial" w:cs="Arial" w:ascii="Arial " w:hAnsi="Arial "/>
+                <w:rFonts w:ascii="Arial" w:hAnsi="Arial"/>
+                <w:sz w:val="20"/>
+                <w:szCs w:val="20"/>
+              </w:rPr>
+            </w:pPr>
+            <w:r>
+              <w:rPr>
+                <w:rFonts w:eastAsia="Arial" w:cs="Arial" w:ascii="Arial" w:hAnsi="Arial"/>
                 <w:b w:val="false"/>
                 <w:bCs w:val="false"/>
                 <w:i w:val="false"/>
@@ -1382,8 +1381,8 @@
         </w:tc>
         <w:tc>
           <w:tcPr>
-            <w:tcW w:w="4262" w:type="dxa"/>
-            <w:gridSpan w:val="5"/>
+            <w:tcW w:w="4030" w:type="dxa"/>
+            <w:gridSpan w:val="4"/>
             <w:vMerge w:val="restart"/>
             <w:tcBorders>
               <w:top w:val="single" w:sz="4" w:space="0" w:color="000000"/>
@@ -1403,14 +1402,49 @@
               <w:ind w:hanging="0" w:left="3" w:right="7"/>
               <w:jc w:val="center"/>
               <w:rPr>
-                <w:rFonts w:ascii="Arial " w:hAnsi="Arial "/>
-                <w:sz w:val="20"/>
-                <w:szCs w:val="20"/>
-              </w:rPr>
-            </w:pPr>
-            <w:r>
-              <w:rPr>
-                <w:rFonts w:eastAsia="Arial" w:cs="Arial" w:ascii="Arial " w:hAnsi="Arial "/>
+                <w:rFonts w:eastAsia="Arial" w:cs="Arial"/>
+                <w:b/>
+                <w:bCs/>
+                <w:i w:val="false"/>
+                <w:i w:val="false"/>
+                <w:iCs w:val="false"/>
+                <w:caps w:val="false"/>
+                <w:smallCaps w:val="false"/>
+                <w:strike w:val="false"/>
+                <w:dstrike w:val="false"/>
+                <w:color w:val="000000"/>
+                <w:position w:val="0"/>
+                <w:sz w:val="22"/>
+                <w:u w:val="none"/>
+                <w:shd w:fill="auto" w:val="clear"/>
+                <w:vertAlign w:val="baseline"/>
+              </w:rPr>
+            </w:pPr>
+            <w:r>
+              <w:rPr>
+                <w:rFonts w:ascii="Arial" w:hAnsi="Arial"/>
+                <w:sz w:val="20"/>
+                <w:szCs w:val="20"/>
+              </w:rPr>
+            </w:r>
+          </w:p>
+          <w:p>
+            <w:pPr>
+              <w:pStyle w:val="normal1"/>
+              <w:widowControl w:val="false"/>
+              <w:shd w:val="clear" w:fill="auto"/>
+              <w:spacing w:lineRule="auto" w:line="192" w:before="0" w:after="0"/>
+              <w:ind w:hanging="0" w:left="3" w:right="7"/>
+              <w:jc w:val="center"/>
+              <w:rPr>
+                <w:rFonts w:ascii="Arial" w:hAnsi="Arial"/>
+                <w:sz w:val="20"/>
+                <w:szCs w:val="20"/>
+              </w:rPr>
+            </w:pPr>
+            <w:r>
+              <w:rPr>
+                <w:rFonts w:eastAsia="Arial" w:cs="Arial" w:ascii="Arial" w:hAnsi="Arial"/>
                 <w:b/>
                 <w:bCs/>
                 <w:i w:val="false"/>
@@ -1442,14 +1476,14 @@
               <w:ind w:hanging="0" w:left="0" w:right="7"/>
               <w:jc w:val="center"/>
               <w:rPr>
-                <w:rFonts w:ascii="Arial " w:hAnsi="Arial "/>
-                <w:sz w:val="20"/>
-                <w:szCs w:val="20"/>
-              </w:rPr>
-            </w:pPr>
-            <w:r>
-              <w:rPr>
-                <w:rFonts w:eastAsia="Arial" w:cs="Arial" w:ascii="Arial " w:hAnsi="Arial "/>
+                <w:rFonts w:ascii="Arial" w:hAnsi="Arial"/>
+                <w:sz w:val="20"/>
+                <w:szCs w:val="20"/>
+              </w:rPr>
+            </w:pPr>
+            <w:r>
+              <w:rPr>
+                <w:rFonts w:eastAsia="Arial" w:cs="Arial" w:ascii="Arial" w:hAnsi="Arial"/>
                 <w:b w:val="false"/>
                 <w:bCs w:val="false"/>
                 <w:i w:val="false"/>
@@ -1478,7 +1512,7 @@
         </w:trPr>
         <w:tc>
           <w:tcPr>
-            <w:tcW w:w="2653" w:type="dxa"/>
+            <w:tcW w:w="2652" w:type="dxa"/>
             <w:gridSpan w:val="3"/>
             <w:tcBorders>
               <w:top w:val="single" w:sz="4" w:space="0" w:color="000000"/>
@@ -1498,14 +1532,14 @@
               <w:ind w:hanging="0" w:left="462" w:right="0"/>
               <w:jc w:val="left"/>
               <w:rPr>
-                <w:rFonts w:ascii="Arial " w:hAnsi="Arial "/>
-                <w:sz w:val="20"/>
-                <w:szCs w:val="20"/>
-              </w:rPr>
-            </w:pPr>
-            <w:r>
-              <w:rPr>
-                <w:rFonts w:eastAsia="Arial" w:cs="Arial" w:ascii="Arial " w:hAnsi="Arial "/>
+                <w:rFonts w:ascii="Arial" w:hAnsi="Arial"/>
+                <w:sz w:val="20"/>
+                <w:szCs w:val="20"/>
+              </w:rPr>
+            </w:pPr>
+            <w:r>
+              <w:rPr>
+                <w:rFonts w:eastAsia="Arial" w:cs="Arial" w:ascii="Arial" w:hAnsi="Arial"/>
                 <w:b/>
                 <w:bCs/>
                 <w:i w:val="false"/>
@@ -1537,14 +1571,14 @@
               <w:ind w:hanging="0" w:left="374" w:right="0"/>
               <w:jc w:val="left"/>
               <w:rPr>
-                <w:rFonts w:ascii="Arial " w:hAnsi="Arial "/>
-                <w:sz w:val="20"/>
-                <w:szCs w:val="20"/>
-              </w:rPr>
-            </w:pPr>
-            <w:r>
-              <w:rPr>
-                <w:rFonts w:eastAsia="Arial" w:cs="Arial" w:ascii="Arial " w:hAnsi="Arial "/>
+                <w:rFonts w:ascii="Arial" w:hAnsi="Arial"/>
+                <w:sz w:val="20"/>
+                <w:szCs w:val="20"/>
+              </w:rPr>
+            </w:pPr>
+            <w:r>
+              <w:rPr>
+                <w:rFonts w:eastAsia="Arial" w:cs="Arial" w:ascii="Arial" w:hAnsi="Arial"/>
                 <w:b w:val="false"/>
                 <w:bCs w:val="false"/>
                 <w:i w:val="false"/>
@@ -1568,7 +1602,7 @@
         </w:tc>
         <w:tc>
           <w:tcPr>
-            <w:tcW w:w="2432" w:type="dxa"/>
+            <w:tcW w:w="2665" w:type="dxa"/>
             <w:gridSpan w:val="3"/>
             <w:tcBorders>
               <w:top w:val="single" w:sz="4" w:space="0" w:color="000000"/>
@@ -1588,14 +1622,14 @@
               <w:ind w:hanging="0" w:left="415" w:right="0"/>
               <w:jc w:val="left"/>
               <w:rPr>
-                <w:rFonts w:ascii="Arial " w:hAnsi="Arial "/>
-                <w:sz w:val="20"/>
-                <w:szCs w:val="20"/>
-              </w:rPr>
-            </w:pPr>
-            <w:r>
-              <w:rPr>
-                <w:rFonts w:eastAsia="Arial" w:cs="Arial" w:ascii="Arial " w:hAnsi="Arial "/>
+                <w:rFonts w:ascii="Arial" w:hAnsi="Arial"/>
+                <w:sz w:val="20"/>
+                <w:szCs w:val="20"/>
+              </w:rPr>
+            </w:pPr>
+            <w:r>
+              <w:rPr>
+                <w:rFonts w:eastAsia="Arial" w:cs="Arial" w:ascii="Arial" w:hAnsi="Arial"/>
                 <w:b/>
                 <w:bCs/>
                 <w:i w:val="false"/>
@@ -1619,22 +1653,20 @@
           <w:p>
             <w:pPr>
               <w:pStyle w:val="normal1"/>
-              <w:keepNext w:val="false"/>
-              <w:keepLines w:val="false"/>
               <w:widowControl w:val="false"/>
               <w:shd w:val="clear" w:fill="auto"/>
               <w:spacing w:lineRule="auto" w:line="175" w:before="18" w:after="0"/>
               <w:ind w:hanging="0" w:left="165" w:right="0"/>
               <w:jc w:val="center"/>
               <w:rPr>
-                <w:rFonts w:ascii="Arial " w:hAnsi="Arial "/>
-                <w:sz w:val="20"/>
-                <w:szCs w:val="20"/>
-              </w:rPr>
-            </w:pPr>
-            <w:r>
-              <w:rPr>
-                <w:rFonts w:eastAsia="Arial" w:cs="Arial" w:ascii="Arial " w:hAnsi="Arial "/>
+                <w:rFonts w:ascii="Arial" w:hAnsi="Arial"/>
+                <w:sz w:val="20"/>
+                <w:szCs w:val="20"/>
+              </w:rPr>
+            </w:pPr>
+            <w:r>
+              <w:rPr>
+                <w:rFonts w:eastAsia="Arial" w:cs="Arial" w:ascii="Arial" w:hAnsi="Arial"/>
                 <w:b w:val="false"/>
                 <w:bCs w:val="false"/>
                 <w:i w:val="false"/>
@@ -1658,8 +1690,8 @@
         </w:tc>
         <w:tc>
           <w:tcPr>
-            <w:tcW w:w="4262" w:type="dxa"/>
-            <w:gridSpan w:val="5"/>
+            <w:tcW w:w="4030" w:type="dxa"/>
+            <w:gridSpan w:val="4"/>
             <w:vMerge w:val="continue"/>
             <w:tcBorders>
               <w:top w:val="single" w:sz="4" w:space="0" w:color="000000"/>
@@ -1679,7 +1711,7 @@
               <w:ind w:hanging="0" w:left="0" w:right="0"/>
               <w:jc w:val="left"/>
               <w:rPr>
-                <w:rFonts w:ascii="Arial " w:hAnsi="Arial " w:eastAsia="Arial" w:cs="Arial"/>
+                <w:rFonts w:ascii="Arial" w:hAnsi="Arial" w:eastAsia="Arial" w:cs="Arial"/>
                 <w:b w:val="false"/>
                 <w:bCs w:val="false"/>
                 <w:i w:val="false"/>
@@ -1701,7 +1733,7 @@
             </w:pPr>
             <w:r>
               <w:rPr>
-                <w:rFonts w:eastAsia="Arial" w:cs="Arial" w:ascii="Arial " w:hAnsi="Arial "/>
+                <w:rFonts w:eastAsia="Arial" w:cs="Arial" w:ascii="Arial" w:hAnsi="Arial"/>
                 <w:b w:val="false"/>
                 <w:bCs w:val="false"/>
                 <w:i w:val="false"/>
@@ -1748,14 +1780,49 @@
               <w:ind w:hanging="0" w:left="37" w:right="5"/>
               <w:jc w:val="center"/>
               <w:rPr>
-                <w:rFonts w:ascii="Arial " w:hAnsi="Arial "/>
-                <w:sz w:val="20"/>
-                <w:szCs w:val="20"/>
-              </w:rPr>
-            </w:pPr>
-            <w:r>
-              <w:rPr>
-                <w:rFonts w:eastAsia="Arial" w:cs="Arial" w:ascii="Arial " w:hAnsi="Arial "/>
+                <w:rFonts w:eastAsia="Arial" w:cs="Arial"/>
+                <w:b/>
+                <w:bCs/>
+                <w:i w:val="false"/>
+                <w:i w:val="false"/>
+                <w:iCs w:val="false"/>
+                <w:caps w:val="false"/>
+                <w:smallCaps w:val="false"/>
+                <w:strike w:val="false"/>
+                <w:dstrike w:val="false"/>
+                <w:color w:val="000000"/>
+                <w:position w:val="0"/>
+                <w:sz w:val="22"/>
+                <w:u w:val="none"/>
+                <w:shd w:fill="auto" w:val="clear"/>
+                <w:vertAlign w:val="baseline"/>
+              </w:rPr>
+            </w:pPr>
+            <w:r>
+              <w:rPr>
+                <w:rFonts w:ascii="Arial" w:hAnsi="Arial"/>
+                <w:sz w:val="20"/>
+                <w:szCs w:val="20"/>
+              </w:rPr>
+            </w:r>
+          </w:p>
+          <w:p>
+            <w:pPr>
+              <w:pStyle w:val="normal1"/>
+              <w:widowControl w:val="false"/>
+              <w:shd w:val="clear" w:fill="auto"/>
+              <w:spacing w:lineRule="auto" w:line="192" w:before="1" w:after="0"/>
+              <w:ind w:hanging="0" w:left="37" w:right="5"/>
+              <w:jc w:val="center"/>
+              <w:rPr>
+                <w:rFonts w:ascii="Arial" w:hAnsi="Arial"/>
+                <w:sz w:val="20"/>
+                <w:szCs w:val="20"/>
+              </w:rPr>
+            </w:pPr>
+            <w:r>
+              <w:rPr>
+                <w:rFonts w:eastAsia="Arial" w:cs="Arial" w:ascii="Arial" w:hAnsi="Arial"/>
                 <w:b/>
                 <w:bCs/>
                 <w:i w:val="false"/>
@@ -1783,18 +1850,18 @@
               <w:keepLines w:val="false"/>
               <w:widowControl w:val="false"/>
               <w:shd w:val="clear" w:fill="auto"/>
-              <w:spacing w:lineRule="auto" w:line="168" w:before="0" w:after="0"/>
+              <w:spacing w:lineRule="auto" w:line="165" w:before="0" w:after="0"/>
               <w:ind w:hanging="0" w:left="37" w:right="0"/>
               <w:jc w:val="center"/>
               <w:rPr>
-                <w:rFonts w:ascii="Arial " w:hAnsi="Arial "/>
-                <w:sz w:val="20"/>
-                <w:szCs w:val="20"/>
-              </w:rPr>
-            </w:pPr>
-            <w:r>
-              <w:rPr>
-                <w:rFonts w:eastAsia="Arial" w:cs="Arial" w:ascii="Arial " w:hAnsi="Arial "/>
+                <w:rFonts w:ascii="Arial" w:hAnsi="Arial"/>
+                <w:sz w:val="20"/>
+                <w:szCs w:val="20"/>
+              </w:rPr>
+            </w:pPr>
+            <w:r>
+              <w:rPr>
+                <w:rFonts w:eastAsia="Arial" w:cs="Arial" w:ascii="Arial" w:hAnsi="Arial"/>
                 <w:b/>
                 <w:bCs/>
                 <w:i w:val="false"/>
@@ -1818,7 +1885,7 @@
         </w:tc>
         <w:tc>
           <w:tcPr>
-            <w:tcW w:w="1004" w:type="dxa"/>
+            <w:tcW w:w="1172" w:type="dxa"/>
             <w:tcBorders>
               <w:top w:val="single" w:sz="4" w:space="0" w:color="000000"/>
               <w:left w:val="single" w:sz="4" w:space="0" w:color="000000"/>
@@ -1837,14 +1904,14 @@
               <w:ind w:hanging="0" w:left="10" w:right="7"/>
               <w:jc w:val="center"/>
               <w:rPr>
-                <w:rFonts w:ascii="Arial " w:hAnsi="Arial "/>
-                <w:sz w:val="20"/>
-                <w:szCs w:val="20"/>
-              </w:rPr>
-            </w:pPr>
-            <w:r>
-              <w:rPr>
-                <w:rFonts w:eastAsia="Arial" w:cs="Arial" w:ascii="Arial " w:hAnsi="Arial "/>
+                <w:rFonts w:ascii="Arial" w:hAnsi="Arial"/>
+                <w:sz w:val="20"/>
+                <w:szCs w:val="20"/>
+              </w:rPr>
+            </w:pPr>
+            <w:r>
+              <w:rPr>
+                <w:rFonts w:eastAsia="Arial" w:cs="Arial" w:ascii="Arial" w:hAnsi="Arial"/>
                 <w:b/>
                 <w:bCs/>
                 <w:i w:val="false"/>
@@ -1868,8 +1935,8 @@
         </w:tc>
         <w:tc>
           <w:tcPr>
-            <w:tcW w:w="6152" w:type="dxa"/>
-            <w:gridSpan w:val="8"/>
+            <w:tcW w:w="5584" w:type="dxa"/>
+            <w:gridSpan w:val="7"/>
             <w:tcBorders>
               <w:top w:val="single" w:sz="4" w:space="0" w:color="000000"/>
               <w:left w:val="single" w:sz="4" w:space="0" w:color="000000"/>
@@ -1888,14 +1955,14 @@
               <w:ind w:hanging="0" w:left="19" w:right="0"/>
               <w:jc w:val="center"/>
               <w:rPr>
-                <w:rFonts w:ascii="Arial " w:hAnsi="Arial "/>
-                <w:sz w:val="20"/>
-                <w:szCs w:val="20"/>
-              </w:rPr>
-            </w:pPr>
-            <w:r>
-              <w:rPr>
-                <w:rFonts w:eastAsia="Arial" w:cs="Arial" w:ascii="Arial " w:hAnsi="Arial "/>
+                <w:rFonts w:ascii="Arial" w:hAnsi="Arial"/>
+                <w:sz w:val="20"/>
+                <w:szCs w:val="20"/>
+              </w:rPr>
+            </w:pPr>
+            <w:r>
+              <w:rPr>
+                <w:rFonts w:eastAsia="Arial" w:cs="Arial" w:ascii="Arial" w:hAnsi="Arial"/>
                 <w:b/>
                 <w:bCs/>
                 <w:i w:val="false"/>
@@ -1919,7 +1986,7 @@
         </w:tc>
         <w:tc>
           <w:tcPr>
-            <w:tcW w:w="930" w:type="dxa"/>
+            <w:tcW w:w="1330" w:type="dxa"/>
             <w:tcBorders>
               <w:top w:val="single" w:sz="4" w:space="0" w:color="000000"/>
               <w:left w:val="single" w:sz="4" w:space="0" w:color="000000"/>
@@ -1938,14 +2005,14 @@
               <w:ind w:hanging="0" w:left="0" w:right="323"/>
               <w:jc w:val="right"/>
               <w:rPr>
-                <w:rFonts w:ascii="Arial " w:hAnsi="Arial "/>
-                <w:sz w:val="20"/>
-                <w:szCs w:val="20"/>
-              </w:rPr>
-            </w:pPr>
-            <w:r>
-              <w:rPr>
-                <w:rFonts w:eastAsia="Arial" w:cs="Arial" w:ascii="Arial " w:hAnsi="Arial "/>
+                <w:rFonts w:ascii="Arial" w:hAnsi="Arial"/>
+                <w:sz w:val="20"/>
+                <w:szCs w:val="20"/>
+              </w:rPr>
+            </w:pPr>
+            <w:r>
+              <w:rPr>
+                <w:rFonts w:eastAsia="Arial" w:cs="Arial" w:ascii="Arial" w:hAnsi="Arial"/>
                 <w:b/>
                 <w:bCs/>
                 <w:i w:val="false"/>
@@ -1993,14 +2060,14 @@
               <w:ind w:hanging="0" w:left="177" w:right="0"/>
               <w:jc w:val="left"/>
               <w:rPr>
-                <w:rFonts w:ascii="Arial " w:hAnsi="Arial "/>
-                <w:sz w:val="20"/>
-                <w:szCs w:val="20"/>
-              </w:rPr>
-            </w:pPr>
-            <w:r>
-              <w:rPr>
-                <w:rFonts w:eastAsia="Arial" w:cs="Arial" w:ascii="Arial " w:hAnsi="Arial "/>
+                <w:rFonts w:ascii="Arial" w:hAnsi="Arial"/>
+                <w:sz w:val="20"/>
+                <w:szCs w:val="20"/>
+              </w:rPr>
+            </w:pPr>
+            <w:r>
+              <w:rPr>
+                <w:rFonts w:eastAsia="Arial" w:cs="Arial" w:ascii="Arial" w:hAnsi="Arial"/>
                 <w:b w:val="false"/>
                 <w:bCs w:val="false"/>
                 <w:i w:val="false"/>
@@ -2034,7 +2101,7 @@
               <w:ind w:hanging="0" w:left="0" w:right="0"/>
               <w:jc w:val="left"/>
               <w:rPr>
-                <w:rFonts w:ascii="Arial " w:hAnsi="Arial " w:eastAsia="Times New Roman" w:cs="Times New Roman"/>
+                <w:rFonts w:ascii="Arial" w:hAnsi="Arial" w:eastAsia="Times New Roman" w:cs="Times New Roman"/>
                 <w:b w:val="false"/>
                 <w:bCs w:val="false"/>
                 <w:i w:val="false"/>
@@ -2056,7 +2123,7 @@
             </w:pPr>
             <w:r>
               <w:rPr>
-                <w:rFonts w:eastAsia="Times New Roman" w:cs="Times New Roman" w:ascii="Arial " w:hAnsi="Arial "/>
+                <w:rFonts w:eastAsia="Times New Roman" w:cs="Times New Roman" w:ascii="Arial" w:hAnsi="Arial"/>
                 <w:b w:val="false"/>
                 <w:bCs w:val="false"/>
                 <w:i w:val="false"/>
@@ -2087,14 +2154,14 @@
               <w:ind w:hanging="0" w:left="0" w:right="0"/>
               <w:jc w:val="left"/>
               <w:rPr>
-                <w:rFonts w:ascii="Arial " w:hAnsi="Arial "/>
-                <w:sz w:val="20"/>
-                <w:szCs w:val="20"/>
-              </w:rPr>
-            </w:pPr>
-            <w:r>
-              <w:rPr>
-                <w:rFonts w:eastAsia="Arial" w:cs="Arial" w:ascii="Arial " w:hAnsi="Arial "/>
+                <w:rFonts w:ascii="Arial" w:hAnsi="Arial"/>
+                <w:sz w:val="20"/>
+                <w:szCs w:val="20"/>
+              </w:rPr>
+            </w:pPr>
+            <w:r>
+              <w:rPr>
+                <w:rFonts w:eastAsia="Arial" w:cs="Arial" w:ascii="Arial" w:hAnsi="Arial"/>
                 <w:b w:val="false"/>
                 <w:bCs w:val="false"/>
                 <w:i w:val="false"/>
@@ -2118,7 +2185,7 @@
         </w:tc>
         <w:tc>
           <w:tcPr>
-            <w:tcW w:w="1004" w:type="dxa"/>
+            <w:tcW w:w="1172" w:type="dxa"/>
             <w:tcBorders>
               <w:top w:val="single" w:sz="4" w:space="0" w:color="000000"/>
               <w:left w:val="single" w:sz="4" w:space="0" w:color="000000"/>
@@ -2137,14 +2204,14 @@
               <w:ind w:hanging="0" w:left="3" w:right="10"/>
               <w:jc w:val="center"/>
               <w:rPr>
-                <w:rFonts w:ascii="Arial " w:hAnsi="Arial "/>
-                <w:sz w:val="20"/>
-                <w:szCs w:val="20"/>
-              </w:rPr>
-            </w:pPr>
-            <w:r>
-              <w:rPr>
-                <w:rFonts w:eastAsia="Arial" w:cs="Arial" w:ascii="Arial " w:hAnsi="Arial "/>
+                <w:rFonts w:ascii="Arial" w:hAnsi="Arial"/>
+                <w:sz w:val="20"/>
+                <w:szCs w:val="20"/>
+              </w:rPr>
+            </w:pPr>
+            <w:r>
+              <w:rPr>
+                <w:rFonts w:eastAsia="Arial" w:cs="Arial" w:ascii="Arial" w:hAnsi="Arial"/>
                 <w:b w:val="false"/>
                 <w:bCs w:val="false"/>
                 <w:i w:val="false"/>
@@ -2170,8 +2237,8 @@
         </w:tc>
         <w:tc>
           <w:tcPr>
-            <w:tcW w:w="6152" w:type="dxa"/>
-            <w:gridSpan w:val="8"/>
+            <w:tcW w:w="5584" w:type="dxa"/>
+            <w:gridSpan w:val="7"/>
             <w:tcBorders>
               <w:top w:val="single" w:sz="4" w:space="0" w:color="000000"/>
               <w:left w:val="single" w:sz="4" w:space="0" w:color="000000"/>
@@ -2190,14 +2257,14 @@
               <w:ind w:hanging="0" w:left="4" w:right="2561"/>
               <w:jc w:val="left"/>
               <w:rPr>
-                <w:rFonts w:ascii="Arial " w:hAnsi="Arial "/>
-                <w:sz w:val="20"/>
-                <w:szCs w:val="20"/>
-              </w:rPr>
-            </w:pPr>
-            <w:r>
-              <w:rPr>
-                <w:rFonts w:eastAsia="Arial" w:cs="Arial" w:ascii="Arial " w:hAnsi="Arial "/>
+                <w:rFonts w:ascii="Arial" w:hAnsi="Arial"/>
+                <w:sz w:val="20"/>
+                <w:szCs w:val="20"/>
+              </w:rPr>
+            </w:pPr>
+            <w:r>
+              <w:rPr>
+                <w:rFonts w:eastAsia="Arial" w:cs="Arial" w:ascii="Arial" w:hAnsi="Arial"/>
                 <w:b w:val="false"/>
                 <w:bCs w:val="false"/>
                 <w:i w:val="false"/>
@@ -2223,7 +2290,7 @@
         </w:tc>
         <w:tc>
           <w:tcPr>
-            <w:tcW w:w="930" w:type="dxa"/>
+            <w:tcW w:w="1330" w:type="dxa"/>
             <w:tcBorders>
               <w:top w:val="single" w:sz="4" w:space="0" w:color="000000"/>
               <w:left w:val="single" w:sz="4" w:space="0" w:color="000000"/>
@@ -2242,14 +2309,14 @@
               <w:ind w:hanging="0" w:left="0" w:right="353"/>
               <w:jc w:val="right"/>
               <w:rPr>
-                <w:rFonts w:ascii="Arial " w:hAnsi="Arial "/>
-                <w:sz w:val="20"/>
-                <w:szCs w:val="20"/>
-              </w:rPr>
-            </w:pPr>
-            <w:r>
-              <w:rPr>
-                <w:rFonts w:eastAsia="Arial" w:cs="Arial" w:ascii="Arial " w:hAnsi="Arial "/>
+                <w:rFonts w:ascii="Arial" w:hAnsi="Arial"/>
+                <w:sz w:val="20"/>
+                <w:szCs w:val="20"/>
+              </w:rPr>
+            </w:pPr>
+            <w:r>
+              <w:rPr>
+                <w:rFonts w:eastAsia="Arial" w:cs="Arial" w:ascii="Arial" w:hAnsi="Arial"/>
                 <w:b w:val="false"/>
                 <w:bCs w:val="false"/>
                 <w:i w:val="false"/>
@@ -2279,7 +2346,7 @@
         <w:tc>
           <w:tcPr>
             <w:tcW w:w="9347" w:type="dxa"/>
-            <w:gridSpan w:val="11"/>
+            <w:gridSpan w:val="10"/>
             <w:tcBorders>
               <w:top w:val="single" w:sz="4" w:space="0" w:color="000000"/>
               <w:left w:val="single" w:sz="4" w:space="0" w:color="000000"/>
@@ -2298,14 +2365,14 @@
               <w:ind w:hanging="0" w:left="152" w:right="0"/>
               <w:jc w:val="left"/>
               <w:rPr>
-                <w:rFonts w:ascii="Arial " w:hAnsi="Arial "/>
-                <w:sz w:val="20"/>
-                <w:szCs w:val="20"/>
-              </w:rPr>
-            </w:pPr>
-            <w:r>
-              <w:rPr>
-                <w:rFonts w:eastAsia="Arial" w:cs="Arial" w:ascii="Arial " w:hAnsi="Arial "/>
+                <w:rFonts w:ascii="Arial" w:hAnsi="Arial"/>
+                <w:sz w:val="20"/>
+                <w:szCs w:val="20"/>
+              </w:rPr>
+            </w:pPr>
+            <w:r>
+              <w:rPr>
+                <w:rFonts w:eastAsia="Arial" w:cs="Arial" w:ascii="Arial" w:hAnsi="Arial"/>
                 <w:b w:val="false"/>
                 <w:bCs w:val="false"/>
                 <w:i w:val="false"/>
@@ -2334,7 +2401,7 @@
         </w:trPr>
         <w:tc>
           <w:tcPr>
-            <w:tcW w:w="2653" w:type="dxa"/>
+            <w:tcW w:w="2652" w:type="dxa"/>
             <w:gridSpan w:val="3"/>
             <w:tcBorders>
               <w:top w:val="single" w:sz="4" w:space="0" w:color="000000"/>
@@ -2354,7 +2421,7 @@
               <w:ind w:hanging="0" w:left="0" w:right="0"/>
               <w:jc w:val="left"/>
               <w:rPr>
-                <w:rFonts w:ascii="Arial " w:hAnsi="Arial " w:eastAsia="Times New Roman" w:cs="Times New Roman"/>
+                <w:rFonts w:ascii="Arial" w:hAnsi="Arial" w:eastAsia="Times New Roman" w:cs="Times New Roman"/>
                 <w:b w:val="false"/>
                 <w:bCs w:val="false"/>
                 <w:i w:val="false"/>
@@ -2376,7 +2443,7 @@
             </w:pPr>
             <w:r>
               <w:rPr>
-                <w:rFonts w:eastAsia="Times New Roman" w:cs="Times New Roman" w:ascii="Arial " w:hAnsi="Arial "/>
+                <w:rFonts w:eastAsia="Times New Roman" w:cs="Times New Roman" w:ascii="Arial" w:hAnsi="Arial"/>
                 <w:b w:val="false"/>
                 <w:bCs w:val="false"/>
                 <w:i w:val="false"/>
@@ -2399,7 +2466,7 @@
         </w:tc>
         <w:tc>
           <w:tcPr>
-            <w:tcW w:w="1480" w:type="dxa"/>
+            <w:tcW w:w="1481" w:type="dxa"/>
             <w:gridSpan w:val="2"/>
             <w:tcBorders>
               <w:top w:val="single" w:sz="4" w:space="0" w:color="000000"/>
@@ -2419,14 +2486,14 @@
               <w:ind w:hanging="0" w:left="470" w:right="0"/>
               <w:jc w:val="left"/>
               <w:rPr>
-                <w:rFonts w:ascii="Arial " w:hAnsi="Arial "/>
-                <w:sz w:val="20"/>
-                <w:szCs w:val="20"/>
-              </w:rPr>
-            </w:pPr>
-            <w:r>
-              <w:rPr>
-                <w:rFonts w:eastAsia="Arial" w:cs="Arial" w:ascii="Arial " w:hAnsi="Arial "/>
+                <w:rFonts w:ascii="Arial" w:hAnsi="Arial"/>
+                <w:sz w:val="20"/>
+                <w:szCs w:val="20"/>
+              </w:rPr>
+            </w:pPr>
+            <w:r>
+              <w:rPr>
+                <w:rFonts w:eastAsia="Arial" w:cs="Arial" w:ascii="Arial" w:hAnsi="Arial"/>
                 <w:b/>
                 <w:bCs/>
                 <w:i w:val="false"/>
@@ -2451,7 +2518,7 @@
         <w:tc>
           <w:tcPr>
             <w:tcW w:w="5214" w:type="dxa"/>
-            <w:gridSpan w:val="6"/>
+            <w:gridSpan w:val="5"/>
             <w:vMerge w:val="restart"/>
             <w:tcBorders>
               <w:top w:val="single" w:sz="4" w:space="0" w:color="000000"/>
@@ -2470,14 +2537,14 @@
               <w:ind w:hanging="0" w:left="2004" w:right="0"/>
               <w:jc w:val="left"/>
               <w:rPr>
-                <w:rFonts w:ascii="Arial " w:hAnsi="Arial "/>
-                <w:sz w:val="20"/>
-                <w:szCs w:val="20"/>
-              </w:rPr>
-            </w:pPr>
-            <w:r>
-              <w:rPr>
-                <w:rFonts w:eastAsia="Arial" w:cs="Arial" w:ascii="Arial " w:hAnsi="Arial "/>
+                <w:rFonts w:ascii="Arial" w:hAnsi="Arial"/>
+                <w:sz w:val="20"/>
+                <w:szCs w:val="20"/>
+              </w:rPr>
+            </w:pPr>
+            <w:r>
+              <w:rPr>
+                <w:rFonts w:eastAsia="Arial" w:cs="Arial" w:ascii="Arial" w:hAnsi="Arial"/>
                 <w:b/>
                 <w:bCs/>
                 <w:i w:val="false"/>
@@ -2503,14 +2570,14 @@
               <w:pStyle w:val="normal1"/>
               <w:jc w:val="right"/>
               <w:rPr>
-                <w:rFonts w:ascii="Arial " w:hAnsi="Arial "/>
-                <w:sz w:val="20"/>
-                <w:szCs w:val="20"/>
-              </w:rPr>
-            </w:pPr>
-            <w:r>
-              <w:rPr>
-                <w:rFonts w:ascii="Arial " w:hAnsi="Arial "/>
+                <w:rFonts w:ascii="Arial" w:hAnsi="Arial"/>
+                <w:sz w:val="20"/>
+                <w:szCs w:val="20"/>
+              </w:rPr>
+            </w:pPr>
+            <w:r>
+              <w:rPr>
+                <w:rFonts w:ascii="Arial" w:hAnsi="Arial"/>
                 <w:sz w:val="20"/>
                 <w:szCs w:val="20"/>
               </w:rPr>
@@ -2561,7 +2628,7 @@
         </w:trPr>
         <w:tc>
           <w:tcPr>
-            <w:tcW w:w="2653" w:type="dxa"/>
+            <w:tcW w:w="2652" w:type="dxa"/>
             <w:gridSpan w:val="3"/>
             <w:tcBorders>
               <w:top w:val="single" w:sz="4" w:space="0" w:color="000000"/>
@@ -2581,14 +2648,14 @@
               <w:ind w:hanging="0" w:left="47" w:right="0"/>
               <w:jc w:val="left"/>
               <w:rPr>
-                <w:rFonts w:ascii="Arial " w:hAnsi="Arial "/>
-                <w:sz w:val="20"/>
-                <w:szCs w:val="20"/>
-              </w:rPr>
-            </w:pPr>
-            <w:r>
-              <w:rPr>
-                <w:rFonts w:eastAsia="Arial" w:cs="Arial" w:ascii="Arial " w:hAnsi="Arial "/>
+                <w:rFonts w:ascii="Arial" w:hAnsi="Arial"/>
+                <w:sz w:val="20"/>
+                <w:szCs w:val="20"/>
+              </w:rPr>
+            </w:pPr>
+            <w:r>
+              <w:rPr>
+                <w:rFonts w:eastAsia="Arial" w:cs="Arial" w:ascii="Arial" w:hAnsi="Arial"/>
                 <w:b/>
                 <w:bCs/>
                 <w:i w:val="false"/>
@@ -2612,7 +2679,7 @@
         </w:tc>
         <w:tc>
           <w:tcPr>
-            <w:tcW w:w="1480" w:type="dxa"/>
+            <w:tcW w:w="1481" w:type="dxa"/>
             <w:gridSpan w:val="2"/>
             <w:tcBorders>
               <w:top w:val="single" w:sz="4" w:space="0" w:color="000000"/>
@@ -2632,14 +2699,14 @@
               <w:ind w:hanging="0" w:left="1" w:right="0"/>
               <w:jc w:val="center"/>
               <w:rPr>
-                <w:rFonts w:ascii="Arial " w:hAnsi="Arial "/>
-                <w:sz w:val="20"/>
-                <w:szCs w:val="20"/>
-              </w:rPr>
-            </w:pPr>
-            <w:r>
-              <w:rPr>
-                <w:rFonts w:eastAsia="Arial" w:cs="Arial" w:ascii="Arial " w:hAnsi="Arial "/>
+                <w:rFonts w:ascii="Arial" w:hAnsi="Arial"/>
+                <w:sz w:val="20"/>
+                <w:szCs w:val="20"/>
+              </w:rPr>
+            </w:pPr>
+            <w:r>
+              <w:rPr>
+                <w:rFonts w:eastAsia="Arial" w:cs="Arial" w:ascii="Arial" w:hAnsi="Arial"/>
                 <w:b/>
                 <w:bCs/>
                 <w:i w:val="false"/>
@@ -2664,7 +2731,7 @@
         <w:tc>
           <w:tcPr>
             <w:tcW w:w="5214" w:type="dxa"/>
-            <w:gridSpan w:val="6"/>
+            <w:gridSpan w:val="5"/>
             <w:vMerge w:val="continue"/>
             <w:tcBorders>
               <w:top w:val="single" w:sz="4" w:space="0" w:color="000000"/>
@@ -2683,29 +2750,29 @@
               <w:ind w:hanging="0" w:left="0" w:right="0"/>
               <w:jc w:val="left"/>
               <w:rPr>
-                <w:rFonts w:ascii="Arial " w:hAnsi="Arial " w:eastAsia="Arial" w:cs="Arial"/>
-                <w:b/>
-                <w:bCs/>
-                <w:i w:val="false"/>
-                <w:i w:val="false"/>
-                <w:iCs w:val="false"/>
-                <w:caps w:val="false"/>
-                <w:smallCaps w:val="false"/>
-                <w:strike w:val="false"/>
-                <w:dstrike w:val="false"/>
-                <w:color w:val="000000"/>
-                <w:position w:val="0"/>
-                <w:sz w:val="20"/>
-                <w:sz w:val="20"/>
-                <w:szCs w:val="20"/>
-                <w:u w:val="none"/>
-                <w:shd w:fill="auto" w:val="clear"/>
-                <w:vertAlign w:val="baseline"/>
-              </w:rPr>
-            </w:pPr>
-            <w:r>
-              <w:rPr>
-                <w:rFonts w:eastAsia="Arial" w:cs="Arial" w:ascii="Arial " w:hAnsi="Arial "/>
+                <w:rFonts w:ascii="Arial" w:hAnsi="Arial" w:eastAsia="Arial" w:cs="Arial"/>
+                <w:b/>
+                <w:bCs/>
+                <w:i w:val="false"/>
+                <w:i w:val="false"/>
+                <w:iCs w:val="false"/>
+                <w:caps w:val="false"/>
+                <w:smallCaps w:val="false"/>
+                <w:strike w:val="false"/>
+                <w:dstrike w:val="false"/>
+                <w:color w:val="000000"/>
+                <w:position w:val="0"/>
+                <w:sz w:val="20"/>
+                <w:sz w:val="20"/>
+                <w:szCs w:val="20"/>
+                <w:u w:val="none"/>
+                <w:shd w:fill="auto" w:val="clear"/>
+                <w:vertAlign w:val="baseline"/>
+              </w:rPr>
+            </w:pPr>
+            <w:r>
+              <w:rPr>
+                <w:rFonts w:eastAsia="Arial" w:cs="Arial" w:ascii="Arial" w:hAnsi="Arial"/>
                 <w:b/>
                 <w:bCs/>
                 <w:i w:val="false"/>
@@ -2733,7 +2800,7 @@
         </w:trPr>
         <w:tc>
           <w:tcPr>
-            <w:tcW w:w="2653" w:type="dxa"/>
+            <w:tcW w:w="2652" w:type="dxa"/>
             <w:gridSpan w:val="3"/>
             <w:tcBorders>
               <w:top w:val="single" w:sz="4" w:space="0" w:color="000000"/>
@@ -2753,14 +2820,14 @@
               <w:ind w:hanging="0" w:left="47" w:right="0"/>
               <w:jc w:val="left"/>
               <w:rPr>
-                <w:rFonts w:ascii="Arial " w:hAnsi="Arial "/>
-                <w:sz w:val="20"/>
-                <w:szCs w:val="20"/>
-              </w:rPr>
-            </w:pPr>
-            <w:r>
-              <w:rPr>
-                <w:rFonts w:eastAsia="Arial" w:cs="Arial" w:ascii="Arial " w:hAnsi="Arial "/>
+                <w:rFonts w:ascii="Arial" w:hAnsi="Arial"/>
+                <w:sz w:val="20"/>
+                <w:szCs w:val="20"/>
+              </w:rPr>
+            </w:pPr>
+            <w:r>
+              <w:rPr>
+                <w:rFonts w:eastAsia="Arial" w:cs="Arial" w:ascii="Arial" w:hAnsi="Arial"/>
                 <w:b/>
                 <w:bCs/>
                 <w:i w:val="false"/>
@@ -2784,7 +2851,7 @@
         </w:tc>
         <w:tc>
           <w:tcPr>
-            <w:tcW w:w="1480" w:type="dxa"/>
+            <w:tcW w:w="1481" w:type="dxa"/>
             <w:gridSpan w:val="2"/>
             <w:tcBorders>
               <w:top w:val="single" w:sz="4" w:space="0" w:color="000000"/>
@@ -2804,14 +2871,14 @@
               <w:ind w:hanging="0" w:left="1" w:right="1"/>
               <w:jc w:val="center"/>
               <w:rPr>
-                <w:rFonts w:ascii="Arial " w:hAnsi="Arial "/>
-                <w:sz w:val="20"/>
-                <w:szCs w:val="20"/>
-              </w:rPr>
-            </w:pPr>
-            <w:r>
-              <w:rPr>
-                <w:rFonts w:eastAsia="Arial" w:cs="Arial" w:ascii="Arial " w:hAnsi="Arial "/>
+                <w:rFonts w:ascii="Arial" w:hAnsi="Arial"/>
+                <w:sz w:val="20"/>
+                <w:szCs w:val="20"/>
+              </w:rPr>
+            </w:pPr>
+            <w:r>
+              <w:rPr>
+                <w:rFonts w:eastAsia="Arial" w:cs="Arial" w:ascii="Arial" w:hAnsi="Arial"/>
                 <w:b/>
                 <w:bCs/>
                 <w:i w:val="false"/>
@@ -2836,7 +2903,7 @@
         <w:tc>
           <w:tcPr>
             <w:tcW w:w="5214" w:type="dxa"/>
-            <w:gridSpan w:val="6"/>
+            <w:gridSpan w:val="5"/>
             <w:vMerge w:val="continue"/>
             <w:tcBorders>
               <w:top w:val="single" w:sz="4" w:space="0" w:color="000000"/>
@@ -2855,29 +2922,29 @@
               <w:ind w:hanging="0" w:left="0" w:right="0"/>
               <w:jc w:val="left"/>
               <w:rPr>
-                <w:rFonts w:ascii="Arial " w:hAnsi="Arial " w:eastAsia="Arial" w:cs="Arial"/>
-                <w:b/>
-                <w:bCs/>
-                <w:i w:val="false"/>
-                <w:i w:val="false"/>
-                <w:iCs w:val="false"/>
-                <w:caps w:val="false"/>
-                <w:smallCaps w:val="false"/>
-                <w:strike w:val="false"/>
-                <w:dstrike w:val="false"/>
-                <w:color w:val="000000"/>
-                <w:position w:val="0"/>
-                <w:sz w:val="20"/>
-                <w:sz w:val="20"/>
-                <w:szCs w:val="20"/>
-                <w:u w:val="none"/>
-                <w:shd w:fill="auto" w:val="clear"/>
-                <w:vertAlign w:val="baseline"/>
-              </w:rPr>
-            </w:pPr>
-            <w:r>
-              <w:rPr>
-                <w:rFonts w:eastAsia="Arial" w:cs="Arial" w:ascii="Arial " w:hAnsi="Arial "/>
+                <w:rFonts w:ascii="Arial" w:hAnsi="Arial" w:eastAsia="Arial" w:cs="Arial"/>
+                <w:b/>
+                <w:bCs/>
+                <w:i w:val="false"/>
+                <w:i w:val="false"/>
+                <w:iCs w:val="false"/>
+                <w:caps w:val="false"/>
+                <w:smallCaps w:val="false"/>
+                <w:strike w:val="false"/>
+                <w:dstrike w:val="false"/>
+                <w:color w:val="000000"/>
+                <w:position w:val="0"/>
+                <w:sz w:val="20"/>
+                <w:sz w:val="20"/>
+                <w:szCs w:val="20"/>
+                <w:u w:val="none"/>
+                <w:shd w:fill="auto" w:val="clear"/>
+                <w:vertAlign w:val="baseline"/>
+              </w:rPr>
+            </w:pPr>
+            <w:r>
+              <w:rPr>
+                <w:rFonts w:eastAsia="Arial" w:cs="Arial" w:ascii="Arial" w:hAnsi="Arial"/>
                 <w:b/>
                 <w:bCs/>
                 <w:i w:val="false"/>
@@ -2905,7 +2972,7 @@
         </w:trPr>
         <w:tc>
           <w:tcPr>
-            <w:tcW w:w="2653" w:type="dxa"/>
+            <w:tcW w:w="2652" w:type="dxa"/>
             <w:gridSpan w:val="3"/>
             <w:tcBorders>
               <w:top w:val="single" w:sz="4" w:space="0" w:color="000000"/>
@@ -2925,14 +2992,14 @@
               <w:ind w:hanging="0" w:left="47" w:right="0"/>
               <w:jc w:val="left"/>
               <w:rPr>
-                <w:rFonts w:ascii="Arial " w:hAnsi="Arial "/>
-                <w:sz w:val="20"/>
-                <w:szCs w:val="20"/>
-              </w:rPr>
-            </w:pPr>
-            <w:r>
-              <w:rPr>
-                <w:rFonts w:eastAsia="Arial" w:cs="Arial" w:ascii="Arial " w:hAnsi="Arial "/>
+                <w:rFonts w:ascii="Arial" w:hAnsi="Arial"/>
+                <w:sz w:val="20"/>
+                <w:szCs w:val="20"/>
+              </w:rPr>
+            </w:pPr>
+            <w:r>
+              <w:rPr>
+                <w:rFonts w:eastAsia="Arial" w:cs="Arial" w:ascii="Arial" w:hAnsi="Arial"/>
                 <w:b/>
                 <w:bCs/>
                 <w:i w:val="false"/>
@@ -2956,7 +3023,7 @@
         </w:tc>
         <w:tc>
           <w:tcPr>
-            <w:tcW w:w="1480" w:type="dxa"/>
+            <w:tcW w:w="1481" w:type="dxa"/>
             <w:gridSpan w:val="2"/>
             <w:tcBorders>
               <w:top w:val="single" w:sz="4" w:space="0" w:color="000000"/>
@@ -2976,14 +3043,14 @@
               <w:ind w:hanging="0" w:left="1" w:right="0"/>
               <w:jc w:val="center"/>
               <w:rPr>
-                <w:rFonts w:ascii="Arial " w:hAnsi="Arial "/>
-                <w:sz w:val="20"/>
-                <w:szCs w:val="20"/>
-              </w:rPr>
-            </w:pPr>
-            <w:r>
-              <w:rPr>
-                <w:rFonts w:eastAsia="Arial" w:cs="Arial" w:ascii="Arial " w:hAnsi="Arial "/>
+                <w:rFonts w:ascii="Arial" w:hAnsi="Arial"/>
+                <w:sz w:val="20"/>
+                <w:szCs w:val="20"/>
+              </w:rPr>
+            </w:pPr>
+            <w:r>
+              <w:rPr>
+                <w:rFonts w:eastAsia="Arial" w:cs="Arial" w:ascii="Arial" w:hAnsi="Arial"/>
                 <w:b/>
                 <w:bCs/>
                 <w:i w:val="false"/>
@@ -3008,7 +3075,7 @@
         <w:tc>
           <w:tcPr>
             <w:tcW w:w="5214" w:type="dxa"/>
-            <w:gridSpan w:val="6"/>
+            <w:gridSpan w:val="5"/>
             <w:vMerge w:val="continue"/>
             <w:tcBorders>
               <w:top w:val="single" w:sz="4" w:space="0" w:color="000000"/>
@@ -3027,29 +3094,29 @@
               <w:ind w:hanging="0" w:left="0" w:right="0"/>
               <w:jc w:val="left"/>
               <w:rPr>
-                <w:rFonts w:ascii="Arial " w:hAnsi="Arial " w:eastAsia="Arial" w:cs="Arial"/>
-                <w:b/>
-                <w:bCs/>
-                <w:i w:val="false"/>
-                <w:i w:val="false"/>
-                <w:iCs w:val="false"/>
-                <w:caps w:val="false"/>
-                <w:smallCaps w:val="false"/>
-                <w:strike w:val="false"/>
-                <w:dstrike w:val="false"/>
-                <w:color w:val="000000"/>
-                <w:position w:val="0"/>
-                <w:sz w:val="20"/>
-                <w:sz w:val="20"/>
-                <w:szCs w:val="20"/>
-                <w:u w:val="none"/>
-                <w:shd w:fill="auto" w:val="clear"/>
-                <w:vertAlign w:val="baseline"/>
-              </w:rPr>
-            </w:pPr>
-            <w:r>
-              <w:rPr>
-                <w:rFonts w:eastAsia="Arial" w:cs="Arial" w:ascii="Arial " w:hAnsi="Arial "/>
+                <w:rFonts w:ascii="Arial" w:hAnsi="Arial" w:eastAsia="Arial" w:cs="Arial"/>
+                <w:b/>
+                <w:bCs/>
+                <w:i w:val="false"/>
+                <w:i w:val="false"/>
+                <w:iCs w:val="false"/>
+                <w:caps w:val="false"/>
+                <w:smallCaps w:val="false"/>
+                <w:strike w:val="false"/>
+                <w:dstrike w:val="false"/>
+                <w:color w:val="000000"/>
+                <w:position w:val="0"/>
+                <w:sz w:val="20"/>
+                <w:sz w:val="20"/>
+                <w:szCs w:val="20"/>
+                <w:u w:val="none"/>
+                <w:shd w:fill="auto" w:val="clear"/>
+                <w:vertAlign w:val="baseline"/>
+              </w:rPr>
+            </w:pPr>
+            <w:r>
+              <w:rPr>
+                <w:rFonts w:eastAsia="Arial" w:cs="Arial" w:ascii="Arial" w:hAnsi="Arial"/>
                 <w:b/>
                 <w:bCs/>
                 <w:i w:val="false"/>
@@ -3078,7 +3145,7 @@
         <w:tc>
           <w:tcPr>
             <w:tcW w:w="9347" w:type="dxa"/>
-            <w:gridSpan w:val="11"/>
+            <w:gridSpan w:val="10"/>
             <w:tcBorders>
               <w:left w:val="single" w:sz="4" w:space="0" w:color="000000"/>
               <w:bottom w:val="single" w:sz="4" w:space="0" w:color="000000"/>
@@ -3096,29 +3163,29 @@
               <w:ind w:hanging="0" w:left="6129" w:right="0"/>
               <w:jc w:val="left"/>
               <w:rPr>
-                <w:rFonts w:ascii="Arial " w:hAnsi="Arial " w:eastAsia="Arial" w:cs="Arial"/>
-                <w:b/>
-                <w:bCs/>
-                <w:i w:val="false"/>
-                <w:i w:val="false"/>
-                <w:iCs w:val="false"/>
-                <w:caps w:val="false"/>
-                <w:smallCaps w:val="false"/>
-                <w:strike w:val="false"/>
-                <w:dstrike w:val="false"/>
-                <w:color w:val="000000"/>
-                <w:position w:val="0"/>
-                <w:sz w:val="20"/>
-                <w:sz w:val="20"/>
-                <w:szCs w:val="20"/>
-                <w:u w:val="none"/>
-                <w:shd w:fill="auto" w:val="clear"/>
-                <w:vertAlign w:val="baseline"/>
-              </w:rPr>
-            </w:pPr>
-            <w:r>
-              <w:rPr>
-                <w:rFonts w:eastAsia="Arial" w:cs="Arial" w:ascii="Arial " w:hAnsi="Arial "/>
+                <w:rFonts w:ascii="Arial" w:hAnsi="Arial" w:eastAsia="Arial" w:cs="Arial"/>
+                <w:b/>
+                <w:bCs/>
+                <w:i w:val="false"/>
+                <w:i w:val="false"/>
+                <w:iCs w:val="false"/>
+                <w:caps w:val="false"/>
+                <w:smallCaps w:val="false"/>
+                <w:strike w:val="false"/>
+                <w:dstrike w:val="false"/>
+                <w:color w:val="000000"/>
+                <w:position w:val="0"/>
+                <w:sz w:val="20"/>
+                <w:sz w:val="20"/>
+                <w:szCs w:val="20"/>
+                <w:u w:val="none"/>
+                <w:shd w:fill="auto" w:val="clear"/>
+                <w:vertAlign w:val="baseline"/>
+              </w:rPr>
+            </w:pPr>
+            <w:r>
+              <w:rPr>
+                <w:rFonts w:eastAsia="Arial" w:cs="Arial" w:ascii="Arial" w:hAnsi="Arial"/>
                 <w:b/>
                 <w:bCs/>
                 <w:i w:val="false"/>
@@ -3147,14 +3214,14 @@
               <w:ind w:hanging="0" w:left="6129" w:right="0"/>
               <w:jc w:val="left"/>
               <w:rPr>
-                <w:rFonts w:ascii="Arial " w:hAnsi="Arial "/>
-                <w:sz w:val="20"/>
-                <w:szCs w:val="20"/>
-              </w:rPr>
-            </w:pPr>
-            <w:r>
-              <w:rPr>
-                <w:rFonts w:eastAsia="Arial" w:cs="Arial" w:ascii="Arial " w:hAnsi="Arial "/>
+                <w:rFonts w:ascii="Arial" w:hAnsi="Arial"/>
+                <w:sz w:val="20"/>
+                <w:szCs w:val="20"/>
+              </w:rPr>
+            </w:pPr>
+            <w:r>
+              <w:rPr>
+                <w:rFonts w:eastAsia="Arial" w:cs="Arial" w:ascii="Arial" w:hAnsi="Arial"/>
                 <w:b/>
                 <w:bCs/>
                 <w:i w:val="false"/>
@@ -3176,7 +3243,7 @@
             </w:r>
             <w:r>
               <w:rPr>
-                <w:rFonts w:eastAsia="Arial" w:cs="Arial" w:ascii="Arial " w:hAnsi="Arial "/>
+                <w:rFonts w:eastAsia="Arial" w:cs="Arial" w:ascii="Arial" w:hAnsi="Arial"/>
                 <w:b/>
                 <w:bCs/>
                 <w:i w:val="false"/>

--- a/templates/Packing_List.docx
+++ b/templates/Packing_List.docx
@@ -101,7 +101,7 @@
         <w:tblStyle w:val="Table1"/>
         <w:tblW w:w="10532" w:type="dxa"/>
         <w:jc w:val="left"/>
-        <w:tblInd w:w="-540" w:type="dxa"/>
+        <w:tblInd w:w="-541" w:type="dxa"/>
         <w:tblLayout w:type="fixed"/>
         <w:tblCellMar>
           <w:top w:w="0" w:type="dxa"/>
@@ -113,15 +113,15 @@
       </w:tblPr>
       <w:tblGrid>
         <w:gridCol w:w="1615"/>
-        <w:gridCol w:w="1451"/>
-        <w:gridCol w:w="249"/>
+        <w:gridCol w:w="1450"/>
+        <w:gridCol w:w="250"/>
         <w:gridCol w:w="117"/>
         <w:gridCol w:w="1484"/>
         <w:gridCol w:w="1183"/>
         <w:gridCol w:w="483"/>
         <w:gridCol w:w="968"/>
-        <w:gridCol w:w="1917"/>
-        <w:gridCol w:w="1064"/>
+        <w:gridCol w:w="1918"/>
+        <w:gridCol w:w="1063"/>
       </w:tblGrid>
       <w:tr>
         <w:trPr>
@@ -532,7 +532,6 @@
               <w:keepNext w:val="false"/>
               <w:keepLines w:val="false"/>
               <w:widowControl w:val="false"/>
-              <w:pBdr/>
               <w:shd w:val="clear" w:fill="auto"/>
               <w:spacing w:lineRule="auto" w:line="276" w:before="0" w:after="0"/>
               <w:ind w:hanging="0" w:left="0" w:right="0"/>
@@ -731,7 +730,7 @@
       </w:tr>
       <w:tr>
         <w:trPr>
-          <w:trHeight w:val="1027" w:hRule="atLeast"/>
+          <w:trHeight w:val="885" w:hRule="atLeast"/>
         </w:trPr>
         <w:tc>
           <w:tcPr>
@@ -1694,7 +1693,6 @@
               <w:keepNext w:val="false"/>
               <w:keepLines w:val="false"/>
               <w:widowControl w:val="false"/>
-              <w:pBdr/>
               <w:shd w:val="clear" w:fill="auto"/>
               <w:spacing w:lineRule="auto" w:line="276" w:before="0" w:after="0"/>
               <w:ind w:hanging="0" w:left="0" w:right="0"/>
@@ -1717,7 +1715,7 @@
       </w:tr>
       <w:tr>
         <w:trPr>
-          <w:trHeight w:val="388" w:hRule="atLeast"/>
+          <w:trHeight w:val="751" w:hRule="atLeast"/>
         </w:trPr>
         <w:tc>
           <w:tcPr>
@@ -1857,7 +1855,7 @@
         </w:tc>
         <w:tc>
           <w:tcPr>
-            <w:tcW w:w="1451" w:type="dxa"/>
+            <w:tcW w:w="1450" w:type="dxa"/>
             <w:tcBorders>
               <w:top w:val="single" w:sz="4" w:space="0" w:color="000000"/>
               <w:left w:val="single" w:sz="4" w:space="0" w:color="000000"/>
@@ -1906,7 +1904,7 @@
         </w:tc>
         <w:tc>
           <w:tcPr>
-            <w:tcW w:w="6401" w:type="dxa"/>
+            <w:tcW w:w="6403" w:type="dxa"/>
             <w:gridSpan w:val="7"/>
             <w:tcBorders>
               <w:top w:val="single" w:sz="4" w:space="0" w:color="000000"/>
@@ -1956,7 +1954,7 @@
         </w:tc>
         <w:tc>
           <w:tcPr>
-            <w:tcW w:w="1064" w:type="dxa"/>
+            <w:tcW w:w="1063" w:type="dxa"/>
             <w:tcBorders>
               <w:top w:val="single" w:sz="4" w:space="0" w:color="000000"/>
               <w:left w:val="single" w:sz="4" w:space="0" w:color="000000"/>
@@ -2006,7 +2004,7 @@
       </w:tr>
       <w:tr>
         <w:trPr>
-          <w:trHeight w:val="2140" w:hRule="atLeast"/>
+          <w:trHeight w:val="1721" w:hRule="atLeast"/>
         </w:trPr>
         <w:tc>
           <w:tcPr>
@@ -2170,7 +2168,7 @@
         </w:tc>
         <w:tc>
           <w:tcPr>
-            <w:tcW w:w="1451" w:type="dxa"/>
+            <w:tcW w:w="1450" w:type="dxa"/>
             <w:tcBorders>
               <w:top w:val="single" w:sz="4" w:space="0" w:color="000000"/>
               <w:left w:val="single" w:sz="4" w:space="0" w:color="000000"/>
@@ -2221,7 +2219,7 @@
         </w:tc>
         <w:tc>
           <w:tcPr>
-            <w:tcW w:w="6401" w:type="dxa"/>
+            <w:tcW w:w="6403" w:type="dxa"/>
             <w:gridSpan w:val="7"/>
             <w:tcBorders>
               <w:top w:val="single" w:sz="4" w:space="0" w:color="000000"/>
@@ -2273,7 +2271,7 @@
         </w:tc>
         <w:tc>
           <w:tcPr>
-            <w:tcW w:w="1064" w:type="dxa"/>
+            <w:tcW w:w="1063" w:type="dxa"/>
             <w:tcBorders>
               <w:top w:val="single" w:sz="4" w:space="0" w:color="000000"/>
               <w:left w:val="single" w:sz="4" w:space="0" w:color="000000"/>
@@ -2716,7 +2714,6 @@
               <w:keepNext w:val="false"/>
               <w:keepLines w:val="false"/>
               <w:widowControl w:val="false"/>
-              <w:pBdr/>
               <w:shd w:val="clear" w:fill="auto"/>
               <w:spacing w:lineRule="auto" w:line="276" w:before="0" w:after="0"/>
               <w:ind w:hanging="0" w:left="0" w:right="0"/>
@@ -2857,7 +2854,6 @@
               <w:keepNext w:val="false"/>
               <w:keepLines w:val="false"/>
               <w:widowControl w:val="false"/>
-              <w:pBdr/>
               <w:shd w:val="clear" w:fill="auto"/>
               <w:spacing w:lineRule="auto" w:line="276" w:before="0" w:after="0"/>
               <w:ind w:hanging="0" w:left="0" w:right="0"/>
@@ -2998,7 +2994,6 @@
               <w:keepNext w:val="false"/>
               <w:keepLines w:val="false"/>
               <w:widowControl w:val="false"/>
-              <w:pBdr/>
               <w:shd w:val="clear" w:fill="auto"/>
               <w:spacing w:lineRule="auto" w:line="276" w:before="0" w:after="0"/>
               <w:ind w:hanging="0" w:left="0" w:right="0"/>
@@ -3148,76 +3143,9 @@
     </w:tbl>
     <w:p>
       <w:pPr>
-        <w:pStyle w:val="normal11"/>
-        <w:keepNext w:val="false"/>
-        <w:keepLines w:val="false"/>
+        <w:pStyle w:val="Heading2"/>
         <w:pageBreakBefore w:val="false"/>
-        <w:widowControl w:val="false"/>
-        <w:shd w:val="clear" w:fill="auto"/>
-        <w:spacing w:lineRule="auto" w:line="240" w:before="0" w:after="0"/>
-        <w:ind w:hanging="0" w:left="0" w:right="0"/>
-        <w:jc w:val="left"/>
-        <w:rPr>
-          <w:rFonts w:ascii="Times New Roman" w:hAnsi="Times New Roman" w:eastAsia="Times New Roman" w:cs="Times New Roman"/>
-          <w:b w:val="false"/>
-          <w:bCs w:val="false"/>
-          <w:i w:val="false"/>
-          <w:i w:val="false"/>
-          <w:iCs w:val="false"/>
-          <w:caps w:val="false"/>
-          <w:smallCaps w:val="false"/>
-          <w:strike w:val="false"/>
-          <w:dstrike w:val="false"/>
-          <w:color w:val="000000"/>
-          <w:position w:val="0"/>
-          <w:sz w:val="34"/>
-          <w:sz w:val="34"/>
-          <w:szCs w:val="34"/>
-          <w:u w:val="none"/>
-          <w:shd w:fill="auto" w:val="clear"/>
-          <w:vertAlign w:val="baseline"/>
-        </w:rPr>
-      </w:pPr>
-      <w:r>
-        <w:rPr>
-          <w:rFonts w:eastAsia="Times New Roman" w:cs="Times New Roman" w:ascii="Times New Roman" w:hAnsi="Times New Roman"/>
-          <w:b w:val="false"/>
-          <w:bCs w:val="false"/>
-          <w:i w:val="false"/>
-          <w:iCs w:val="false"/>
-          <w:caps w:val="false"/>
-          <w:smallCaps w:val="false"/>
-          <w:strike w:val="false"/>
-          <w:dstrike w:val="false"/>
-          <w:color w:val="000000"/>
-          <w:position w:val="0"/>
-          <w:sz w:val="34"/>
-          <w:sz w:val="34"/>
-          <w:szCs w:val="34"/>
-          <w:u w:val="none"/>
-          <w:shd w:fill="auto" w:val="clear"/>
-          <w:vertAlign w:val="baseline"/>
-        </w:rPr>
-      </w:r>
-    </w:p>
-    <w:p>
-      <w:pPr>
-        <w:pStyle w:val="Heading2"/>
         <w:ind w:hanging="0" w:left="234"/>
-        <w:rPr>
-          <w:color w:val="AE1DA3"/>
-        </w:rPr>
-      </w:pPr>
-      <w:r>
-        <w:rPr>
-          <w:color w:val="AE1DA3"/>
-        </w:rPr>
-      </w:r>
-    </w:p>
-    <w:p>
-      <w:pPr>
-        <w:pStyle w:val="Heading2"/>
-        <w:ind w:firstLine="234" w:left="234"/>
         <w:rPr/>
       </w:pPr>
       <w:r>
@@ -3411,6 +3339,7 @@
     <w:qFormat/>
     <w:pPr>
       <w:widowControl w:val="false"/>
+      <w:suppressAutoHyphens w:val="true"/>
       <w:bidi w:val="0"/>
       <w:spacing w:before="0" w:after="0"/>
       <w:jc w:val="left"/>
@@ -3609,6 +3538,7 @@
     <w:qFormat/>
     <w:pPr>
       <w:widowControl w:val="false"/>
+      <w:suppressAutoHyphens w:val="true"/>
       <w:bidi w:val="0"/>
       <w:spacing w:before="0" w:after="0"/>
       <w:jc w:val="left"/>

--- a/templates/Packing_List.docx
+++ b/templates/Packing_List.docx
@@ -113,15 +113,15 @@
       </w:tblPr>
       <w:tblGrid>
         <w:gridCol w:w="1615"/>
-        <w:gridCol w:w="1450"/>
-        <w:gridCol w:w="250"/>
+        <w:gridCol w:w="1449"/>
+        <w:gridCol w:w="251"/>
         <w:gridCol w:w="117"/>
         <w:gridCol w:w="1484"/>
         <w:gridCol w:w="1183"/>
         <w:gridCol w:w="483"/>
         <w:gridCol w:w="968"/>
-        <w:gridCol w:w="1918"/>
-        <w:gridCol w:w="1063"/>
+        <w:gridCol w:w="1920"/>
+        <w:gridCol w:w="1061"/>
       </w:tblGrid>
       <w:tr>
         <w:trPr>
@@ -334,7 +334,7 @@
               <w:shd w:val="clear" w:fill="auto"/>
               <w:spacing w:lineRule="auto" w:line="240" w:before="4" w:after="0"/>
               <w:ind w:hanging="0" w:left="0" w:right="0"/>
-              <w:jc w:val="left"/>
+              <w:jc w:val="center"/>
               <w:rPr>
                 <w:rFonts w:ascii="Arial" w:hAnsi="Arial" w:eastAsia="Arial" w:cs="Arial"/>
                 <w:b w:val="false"/>
@@ -387,12 +387,8 @@
               <w:shd w:val="clear" w:fill="auto"/>
               <w:spacing w:lineRule="auto" w:line="259" w:before="1" w:after="0"/>
               <w:ind w:hanging="327" w:left="751" w:right="545"/>
-              <w:jc w:val="left"/>
-              <w:rPr>
-                <w:rFonts w:ascii="Arial" w:hAnsi="Arial" w:eastAsia="Arial" w:cs="Arial"/>
-                <w:sz w:val="20"/>
-                <w:szCs w:val="20"/>
-              </w:rPr>
+              <w:jc w:val="center"/>
+              <w:rPr/>
             </w:pPr>
             <w:r>
               <w:rPr>
@@ -505,7 +501,7 @@
               <w:br/>
               <w:t>PAN No:{{ exporter.pan }}</w:t>
               <w:br/>
-              <w:t>GSTN0: {{ exporter.gstin }}</w:t>
+              <w:t>GSTNo: {{ exporter.gstin }}</w:t>
             </w:r>
           </w:p>
         </w:tc>
@@ -571,12 +567,8 @@
               <w:shd w:val="clear" w:fill="auto"/>
               <w:spacing w:lineRule="auto" w:line="240" w:before="55" w:after="0"/>
               <w:ind w:hanging="0" w:left="1053" w:right="0"/>
-              <w:jc w:val="left"/>
-              <w:rPr>
-                <w:rFonts w:ascii="Arial" w:hAnsi="Arial" w:eastAsia="Arial" w:cs="Arial"/>
-                <w:sz w:val="20"/>
-                <w:szCs w:val="20"/>
-              </w:rPr>
+              <w:jc w:val="center"/>
+              <w:rPr/>
             </w:pPr>
             <w:r>
               <w:rPr>
@@ -609,12 +601,8 @@
               <w:shd w:val="clear" w:fill="auto"/>
               <w:spacing w:lineRule="auto" w:line="240" w:before="55" w:after="0"/>
               <w:ind w:hanging="0" w:left="1053" w:right="0"/>
-              <w:jc w:val="left"/>
-              <w:rPr>
-                <w:rFonts w:ascii="Arial" w:hAnsi="Arial" w:eastAsia="Arial" w:cs="Arial"/>
-                <w:sz w:val="20"/>
-                <w:szCs w:val="20"/>
-              </w:rPr>
+              <w:jc w:val="center"/>
+              <w:rPr/>
             </w:pPr>
             <w:r>
               <w:rPr>
@@ -659,12 +647,8 @@
               <w:shd w:val="clear" w:fill="auto"/>
               <w:spacing w:lineRule="auto" w:line="240" w:before="55" w:after="0"/>
               <w:ind w:hanging="0" w:left="244" w:right="0"/>
-              <w:jc w:val="left"/>
-              <w:rPr>
-                <w:rFonts w:ascii="Arial" w:hAnsi="Arial" w:eastAsia="Arial" w:cs="Arial"/>
-                <w:sz w:val="20"/>
-                <w:szCs w:val="20"/>
-              </w:rPr>
+              <w:jc w:val="center"/>
+              <w:rPr/>
             </w:pPr>
             <w:r>
               <w:rPr>
@@ -697,12 +681,8 @@
               <w:shd w:val="clear" w:fill="auto"/>
               <w:spacing w:lineRule="auto" w:line="240" w:before="55" w:after="0"/>
               <w:ind w:hanging="0" w:left="244" w:right="0"/>
-              <w:jc w:val="left"/>
-              <w:rPr>
-                <w:rFonts w:ascii="Arial" w:hAnsi="Arial" w:eastAsia="Arial" w:cs="Arial"/>
-                <w:sz w:val="20"/>
-                <w:szCs w:val="20"/>
-              </w:rPr>
+              <w:jc w:val="center"/>
+              <w:rPr/>
             </w:pPr>
             <w:r>
               <w:rPr>
@@ -856,6 +836,28 @@
               </w:rPr>
               <w:t>{{ buyer.address }}</w:t>
             </w:r>
+            <w:r>
+              <w:rPr>
+                <w:rFonts w:eastAsia="Arial" w:cs="Arial"/>
+                <w:b w:val="false"/>
+                <w:bCs w:val="false"/>
+                <w:i w:val="false"/>
+                <w:iCs w:val="false"/>
+                <w:caps w:val="false"/>
+                <w:smallCaps w:val="false"/>
+                <w:strike w:val="false"/>
+                <w:dstrike w:val="false"/>
+                <w:color w:val="000000"/>
+                <w:position w:val="0"/>
+                <w:sz w:val="20"/>
+                <w:sz w:val="20"/>
+                <w:szCs w:val="20"/>
+                <w:u w:val="none"/>
+                <w:shd w:fill="auto" w:val="clear"/>
+                <w:vertAlign w:val="baseline"/>
+              </w:rPr>
+              <w:t xml:space="preserve"> , {{ country_of_destination }}</w:t>
+            </w:r>
           </w:p>
         </w:tc>
       </w:tr>
@@ -884,11 +886,7 @@
               <w:spacing w:lineRule="auto" w:line="240" w:before="20" w:after="0"/>
               <w:ind w:hanging="0" w:left="59" w:right="3"/>
               <w:jc w:val="center"/>
-              <w:rPr>
-                <w:rFonts w:ascii="Arial" w:hAnsi="Arial" w:eastAsia="Arial" w:cs="Arial"/>
-                <w:sz w:val="20"/>
-                <w:szCs w:val="20"/>
-              </w:rPr>
+              <w:rPr/>
             </w:pPr>
             <w:r>
               <w:rPr>
@@ -922,11 +920,7 @@
               <w:spacing w:lineRule="auto" w:line="240" w:before="18" w:after="0"/>
               <w:ind w:hanging="0" w:left="59" w:right="0"/>
               <w:jc w:val="center"/>
-              <w:rPr>
-                <w:rFonts w:ascii="Arial" w:hAnsi="Arial" w:eastAsia="Arial" w:cs="Arial"/>
-                <w:sz w:val="20"/>
-                <w:szCs w:val="20"/>
-              </w:rPr>
+              <w:rPr/>
             </w:pPr>
             <w:r>
               <w:rPr>
@@ -972,11 +966,7 @@
               <w:spacing w:lineRule="auto" w:line="240" w:before="20" w:after="0"/>
               <w:ind w:hanging="0" w:left="0" w:right="11"/>
               <w:jc w:val="center"/>
-              <w:rPr>
-                <w:rFonts w:ascii="Arial" w:hAnsi="Arial" w:eastAsia="Arial" w:cs="Arial"/>
-                <w:sz w:val="20"/>
-                <w:szCs w:val="20"/>
-              </w:rPr>
+              <w:rPr/>
             </w:pPr>
             <w:r>
               <w:rPr>
@@ -1010,11 +1000,7 @@
               <w:spacing w:lineRule="auto" w:line="240" w:before="37" w:after="0"/>
               <w:ind w:hanging="0" w:left="3" w:right="11"/>
               <w:jc w:val="center"/>
-              <w:rPr>
-                <w:rFonts w:ascii="Arial" w:hAnsi="Arial" w:eastAsia="Arial" w:cs="Arial"/>
-                <w:sz w:val="20"/>
-                <w:szCs w:val="20"/>
-              </w:rPr>
+              <w:rPr/>
             </w:pPr>
             <w:r>
               <w:rPr>
@@ -1060,11 +1046,7 @@
               <w:spacing w:lineRule="auto" w:line="240" w:before="20" w:after="0"/>
               <w:ind w:hanging="0" w:left="72" w:right="0"/>
               <w:jc w:val="center"/>
-              <w:rPr>
-                <w:rFonts w:ascii="Arial" w:hAnsi="Arial" w:eastAsia="Arial" w:cs="Arial"/>
-                <w:sz w:val="20"/>
-                <w:szCs w:val="20"/>
-              </w:rPr>
+              <w:rPr/>
             </w:pPr>
             <w:r>
               <w:rPr>
@@ -1098,11 +1080,7 @@
               <w:spacing w:lineRule="auto" w:line="240" w:before="35" w:after="0"/>
               <w:ind w:hanging="0" w:left="75" w:right="0"/>
               <w:jc w:val="center"/>
-              <w:rPr>
-                <w:rFonts w:ascii="Arial" w:hAnsi="Arial" w:eastAsia="Arial" w:cs="Arial"/>
-                <w:sz w:val="20"/>
-                <w:szCs w:val="20"/>
-              </w:rPr>
+              <w:rPr/>
             </w:pPr>
             <w:r>
               <w:rPr>
@@ -1148,11 +1126,7 @@
               <w:spacing w:lineRule="auto" w:line="240" w:before="20" w:after="0"/>
               <w:ind w:hanging="0" w:left="73" w:right="91"/>
               <w:jc w:val="center"/>
-              <w:rPr>
-                <w:rFonts w:ascii="Arial" w:hAnsi="Arial" w:eastAsia="Arial" w:cs="Arial"/>
-                <w:sz w:val="20"/>
-                <w:szCs w:val="20"/>
-              </w:rPr>
+              <w:rPr/>
             </w:pPr>
             <w:r>
               <w:rPr>
@@ -1186,11 +1160,7 @@
               <w:spacing w:lineRule="auto" w:line="192" w:before="34" w:after="0"/>
               <w:ind w:hanging="0" w:left="91" w:right="18"/>
               <w:jc w:val="center"/>
-              <w:rPr>
-                <w:rFonts w:ascii="Arial" w:hAnsi="Arial" w:eastAsia="Arial" w:cs="Arial"/>
-                <w:sz w:val="20"/>
-                <w:szCs w:val="20"/>
-              </w:rPr>
+              <w:rPr/>
             </w:pPr>
             <w:r>
               <w:rPr>
@@ -1240,12 +1210,8 @@
               <w:shd w:val="clear" w:fill="auto"/>
               <w:spacing w:lineRule="auto" w:line="240" w:before="42" w:after="0"/>
               <w:ind w:hanging="0" w:left="350" w:right="0"/>
-              <w:jc w:val="left"/>
-              <w:rPr>
-                <w:rFonts w:ascii="Arial" w:hAnsi="Arial" w:eastAsia="Arial" w:cs="Arial"/>
-                <w:sz w:val="20"/>
-                <w:szCs w:val="20"/>
-              </w:rPr>
+              <w:jc w:val="center"/>
+              <w:rPr/>
             </w:pPr>
             <w:r>
               <w:rPr>
@@ -1291,11 +1257,7 @@
               <w:spacing w:lineRule="auto" w:line="240" w:before="42" w:after="0"/>
               <w:ind w:hanging="0" w:left="9" w:right="9"/>
               <w:jc w:val="center"/>
-              <w:rPr>
-                <w:rFonts w:ascii="Arial" w:hAnsi="Arial" w:eastAsia="Arial" w:cs="Arial"/>
-                <w:sz w:val="20"/>
-                <w:szCs w:val="20"/>
-              </w:rPr>
+              <w:rPr/>
             </w:pPr>
             <w:r>
               <w:rPr>
@@ -1329,11 +1291,7 @@
               <w:spacing w:lineRule="auto" w:line="180" w:before="56" w:after="0"/>
               <w:ind w:hanging="0" w:left="0" w:right="9"/>
               <w:jc w:val="center"/>
-              <w:rPr>
-                <w:rFonts w:ascii="Arial" w:hAnsi="Arial" w:eastAsia="Arial" w:cs="Arial"/>
-                <w:sz w:val="20"/>
-                <w:szCs w:val="20"/>
-              </w:rPr>
+              <w:rPr/>
             </w:pPr>
             <w:r>
               <w:rPr>
@@ -1429,11 +1387,7 @@
               <w:spacing w:lineRule="auto" w:line="192" w:before="0" w:after="0"/>
               <w:ind w:hanging="0" w:left="3" w:right="7"/>
               <w:jc w:val="center"/>
-              <w:rPr>
-                <w:rFonts w:ascii="Arial" w:hAnsi="Arial" w:eastAsia="Arial" w:cs="Arial"/>
-                <w:sz w:val="20"/>
-                <w:szCs w:val="20"/>
-              </w:rPr>
+              <w:rPr/>
             </w:pPr>
             <w:r>
               <w:rPr>
@@ -1467,11 +1421,7 @@
               <w:spacing w:lineRule="auto" w:line="240" w:before="6" w:after="0"/>
               <w:ind w:hanging="0" w:left="0" w:right="7"/>
               <w:jc w:val="center"/>
-              <w:rPr>
-                <w:rFonts w:ascii="Arial" w:hAnsi="Arial" w:eastAsia="Arial" w:cs="Arial"/>
-                <w:sz w:val="20"/>
-                <w:szCs w:val="20"/>
-              </w:rPr>
+              <w:rPr/>
             </w:pPr>
             <w:r>
               <w:rPr>
@@ -1521,12 +1471,8 @@
               <w:shd w:val="clear" w:fill="auto"/>
               <w:spacing w:lineRule="auto" w:line="240" w:before="19" w:after="0"/>
               <w:ind w:hanging="0" w:left="462" w:right="0"/>
-              <w:jc w:val="left"/>
-              <w:rPr>
-                <w:rFonts w:ascii="Arial" w:hAnsi="Arial" w:eastAsia="Arial" w:cs="Arial"/>
-                <w:sz w:val="20"/>
-                <w:szCs w:val="20"/>
-              </w:rPr>
+              <w:jc w:val="center"/>
+              <w:rPr/>
             </w:pPr>
             <w:r>
               <w:rPr>
@@ -1559,12 +1505,8 @@
               <w:shd w:val="clear" w:fill="auto"/>
               <w:spacing w:lineRule="auto" w:line="175" w:before="75" w:after="57"/>
               <w:ind w:hanging="0" w:left="374" w:right="0"/>
-              <w:jc w:val="left"/>
-              <w:rPr>
-                <w:rFonts w:ascii="Arial" w:hAnsi="Arial" w:eastAsia="Arial" w:cs="Arial"/>
-                <w:sz w:val="20"/>
-                <w:szCs w:val="20"/>
-              </w:rPr>
+              <w:jc w:val="center"/>
+              <w:rPr/>
             </w:pPr>
             <w:r>
               <w:rPr>
@@ -1609,12 +1551,8 @@
               <w:shd w:val="clear" w:fill="auto"/>
               <w:spacing w:lineRule="auto" w:line="240" w:before="19" w:after="0"/>
               <w:ind w:hanging="0" w:left="415" w:right="0"/>
-              <w:jc w:val="left"/>
-              <w:rPr>
-                <w:rFonts w:ascii="Arial" w:hAnsi="Arial" w:eastAsia="Arial" w:cs="Arial"/>
-                <w:sz w:val="20"/>
-                <w:szCs w:val="20"/>
-              </w:rPr>
+              <w:jc w:val="center"/>
+              <w:rPr/>
             </w:pPr>
             <w:r>
               <w:rPr>
@@ -1646,11 +1584,7 @@
               <w:spacing w:lineRule="auto" w:line="175" w:before="75" w:after="57"/>
               <w:ind w:hanging="0" w:left="165" w:right="0"/>
               <w:jc w:val="center"/>
-              <w:rPr>
-                <w:rFonts w:ascii="Arial" w:hAnsi="Arial" w:eastAsia="Arial" w:cs="Arial"/>
-                <w:sz w:val="20"/>
-                <w:szCs w:val="20"/>
-              </w:rPr>
+              <w:rPr/>
             </w:pPr>
             <w:r>
               <w:rPr>
@@ -1696,7 +1630,7 @@
               <w:shd w:val="clear" w:fill="auto"/>
               <w:spacing w:lineRule="auto" w:line="276" w:before="0" w:after="0"/>
               <w:ind w:hanging="0" w:left="0" w:right="0"/>
-              <w:jc w:val="left"/>
+              <w:jc w:val="center"/>
               <w:rPr>
                 <w:rFonts w:ascii="Arial" w:hAnsi="Arial" w:eastAsia="Arial" w:cs="Arial"/>
                 <w:sz w:val="20"/>
@@ -1786,11 +1720,7 @@
               <w:spacing w:lineRule="auto" w:line="192" w:before="1" w:after="0"/>
               <w:ind w:hanging="0" w:left="37" w:right="5"/>
               <w:jc w:val="center"/>
-              <w:rPr>
-                <w:rFonts w:ascii="Arial" w:hAnsi="Arial" w:eastAsia="Arial" w:cs="Arial"/>
-                <w:sz w:val="20"/>
-                <w:szCs w:val="20"/>
-              </w:rPr>
+              <w:rPr/>
             </w:pPr>
             <w:r>
               <w:rPr>
@@ -1824,11 +1754,7 @@
               <w:spacing w:lineRule="auto" w:line="163" w:before="0" w:after="0"/>
               <w:ind w:hanging="0" w:left="37" w:right="0"/>
               <w:jc w:val="center"/>
-              <w:rPr>
-                <w:rFonts w:ascii="Arial" w:hAnsi="Arial" w:eastAsia="Arial" w:cs="Arial"/>
-                <w:sz w:val="20"/>
-                <w:szCs w:val="20"/>
-              </w:rPr>
+              <w:rPr/>
             </w:pPr>
             <w:r>
               <w:rPr>
@@ -1855,7 +1781,7 @@
         </w:tc>
         <w:tc>
           <w:tcPr>
-            <w:tcW w:w="1450" w:type="dxa"/>
+            <w:tcW w:w="1449" w:type="dxa"/>
             <w:tcBorders>
               <w:top w:val="single" w:sz="4" w:space="0" w:color="000000"/>
               <w:left w:val="single" w:sz="4" w:space="0" w:color="000000"/>
@@ -1873,11 +1799,7 @@
               <w:spacing w:lineRule="auto" w:line="240" w:before="142" w:after="0"/>
               <w:ind w:hanging="0" w:left="10" w:right="7"/>
               <w:jc w:val="center"/>
-              <w:rPr>
-                <w:rFonts w:ascii="Arial" w:hAnsi="Arial" w:eastAsia="Arial" w:cs="Arial"/>
-                <w:sz w:val="20"/>
-                <w:szCs w:val="20"/>
-              </w:rPr>
+              <w:rPr/>
             </w:pPr>
             <w:r>
               <w:rPr>
@@ -1904,7 +1826,7 @@
         </w:tc>
         <w:tc>
           <w:tcPr>
-            <w:tcW w:w="6403" w:type="dxa"/>
+            <w:tcW w:w="6406" w:type="dxa"/>
             <w:gridSpan w:val="7"/>
             <w:tcBorders>
               <w:top w:val="single" w:sz="4" w:space="0" w:color="000000"/>
@@ -1923,11 +1845,7 @@
               <w:spacing w:lineRule="auto" w:line="240" w:before="142" w:after="0"/>
               <w:ind w:hanging="0" w:left="19" w:right="0"/>
               <w:jc w:val="center"/>
-              <w:rPr>
-                <w:rFonts w:ascii="Arial" w:hAnsi="Arial" w:eastAsia="Arial" w:cs="Arial"/>
-                <w:sz w:val="20"/>
-                <w:szCs w:val="20"/>
-              </w:rPr>
+              <w:rPr/>
             </w:pPr>
             <w:r>
               <w:rPr>
@@ -1954,7 +1872,7 @@
         </w:tc>
         <w:tc>
           <w:tcPr>
-            <w:tcW w:w="1063" w:type="dxa"/>
+            <w:tcW w:w="1061" w:type="dxa"/>
             <w:tcBorders>
               <w:top w:val="single" w:sz="4" w:space="0" w:color="000000"/>
               <w:left w:val="single" w:sz="4" w:space="0" w:color="000000"/>
@@ -1971,12 +1889,8 @@
               <w:shd w:val="clear" w:fill="auto"/>
               <w:spacing w:lineRule="auto" w:line="240" w:before="164" w:after="0"/>
               <w:ind w:hanging="0" w:left="0" w:right="323"/>
-              <w:jc w:val="right"/>
-              <w:rPr>
-                <w:rFonts w:ascii="Arial" w:hAnsi="Arial" w:eastAsia="Arial" w:cs="Arial"/>
-                <w:sz w:val="20"/>
-                <w:szCs w:val="20"/>
-              </w:rPr>
+              <w:jc w:val="center"/>
+              <w:rPr/>
             </w:pPr>
             <w:r>
               <w:rPr>
@@ -2025,12 +1939,8 @@
               <w:shd w:val="clear" w:fill="auto"/>
               <w:spacing w:lineRule="auto" w:line="192" w:before="114" w:after="114"/>
               <w:ind w:hanging="0" w:left="177" w:right="0"/>
-              <w:jc w:val="left"/>
-              <w:rPr>
-                <w:rFonts w:ascii="Arial" w:hAnsi="Arial" w:eastAsia="Arial" w:cs="Arial"/>
-                <w:sz w:val="20"/>
-                <w:szCs w:val="20"/>
-              </w:rPr>
+              <w:jc w:val="center"/>
+              <w:rPr/>
             </w:pPr>
             <w:r>
               <w:rPr>
@@ -2053,6 +1963,7 @@
               </w:rPr>
               <w:t>{% for p in packages %}{{ "%02d" % p.sr_start }} TO {{ "%02d" % p.sr_end }}</w:t>
               <w:br/>
+              <w:br/>
               <w:t>{% endfor %}</w:t>
             </w:r>
           </w:p>
@@ -2065,31 +1976,78 @@
               <w:shd w:val="clear" w:fill="auto"/>
               <w:spacing w:lineRule="auto" w:line="240" w:before="0" w:after="0"/>
               <w:ind w:hanging="0" w:left="0" w:right="0"/>
-              <w:jc w:val="left"/>
+              <w:jc w:val="center"/>
               <w:rPr>
                 <w:rFonts w:ascii="Arial" w:hAnsi="Arial" w:eastAsia="Arial" w:cs="Arial"/>
+                <w:sz w:val="20"/>
+                <w:szCs w:val="20"/>
+              </w:rPr>
+            </w:pPr>
+            <w:r>
+              <w:rPr>
+                <w:rFonts w:eastAsia="Arial" w:cs="Arial"/>
+                <w:sz w:val="20"/>
+                <w:szCs w:val="20"/>
+              </w:rPr>
+            </w:r>
+          </w:p>
+          <w:p>
+            <w:pPr>
+              <w:pStyle w:val="normal11"/>
+              <w:widowControl w:val="false"/>
+              <w:shd w:val="clear" w:fill="auto"/>
+              <w:spacing w:lineRule="auto" w:line="240" w:before="0" w:after="0"/>
+              <w:ind w:hanging="0" w:left="0" w:right="0"/>
+              <w:jc w:val="center"/>
+              <w:rPr/>
+            </w:pPr>
+            <w:r>
+              <w:rPr>
                 <w:b w:val="false"/>
                 <w:bCs w:val="false"/>
                 <w:i w:val="false"/>
-                <w:i w:val="false"/>
-                <w:iCs w:val="false"/>
-                <w:caps w:val="false"/>
-                <w:smallCaps w:val="false"/>
-                <w:strike w:val="false"/>
-                <w:dstrike w:val="false"/>
-                <w:color w:val="000000"/>
-                <w:position w:val="0"/>
-                <w:sz w:val="20"/>
-                <w:sz w:val="20"/>
-                <w:szCs w:val="20"/>
-                <w:u w:val="none"/>
-                <w:shd w:fill="auto" w:val="clear"/>
-                <w:vertAlign w:val="baseline"/>
-              </w:rPr>
-            </w:pPr>
-            <w:r>
-              <w:rPr>
-                <w:rFonts w:eastAsia="Arial" w:cs="Arial"/>
+                <w:iCs w:val="false"/>
+                <w:caps w:val="false"/>
+                <w:smallCaps w:val="false"/>
+                <w:strike w:val="false"/>
+                <w:dstrike w:val="false"/>
+                <w:color w:val="000000"/>
+                <w:position w:val="0"/>
+                <w:sz w:val="20"/>
+                <w:sz w:val="20"/>
+                <w:szCs w:val="20"/>
+                <w:u w:val="none"/>
+                <w:shd w:fill="auto" w:val="clear"/>
+                <w:vertAlign w:val="baseline"/>
+              </w:rPr>
+              <w:t>CONT NO:</w:t>
+            </w:r>
+          </w:p>
+        </w:tc>
+        <w:tc>
+          <w:tcPr>
+            <w:tcW w:w="1449" w:type="dxa"/>
+            <w:tcBorders>
+              <w:top w:val="single" w:sz="4" w:space="0" w:color="000000"/>
+              <w:left w:val="single" w:sz="4" w:space="0" w:color="000000"/>
+              <w:bottom w:val="single" w:sz="4" w:space="0" w:color="000000"/>
+              <w:right w:val="single" w:sz="4" w:space="0" w:color="000000"/>
+            </w:tcBorders>
+          </w:tcPr>
+          <w:p>
+            <w:pPr>
+              <w:pStyle w:val="normal11"/>
+              <w:keepNext w:val="false"/>
+              <w:keepLines w:val="false"/>
+              <w:widowControl w:val="false"/>
+              <w:shd w:val="clear" w:fill="auto"/>
+              <w:spacing w:lineRule="auto" w:line="192" w:before="114" w:after="114"/>
+              <w:ind w:hanging="0" w:left="3" w:right="10"/>
+              <w:jc w:val="center"/>
+              <w:rPr/>
+            </w:pPr>
+            <w:r>
+              <w:rPr>
                 <w:b w:val="false"/>
                 <w:bCs w:val="false"/>
                 <w:i w:val="false"/>
@@ -2107,119 +2065,16 @@
                 <w:shd w:fill="auto" w:val="clear"/>
                 <w:vertAlign w:val="baseline"/>
               </w:rPr>
-            </w:r>
-          </w:p>
-          <w:p>
-            <w:pPr>
-              <w:pStyle w:val="normal11"/>
-              <w:keepNext w:val="false"/>
-              <w:keepLines w:val="false"/>
-              <w:widowControl w:val="false"/>
-              <w:shd w:val="clear" w:fill="auto"/>
-              <w:spacing w:lineRule="auto" w:line="240" w:before="0" w:after="0"/>
-              <w:ind w:hanging="0" w:left="0" w:right="0"/>
-              <w:jc w:val="left"/>
-              <w:rPr>
-                <w:rFonts w:ascii="Arial" w:hAnsi="Arial" w:eastAsia="Arial" w:cs="Arial"/>
-                <w:sz w:val="20"/>
-                <w:szCs w:val="20"/>
-              </w:rPr>
-            </w:pPr>
-            <w:r>
-              <w:rPr>
-                <w:rFonts w:eastAsia="Arial" w:cs="Arial"/>
-                <w:sz w:val="20"/>
-                <w:szCs w:val="20"/>
-              </w:rPr>
-            </w:r>
-          </w:p>
-          <w:p>
-            <w:pPr>
-              <w:pStyle w:val="normal11"/>
-              <w:widowControl w:val="false"/>
-              <w:shd w:val="clear" w:fill="auto"/>
-              <w:spacing w:lineRule="auto" w:line="240" w:before="0" w:after="0"/>
-              <w:ind w:hanging="0" w:left="0" w:right="0"/>
-              <w:jc w:val="left"/>
-              <w:rPr/>
-            </w:pPr>
-            <w:r>
-              <w:rPr>
-                <w:b w:val="false"/>
-                <w:bCs w:val="false"/>
-                <w:i w:val="false"/>
-                <w:iCs w:val="false"/>
-                <w:caps w:val="false"/>
-                <w:smallCaps w:val="false"/>
-                <w:strike w:val="false"/>
-                <w:dstrike w:val="false"/>
-                <w:color w:val="000000"/>
-                <w:position w:val="0"/>
-                <w:sz w:val="20"/>
-                <w:sz w:val="20"/>
-                <w:szCs w:val="20"/>
-                <w:u w:val="none"/>
-                <w:shd w:fill="auto" w:val="clear"/>
-                <w:vertAlign w:val="baseline"/>
-              </w:rPr>
-              <w:t>CONT NO:</w:t>
-            </w:r>
-          </w:p>
-        </w:tc>
-        <w:tc>
-          <w:tcPr>
-            <w:tcW w:w="1450" w:type="dxa"/>
-            <w:tcBorders>
-              <w:top w:val="single" w:sz="4" w:space="0" w:color="000000"/>
-              <w:left w:val="single" w:sz="4" w:space="0" w:color="000000"/>
-              <w:bottom w:val="single" w:sz="4" w:space="0" w:color="000000"/>
-              <w:right w:val="single" w:sz="4" w:space="0" w:color="000000"/>
-            </w:tcBorders>
-          </w:tcPr>
-          <w:p>
-            <w:pPr>
-              <w:pStyle w:val="normal11"/>
-              <w:keepNext w:val="false"/>
-              <w:keepLines w:val="false"/>
-              <w:widowControl w:val="false"/>
-              <w:shd w:val="clear" w:fill="auto"/>
-              <w:spacing w:lineRule="auto" w:line="192" w:before="114" w:after="114"/>
-              <w:ind w:hanging="0" w:left="3" w:right="10"/>
-              <w:jc w:val="center"/>
-              <w:rPr>
-                <w:rFonts w:ascii="Arial" w:hAnsi="Arial" w:eastAsia="Arial" w:cs="Arial"/>
-                <w:sz w:val="20"/>
-                <w:szCs w:val="20"/>
-              </w:rPr>
-            </w:pPr>
-            <w:r>
-              <w:rPr>
-                <w:b w:val="false"/>
-                <w:bCs w:val="false"/>
-                <w:i w:val="false"/>
-                <w:iCs w:val="false"/>
-                <w:caps w:val="false"/>
-                <w:smallCaps w:val="false"/>
-                <w:strike w:val="false"/>
-                <w:dstrike w:val="false"/>
-                <w:color w:val="000000"/>
-                <w:position w:val="0"/>
-                <w:sz w:val="20"/>
-                <w:sz w:val="20"/>
-                <w:szCs w:val="20"/>
-                <w:u w:val="none"/>
-                <w:shd w:fill="auto" w:val="clear"/>
-                <w:vertAlign w:val="baseline"/>
-              </w:rPr>
               <w:t>{% for p in packages %}{{ p.hsn_code }}</w:t>
               <w:br/>
+              <w:br/>
               <w:t>{% endfor %}</w:t>
             </w:r>
           </w:p>
         </w:tc>
         <w:tc>
           <w:tcPr>
-            <w:tcW w:w="6403" w:type="dxa"/>
+            <w:tcW w:w="6406" w:type="dxa"/>
             <w:gridSpan w:val="7"/>
             <w:tcBorders>
               <w:top w:val="single" w:sz="4" w:space="0" w:color="000000"/>
@@ -2238,11 +2093,7 @@
               <w:spacing w:lineRule="auto" w:line="252" w:before="114" w:after="114"/>
               <w:ind w:hanging="0" w:left="4" w:right="2561"/>
               <w:jc w:val="left"/>
-              <w:rPr>
-                <w:rFonts w:ascii="Arial" w:hAnsi="Arial" w:eastAsia="Arial" w:cs="Arial"/>
-                <w:sz w:val="20"/>
-                <w:szCs w:val="20"/>
-              </w:rPr>
+              <w:rPr/>
             </w:pPr>
             <w:r>
               <w:rPr>
@@ -2265,13 +2116,14 @@
               </w:rPr>
               <w:t>{% for p in packages %}{{ p.description }}</w:t>
               <w:br/>
+              <w:br/>
               <w:t>{% endfor %}</w:t>
             </w:r>
           </w:p>
         </w:tc>
         <w:tc>
           <w:tcPr>
-            <w:tcW w:w="1063" w:type="dxa"/>
+            <w:tcW w:w="1061" w:type="dxa"/>
             <w:tcBorders>
               <w:top w:val="single" w:sz="4" w:space="0" w:color="000000"/>
               <w:left w:val="single" w:sz="4" w:space="0" w:color="000000"/>
@@ -2288,12 +2140,8 @@
               <w:shd w:val="clear" w:fill="auto"/>
               <w:spacing w:lineRule="auto" w:line="192" w:before="114" w:after="114"/>
               <w:ind w:hanging="0" w:left="0" w:right="353"/>
-              <w:jc w:val="right"/>
-              <w:rPr>
-                <w:rFonts w:ascii="Arial" w:hAnsi="Arial" w:eastAsia="Arial" w:cs="Arial"/>
-                <w:sz w:val="20"/>
-                <w:szCs w:val="20"/>
-              </w:rPr>
+              <w:jc w:val="center"/>
+              <w:rPr/>
             </w:pPr>
             <w:r>
               <w:rPr>
@@ -2462,12 +2310,8 @@
               <w:shd w:val="clear" w:fill="auto"/>
               <w:spacing w:lineRule="auto" w:line="240" w:before="46" w:after="0"/>
               <w:ind w:hanging="0" w:left="470" w:right="0"/>
-              <w:jc w:val="left"/>
-              <w:rPr>
-                <w:rFonts w:ascii="Arial" w:hAnsi="Arial" w:eastAsia="Arial" w:cs="Arial"/>
-                <w:sz w:val="20"/>
-                <w:szCs w:val="20"/>
-              </w:rPr>
+              <w:jc w:val="center"/>
+              <w:rPr/>
             </w:pPr>
             <w:r>
               <w:rPr>
@@ -2668,11 +2512,7 @@
               <w:spacing w:lineRule="auto" w:line="240" w:before="46" w:after="0"/>
               <w:ind w:hanging="0" w:left="1" w:right="0"/>
               <w:jc w:val="center"/>
-              <w:rPr>
-                <w:rFonts w:ascii="Arial" w:hAnsi="Arial" w:eastAsia="Arial" w:cs="Arial"/>
-                <w:sz w:val="20"/>
-                <w:szCs w:val="20"/>
-              </w:rPr>
+              <w:rPr/>
             </w:pPr>
             <w:r>
               <w:rPr>
@@ -2808,11 +2648,7 @@
               <w:spacing w:lineRule="auto" w:line="240" w:before="48" w:after="0"/>
               <w:ind w:hanging="0" w:left="1" w:right="1"/>
               <w:jc w:val="center"/>
-              <w:rPr>
-                <w:rFonts w:ascii="Arial" w:hAnsi="Arial" w:eastAsia="Arial" w:cs="Arial"/>
-                <w:sz w:val="20"/>
-                <w:szCs w:val="20"/>
-              </w:rPr>
+              <w:rPr/>
             </w:pPr>
             <w:r>
               <w:rPr>
@@ -2948,11 +2784,7 @@
               <w:spacing w:lineRule="auto" w:line="240" w:before="39" w:after="0"/>
               <w:ind w:hanging="0" w:left="1" w:right="0"/>
               <w:jc w:val="center"/>
-              <w:rPr>
-                <w:rFonts w:ascii="Arial" w:hAnsi="Arial" w:eastAsia="Arial" w:cs="Arial"/>
-                <w:sz w:val="20"/>
-                <w:szCs w:val="20"/>
-              </w:rPr>
+              <w:rPr/>
             </w:pPr>
             <w:r>
               <w:rPr>
@@ -3016,7 +2848,7 @@
       </w:tr>
       <w:tr>
         <w:trPr>
-          <w:trHeight w:val="533" w:hRule="atLeast"/>
+          <w:trHeight w:val="274" w:hRule="atLeast"/>
         </w:trPr>
         <w:tc>
           <w:tcPr>
@@ -3114,7 +2946,7 @@
                 <w:shd w:fill="auto" w:val="clear"/>
                 <w:vertAlign w:val="baseline"/>
               </w:rPr>
-              <w:t xml:space="preserve"> </w:t>
+              <w:t xml:space="preserve">               </w:t>
             </w:r>
             <w:r>
               <w:rPr>
@@ -3152,40 +2984,46 @@
         <w:rPr>
           <w:color w:val="AE1DA3"/>
         </w:rPr>
+        <w:br/>
+      </w:r>
+      <w:r>
+        <w:rPr>
+          <w:rFonts w:eastAsia="Trebuchet MS" w:cs="Trebuchet MS" w:ascii="Trebuchet MS" w:hAnsi="Trebuchet MS"/>
+          <w:color w:val="AE1EA3"/>
+          <w:sz w:val="28"/>
+          <w:szCs w:val="28"/>
+        </w:rPr>
         <w:t>HORIZON ENTERPRISE</w:t>
       </w:r>
     </w:p>
     <w:p>
       <w:pPr>
-        <w:pStyle w:val="normal11"/>
-        <w:keepNext w:val="false"/>
-        <w:keepLines w:val="false"/>
-        <w:pageBreakBefore w:val="false"/>
-        <w:widowControl w:val="false"/>
-        <w:shd w:val="clear" w:fill="auto"/>
-        <w:spacing w:lineRule="auto" w:line="240" w:before="44" w:after="0"/>
-        <w:ind w:hanging="0" w:left="1502" w:right="1241"/>
+        <w:pStyle w:val="normal1"/>
+        <w:spacing w:lineRule="auto" w:line="240" w:before="42" w:after="0"/>
+        <w:ind w:right="-64"/>
         <w:jc w:val="center"/>
         <w:rPr>
-          <w:rFonts w:ascii="Times New Roman" w:hAnsi="Times New Roman" w:eastAsia="Times New Roman" w:cs="Times New Roman"/>
-          <w:b w:val="false"/>
-          <w:bCs w:val="false"/>
-          <w:i w:val="false"/>
-          <w:i w:val="false"/>
-          <w:iCs w:val="false"/>
-          <w:caps w:val="false"/>
-          <w:smallCaps w:val="false"/>
-          <w:strike w:val="false"/>
-          <w:dstrike w:val="false"/>
           <w:color w:val="000000"/>
-          <w:position w:val="0"/>
-          <w:sz w:val="22"/>
-          <w:sz w:val="22"/>
-          <w:szCs w:val="22"/>
-          <w:u w:val="none"/>
-          <w:shd w:fill="auto" w:val="clear"/>
-          <w:vertAlign w:val="baseline"/>
         </w:rPr>
+      </w:pPr>
+      <w:r>
+        <w:rPr>
+          <w:color w:val="151616"/>
+        </w:rPr>
+        <w:t xml:space="preserve">  </w:t>
+      </w:r>
+      <w:r>
+        <w:rPr>
+          <w:color w:val="151616"/>
+        </w:rPr>
+        <w:t>E-802, Safal Parisar-1, Safal Parisar Road, South Bopal, Ahmedabad-380058 </w:t>
+      </w:r>
+    </w:p>
+    <w:p>
+      <w:pPr>
+        <w:pStyle w:val="normal1"/>
+        <w:ind w:hanging="0" w:left="234"/>
+        <w:rPr/>
       </w:pPr>
       <w:r>
         <w:rPr>
@@ -3198,16 +3036,16 @@
           <w:smallCaps w:val="false"/>
           <w:strike w:val="false"/>
           <w:dstrike w:val="false"/>
-          <w:color w:val="151616"/>
+          <w:color w:val="000000"/>
           <w:position w:val="0"/>
-          <w:sz w:val="22"/>
-          <w:sz w:val="22"/>
-          <w:szCs w:val="22"/>
+          <w:sz w:val="24"/>
+          <w:sz w:val="24"/>
+          <w:szCs w:val="24"/>
           <w:u w:val="none"/>
           <w:shd w:fill="auto" w:val="clear"/>
           <w:vertAlign w:val="baseline"/>
         </w:rPr>
-        <w:t xml:space="preserve">E-802, Safal Parisar-1, Safal Parisar Road, South Bopal, Ahmedabad-380058 </w:t>
+        <w:t xml:space="preserve">               </w:t>
       </w:r>
       <w:r>
         <w:rPr>
@@ -3222,14 +3060,14 @@
           <w:dstrike w:val="false"/>
           <w:color w:val="000000"/>
           <w:position w:val="0"/>
-          <w:sz w:val="22"/>
-          <w:sz w:val="22"/>
-          <w:szCs w:val="22"/>
+          <w:sz w:val="24"/>
+          <w:sz w:val="24"/>
+          <w:szCs w:val="24"/>
           <w:u w:val="none"/>
           <w:shd w:fill="auto" w:val="clear"/>
           <w:vertAlign w:val="baseline"/>
         </w:rPr>
-        <w:t xml:space="preserve">Email: </w:t>
+        <w:t>Email: sales@</w:t>
       </w:r>
       <w:hyperlink r:id="rId4">
         <w:r>
@@ -3246,14 +3084,14 @@
             <w:dstrike w:val="false"/>
             <w:color w:val="000000"/>
             <w:position w:val="0"/>
-            <w:sz w:val="22"/>
-            <w:sz w:val="22"/>
-            <w:szCs w:val="22"/>
+            <w:sz w:val="24"/>
+            <w:sz w:val="24"/>
+            <w:szCs w:val="24"/>
             <w:u w:val="none"/>
             <w:shd w:fill="auto" w:val="clear"/>
             <w:vertAlign w:val="baseline"/>
           </w:rPr>
-          <w:t>sales@horizonenterprise.co.in</w:t>
+          <w:t xml:space="preserve">horizonenterprise.co.in, </w:t>
         </w:r>
       </w:hyperlink>
       <w:r>
@@ -3269,14 +3107,14 @@
           <w:dstrike w:val="false"/>
           <w:color w:val="000000"/>
           <w:position w:val="0"/>
-          <w:sz w:val="22"/>
-          <w:sz w:val="22"/>
-          <w:szCs w:val="22"/>
+          <w:sz w:val="24"/>
+          <w:sz w:val="24"/>
+          <w:szCs w:val="24"/>
           <w:u w:val="none"/>
           <w:shd w:fill="auto" w:val="clear"/>
           <w:vertAlign w:val="baseline"/>
         </w:rPr>
-        <w:t xml:space="preserve">, Website: </w:t>
+        <w:t xml:space="preserve">Website: </w:t>
       </w:r>
       <w:hyperlink r:id="rId5">
         <w:r>
@@ -3293,9 +3131,9 @@
             <w:dstrike w:val="false"/>
             <w:color w:val="000000"/>
             <w:position w:val="0"/>
-            <w:sz w:val="22"/>
-            <w:sz w:val="22"/>
-            <w:szCs w:val="22"/>
+            <w:sz w:val="24"/>
+            <w:sz w:val="24"/>
+            <w:szCs w:val="24"/>
             <w:u w:val="none"/>
             <w:shd w:fill="auto" w:val="clear"/>
             <w:vertAlign w:val="baseline"/>

--- a/templates/Packing_List.docx
+++ b/templates/Packing_List.docx
@@ -2116,7 +2116,6 @@
               </w:rPr>
               <w:t>{% for p in packages %}{{ p.description }}</w:t>
               <w:br/>
-              <w:br/>
               <w:t>{% endfor %}</w:t>
             </w:r>
           </w:p>
@@ -2980,12 +2979,6 @@
         <w:ind w:hanging="0" w:left="234"/>
         <w:rPr/>
       </w:pPr>
-      <w:r>
-        <w:rPr>
-          <w:color w:val="AE1DA3"/>
-        </w:rPr>
-        <w:br/>
-      </w:r>
       <w:r>
         <w:rPr>
           <w:rFonts w:eastAsia="Trebuchet MS" w:cs="Trebuchet MS" w:ascii="Trebuchet MS" w:hAnsi="Trebuchet MS"/>

--- a/templates/Packing_List.docx
+++ b/templates/Packing_List.docx
@@ -566,7 +566,7 @@
               <w:widowControl w:val="false"/>
               <w:shd w:val="clear" w:fill="auto"/>
               <w:spacing w:lineRule="auto" w:line="240" w:before="55" w:after="0"/>
-              <w:ind w:hanging="0" w:left="1053" w:right="0"/>
+              <w:ind w:hanging="0" w:left="0" w:right="0"/>
               <w:jc w:val="center"/>
               <w:rPr/>
             </w:pPr>
@@ -590,24 +590,10 @@
                 <w:vertAlign w:val="baseline"/>
               </w:rPr>
               <w:t>BUYER'S ORDER NO:</w:t>
-            </w:r>
-          </w:p>
-          <w:p>
-            <w:pPr>
-              <w:pStyle w:val="normal11"/>
-              <w:keepNext w:val="false"/>
-              <w:keepLines w:val="false"/>
-              <w:widowControl w:val="false"/>
-              <w:shd w:val="clear" w:fill="auto"/>
-              <w:spacing w:lineRule="auto" w:line="240" w:before="55" w:after="0"/>
-              <w:ind w:hanging="0" w:left="1053" w:right="0"/>
-              <w:jc w:val="center"/>
-              <w:rPr/>
-            </w:pPr>
-            <w:r>
-              <w:rPr>
-                <w:b/>
-                <w:bCs/>
+              <w:br/>
+            </w:r>
+            <w:r>
+              <w:rPr>
                 <w:i w:val="false"/>
                 <w:iCs w:val="false"/>
                 <w:caps w:val="false"/>
@@ -1961,17 +1947,16 @@
                 <w:shd w:fill="auto" w:val="clear"/>
                 <w:vertAlign w:val="baseline"/>
               </w:rPr>
-              <w:t>{% for p in packages %}{{ "%02d" % p.sr_start }} TO {{ "%02d" % p.sr_end }}</w:t>
+              <w:t>{% for p in packages %}{{ "%02d" % p.sr_start }} TO {{ "%02d" % p.sr_end }}{% if not loop.last %}</w:t>
               <w:br/>
+              <w:t>{% endif %}{% endfor %}</w:t>
               <w:br/>
-              <w:t>{% endfor %}</w:t>
-            </w:r>
-          </w:p>
-          <w:p>
-            <w:pPr>
-              <w:pStyle w:val="normal11"/>
-              <w:keepNext w:val="false"/>
-              <w:keepLines w:val="false"/>
+              <w:t>UNITS</w:t>
+            </w:r>
+          </w:p>
+          <w:p>
+            <w:pPr>
+              <w:pStyle w:val="normal11"/>
               <w:widowControl w:val="false"/>
               <w:shd w:val="clear" w:fill="auto"/>
               <w:spacing w:lineRule="auto" w:line="240" w:before="0" w:after="0"/>

--- a/templates/Packing_List.docx
+++ b/templates/Packing_List.docx
@@ -114,12 +114,12 @@
       <w:tblGrid>
         <w:gridCol w:w="1615"/>
         <w:gridCol w:w="1449"/>
-        <w:gridCol w:w="251"/>
-        <w:gridCol w:w="117"/>
+        <w:gridCol w:w="189"/>
+        <w:gridCol w:w="179"/>
         <w:gridCol w:w="1484"/>
         <w:gridCol w:w="1183"/>
-        <w:gridCol w:w="483"/>
-        <w:gridCol w:w="968"/>
+        <w:gridCol w:w="406"/>
+        <w:gridCol w:w="1045"/>
         <w:gridCol w:w="1920"/>
         <w:gridCol w:w="1061"/>
       </w:tblGrid>
@@ -129,7 +129,7 @@
         </w:trPr>
         <w:tc>
           <w:tcPr>
-            <w:tcW w:w="3315" w:type="dxa"/>
+            <w:tcW w:w="3253" w:type="dxa"/>
             <w:gridSpan w:val="3"/>
             <w:vMerge w:val="restart"/>
             <w:tcBorders>
@@ -316,7 +316,7 @@
         </w:tc>
         <w:tc>
           <w:tcPr>
-            <w:tcW w:w="3267" w:type="dxa"/>
+            <w:tcW w:w="3252" w:type="dxa"/>
             <w:gridSpan w:val="4"/>
             <w:tcBorders>
               <w:top w:val="single" w:sz="4" w:space="0" w:color="000000"/>
@@ -415,7 +415,7 @@
         </w:tc>
         <w:tc>
           <w:tcPr>
-            <w:tcW w:w="3949" w:type="dxa"/>
+            <w:tcW w:w="4026" w:type="dxa"/>
             <w:gridSpan w:val="3"/>
             <w:tcBorders>
               <w:top w:val="single" w:sz="4" w:space="0" w:color="000000"/>
@@ -512,7 +512,7 @@
         </w:trPr>
         <w:tc>
           <w:tcPr>
-            <w:tcW w:w="3315" w:type="dxa"/>
+            <w:tcW w:w="3253" w:type="dxa"/>
             <w:gridSpan w:val="3"/>
             <w:vMerge w:val="continue"/>
             <w:tcBorders>
@@ -549,7 +549,7 @@
         </w:tc>
         <w:tc>
           <w:tcPr>
-            <w:tcW w:w="4235" w:type="dxa"/>
+            <w:tcW w:w="4297" w:type="dxa"/>
             <w:gridSpan w:val="5"/>
             <w:tcBorders>
               <w:top w:val="single" w:sz="4" w:space="0" w:color="000000"/>
